--- a/Proyecto_prueba/Proyecto_prueba/Archivos_doc/modificar.docx
+++ b/Proyecto_prueba/Proyecto_prueba/Archivos_doc/modificar.docx
@@ -20,7 +20,7 @@
         <mc:AlternateContent>
           <mc:Choice Requires="wps">
             <w:drawing>
-              <wp:anchor distT="0" distB="0" distL="114300" distR="114300" simplePos="0" relativeHeight="487603712" behindDoc="0" locked="0" layoutInCell="1" allowOverlap="1" wp14:anchorId="7E9D29F6" wp14:editId="514F15F7">
+              <wp:anchor distT="0" distB="0" distL="114300" distR="114300" simplePos="0" relativeHeight="487603712" behindDoc="0" locked="0" layoutInCell="1" allowOverlap="1" wp14:anchorId="6812858E" wp14:editId="299A79FF">
                 <wp:simplePos x="0" y="0"/>
                 <wp:positionH relativeFrom="column">
                   <wp:posOffset>3765826</wp:posOffset>
@@ -92,7 +92,7 @@
           </mc:Choice>
           <mc:Fallback>
             <w:pict>
-              <v:shapetype w14:anchorId="7E9D29F6" id="_x0000_t61" coordsize="21600,21600" o:spt="61" adj="1350,25920" path="m,l0@8@12@24,0@9,,21600@6,21600@15@27@7,21600,21600,21600,21600@9@18@30,21600@8,21600,0@7,0@21@33@6,xe">
+              <v:shapetype w14:anchorId="6812858E" id="_x0000_t61" coordsize="21600,21600" o:spt="61" adj="1350,25920" path="m,l0@8@12@24,0@9,,21600@6,21600@15@27@7,21600,21600,21600,21600@9@18@30,21600@8,21600,0@7,0@21@33@6,xe">
                 <v:stroke joinstyle="miter"/>
                 <v:formulas>
                   <v:f eqn="sum 10800 0 #0"/>
@@ -173,7 +173,7 @@
           <w:lang w:val="es-MX" w:eastAsia="es-MX"/>
         </w:rPr>
         <w:drawing>
-          <wp:inline distT="0" distB="0" distL="0" distR="0" wp14:anchorId="35DC74CC" wp14:editId="65798C33">
+          <wp:inline distT="0" distB="0" distL="0" distR="0" wp14:anchorId="2646E436" wp14:editId="08ADA46B">
             <wp:extent cx="5387038" cy="729043"/>
             <wp:effectExtent l="0" t="0" r="0" b="0"/>
             <wp:docPr id="1" name="image1.jpeg"/>
@@ -399,7 +399,7 @@
         <mc:AlternateContent>
           <mc:Choice Requires="wps">
             <w:drawing>
-              <wp:anchor distT="0" distB="0" distL="0" distR="0" simplePos="0" relativeHeight="487587840" behindDoc="1" locked="0" layoutInCell="1" allowOverlap="1" wp14:anchorId="0304756B" wp14:editId="57FC2724">
+              <wp:anchor distT="0" distB="0" distL="0" distR="0" simplePos="0" relativeHeight="487587840" behindDoc="1" locked="0" layoutInCell="1" allowOverlap="1" wp14:anchorId="08894436" wp14:editId="150A8CF5">
                 <wp:simplePos x="0" y="0"/>
                 <wp:positionH relativeFrom="page">
                   <wp:posOffset>1143000</wp:posOffset>
@@ -538,7 +538,7 @@
           </mc:Choice>
           <mc:Fallback>
             <w:pict>
-              <v:shapetype w14:anchorId="0304756B" id="_x0000_t202" coordsize="21600,21600" o:spt="202" path="m,l,21600r21600,l21600,xe">
+              <v:shapetype w14:anchorId="08894436" id="_x0000_t202" coordsize="21600,21600" o:spt="202" path="m,l,21600r21600,l21600,xe">
                 <v:stroke joinstyle="miter"/>
                 <v:path gradientshapeok="t" o:connecttype="rect"/>
               </v:shapetype>
@@ -833,6 +833,12 @@
           <w:sz w:val="24"/>
         </w:rPr>
         <w:sectPr>
+          <w:headerReference w:type="even" r:id="rId9"/>
+          <w:headerReference w:type="default" r:id="rId10"/>
+          <w:footerReference w:type="even" r:id="rId11"/>
+          <w:footerReference w:type="default" r:id="rId12"/>
+          <w:headerReference w:type="first" r:id="rId13"/>
+          <w:footerReference w:type="first" r:id="rId14"/>
           <w:type w:val="continuous"/>
           <w:pgSz w:w="12240" w:h="15840"/>
           <w:pgMar w:top="1500" w:right="1120" w:bottom="280" w:left="1520" w:header="720" w:footer="720" w:gutter="0"/>
@@ -1158,8 +1164,8 @@
     <w:p>
       <w:pPr>
         <w:sectPr>
-          <w:headerReference w:type="default" r:id="rId9"/>
-          <w:footerReference w:type="default" r:id="rId10"/>
+          <w:headerReference w:type="default" r:id="rId15"/>
+          <w:footerReference w:type="default" r:id="rId16"/>
           <w:pgSz w:w="12240" w:h="15840"/>
           <w:pgMar w:top="1500" w:right="1120" w:bottom="1440" w:left="1520" w:header="720" w:footer="1248" w:gutter="0"/>
           <w:pgNumType w:start="2"/>
@@ -2434,12 +2440,21 @@
         </w:rPr>
         <w:t xml:space="preserve">enlace con la </w:t>
       </w:r>
+      <w:proofErr w:type="gramStart"/>
       <w:r>
         <w:rPr>
           <w:color w:val="2E5395"/>
           <w:sz w:val="24"/>
         </w:rPr>
-        <w:t>Secretaria Administrativa</w:t>
+        <w:t>Secretaria</w:t>
+      </w:r>
+      <w:proofErr w:type="gramEnd"/>
+      <w:r>
+        <w:rPr>
+          <w:color w:val="2E5395"/>
+          <w:sz w:val="24"/>
+        </w:rPr>
+        <w:t xml:space="preserve"> Administrativa</w:t>
       </w:r>
       <w:r>
         <w:rPr>
@@ -2656,6 +2671,7 @@
         </w:rPr>
         <w:t xml:space="preserve"> </w:t>
       </w:r>
+      <w:proofErr w:type="gramStart"/>
       <w:r>
         <w:rPr>
           <w:rFonts w:ascii="Arial" w:hAnsi="Arial"/>
@@ -2671,6 +2687,7 @@
         </w:rPr>
         <w:t>,</w:t>
       </w:r>
+      <w:proofErr w:type="gramEnd"/>
       <w:r>
         <w:rPr>
           <w:color w:val="2E5395"/>
@@ -3483,13 +3500,23 @@
               </w:rPr>
               <w:t xml:space="preserve"> </w:t>
             </w:r>
+            <w:proofErr w:type="gramStart"/>
             <w:r>
               <w:rPr>
                 <w:color w:val="1D487C"/>
                 <w:w w:val="80"/>
                 <w:sz w:val="21"/>
               </w:rPr>
-              <w:t>Secretaria Administrativa</w:t>
+              <w:t>Secretaria</w:t>
+            </w:r>
+            <w:proofErr w:type="gramEnd"/>
+            <w:r>
+              <w:rPr>
+                <w:color w:val="1D487C"/>
+                <w:w w:val="80"/>
+                <w:sz w:val="21"/>
+              </w:rPr>
+              <w:t xml:space="preserve"> Administrativa</w:t>
             </w:r>
             <w:r>
               <w:rPr>
@@ -3775,6 +3802,7 @@
               </w:rPr>
               <w:t xml:space="preserve"> </w:t>
             </w:r>
+            <w:proofErr w:type="gramStart"/>
             <w:r>
               <w:rPr>
                 <w:color w:val="1D487C"/>
@@ -3782,7 +3810,17 @@
                 <w:w w:val="80"/>
                 <w:sz w:val="21"/>
               </w:rPr>
-              <w:t>Secretaria Administrativa</w:t>
+              <w:t>Secretaria</w:t>
+            </w:r>
+            <w:proofErr w:type="gramEnd"/>
+            <w:r>
+              <w:rPr>
+                <w:color w:val="1D487C"/>
+                <w:spacing w:val="7"/>
+                <w:w w:val="80"/>
+                <w:sz w:val="21"/>
+              </w:rPr>
+              <w:t xml:space="preserve"> Administrativa</w:t>
             </w:r>
             <w:r>
               <w:rPr>
@@ -4030,7 +4068,27 @@
                 <w:w w:val="80"/>
                 <w:sz w:val="21"/>
               </w:rPr>
-              <w:t xml:space="preserve"> Secretaria Administrativa</w:t>
+              <w:t xml:space="preserve"> </w:t>
+            </w:r>
+            <w:proofErr w:type="gramStart"/>
+            <w:r>
+              <w:rPr>
+                <w:color w:val="1D487C"/>
+                <w:spacing w:val="8"/>
+                <w:w w:val="80"/>
+                <w:sz w:val="21"/>
+              </w:rPr>
+              <w:t>Secretaria</w:t>
+            </w:r>
+            <w:proofErr w:type="gramEnd"/>
+            <w:r>
+              <w:rPr>
+                <w:color w:val="1D487C"/>
+                <w:spacing w:val="8"/>
+                <w:w w:val="80"/>
+                <w:sz w:val="21"/>
+              </w:rPr>
+              <w:t xml:space="preserve"> Administrativa</w:t>
             </w:r>
             <w:r>
               <w:rPr>
@@ -4290,13 +4348,23 @@
               </w:rPr>
               <w:t xml:space="preserve"> </w:t>
             </w:r>
+            <w:proofErr w:type="gramStart"/>
             <w:r>
               <w:rPr>
                 <w:color w:val="1D487C"/>
                 <w:w w:val="80"/>
                 <w:sz w:val="21"/>
               </w:rPr>
-              <w:t>Secretaria Administrativa</w:t>
+              <w:t>Secretaria</w:t>
+            </w:r>
+            <w:proofErr w:type="gramEnd"/>
+            <w:r>
+              <w:rPr>
+                <w:color w:val="1D487C"/>
+                <w:w w:val="80"/>
+                <w:sz w:val="21"/>
+              </w:rPr>
+              <w:t xml:space="preserve"> Administrativa</w:t>
             </w:r>
             <w:r>
               <w:rPr>
@@ -4643,6 +4711,7 @@
         </w:rPr>
         <w:t xml:space="preserve"> </w:t>
       </w:r>
+      <w:proofErr w:type="gramStart"/>
       <w:r>
         <w:rPr>
           <w:rFonts w:ascii="Arial" w:hAnsi="Arial" w:cs="Arial"/>
@@ -4666,7 +4735,14 @@
         <w:rPr>
           <w:rFonts w:ascii="Arial" w:hAnsi="Arial" w:cs="Arial"/>
         </w:rPr>
-        <w:t>instancia universitaria.</w:t>
+        <w:t>instancia</w:t>
+      </w:r>
+      <w:proofErr w:type="gramEnd"/>
+      <w:r>
+        <w:rPr>
+          <w:rFonts w:ascii="Arial" w:hAnsi="Arial" w:cs="Arial"/>
+        </w:rPr>
+        <w:t xml:space="preserve"> universitaria.</w:t>
       </w:r>
     </w:p>
     <w:p>
@@ -6082,7 +6158,7 @@
         <mc:AlternateContent>
           <mc:Choice Requires="wps">
             <w:drawing>
-              <wp:anchor distT="0" distB="0" distL="114300" distR="114300" simplePos="0" relativeHeight="487648768" behindDoc="0" locked="0" layoutInCell="1" allowOverlap="1" wp14:anchorId="24ECC6A9" wp14:editId="4A630404">
+              <wp:anchor distT="0" distB="0" distL="114300" distR="114300" simplePos="0" relativeHeight="487648768" behindDoc="0" locked="0" layoutInCell="1" allowOverlap="1" wp14:anchorId="50CE5577" wp14:editId="16B1947E">
                 <wp:simplePos x="0" y="0"/>
                 <wp:positionH relativeFrom="column">
                   <wp:posOffset>3506525</wp:posOffset>
@@ -6154,7 +6230,7 @@
           </mc:Choice>
           <mc:Fallback>
             <w:pict>
-              <v:shape w14:anchorId="24ECC6A9" id="_x0000_s1028" type="#_x0000_t61" style="position:absolute;margin-left:276.1pt;margin-top:-62.4pt;width:211pt;height:49.45pt;z-index:487648768;visibility:visible;mso-wrap-style:square;mso-wrap-distance-left:9pt;mso-wrap-distance-top:0;mso-wrap-distance-right:9pt;mso-wrap-distance-bottom:0;mso-position-horizontal:absolute;mso-position-horizontal-relative:text;mso-position-vertical:absolute;mso-position-vertical-relative:text;v-text-anchor:middle" o:gfxdata="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" adj="6300,24300" fillcolor="#ffc000" strokecolor="#0a121c [484]" strokeweight=".25pt">
+              <v:shape w14:anchorId="50CE5577" id="_x0000_s1028" type="#_x0000_t61" style="position:absolute;margin-left:276.1pt;margin-top:-62.4pt;width:211pt;height:49.45pt;z-index:487648768;visibility:visible;mso-wrap-style:square;mso-wrap-distance-left:9pt;mso-wrap-distance-top:0;mso-wrap-distance-right:9pt;mso-wrap-distance-bottom:0;mso-position-horizontal:absolute;mso-position-horizontal-relative:text;mso-position-vertical:absolute;mso-position-vertical-relative:text;v-text-anchor:middle" o:gfxdata="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" adj="6300,24300" fillcolor="#ffc000" strokecolor="#0a121c [484]" strokeweight=".25pt">
                 <v:textbox>
                   <w:txbxContent>
                     <w:p>
@@ -6189,7 +6265,7 @@
         <mc:AlternateContent>
           <mc:Choice Requires="wps">
             <w:drawing>
-              <wp:inline distT="0" distB="0" distL="0" distR="0" wp14:anchorId="7E4013F1" wp14:editId="5A3494C4">
+              <wp:inline distT="0" distB="0" distL="0" distR="0" wp14:anchorId="359A6C95" wp14:editId="00445C8F">
                 <wp:extent cx="5504180" cy="622935"/>
                 <wp:effectExtent l="3810" t="0" r="0" b="635"/>
                 <wp:docPr id="62" name="Text Box 54"/>
@@ -6283,7 +6359,7 @@
           </mc:Choice>
           <mc:Fallback>
             <w:pict>
-              <v:shape w14:anchorId="7E4013F1" id="Text Box 54" o:spid="_x0000_s1029" type="#_x0000_t202" style="width:433.4pt;height:49.05pt;visibility:visible;mso-wrap-style:square;mso-left-percent:-10001;mso-top-percent:-10001;mso-position-horizontal:absolute;mso-position-horizontal-relative:char;mso-position-vertical:absolute;mso-position-vertical-relative:line;mso-left-percent:-10001;mso-top-percent:-10001;v-text-anchor:top" o:gfxdata="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" fillcolor="#b80046" stroked="f">
+              <v:shape w14:anchorId="359A6C95" id="Text Box 54" o:spid="_x0000_s1029" type="#_x0000_t202" style="width:433.4pt;height:49.05pt;visibility:visible;mso-wrap-style:square;mso-left-percent:-10001;mso-top-percent:-10001;mso-position-horizontal:absolute;mso-position-horizontal-relative:char;mso-position-vertical:absolute;mso-position-vertical-relative:line;mso-left-percent:-10001;mso-top-percent:-10001;v-text-anchor:top" o:gfxdata="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" fillcolor="#b80046" stroked="f">
                 <v:textbox inset="0,0,0,0">
                   <w:txbxContent>
                     <w:p>
@@ -6351,7 +6427,7 @@
         <mc:AlternateContent>
           <mc:Choice Requires="wpg">
             <w:drawing>
-              <wp:inline distT="0" distB="0" distL="0" distR="0" wp14:anchorId="60496195" wp14:editId="2447E785">
+              <wp:inline distT="0" distB="0" distL="0" distR="0" wp14:anchorId="599F97EA" wp14:editId="5A93CE2A">
                 <wp:extent cx="252095" cy="622935"/>
                 <wp:effectExtent l="0" t="0" r="0" b="635"/>
                 <wp:docPr id="57" name="Group 49"/>
@@ -6565,141 +6641,3647 @@
       </w:r>
       <w:r>
         <w:rPr>
-          <w:rFonts w:ascii="Arial" w:hAnsi="Arial" w:cs="Arial" w:eastAsia="Arial"/>
-          <w:sz w:val="24"/>
-          <w:szCs w:val="24"/>
-        </w:rPr>
-        <w:t xml:space="preserve"> Litora himenaeos dui est et porttitor volutpat nulla neque cum elementum nascetur, consequat luctus sem lacus congue cubilia pellentesque vehicula quis. Sociosqu lacus primis dictumst iaculis faucibus in, duis gravida quisque porta cubilia enim accumsan, erat tempor ligula urna nulla. Platea cursus ligula nulla class nec sed purus erat, turpis sem dictumst litora inceptos diam felis nostra viverra, sagittis neque et senectus lacinia nibh ullamcorper.</w:t>
-      </w:r>
-      <w:r>
-        <w:rPr>
-          <w:rFonts w:ascii="Arial" w:hAnsi="Arial" w:cs="Arial" w:eastAsia="Arial"/>
-          <w:sz w:val="24"/>
-          <w:szCs w:val="24"/>
-          <w:b/>
-        </w:rPr>
-        <w:t xml:space="preserve"> </w:t>
-      </w:r>
-      <w:r>
-        <w:rPr>
-          <w:rFonts w:ascii="Arial" w:hAnsi="Arial" w:cs="Arial" w:eastAsia="Arial"/>
+          <w:rFonts w:ascii="Arial" w:eastAsia="Arial" w:hAnsi="Arial" w:cs="Arial"/>
+        </w:rPr>
+        <w:t xml:space="preserve"> </w:t>
+      </w:r>
+      <w:proofErr w:type="spellStart"/>
+      <w:r>
+        <w:rPr>
+          <w:rFonts w:ascii="Arial" w:eastAsia="Arial" w:hAnsi="Arial" w:cs="Arial"/>
+        </w:rPr>
+        <w:t>Litora</w:t>
+      </w:r>
+      <w:proofErr w:type="spellEnd"/>
+      <w:r>
+        <w:rPr>
+          <w:rFonts w:ascii="Arial" w:eastAsia="Arial" w:hAnsi="Arial" w:cs="Arial"/>
+        </w:rPr>
+        <w:t xml:space="preserve"> </w:t>
+      </w:r>
+      <w:proofErr w:type="spellStart"/>
+      <w:r>
+        <w:rPr>
+          <w:rFonts w:ascii="Arial" w:eastAsia="Arial" w:hAnsi="Arial" w:cs="Arial"/>
+        </w:rPr>
+        <w:t>himenaeos</w:t>
+      </w:r>
+      <w:proofErr w:type="spellEnd"/>
+      <w:r>
+        <w:rPr>
+          <w:rFonts w:ascii="Arial" w:eastAsia="Arial" w:hAnsi="Arial" w:cs="Arial"/>
+        </w:rPr>
+        <w:t xml:space="preserve"> </w:t>
+      </w:r>
+      <w:proofErr w:type="spellStart"/>
+      <w:r>
+        <w:rPr>
+          <w:rFonts w:ascii="Arial" w:eastAsia="Arial" w:hAnsi="Arial" w:cs="Arial"/>
+        </w:rPr>
+        <w:t>dui</w:t>
+      </w:r>
+      <w:proofErr w:type="spellEnd"/>
+      <w:r>
+        <w:rPr>
+          <w:rFonts w:ascii="Arial" w:eastAsia="Arial" w:hAnsi="Arial" w:cs="Arial"/>
+        </w:rPr>
+        <w:t xml:space="preserve"> </w:t>
+      </w:r>
+      <w:proofErr w:type="spellStart"/>
+      <w:r>
+        <w:rPr>
+          <w:rFonts w:ascii="Arial" w:eastAsia="Arial" w:hAnsi="Arial" w:cs="Arial"/>
+        </w:rPr>
+        <w:t>est</w:t>
+      </w:r>
+      <w:proofErr w:type="spellEnd"/>
+      <w:r>
+        <w:rPr>
+          <w:rFonts w:ascii="Arial" w:eastAsia="Arial" w:hAnsi="Arial" w:cs="Arial"/>
+        </w:rPr>
+        <w:t xml:space="preserve"> et </w:t>
+      </w:r>
+      <w:proofErr w:type="spellStart"/>
+      <w:r>
+        <w:rPr>
+          <w:rFonts w:ascii="Arial" w:eastAsia="Arial" w:hAnsi="Arial" w:cs="Arial"/>
+        </w:rPr>
+        <w:t>porttitor</w:t>
+      </w:r>
+      <w:proofErr w:type="spellEnd"/>
+      <w:r>
+        <w:rPr>
+          <w:rFonts w:ascii="Arial" w:eastAsia="Arial" w:hAnsi="Arial" w:cs="Arial"/>
+        </w:rPr>
+        <w:t xml:space="preserve"> </w:t>
+      </w:r>
+      <w:proofErr w:type="spellStart"/>
+      <w:r>
+        <w:rPr>
+          <w:rFonts w:ascii="Arial" w:eastAsia="Arial" w:hAnsi="Arial" w:cs="Arial"/>
+        </w:rPr>
+        <w:t>volutpat</w:t>
+      </w:r>
+      <w:proofErr w:type="spellEnd"/>
+      <w:r>
+        <w:rPr>
+          <w:rFonts w:ascii="Arial" w:eastAsia="Arial" w:hAnsi="Arial" w:cs="Arial"/>
+        </w:rPr>
+        <w:t xml:space="preserve"> </w:t>
+      </w:r>
+      <w:proofErr w:type="spellStart"/>
+      <w:r>
+        <w:rPr>
+          <w:rFonts w:ascii="Arial" w:eastAsia="Arial" w:hAnsi="Arial" w:cs="Arial"/>
+        </w:rPr>
+        <w:t>nulla</w:t>
+      </w:r>
+      <w:proofErr w:type="spellEnd"/>
+      <w:r>
+        <w:rPr>
+          <w:rFonts w:ascii="Arial" w:eastAsia="Arial" w:hAnsi="Arial" w:cs="Arial"/>
+        </w:rPr>
+        <w:t xml:space="preserve"> neque cum </w:t>
+      </w:r>
+      <w:proofErr w:type="spellStart"/>
+      <w:r>
+        <w:rPr>
+          <w:rFonts w:ascii="Arial" w:eastAsia="Arial" w:hAnsi="Arial" w:cs="Arial"/>
+        </w:rPr>
+        <w:t>elementum</w:t>
+      </w:r>
+      <w:proofErr w:type="spellEnd"/>
+      <w:r>
+        <w:rPr>
+          <w:rFonts w:ascii="Arial" w:eastAsia="Arial" w:hAnsi="Arial" w:cs="Arial"/>
+        </w:rPr>
+        <w:t xml:space="preserve"> </w:t>
+      </w:r>
+      <w:proofErr w:type="spellStart"/>
+      <w:r>
+        <w:rPr>
+          <w:rFonts w:ascii="Arial" w:eastAsia="Arial" w:hAnsi="Arial" w:cs="Arial"/>
+        </w:rPr>
+        <w:t>nascetur</w:t>
+      </w:r>
+      <w:proofErr w:type="spellEnd"/>
+      <w:r>
+        <w:rPr>
+          <w:rFonts w:ascii="Arial" w:eastAsia="Arial" w:hAnsi="Arial" w:cs="Arial"/>
+        </w:rPr>
+        <w:t xml:space="preserve">, </w:t>
+      </w:r>
+      <w:proofErr w:type="spellStart"/>
+      <w:r>
+        <w:rPr>
+          <w:rFonts w:ascii="Arial" w:eastAsia="Arial" w:hAnsi="Arial" w:cs="Arial"/>
+        </w:rPr>
+        <w:t>consequat</w:t>
+      </w:r>
+      <w:proofErr w:type="spellEnd"/>
+      <w:r>
+        <w:rPr>
+          <w:rFonts w:ascii="Arial" w:eastAsia="Arial" w:hAnsi="Arial" w:cs="Arial"/>
+        </w:rPr>
+        <w:t xml:space="preserve"> </w:t>
+      </w:r>
+      <w:proofErr w:type="spellStart"/>
+      <w:r>
+        <w:rPr>
+          <w:rFonts w:ascii="Arial" w:eastAsia="Arial" w:hAnsi="Arial" w:cs="Arial"/>
+        </w:rPr>
+        <w:t>luctus</w:t>
+      </w:r>
+      <w:proofErr w:type="spellEnd"/>
+      <w:r>
+        <w:rPr>
+          <w:rFonts w:ascii="Arial" w:eastAsia="Arial" w:hAnsi="Arial" w:cs="Arial"/>
+        </w:rPr>
+        <w:t xml:space="preserve"> </w:t>
+      </w:r>
+      <w:proofErr w:type="spellStart"/>
+      <w:r>
+        <w:rPr>
+          <w:rFonts w:ascii="Arial" w:eastAsia="Arial" w:hAnsi="Arial" w:cs="Arial"/>
+        </w:rPr>
+        <w:t>sem</w:t>
+      </w:r>
+      <w:proofErr w:type="spellEnd"/>
+      <w:r>
+        <w:rPr>
+          <w:rFonts w:ascii="Arial" w:eastAsia="Arial" w:hAnsi="Arial" w:cs="Arial"/>
+        </w:rPr>
+        <w:t xml:space="preserve"> </w:t>
+      </w:r>
+      <w:proofErr w:type="spellStart"/>
+      <w:r>
+        <w:rPr>
+          <w:rFonts w:ascii="Arial" w:eastAsia="Arial" w:hAnsi="Arial" w:cs="Arial"/>
+        </w:rPr>
+        <w:t>lacus</w:t>
+      </w:r>
+      <w:proofErr w:type="spellEnd"/>
+      <w:r>
+        <w:rPr>
+          <w:rFonts w:ascii="Arial" w:eastAsia="Arial" w:hAnsi="Arial" w:cs="Arial"/>
+        </w:rPr>
+        <w:t xml:space="preserve"> </w:t>
+      </w:r>
+      <w:proofErr w:type="spellStart"/>
+      <w:r>
+        <w:rPr>
+          <w:rFonts w:ascii="Arial" w:eastAsia="Arial" w:hAnsi="Arial" w:cs="Arial"/>
+        </w:rPr>
+        <w:t>congue</w:t>
+      </w:r>
+      <w:proofErr w:type="spellEnd"/>
+      <w:r>
+        <w:rPr>
+          <w:rFonts w:ascii="Arial" w:eastAsia="Arial" w:hAnsi="Arial" w:cs="Arial"/>
+        </w:rPr>
+        <w:t xml:space="preserve"> </w:t>
+      </w:r>
+      <w:proofErr w:type="spellStart"/>
+      <w:r>
+        <w:rPr>
+          <w:rFonts w:ascii="Arial" w:eastAsia="Arial" w:hAnsi="Arial" w:cs="Arial"/>
+        </w:rPr>
+        <w:t>cubilia</w:t>
+      </w:r>
+      <w:proofErr w:type="spellEnd"/>
+      <w:r>
+        <w:rPr>
+          <w:rFonts w:ascii="Arial" w:eastAsia="Arial" w:hAnsi="Arial" w:cs="Arial"/>
+        </w:rPr>
+        <w:t xml:space="preserve"> </w:t>
+      </w:r>
+      <w:proofErr w:type="spellStart"/>
+      <w:r>
+        <w:rPr>
+          <w:rFonts w:ascii="Arial" w:eastAsia="Arial" w:hAnsi="Arial" w:cs="Arial"/>
+        </w:rPr>
+        <w:t>pellentesque</w:t>
+      </w:r>
+      <w:proofErr w:type="spellEnd"/>
+      <w:r>
+        <w:rPr>
+          <w:rFonts w:ascii="Arial" w:eastAsia="Arial" w:hAnsi="Arial" w:cs="Arial"/>
+        </w:rPr>
+        <w:t xml:space="preserve"> vehicula quis. </w:t>
+      </w:r>
+      <w:proofErr w:type="spellStart"/>
+      <w:r>
+        <w:rPr>
+          <w:rFonts w:ascii="Arial" w:eastAsia="Arial" w:hAnsi="Arial" w:cs="Arial"/>
+        </w:rPr>
+        <w:t>Sociosqu</w:t>
+      </w:r>
+      <w:proofErr w:type="spellEnd"/>
+      <w:r>
+        <w:rPr>
+          <w:rFonts w:ascii="Arial" w:eastAsia="Arial" w:hAnsi="Arial" w:cs="Arial"/>
+        </w:rPr>
+        <w:t xml:space="preserve"> </w:t>
+      </w:r>
+      <w:proofErr w:type="spellStart"/>
+      <w:r>
+        <w:rPr>
+          <w:rFonts w:ascii="Arial" w:eastAsia="Arial" w:hAnsi="Arial" w:cs="Arial"/>
+        </w:rPr>
+        <w:t>lacus</w:t>
+      </w:r>
+      <w:proofErr w:type="spellEnd"/>
+      <w:r>
+        <w:rPr>
+          <w:rFonts w:ascii="Arial" w:eastAsia="Arial" w:hAnsi="Arial" w:cs="Arial"/>
+        </w:rPr>
+        <w:t xml:space="preserve"> </w:t>
+      </w:r>
+      <w:proofErr w:type="spellStart"/>
+      <w:r>
+        <w:rPr>
+          <w:rFonts w:ascii="Arial" w:eastAsia="Arial" w:hAnsi="Arial" w:cs="Arial"/>
+        </w:rPr>
+        <w:t>primis</w:t>
+      </w:r>
+      <w:proofErr w:type="spellEnd"/>
+      <w:r>
+        <w:rPr>
+          <w:rFonts w:ascii="Arial" w:eastAsia="Arial" w:hAnsi="Arial" w:cs="Arial"/>
+        </w:rPr>
+        <w:t xml:space="preserve"> </w:t>
+      </w:r>
+      <w:proofErr w:type="spellStart"/>
+      <w:r>
+        <w:rPr>
+          <w:rFonts w:ascii="Arial" w:eastAsia="Arial" w:hAnsi="Arial" w:cs="Arial"/>
+        </w:rPr>
+        <w:t>dictumst</w:t>
+      </w:r>
+      <w:proofErr w:type="spellEnd"/>
+      <w:r>
+        <w:rPr>
+          <w:rFonts w:ascii="Arial" w:eastAsia="Arial" w:hAnsi="Arial" w:cs="Arial"/>
+        </w:rPr>
+        <w:t xml:space="preserve"> </w:t>
+      </w:r>
+      <w:proofErr w:type="spellStart"/>
+      <w:r>
+        <w:rPr>
+          <w:rFonts w:ascii="Arial" w:eastAsia="Arial" w:hAnsi="Arial" w:cs="Arial"/>
+        </w:rPr>
+        <w:t>iaculis</w:t>
+      </w:r>
+      <w:proofErr w:type="spellEnd"/>
+      <w:r>
+        <w:rPr>
+          <w:rFonts w:ascii="Arial" w:eastAsia="Arial" w:hAnsi="Arial" w:cs="Arial"/>
+        </w:rPr>
+        <w:t xml:space="preserve"> </w:t>
+      </w:r>
+      <w:proofErr w:type="spellStart"/>
+      <w:r>
+        <w:rPr>
+          <w:rFonts w:ascii="Arial" w:eastAsia="Arial" w:hAnsi="Arial" w:cs="Arial"/>
+        </w:rPr>
+        <w:t>faucibus</w:t>
+      </w:r>
+      <w:proofErr w:type="spellEnd"/>
+      <w:r>
+        <w:rPr>
+          <w:rFonts w:ascii="Arial" w:eastAsia="Arial" w:hAnsi="Arial" w:cs="Arial"/>
+        </w:rPr>
+        <w:t xml:space="preserve"> in, </w:t>
+      </w:r>
+      <w:proofErr w:type="spellStart"/>
+      <w:r>
+        <w:rPr>
+          <w:rFonts w:ascii="Arial" w:eastAsia="Arial" w:hAnsi="Arial" w:cs="Arial"/>
+        </w:rPr>
+        <w:t>duis</w:t>
+      </w:r>
+      <w:proofErr w:type="spellEnd"/>
+      <w:r>
+        <w:rPr>
+          <w:rFonts w:ascii="Arial" w:eastAsia="Arial" w:hAnsi="Arial" w:cs="Arial"/>
+        </w:rPr>
+        <w:t xml:space="preserve"> </w:t>
+      </w:r>
+      <w:proofErr w:type="spellStart"/>
+      <w:r>
+        <w:rPr>
+          <w:rFonts w:ascii="Arial" w:eastAsia="Arial" w:hAnsi="Arial" w:cs="Arial"/>
+        </w:rPr>
+        <w:t>gravida</w:t>
+      </w:r>
+      <w:proofErr w:type="spellEnd"/>
+      <w:r>
+        <w:rPr>
+          <w:rFonts w:ascii="Arial" w:eastAsia="Arial" w:hAnsi="Arial" w:cs="Arial"/>
+        </w:rPr>
+        <w:t xml:space="preserve"> quisque porta </w:t>
+      </w:r>
+      <w:proofErr w:type="spellStart"/>
+      <w:r>
+        <w:rPr>
+          <w:rFonts w:ascii="Arial" w:eastAsia="Arial" w:hAnsi="Arial" w:cs="Arial"/>
+        </w:rPr>
+        <w:t>cubilia</w:t>
+      </w:r>
+      <w:proofErr w:type="spellEnd"/>
+      <w:r>
+        <w:rPr>
+          <w:rFonts w:ascii="Arial" w:eastAsia="Arial" w:hAnsi="Arial" w:cs="Arial"/>
+        </w:rPr>
+        <w:t xml:space="preserve"> </w:t>
+      </w:r>
+      <w:proofErr w:type="spellStart"/>
+      <w:r>
+        <w:rPr>
+          <w:rFonts w:ascii="Arial" w:eastAsia="Arial" w:hAnsi="Arial" w:cs="Arial"/>
+        </w:rPr>
+        <w:t>enim</w:t>
+      </w:r>
+      <w:proofErr w:type="spellEnd"/>
+      <w:r>
+        <w:rPr>
+          <w:rFonts w:ascii="Arial" w:eastAsia="Arial" w:hAnsi="Arial" w:cs="Arial"/>
+        </w:rPr>
+        <w:t xml:space="preserve"> </w:t>
+      </w:r>
+      <w:proofErr w:type="spellStart"/>
+      <w:r>
+        <w:rPr>
+          <w:rFonts w:ascii="Arial" w:eastAsia="Arial" w:hAnsi="Arial" w:cs="Arial"/>
+        </w:rPr>
+        <w:t>accumsan</w:t>
+      </w:r>
+      <w:proofErr w:type="spellEnd"/>
+      <w:r>
+        <w:rPr>
+          <w:rFonts w:ascii="Arial" w:eastAsia="Arial" w:hAnsi="Arial" w:cs="Arial"/>
+        </w:rPr>
+        <w:t xml:space="preserve">, </w:t>
+      </w:r>
+      <w:proofErr w:type="spellStart"/>
+      <w:r>
+        <w:rPr>
+          <w:rFonts w:ascii="Arial" w:eastAsia="Arial" w:hAnsi="Arial" w:cs="Arial"/>
+        </w:rPr>
+        <w:t>erat</w:t>
+      </w:r>
+      <w:proofErr w:type="spellEnd"/>
+      <w:r>
+        <w:rPr>
+          <w:rFonts w:ascii="Arial" w:eastAsia="Arial" w:hAnsi="Arial" w:cs="Arial"/>
+        </w:rPr>
+        <w:t xml:space="preserve"> </w:t>
+      </w:r>
+      <w:proofErr w:type="spellStart"/>
+      <w:r>
+        <w:rPr>
+          <w:rFonts w:ascii="Arial" w:eastAsia="Arial" w:hAnsi="Arial" w:cs="Arial"/>
+        </w:rPr>
+        <w:t>tempor</w:t>
+      </w:r>
+      <w:proofErr w:type="spellEnd"/>
+      <w:r>
+        <w:rPr>
+          <w:rFonts w:ascii="Arial" w:eastAsia="Arial" w:hAnsi="Arial" w:cs="Arial"/>
+        </w:rPr>
+        <w:t xml:space="preserve"> </w:t>
+      </w:r>
+      <w:proofErr w:type="spellStart"/>
+      <w:r>
+        <w:rPr>
+          <w:rFonts w:ascii="Arial" w:eastAsia="Arial" w:hAnsi="Arial" w:cs="Arial"/>
+        </w:rPr>
+        <w:t>ligula</w:t>
+      </w:r>
+      <w:proofErr w:type="spellEnd"/>
+      <w:r>
+        <w:rPr>
+          <w:rFonts w:ascii="Arial" w:eastAsia="Arial" w:hAnsi="Arial" w:cs="Arial"/>
+        </w:rPr>
+        <w:t xml:space="preserve"> urna </w:t>
+      </w:r>
+      <w:proofErr w:type="spellStart"/>
+      <w:r>
+        <w:rPr>
+          <w:rFonts w:ascii="Arial" w:eastAsia="Arial" w:hAnsi="Arial" w:cs="Arial"/>
+        </w:rPr>
+        <w:t>nulla</w:t>
+      </w:r>
+      <w:proofErr w:type="spellEnd"/>
+      <w:r>
+        <w:rPr>
+          <w:rFonts w:ascii="Arial" w:eastAsia="Arial" w:hAnsi="Arial" w:cs="Arial"/>
+        </w:rPr>
+        <w:t xml:space="preserve">. Platea </w:t>
+      </w:r>
+      <w:proofErr w:type="spellStart"/>
+      <w:r>
+        <w:rPr>
+          <w:rFonts w:ascii="Arial" w:eastAsia="Arial" w:hAnsi="Arial" w:cs="Arial"/>
+        </w:rPr>
+        <w:t>cursus</w:t>
+      </w:r>
+      <w:proofErr w:type="spellEnd"/>
+      <w:r>
+        <w:rPr>
+          <w:rFonts w:ascii="Arial" w:eastAsia="Arial" w:hAnsi="Arial" w:cs="Arial"/>
+        </w:rPr>
+        <w:t xml:space="preserve"> </w:t>
+      </w:r>
+      <w:proofErr w:type="spellStart"/>
+      <w:r>
+        <w:rPr>
+          <w:rFonts w:ascii="Arial" w:eastAsia="Arial" w:hAnsi="Arial" w:cs="Arial"/>
+        </w:rPr>
+        <w:t>ligula</w:t>
+      </w:r>
+      <w:proofErr w:type="spellEnd"/>
+      <w:r>
+        <w:rPr>
+          <w:rFonts w:ascii="Arial" w:eastAsia="Arial" w:hAnsi="Arial" w:cs="Arial"/>
+        </w:rPr>
+        <w:t xml:space="preserve"> </w:t>
+      </w:r>
+      <w:proofErr w:type="spellStart"/>
+      <w:r>
+        <w:rPr>
+          <w:rFonts w:ascii="Arial" w:eastAsia="Arial" w:hAnsi="Arial" w:cs="Arial"/>
+        </w:rPr>
+        <w:t>nulla</w:t>
+      </w:r>
+      <w:proofErr w:type="spellEnd"/>
+      <w:r>
+        <w:rPr>
+          <w:rFonts w:ascii="Arial" w:eastAsia="Arial" w:hAnsi="Arial" w:cs="Arial"/>
+        </w:rPr>
+        <w:t xml:space="preserve"> </w:t>
+      </w:r>
+      <w:proofErr w:type="spellStart"/>
+      <w:r>
+        <w:rPr>
+          <w:rFonts w:ascii="Arial" w:eastAsia="Arial" w:hAnsi="Arial" w:cs="Arial"/>
+        </w:rPr>
+        <w:t>class</w:t>
+      </w:r>
+      <w:proofErr w:type="spellEnd"/>
+      <w:r>
+        <w:rPr>
+          <w:rFonts w:ascii="Arial" w:eastAsia="Arial" w:hAnsi="Arial" w:cs="Arial"/>
+        </w:rPr>
+        <w:t xml:space="preserve"> </w:t>
+      </w:r>
+      <w:proofErr w:type="spellStart"/>
+      <w:r>
+        <w:rPr>
+          <w:rFonts w:ascii="Arial" w:eastAsia="Arial" w:hAnsi="Arial" w:cs="Arial"/>
+        </w:rPr>
+        <w:t>nec</w:t>
+      </w:r>
+      <w:proofErr w:type="spellEnd"/>
+      <w:r>
+        <w:rPr>
+          <w:rFonts w:ascii="Arial" w:eastAsia="Arial" w:hAnsi="Arial" w:cs="Arial"/>
+        </w:rPr>
+        <w:t xml:space="preserve"> sed </w:t>
+      </w:r>
+      <w:proofErr w:type="spellStart"/>
+      <w:r>
+        <w:rPr>
+          <w:rFonts w:ascii="Arial" w:eastAsia="Arial" w:hAnsi="Arial" w:cs="Arial"/>
+        </w:rPr>
+        <w:t>purus</w:t>
+      </w:r>
+      <w:proofErr w:type="spellEnd"/>
+      <w:r>
+        <w:rPr>
+          <w:rFonts w:ascii="Arial" w:eastAsia="Arial" w:hAnsi="Arial" w:cs="Arial"/>
+        </w:rPr>
+        <w:t xml:space="preserve"> </w:t>
+      </w:r>
+      <w:proofErr w:type="spellStart"/>
+      <w:r>
+        <w:rPr>
+          <w:rFonts w:ascii="Arial" w:eastAsia="Arial" w:hAnsi="Arial" w:cs="Arial"/>
+        </w:rPr>
+        <w:t>erat</w:t>
+      </w:r>
+      <w:proofErr w:type="spellEnd"/>
+      <w:r>
+        <w:rPr>
+          <w:rFonts w:ascii="Arial" w:eastAsia="Arial" w:hAnsi="Arial" w:cs="Arial"/>
+        </w:rPr>
+        <w:t xml:space="preserve">, </w:t>
+      </w:r>
+      <w:proofErr w:type="spellStart"/>
+      <w:r>
+        <w:rPr>
+          <w:rFonts w:ascii="Arial" w:eastAsia="Arial" w:hAnsi="Arial" w:cs="Arial"/>
+        </w:rPr>
+        <w:t>turpis</w:t>
+      </w:r>
+      <w:proofErr w:type="spellEnd"/>
+      <w:r>
+        <w:rPr>
+          <w:rFonts w:ascii="Arial" w:eastAsia="Arial" w:hAnsi="Arial" w:cs="Arial"/>
+        </w:rPr>
+        <w:t xml:space="preserve"> </w:t>
+      </w:r>
+      <w:proofErr w:type="spellStart"/>
+      <w:r>
+        <w:rPr>
+          <w:rFonts w:ascii="Arial" w:eastAsia="Arial" w:hAnsi="Arial" w:cs="Arial"/>
+        </w:rPr>
+        <w:t>sem</w:t>
+      </w:r>
+      <w:proofErr w:type="spellEnd"/>
+      <w:r>
+        <w:rPr>
+          <w:rFonts w:ascii="Arial" w:eastAsia="Arial" w:hAnsi="Arial" w:cs="Arial"/>
+        </w:rPr>
+        <w:t xml:space="preserve"> </w:t>
+      </w:r>
+      <w:proofErr w:type="spellStart"/>
+      <w:r>
+        <w:rPr>
+          <w:rFonts w:ascii="Arial" w:eastAsia="Arial" w:hAnsi="Arial" w:cs="Arial"/>
+        </w:rPr>
+        <w:t>dictumst</w:t>
+      </w:r>
+      <w:proofErr w:type="spellEnd"/>
+      <w:r>
+        <w:rPr>
+          <w:rFonts w:ascii="Arial" w:eastAsia="Arial" w:hAnsi="Arial" w:cs="Arial"/>
+        </w:rPr>
+        <w:t xml:space="preserve"> </w:t>
+      </w:r>
+      <w:proofErr w:type="spellStart"/>
+      <w:r>
+        <w:rPr>
+          <w:rFonts w:ascii="Arial" w:eastAsia="Arial" w:hAnsi="Arial" w:cs="Arial"/>
+        </w:rPr>
+        <w:t>litora</w:t>
+      </w:r>
+      <w:proofErr w:type="spellEnd"/>
+      <w:r>
+        <w:rPr>
+          <w:rFonts w:ascii="Arial" w:eastAsia="Arial" w:hAnsi="Arial" w:cs="Arial"/>
+        </w:rPr>
+        <w:t xml:space="preserve"> </w:t>
+      </w:r>
+      <w:proofErr w:type="spellStart"/>
+      <w:r>
+        <w:rPr>
+          <w:rFonts w:ascii="Arial" w:eastAsia="Arial" w:hAnsi="Arial" w:cs="Arial"/>
+        </w:rPr>
+        <w:t>inceptos</w:t>
+      </w:r>
+      <w:proofErr w:type="spellEnd"/>
+      <w:r>
+        <w:rPr>
+          <w:rFonts w:ascii="Arial" w:eastAsia="Arial" w:hAnsi="Arial" w:cs="Arial"/>
+        </w:rPr>
+        <w:t xml:space="preserve"> </w:t>
+      </w:r>
+      <w:proofErr w:type="spellStart"/>
+      <w:r>
+        <w:rPr>
+          <w:rFonts w:ascii="Arial" w:eastAsia="Arial" w:hAnsi="Arial" w:cs="Arial"/>
+        </w:rPr>
+        <w:t>diam</w:t>
+      </w:r>
+      <w:proofErr w:type="spellEnd"/>
+      <w:r>
+        <w:rPr>
+          <w:rFonts w:ascii="Arial" w:eastAsia="Arial" w:hAnsi="Arial" w:cs="Arial"/>
+        </w:rPr>
+        <w:t xml:space="preserve"> </w:t>
+      </w:r>
+      <w:proofErr w:type="spellStart"/>
+      <w:r>
+        <w:rPr>
+          <w:rFonts w:ascii="Arial" w:eastAsia="Arial" w:hAnsi="Arial" w:cs="Arial"/>
+        </w:rPr>
+        <w:t>felis</w:t>
+      </w:r>
+      <w:proofErr w:type="spellEnd"/>
+      <w:r>
+        <w:rPr>
+          <w:rFonts w:ascii="Arial" w:eastAsia="Arial" w:hAnsi="Arial" w:cs="Arial"/>
+        </w:rPr>
+        <w:t xml:space="preserve"> </w:t>
+      </w:r>
+      <w:proofErr w:type="spellStart"/>
+      <w:r>
+        <w:rPr>
+          <w:rFonts w:ascii="Arial" w:eastAsia="Arial" w:hAnsi="Arial" w:cs="Arial"/>
+        </w:rPr>
+        <w:t>nostra</w:t>
+      </w:r>
+      <w:proofErr w:type="spellEnd"/>
+      <w:r>
+        <w:rPr>
+          <w:rFonts w:ascii="Arial" w:eastAsia="Arial" w:hAnsi="Arial" w:cs="Arial"/>
+        </w:rPr>
+        <w:t xml:space="preserve"> </w:t>
+      </w:r>
+      <w:proofErr w:type="spellStart"/>
+      <w:r>
+        <w:rPr>
+          <w:rFonts w:ascii="Arial" w:eastAsia="Arial" w:hAnsi="Arial" w:cs="Arial"/>
+        </w:rPr>
+        <w:t>viverra</w:t>
+      </w:r>
+      <w:proofErr w:type="spellEnd"/>
+      <w:r>
+        <w:rPr>
+          <w:rFonts w:ascii="Arial" w:eastAsia="Arial" w:hAnsi="Arial" w:cs="Arial"/>
+        </w:rPr>
+        <w:t xml:space="preserve">, </w:t>
+      </w:r>
+      <w:proofErr w:type="spellStart"/>
+      <w:r>
+        <w:rPr>
+          <w:rFonts w:ascii="Arial" w:eastAsia="Arial" w:hAnsi="Arial" w:cs="Arial"/>
+        </w:rPr>
+        <w:t>sagittis</w:t>
+      </w:r>
+      <w:proofErr w:type="spellEnd"/>
+      <w:r>
+        <w:rPr>
+          <w:rFonts w:ascii="Arial" w:eastAsia="Arial" w:hAnsi="Arial" w:cs="Arial"/>
+        </w:rPr>
+        <w:t xml:space="preserve"> neque et </w:t>
+      </w:r>
+      <w:proofErr w:type="spellStart"/>
+      <w:r>
+        <w:rPr>
+          <w:rFonts w:ascii="Arial" w:eastAsia="Arial" w:hAnsi="Arial" w:cs="Arial"/>
+        </w:rPr>
+        <w:t>senectus</w:t>
+      </w:r>
+      <w:proofErr w:type="spellEnd"/>
+      <w:r>
+        <w:rPr>
+          <w:rFonts w:ascii="Arial" w:eastAsia="Arial" w:hAnsi="Arial" w:cs="Arial"/>
+        </w:rPr>
+        <w:t xml:space="preserve"> lacinia </w:t>
+      </w:r>
+      <w:proofErr w:type="spellStart"/>
+      <w:r>
+        <w:rPr>
+          <w:rFonts w:ascii="Arial" w:eastAsia="Arial" w:hAnsi="Arial" w:cs="Arial"/>
+        </w:rPr>
+        <w:t>nibh</w:t>
+      </w:r>
+      <w:proofErr w:type="spellEnd"/>
+      <w:r>
+        <w:rPr>
+          <w:rFonts w:ascii="Arial" w:eastAsia="Arial" w:hAnsi="Arial" w:cs="Arial"/>
+        </w:rPr>
+        <w:t xml:space="preserve"> </w:t>
+      </w:r>
+      <w:proofErr w:type="spellStart"/>
+      <w:r>
+        <w:rPr>
+          <w:rFonts w:ascii="Arial" w:eastAsia="Arial" w:hAnsi="Arial" w:cs="Arial"/>
+        </w:rPr>
+        <w:t>ullamcorper</w:t>
+      </w:r>
+      <w:proofErr w:type="spellEnd"/>
+      <w:r>
+        <w:rPr>
+          <w:rFonts w:ascii="Arial" w:eastAsia="Arial" w:hAnsi="Arial" w:cs="Arial"/>
+        </w:rPr>
+        <w:t xml:space="preserve">. </w:t>
+      </w:r>
+      <w:r>
+        <w:rPr>
+          <w:rFonts w:ascii="Arial" w:eastAsia="Arial" w:hAnsi="Arial" w:cs="Arial"/>
           <w:sz w:val="28"/>
           <w:szCs w:val="28"/>
-          <w:b/>
-        </w:rPr>
-        <w:t xml:space="preserve"> </w:t>
-      </w:r>
-      <w:r>
-        <w:rPr>
-          <w:rFonts w:ascii="Arial" w:hAnsi="Arial" w:cs="Arial" w:eastAsia="Arial"/>
-          <w:sz w:val="24"/>
-          <w:szCs w:val="24"/>
-          <w:b/>
-        </w:rPr>
-        <w:t xml:space="preserve"> </w:t>
-      </w:r>
-      <w:r>
-        <w:rPr>
-          <w:rFonts w:ascii="Arial" w:hAnsi="Arial" w:cs="Arial" w:eastAsia="Arial"/>
-          <w:sz w:val="24"/>
-          <w:szCs w:val="24"/>
-        </w:rPr>
-        <w:t xml:space="preserve"> Litora himenaeos dui est et porttitor volutpat nulla neque cum elementum nascetur, consequat luctus sem lacus congue cubilia pellentesque vehicula quis. Sociosqu lacus primis dictumst iaculis faucibus in, duis gravida quisque porta cubilia enim accumsan, erat tempor ligula urna nulla. Platea cursus ligula nulla class nec sed purus erat, turpis sem dictumst litora inceptos diam felis nostra viverra, sagittis neque et senectus lacinia nibh ullamcorper.</w:t>
-      </w:r>
-      <w:r>
-        <w:rPr>
-          <w:rFonts w:ascii="Arial" w:hAnsi="Arial" w:cs="Arial" w:eastAsia="Arial"/>
-          <w:sz w:val="24"/>
-          <w:szCs w:val="24"/>
-          <w:b/>
-        </w:rPr>
-        <w:t xml:space="preserve"> </w:t>
-      </w:r>
-      <w:r>
-        <w:rPr>
-          <w:rFonts w:ascii="Arial" w:hAnsi="Arial" w:cs="Arial" w:eastAsia="Arial"/>
+        </w:rPr>
+        <w:t xml:space="preserve"> </w:t>
+      </w:r>
+      <w:r>
+        <w:rPr>
+          <w:rFonts w:ascii="Arial" w:eastAsia="Arial" w:hAnsi="Arial" w:cs="Arial"/>
+        </w:rPr>
+        <w:t xml:space="preserve">  </w:t>
+      </w:r>
+      <w:proofErr w:type="spellStart"/>
+      <w:r>
+        <w:rPr>
+          <w:rFonts w:ascii="Arial" w:eastAsia="Arial" w:hAnsi="Arial" w:cs="Arial"/>
+        </w:rPr>
+        <w:t>Litora</w:t>
+      </w:r>
+      <w:proofErr w:type="spellEnd"/>
+      <w:r>
+        <w:rPr>
+          <w:rFonts w:ascii="Arial" w:eastAsia="Arial" w:hAnsi="Arial" w:cs="Arial"/>
+        </w:rPr>
+        <w:t xml:space="preserve"> </w:t>
+      </w:r>
+      <w:proofErr w:type="spellStart"/>
+      <w:r>
+        <w:rPr>
+          <w:rFonts w:ascii="Arial" w:eastAsia="Arial" w:hAnsi="Arial" w:cs="Arial"/>
+        </w:rPr>
+        <w:t>himenaeos</w:t>
+      </w:r>
+      <w:proofErr w:type="spellEnd"/>
+      <w:r>
+        <w:rPr>
+          <w:rFonts w:ascii="Arial" w:eastAsia="Arial" w:hAnsi="Arial" w:cs="Arial"/>
+        </w:rPr>
+        <w:t xml:space="preserve"> </w:t>
+      </w:r>
+      <w:proofErr w:type="spellStart"/>
+      <w:r>
+        <w:rPr>
+          <w:rFonts w:ascii="Arial" w:eastAsia="Arial" w:hAnsi="Arial" w:cs="Arial"/>
+        </w:rPr>
+        <w:t>dui</w:t>
+      </w:r>
+      <w:proofErr w:type="spellEnd"/>
+      <w:r>
+        <w:rPr>
+          <w:rFonts w:ascii="Arial" w:eastAsia="Arial" w:hAnsi="Arial" w:cs="Arial"/>
+        </w:rPr>
+        <w:t xml:space="preserve"> </w:t>
+      </w:r>
+      <w:proofErr w:type="spellStart"/>
+      <w:r>
+        <w:rPr>
+          <w:rFonts w:ascii="Arial" w:eastAsia="Arial" w:hAnsi="Arial" w:cs="Arial"/>
+        </w:rPr>
+        <w:t>est</w:t>
+      </w:r>
+      <w:proofErr w:type="spellEnd"/>
+      <w:r>
+        <w:rPr>
+          <w:rFonts w:ascii="Arial" w:eastAsia="Arial" w:hAnsi="Arial" w:cs="Arial"/>
+        </w:rPr>
+        <w:t xml:space="preserve"> et </w:t>
+      </w:r>
+      <w:proofErr w:type="spellStart"/>
+      <w:r>
+        <w:rPr>
+          <w:rFonts w:ascii="Arial" w:eastAsia="Arial" w:hAnsi="Arial" w:cs="Arial"/>
+        </w:rPr>
+        <w:t>porttitor</w:t>
+      </w:r>
+      <w:proofErr w:type="spellEnd"/>
+      <w:r>
+        <w:rPr>
+          <w:rFonts w:ascii="Arial" w:eastAsia="Arial" w:hAnsi="Arial" w:cs="Arial"/>
+        </w:rPr>
+        <w:t xml:space="preserve"> </w:t>
+      </w:r>
+      <w:proofErr w:type="spellStart"/>
+      <w:r>
+        <w:rPr>
+          <w:rFonts w:ascii="Arial" w:eastAsia="Arial" w:hAnsi="Arial" w:cs="Arial"/>
+        </w:rPr>
+        <w:t>volutpat</w:t>
+      </w:r>
+      <w:proofErr w:type="spellEnd"/>
+      <w:r>
+        <w:rPr>
+          <w:rFonts w:ascii="Arial" w:eastAsia="Arial" w:hAnsi="Arial" w:cs="Arial"/>
+        </w:rPr>
+        <w:t xml:space="preserve"> </w:t>
+      </w:r>
+      <w:proofErr w:type="spellStart"/>
+      <w:r>
+        <w:rPr>
+          <w:rFonts w:ascii="Arial" w:eastAsia="Arial" w:hAnsi="Arial" w:cs="Arial"/>
+        </w:rPr>
+        <w:t>nulla</w:t>
+      </w:r>
+      <w:proofErr w:type="spellEnd"/>
+      <w:r>
+        <w:rPr>
+          <w:rFonts w:ascii="Arial" w:eastAsia="Arial" w:hAnsi="Arial" w:cs="Arial"/>
+        </w:rPr>
+        <w:t xml:space="preserve"> neque cum </w:t>
+      </w:r>
+      <w:proofErr w:type="spellStart"/>
+      <w:r>
+        <w:rPr>
+          <w:rFonts w:ascii="Arial" w:eastAsia="Arial" w:hAnsi="Arial" w:cs="Arial"/>
+        </w:rPr>
+        <w:t>elementum</w:t>
+      </w:r>
+      <w:proofErr w:type="spellEnd"/>
+      <w:r>
+        <w:rPr>
+          <w:rFonts w:ascii="Arial" w:eastAsia="Arial" w:hAnsi="Arial" w:cs="Arial"/>
+        </w:rPr>
+        <w:t xml:space="preserve"> </w:t>
+      </w:r>
+      <w:proofErr w:type="spellStart"/>
+      <w:r>
+        <w:rPr>
+          <w:rFonts w:ascii="Arial" w:eastAsia="Arial" w:hAnsi="Arial" w:cs="Arial"/>
+        </w:rPr>
+        <w:t>nascetur</w:t>
+      </w:r>
+      <w:proofErr w:type="spellEnd"/>
+      <w:r>
+        <w:rPr>
+          <w:rFonts w:ascii="Arial" w:eastAsia="Arial" w:hAnsi="Arial" w:cs="Arial"/>
+        </w:rPr>
+        <w:t xml:space="preserve">, </w:t>
+      </w:r>
+      <w:proofErr w:type="spellStart"/>
+      <w:r>
+        <w:rPr>
+          <w:rFonts w:ascii="Arial" w:eastAsia="Arial" w:hAnsi="Arial" w:cs="Arial"/>
+        </w:rPr>
+        <w:t>consequat</w:t>
+      </w:r>
+      <w:proofErr w:type="spellEnd"/>
+      <w:r>
+        <w:rPr>
+          <w:rFonts w:ascii="Arial" w:eastAsia="Arial" w:hAnsi="Arial" w:cs="Arial"/>
+        </w:rPr>
+        <w:t xml:space="preserve"> </w:t>
+      </w:r>
+      <w:proofErr w:type="spellStart"/>
+      <w:r>
+        <w:rPr>
+          <w:rFonts w:ascii="Arial" w:eastAsia="Arial" w:hAnsi="Arial" w:cs="Arial"/>
+        </w:rPr>
+        <w:t>luctus</w:t>
+      </w:r>
+      <w:proofErr w:type="spellEnd"/>
+      <w:r>
+        <w:rPr>
+          <w:rFonts w:ascii="Arial" w:eastAsia="Arial" w:hAnsi="Arial" w:cs="Arial"/>
+        </w:rPr>
+        <w:t xml:space="preserve"> </w:t>
+      </w:r>
+      <w:proofErr w:type="spellStart"/>
+      <w:r>
+        <w:rPr>
+          <w:rFonts w:ascii="Arial" w:eastAsia="Arial" w:hAnsi="Arial" w:cs="Arial"/>
+        </w:rPr>
+        <w:t>sem</w:t>
+      </w:r>
+      <w:proofErr w:type="spellEnd"/>
+      <w:r>
+        <w:rPr>
+          <w:rFonts w:ascii="Arial" w:eastAsia="Arial" w:hAnsi="Arial" w:cs="Arial"/>
+        </w:rPr>
+        <w:t xml:space="preserve"> </w:t>
+      </w:r>
+      <w:proofErr w:type="spellStart"/>
+      <w:r>
+        <w:rPr>
+          <w:rFonts w:ascii="Arial" w:eastAsia="Arial" w:hAnsi="Arial" w:cs="Arial"/>
+        </w:rPr>
+        <w:t>lacus</w:t>
+      </w:r>
+      <w:proofErr w:type="spellEnd"/>
+      <w:r>
+        <w:rPr>
+          <w:rFonts w:ascii="Arial" w:eastAsia="Arial" w:hAnsi="Arial" w:cs="Arial"/>
+        </w:rPr>
+        <w:t xml:space="preserve"> </w:t>
+      </w:r>
+      <w:proofErr w:type="spellStart"/>
+      <w:r>
+        <w:rPr>
+          <w:rFonts w:ascii="Arial" w:eastAsia="Arial" w:hAnsi="Arial" w:cs="Arial"/>
+        </w:rPr>
+        <w:t>congue</w:t>
+      </w:r>
+      <w:proofErr w:type="spellEnd"/>
+      <w:r>
+        <w:rPr>
+          <w:rFonts w:ascii="Arial" w:eastAsia="Arial" w:hAnsi="Arial" w:cs="Arial"/>
+        </w:rPr>
+        <w:t xml:space="preserve"> </w:t>
+      </w:r>
+      <w:proofErr w:type="spellStart"/>
+      <w:r>
+        <w:rPr>
+          <w:rFonts w:ascii="Arial" w:eastAsia="Arial" w:hAnsi="Arial" w:cs="Arial"/>
+        </w:rPr>
+        <w:t>cubilia</w:t>
+      </w:r>
+      <w:proofErr w:type="spellEnd"/>
+      <w:r>
+        <w:rPr>
+          <w:rFonts w:ascii="Arial" w:eastAsia="Arial" w:hAnsi="Arial" w:cs="Arial"/>
+        </w:rPr>
+        <w:t xml:space="preserve"> </w:t>
+      </w:r>
+      <w:proofErr w:type="spellStart"/>
+      <w:r>
+        <w:rPr>
+          <w:rFonts w:ascii="Arial" w:eastAsia="Arial" w:hAnsi="Arial" w:cs="Arial"/>
+        </w:rPr>
+        <w:t>pellentesque</w:t>
+      </w:r>
+      <w:proofErr w:type="spellEnd"/>
+      <w:r>
+        <w:rPr>
+          <w:rFonts w:ascii="Arial" w:eastAsia="Arial" w:hAnsi="Arial" w:cs="Arial"/>
+        </w:rPr>
+        <w:t xml:space="preserve"> vehicula quis. </w:t>
+      </w:r>
+      <w:proofErr w:type="spellStart"/>
+      <w:r>
+        <w:rPr>
+          <w:rFonts w:ascii="Arial" w:eastAsia="Arial" w:hAnsi="Arial" w:cs="Arial"/>
+        </w:rPr>
+        <w:t>Sociosqu</w:t>
+      </w:r>
+      <w:proofErr w:type="spellEnd"/>
+      <w:r>
+        <w:rPr>
+          <w:rFonts w:ascii="Arial" w:eastAsia="Arial" w:hAnsi="Arial" w:cs="Arial"/>
+        </w:rPr>
+        <w:t xml:space="preserve"> </w:t>
+      </w:r>
+      <w:proofErr w:type="spellStart"/>
+      <w:r>
+        <w:rPr>
+          <w:rFonts w:ascii="Arial" w:eastAsia="Arial" w:hAnsi="Arial" w:cs="Arial"/>
+        </w:rPr>
+        <w:t>lacus</w:t>
+      </w:r>
+      <w:proofErr w:type="spellEnd"/>
+      <w:r>
+        <w:rPr>
+          <w:rFonts w:ascii="Arial" w:eastAsia="Arial" w:hAnsi="Arial" w:cs="Arial"/>
+        </w:rPr>
+        <w:t xml:space="preserve"> </w:t>
+      </w:r>
+      <w:proofErr w:type="spellStart"/>
+      <w:r>
+        <w:rPr>
+          <w:rFonts w:ascii="Arial" w:eastAsia="Arial" w:hAnsi="Arial" w:cs="Arial"/>
+        </w:rPr>
+        <w:t>primis</w:t>
+      </w:r>
+      <w:proofErr w:type="spellEnd"/>
+      <w:r>
+        <w:rPr>
+          <w:rFonts w:ascii="Arial" w:eastAsia="Arial" w:hAnsi="Arial" w:cs="Arial"/>
+        </w:rPr>
+        <w:t xml:space="preserve"> </w:t>
+      </w:r>
+      <w:proofErr w:type="spellStart"/>
+      <w:r>
+        <w:rPr>
+          <w:rFonts w:ascii="Arial" w:eastAsia="Arial" w:hAnsi="Arial" w:cs="Arial"/>
+        </w:rPr>
+        <w:t>dictumst</w:t>
+      </w:r>
+      <w:proofErr w:type="spellEnd"/>
+      <w:r>
+        <w:rPr>
+          <w:rFonts w:ascii="Arial" w:eastAsia="Arial" w:hAnsi="Arial" w:cs="Arial"/>
+        </w:rPr>
+        <w:t xml:space="preserve"> </w:t>
+      </w:r>
+      <w:proofErr w:type="spellStart"/>
+      <w:r>
+        <w:rPr>
+          <w:rFonts w:ascii="Arial" w:eastAsia="Arial" w:hAnsi="Arial" w:cs="Arial"/>
+        </w:rPr>
+        <w:t>iaculis</w:t>
+      </w:r>
+      <w:proofErr w:type="spellEnd"/>
+      <w:r>
+        <w:rPr>
+          <w:rFonts w:ascii="Arial" w:eastAsia="Arial" w:hAnsi="Arial" w:cs="Arial"/>
+        </w:rPr>
+        <w:t xml:space="preserve"> </w:t>
+      </w:r>
+      <w:proofErr w:type="spellStart"/>
+      <w:r>
+        <w:rPr>
+          <w:rFonts w:ascii="Arial" w:eastAsia="Arial" w:hAnsi="Arial" w:cs="Arial"/>
+        </w:rPr>
+        <w:t>faucibus</w:t>
+      </w:r>
+      <w:proofErr w:type="spellEnd"/>
+      <w:r>
+        <w:rPr>
+          <w:rFonts w:ascii="Arial" w:eastAsia="Arial" w:hAnsi="Arial" w:cs="Arial"/>
+        </w:rPr>
+        <w:t xml:space="preserve"> in, </w:t>
+      </w:r>
+      <w:proofErr w:type="spellStart"/>
+      <w:r>
+        <w:rPr>
+          <w:rFonts w:ascii="Arial" w:eastAsia="Arial" w:hAnsi="Arial" w:cs="Arial"/>
+        </w:rPr>
+        <w:t>duis</w:t>
+      </w:r>
+      <w:proofErr w:type="spellEnd"/>
+      <w:r>
+        <w:rPr>
+          <w:rFonts w:ascii="Arial" w:eastAsia="Arial" w:hAnsi="Arial" w:cs="Arial"/>
+        </w:rPr>
+        <w:t xml:space="preserve"> </w:t>
+      </w:r>
+      <w:proofErr w:type="spellStart"/>
+      <w:r>
+        <w:rPr>
+          <w:rFonts w:ascii="Arial" w:eastAsia="Arial" w:hAnsi="Arial" w:cs="Arial"/>
+        </w:rPr>
+        <w:t>gravida</w:t>
+      </w:r>
+      <w:proofErr w:type="spellEnd"/>
+      <w:r>
+        <w:rPr>
+          <w:rFonts w:ascii="Arial" w:eastAsia="Arial" w:hAnsi="Arial" w:cs="Arial"/>
+        </w:rPr>
+        <w:t xml:space="preserve"> quisque porta </w:t>
+      </w:r>
+      <w:proofErr w:type="spellStart"/>
+      <w:r>
+        <w:rPr>
+          <w:rFonts w:ascii="Arial" w:eastAsia="Arial" w:hAnsi="Arial" w:cs="Arial"/>
+        </w:rPr>
+        <w:t>cubilia</w:t>
+      </w:r>
+      <w:proofErr w:type="spellEnd"/>
+      <w:r>
+        <w:rPr>
+          <w:rFonts w:ascii="Arial" w:eastAsia="Arial" w:hAnsi="Arial" w:cs="Arial"/>
+        </w:rPr>
+        <w:t xml:space="preserve"> </w:t>
+      </w:r>
+      <w:proofErr w:type="spellStart"/>
+      <w:r>
+        <w:rPr>
+          <w:rFonts w:ascii="Arial" w:eastAsia="Arial" w:hAnsi="Arial" w:cs="Arial"/>
+        </w:rPr>
+        <w:t>enim</w:t>
+      </w:r>
+      <w:proofErr w:type="spellEnd"/>
+      <w:r>
+        <w:rPr>
+          <w:rFonts w:ascii="Arial" w:eastAsia="Arial" w:hAnsi="Arial" w:cs="Arial"/>
+        </w:rPr>
+        <w:t xml:space="preserve"> </w:t>
+      </w:r>
+      <w:proofErr w:type="spellStart"/>
+      <w:r>
+        <w:rPr>
+          <w:rFonts w:ascii="Arial" w:eastAsia="Arial" w:hAnsi="Arial" w:cs="Arial"/>
+        </w:rPr>
+        <w:t>accumsan</w:t>
+      </w:r>
+      <w:proofErr w:type="spellEnd"/>
+      <w:r>
+        <w:rPr>
+          <w:rFonts w:ascii="Arial" w:eastAsia="Arial" w:hAnsi="Arial" w:cs="Arial"/>
+        </w:rPr>
+        <w:t xml:space="preserve">, </w:t>
+      </w:r>
+      <w:proofErr w:type="spellStart"/>
+      <w:r>
+        <w:rPr>
+          <w:rFonts w:ascii="Arial" w:eastAsia="Arial" w:hAnsi="Arial" w:cs="Arial"/>
+        </w:rPr>
+        <w:t>erat</w:t>
+      </w:r>
+      <w:proofErr w:type="spellEnd"/>
+      <w:r>
+        <w:rPr>
+          <w:rFonts w:ascii="Arial" w:eastAsia="Arial" w:hAnsi="Arial" w:cs="Arial"/>
+        </w:rPr>
+        <w:t xml:space="preserve"> </w:t>
+      </w:r>
+      <w:proofErr w:type="spellStart"/>
+      <w:r>
+        <w:rPr>
+          <w:rFonts w:ascii="Arial" w:eastAsia="Arial" w:hAnsi="Arial" w:cs="Arial"/>
+        </w:rPr>
+        <w:t>tempor</w:t>
+      </w:r>
+      <w:proofErr w:type="spellEnd"/>
+      <w:r>
+        <w:rPr>
+          <w:rFonts w:ascii="Arial" w:eastAsia="Arial" w:hAnsi="Arial" w:cs="Arial"/>
+        </w:rPr>
+        <w:t xml:space="preserve"> </w:t>
+      </w:r>
+      <w:proofErr w:type="spellStart"/>
+      <w:r>
+        <w:rPr>
+          <w:rFonts w:ascii="Arial" w:eastAsia="Arial" w:hAnsi="Arial" w:cs="Arial"/>
+        </w:rPr>
+        <w:t>ligula</w:t>
+      </w:r>
+      <w:proofErr w:type="spellEnd"/>
+      <w:r>
+        <w:rPr>
+          <w:rFonts w:ascii="Arial" w:eastAsia="Arial" w:hAnsi="Arial" w:cs="Arial"/>
+        </w:rPr>
+        <w:t xml:space="preserve"> urna </w:t>
+      </w:r>
+      <w:proofErr w:type="spellStart"/>
+      <w:r>
+        <w:rPr>
+          <w:rFonts w:ascii="Arial" w:eastAsia="Arial" w:hAnsi="Arial" w:cs="Arial"/>
+        </w:rPr>
+        <w:t>nulla</w:t>
+      </w:r>
+      <w:proofErr w:type="spellEnd"/>
+      <w:r>
+        <w:rPr>
+          <w:rFonts w:ascii="Arial" w:eastAsia="Arial" w:hAnsi="Arial" w:cs="Arial"/>
+        </w:rPr>
+        <w:t xml:space="preserve">. Platea </w:t>
+      </w:r>
+      <w:proofErr w:type="spellStart"/>
+      <w:r>
+        <w:rPr>
+          <w:rFonts w:ascii="Arial" w:eastAsia="Arial" w:hAnsi="Arial" w:cs="Arial"/>
+        </w:rPr>
+        <w:t>cursus</w:t>
+      </w:r>
+      <w:proofErr w:type="spellEnd"/>
+      <w:r>
+        <w:rPr>
+          <w:rFonts w:ascii="Arial" w:eastAsia="Arial" w:hAnsi="Arial" w:cs="Arial"/>
+        </w:rPr>
+        <w:t xml:space="preserve"> </w:t>
+      </w:r>
+      <w:proofErr w:type="spellStart"/>
+      <w:r>
+        <w:rPr>
+          <w:rFonts w:ascii="Arial" w:eastAsia="Arial" w:hAnsi="Arial" w:cs="Arial"/>
+        </w:rPr>
+        <w:t>ligula</w:t>
+      </w:r>
+      <w:proofErr w:type="spellEnd"/>
+      <w:r>
+        <w:rPr>
+          <w:rFonts w:ascii="Arial" w:eastAsia="Arial" w:hAnsi="Arial" w:cs="Arial"/>
+        </w:rPr>
+        <w:t xml:space="preserve"> </w:t>
+      </w:r>
+      <w:proofErr w:type="spellStart"/>
+      <w:r>
+        <w:rPr>
+          <w:rFonts w:ascii="Arial" w:eastAsia="Arial" w:hAnsi="Arial" w:cs="Arial"/>
+        </w:rPr>
+        <w:t>nulla</w:t>
+      </w:r>
+      <w:proofErr w:type="spellEnd"/>
+      <w:r>
+        <w:rPr>
+          <w:rFonts w:ascii="Arial" w:eastAsia="Arial" w:hAnsi="Arial" w:cs="Arial"/>
+        </w:rPr>
+        <w:t xml:space="preserve"> </w:t>
+      </w:r>
+      <w:proofErr w:type="spellStart"/>
+      <w:r>
+        <w:rPr>
+          <w:rFonts w:ascii="Arial" w:eastAsia="Arial" w:hAnsi="Arial" w:cs="Arial"/>
+        </w:rPr>
+        <w:t>class</w:t>
+      </w:r>
+      <w:proofErr w:type="spellEnd"/>
+      <w:r>
+        <w:rPr>
+          <w:rFonts w:ascii="Arial" w:eastAsia="Arial" w:hAnsi="Arial" w:cs="Arial"/>
+        </w:rPr>
+        <w:t xml:space="preserve"> </w:t>
+      </w:r>
+      <w:proofErr w:type="spellStart"/>
+      <w:r>
+        <w:rPr>
+          <w:rFonts w:ascii="Arial" w:eastAsia="Arial" w:hAnsi="Arial" w:cs="Arial"/>
+        </w:rPr>
+        <w:t>nec</w:t>
+      </w:r>
+      <w:proofErr w:type="spellEnd"/>
+      <w:r>
+        <w:rPr>
+          <w:rFonts w:ascii="Arial" w:eastAsia="Arial" w:hAnsi="Arial" w:cs="Arial"/>
+        </w:rPr>
+        <w:t xml:space="preserve"> sed </w:t>
+      </w:r>
+      <w:proofErr w:type="spellStart"/>
+      <w:r>
+        <w:rPr>
+          <w:rFonts w:ascii="Arial" w:eastAsia="Arial" w:hAnsi="Arial" w:cs="Arial"/>
+        </w:rPr>
+        <w:t>purus</w:t>
+      </w:r>
+      <w:proofErr w:type="spellEnd"/>
+      <w:r>
+        <w:rPr>
+          <w:rFonts w:ascii="Arial" w:eastAsia="Arial" w:hAnsi="Arial" w:cs="Arial"/>
+        </w:rPr>
+        <w:t xml:space="preserve"> </w:t>
+      </w:r>
+      <w:proofErr w:type="spellStart"/>
+      <w:r>
+        <w:rPr>
+          <w:rFonts w:ascii="Arial" w:eastAsia="Arial" w:hAnsi="Arial" w:cs="Arial"/>
+        </w:rPr>
+        <w:t>erat</w:t>
+      </w:r>
+      <w:proofErr w:type="spellEnd"/>
+      <w:r>
+        <w:rPr>
+          <w:rFonts w:ascii="Arial" w:eastAsia="Arial" w:hAnsi="Arial" w:cs="Arial"/>
+        </w:rPr>
+        <w:t xml:space="preserve">, </w:t>
+      </w:r>
+      <w:proofErr w:type="spellStart"/>
+      <w:r>
+        <w:rPr>
+          <w:rFonts w:ascii="Arial" w:eastAsia="Arial" w:hAnsi="Arial" w:cs="Arial"/>
+        </w:rPr>
+        <w:t>turpis</w:t>
+      </w:r>
+      <w:proofErr w:type="spellEnd"/>
+      <w:r>
+        <w:rPr>
+          <w:rFonts w:ascii="Arial" w:eastAsia="Arial" w:hAnsi="Arial" w:cs="Arial"/>
+        </w:rPr>
+        <w:t xml:space="preserve"> </w:t>
+      </w:r>
+      <w:proofErr w:type="spellStart"/>
+      <w:r>
+        <w:rPr>
+          <w:rFonts w:ascii="Arial" w:eastAsia="Arial" w:hAnsi="Arial" w:cs="Arial"/>
+        </w:rPr>
+        <w:t>sem</w:t>
+      </w:r>
+      <w:proofErr w:type="spellEnd"/>
+      <w:r>
+        <w:rPr>
+          <w:rFonts w:ascii="Arial" w:eastAsia="Arial" w:hAnsi="Arial" w:cs="Arial"/>
+        </w:rPr>
+        <w:t xml:space="preserve"> </w:t>
+      </w:r>
+      <w:proofErr w:type="spellStart"/>
+      <w:r>
+        <w:rPr>
+          <w:rFonts w:ascii="Arial" w:eastAsia="Arial" w:hAnsi="Arial" w:cs="Arial"/>
+        </w:rPr>
+        <w:t>dictumst</w:t>
+      </w:r>
+      <w:proofErr w:type="spellEnd"/>
+      <w:r>
+        <w:rPr>
+          <w:rFonts w:ascii="Arial" w:eastAsia="Arial" w:hAnsi="Arial" w:cs="Arial"/>
+        </w:rPr>
+        <w:t xml:space="preserve"> </w:t>
+      </w:r>
+      <w:proofErr w:type="spellStart"/>
+      <w:r>
+        <w:rPr>
+          <w:rFonts w:ascii="Arial" w:eastAsia="Arial" w:hAnsi="Arial" w:cs="Arial"/>
+        </w:rPr>
+        <w:t>litora</w:t>
+      </w:r>
+      <w:proofErr w:type="spellEnd"/>
+      <w:r>
+        <w:rPr>
+          <w:rFonts w:ascii="Arial" w:eastAsia="Arial" w:hAnsi="Arial" w:cs="Arial"/>
+        </w:rPr>
+        <w:t xml:space="preserve"> </w:t>
+      </w:r>
+      <w:proofErr w:type="spellStart"/>
+      <w:r>
+        <w:rPr>
+          <w:rFonts w:ascii="Arial" w:eastAsia="Arial" w:hAnsi="Arial" w:cs="Arial"/>
+        </w:rPr>
+        <w:t>inceptos</w:t>
+      </w:r>
+      <w:proofErr w:type="spellEnd"/>
+      <w:r>
+        <w:rPr>
+          <w:rFonts w:ascii="Arial" w:eastAsia="Arial" w:hAnsi="Arial" w:cs="Arial"/>
+        </w:rPr>
+        <w:t xml:space="preserve"> </w:t>
+      </w:r>
+      <w:proofErr w:type="spellStart"/>
+      <w:r>
+        <w:rPr>
+          <w:rFonts w:ascii="Arial" w:eastAsia="Arial" w:hAnsi="Arial" w:cs="Arial"/>
+        </w:rPr>
+        <w:t>diam</w:t>
+      </w:r>
+      <w:proofErr w:type="spellEnd"/>
+      <w:r>
+        <w:rPr>
+          <w:rFonts w:ascii="Arial" w:eastAsia="Arial" w:hAnsi="Arial" w:cs="Arial"/>
+        </w:rPr>
+        <w:t xml:space="preserve"> </w:t>
+      </w:r>
+      <w:proofErr w:type="spellStart"/>
+      <w:r>
+        <w:rPr>
+          <w:rFonts w:ascii="Arial" w:eastAsia="Arial" w:hAnsi="Arial" w:cs="Arial"/>
+        </w:rPr>
+        <w:t>felis</w:t>
+      </w:r>
+      <w:proofErr w:type="spellEnd"/>
+      <w:r>
+        <w:rPr>
+          <w:rFonts w:ascii="Arial" w:eastAsia="Arial" w:hAnsi="Arial" w:cs="Arial"/>
+        </w:rPr>
+        <w:t xml:space="preserve"> </w:t>
+      </w:r>
+      <w:proofErr w:type="spellStart"/>
+      <w:r>
+        <w:rPr>
+          <w:rFonts w:ascii="Arial" w:eastAsia="Arial" w:hAnsi="Arial" w:cs="Arial"/>
+        </w:rPr>
+        <w:t>nostra</w:t>
+      </w:r>
+      <w:proofErr w:type="spellEnd"/>
+      <w:r>
+        <w:rPr>
+          <w:rFonts w:ascii="Arial" w:eastAsia="Arial" w:hAnsi="Arial" w:cs="Arial"/>
+        </w:rPr>
+        <w:t xml:space="preserve"> </w:t>
+      </w:r>
+      <w:proofErr w:type="spellStart"/>
+      <w:r>
+        <w:rPr>
+          <w:rFonts w:ascii="Arial" w:eastAsia="Arial" w:hAnsi="Arial" w:cs="Arial"/>
+        </w:rPr>
+        <w:t>viverra</w:t>
+      </w:r>
+      <w:proofErr w:type="spellEnd"/>
+      <w:r>
+        <w:rPr>
+          <w:rFonts w:ascii="Arial" w:eastAsia="Arial" w:hAnsi="Arial" w:cs="Arial"/>
+        </w:rPr>
+        <w:t xml:space="preserve">, </w:t>
+      </w:r>
+      <w:proofErr w:type="spellStart"/>
+      <w:r>
+        <w:rPr>
+          <w:rFonts w:ascii="Arial" w:eastAsia="Arial" w:hAnsi="Arial" w:cs="Arial"/>
+        </w:rPr>
+        <w:t>sagittis</w:t>
+      </w:r>
+      <w:proofErr w:type="spellEnd"/>
+      <w:r>
+        <w:rPr>
+          <w:rFonts w:ascii="Arial" w:eastAsia="Arial" w:hAnsi="Arial" w:cs="Arial"/>
+        </w:rPr>
+        <w:t xml:space="preserve"> neque et </w:t>
+      </w:r>
+      <w:proofErr w:type="spellStart"/>
+      <w:r>
+        <w:rPr>
+          <w:rFonts w:ascii="Arial" w:eastAsia="Arial" w:hAnsi="Arial" w:cs="Arial"/>
+        </w:rPr>
+        <w:t>senectus</w:t>
+      </w:r>
+      <w:proofErr w:type="spellEnd"/>
+      <w:r>
+        <w:rPr>
+          <w:rFonts w:ascii="Arial" w:eastAsia="Arial" w:hAnsi="Arial" w:cs="Arial"/>
+        </w:rPr>
+        <w:t xml:space="preserve"> lacinia </w:t>
+      </w:r>
+      <w:proofErr w:type="spellStart"/>
+      <w:r>
+        <w:rPr>
+          <w:rFonts w:ascii="Arial" w:eastAsia="Arial" w:hAnsi="Arial" w:cs="Arial"/>
+        </w:rPr>
+        <w:t>nibh</w:t>
+      </w:r>
+      <w:proofErr w:type="spellEnd"/>
+      <w:r>
+        <w:rPr>
+          <w:rFonts w:ascii="Arial" w:eastAsia="Arial" w:hAnsi="Arial" w:cs="Arial"/>
+        </w:rPr>
+        <w:t xml:space="preserve"> </w:t>
+      </w:r>
+      <w:proofErr w:type="spellStart"/>
+      <w:r>
+        <w:rPr>
+          <w:rFonts w:ascii="Arial" w:eastAsia="Arial" w:hAnsi="Arial" w:cs="Arial"/>
+        </w:rPr>
+        <w:t>ullamcorper</w:t>
+      </w:r>
+      <w:proofErr w:type="spellEnd"/>
+      <w:r>
+        <w:rPr>
+          <w:rFonts w:ascii="Arial" w:eastAsia="Arial" w:hAnsi="Arial" w:cs="Arial"/>
+        </w:rPr>
+        <w:t xml:space="preserve">. </w:t>
+      </w:r>
+      <w:r>
+        <w:rPr>
+          <w:rFonts w:ascii="Arial" w:eastAsia="Arial" w:hAnsi="Arial" w:cs="Arial"/>
           <w:sz w:val="28"/>
           <w:szCs w:val="28"/>
-          <w:b/>
-        </w:rPr>
-        <w:t xml:space="preserve"> </w:t>
-      </w:r>
-      <w:r>
-        <w:rPr>
-          <w:rFonts w:ascii="Arial" w:hAnsi="Arial" w:cs="Arial" w:eastAsia="Arial"/>
-          <w:sz w:val="24"/>
-          <w:szCs w:val="24"/>
-          <w:b/>
-        </w:rPr>
-        <w:t xml:space="preserve"> </w:t>
-      </w:r>
-      <w:r>
-        <w:rPr>
-          <w:rFonts w:ascii="Arial" w:hAnsi="Arial" w:cs="Arial" w:eastAsia="Arial"/>
-          <w:sz w:val="24"/>
-          <w:szCs w:val="24"/>
-        </w:rPr>
-        <w:t xml:space="preserve"> Litora himenaeos dui est et porttitor volutpat nulla neque cum elementum nascetur, consequat luctus sem lacus congue cubilia pellentesque vehicula quis. Sociosqu lacus primis dictumst iaculis faucibus in, duis gravida quisque porta cubilia enim accumsan, erat tempor ligula urna nulla. Platea cursus ligula nulla class nec sed purus erat, turpis sem dictumst litora inceptos diam felis nostra viverra, sagittis neque et senectus lacinia nibh ullamcorper.</w:t>
-      </w:r>
-      <w:r>
-        <w:rPr>
-          <w:rFonts w:ascii="Arial" w:hAnsi="Arial" w:cs="Arial" w:eastAsia="Arial"/>
-          <w:sz w:val="24"/>
-          <w:szCs w:val="24"/>
-          <w:b/>
-        </w:rPr>
-        <w:t xml:space="preserve"> </w:t>
-      </w:r>
-      <w:r>
-        <w:rPr>
-          <w:rFonts w:ascii="Arial" w:hAnsi="Arial" w:cs="Arial" w:eastAsia="Arial"/>
+        </w:rPr>
+        <w:t xml:space="preserve"> </w:t>
+      </w:r>
+      <w:r>
+        <w:rPr>
+          <w:rFonts w:ascii="Arial" w:eastAsia="Arial" w:hAnsi="Arial" w:cs="Arial"/>
+        </w:rPr>
+        <w:t xml:space="preserve">  </w:t>
+      </w:r>
+      <w:proofErr w:type="spellStart"/>
+      <w:r>
+        <w:rPr>
+          <w:rFonts w:ascii="Arial" w:eastAsia="Arial" w:hAnsi="Arial" w:cs="Arial"/>
+        </w:rPr>
+        <w:t>Litora</w:t>
+      </w:r>
+      <w:proofErr w:type="spellEnd"/>
+      <w:r>
+        <w:rPr>
+          <w:rFonts w:ascii="Arial" w:eastAsia="Arial" w:hAnsi="Arial" w:cs="Arial"/>
+        </w:rPr>
+        <w:t xml:space="preserve"> </w:t>
+      </w:r>
+      <w:proofErr w:type="spellStart"/>
+      <w:r>
+        <w:rPr>
+          <w:rFonts w:ascii="Arial" w:eastAsia="Arial" w:hAnsi="Arial" w:cs="Arial"/>
+        </w:rPr>
+        <w:t>himenaeos</w:t>
+      </w:r>
+      <w:proofErr w:type="spellEnd"/>
+      <w:r>
+        <w:rPr>
+          <w:rFonts w:ascii="Arial" w:eastAsia="Arial" w:hAnsi="Arial" w:cs="Arial"/>
+        </w:rPr>
+        <w:t xml:space="preserve"> </w:t>
+      </w:r>
+      <w:proofErr w:type="spellStart"/>
+      <w:r>
+        <w:rPr>
+          <w:rFonts w:ascii="Arial" w:eastAsia="Arial" w:hAnsi="Arial" w:cs="Arial"/>
+        </w:rPr>
+        <w:t>dui</w:t>
+      </w:r>
+      <w:proofErr w:type="spellEnd"/>
+      <w:r>
+        <w:rPr>
+          <w:rFonts w:ascii="Arial" w:eastAsia="Arial" w:hAnsi="Arial" w:cs="Arial"/>
+        </w:rPr>
+        <w:t xml:space="preserve"> </w:t>
+      </w:r>
+      <w:proofErr w:type="spellStart"/>
+      <w:r>
+        <w:rPr>
+          <w:rFonts w:ascii="Arial" w:eastAsia="Arial" w:hAnsi="Arial" w:cs="Arial"/>
+        </w:rPr>
+        <w:t>est</w:t>
+      </w:r>
+      <w:proofErr w:type="spellEnd"/>
+      <w:r>
+        <w:rPr>
+          <w:rFonts w:ascii="Arial" w:eastAsia="Arial" w:hAnsi="Arial" w:cs="Arial"/>
+        </w:rPr>
+        <w:t xml:space="preserve"> et </w:t>
+      </w:r>
+      <w:proofErr w:type="spellStart"/>
+      <w:r>
+        <w:rPr>
+          <w:rFonts w:ascii="Arial" w:eastAsia="Arial" w:hAnsi="Arial" w:cs="Arial"/>
+        </w:rPr>
+        <w:t>porttitor</w:t>
+      </w:r>
+      <w:proofErr w:type="spellEnd"/>
+      <w:r>
+        <w:rPr>
+          <w:rFonts w:ascii="Arial" w:eastAsia="Arial" w:hAnsi="Arial" w:cs="Arial"/>
+        </w:rPr>
+        <w:t xml:space="preserve"> </w:t>
+      </w:r>
+      <w:proofErr w:type="spellStart"/>
+      <w:r>
+        <w:rPr>
+          <w:rFonts w:ascii="Arial" w:eastAsia="Arial" w:hAnsi="Arial" w:cs="Arial"/>
+        </w:rPr>
+        <w:t>volutpat</w:t>
+      </w:r>
+      <w:proofErr w:type="spellEnd"/>
+      <w:r>
+        <w:rPr>
+          <w:rFonts w:ascii="Arial" w:eastAsia="Arial" w:hAnsi="Arial" w:cs="Arial"/>
+        </w:rPr>
+        <w:t xml:space="preserve"> </w:t>
+      </w:r>
+      <w:proofErr w:type="spellStart"/>
+      <w:r>
+        <w:rPr>
+          <w:rFonts w:ascii="Arial" w:eastAsia="Arial" w:hAnsi="Arial" w:cs="Arial"/>
+        </w:rPr>
+        <w:t>nulla</w:t>
+      </w:r>
+      <w:proofErr w:type="spellEnd"/>
+      <w:r>
+        <w:rPr>
+          <w:rFonts w:ascii="Arial" w:eastAsia="Arial" w:hAnsi="Arial" w:cs="Arial"/>
+        </w:rPr>
+        <w:t xml:space="preserve"> neque cum </w:t>
+      </w:r>
+      <w:proofErr w:type="spellStart"/>
+      <w:r>
+        <w:rPr>
+          <w:rFonts w:ascii="Arial" w:eastAsia="Arial" w:hAnsi="Arial" w:cs="Arial"/>
+        </w:rPr>
+        <w:t>elementum</w:t>
+      </w:r>
+      <w:proofErr w:type="spellEnd"/>
+      <w:r>
+        <w:rPr>
+          <w:rFonts w:ascii="Arial" w:eastAsia="Arial" w:hAnsi="Arial" w:cs="Arial"/>
+        </w:rPr>
+        <w:t xml:space="preserve"> </w:t>
+      </w:r>
+      <w:proofErr w:type="spellStart"/>
+      <w:r>
+        <w:rPr>
+          <w:rFonts w:ascii="Arial" w:eastAsia="Arial" w:hAnsi="Arial" w:cs="Arial"/>
+        </w:rPr>
+        <w:t>nascetur</w:t>
+      </w:r>
+      <w:proofErr w:type="spellEnd"/>
+      <w:r>
+        <w:rPr>
+          <w:rFonts w:ascii="Arial" w:eastAsia="Arial" w:hAnsi="Arial" w:cs="Arial"/>
+        </w:rPr>
+        <w:t xml:space="preserve">, </w:t>
+      </w:r>
+      <w:proofErr w:type="spellStart"/>
+      <w:r>
+        <w:rPr>
+          <w:rFonts w:ascii="Arial" w:eastAsia="Arial" w:hAnsi="Arial" w:cs="Arial"/>
+        </w:rPr>
+        <w:t>consequat</w:t>
+      </w:r>
+      <w:proofErr w:type="spellEnd"/>
+      <w:r>
+        <w:rPr>
+          <w:rFonts w:ascii="Arial" w:eastAsia="Arial" w:hAnsi="Arial" w:cs="Arial"/>
+        </w:rPr>
+        <w:t xml:space="preserve"> </w:t>
+      </w:r>
+      <w:proofErr w:type="spellStart"/>
+      <w:r>
+        <w:rPr>
+          <w:rFonts w:ascii="Arial" w:eastAsia="Arial" w:hAnsi="Arial" w:cs="Arial"/>
+        </w:rPr>
+        <w:t>luctus</w:t>
+      </w:r>
+      <w:proofErr w:type="spellEnd"/>
+      <w:r>
+        <w:rPr>
+          <w:rFonts w:ascii="Arial" w:eastAsia="Arial" w:hAnsi="Arial" w:cs="Arial"/>
+        </w:rPr>
+        <w:t xml:space="preserve"> </w:t>
+      </w:r>
+      <w:proofErr w:type="spellStart"/>
+      <w:r>
+        <w:rPr>
+          <w:rFonts w:ascii="Arial" w:eastAsia="Arial" w:hAnsi="Arial" w:cs="Arial"/>
+        </w:rPr>
+        <w:t>sem</w:t>
+      </w:r>
+      <w:proofErr w:type="spellEnd"/>
+      <w:r>
+        <w:rPr>
+          <w:rFonts w:ascii="Arial" w:eastAsia="Arial" w:hAnsi="Arial" w:cs="Arial"/>
+        </w:rPr>
+        <w:t xml:space="preserve"> </w:t>
+      </w:r>
+      <w:proofErr w:type="spellStart"/>
+      <w:r>
+        <w:rPr>
+          <w:rFonts w:ascii="Arial" w:eastAsia="Arial" w:hAnsi="Arial" w:cs="Arial"/>
+        </w:rPr>
+        <w:t>lacus</w:t>
+      </w:r>
+      <w:proofErr w:type="spellEnd"/>
+      <w:r>
+        <w:rPr>
+          <w:rFonts w:ascii="Arial" w:eastAsia="Arial" w:hAnsi="Arial" w:cs="Arial"/>
+        </w:rPr>
+        <w:t xml:space="preserve"> </w:t>
+      </w:r>
+      <w:proofErr w:type="spellStart"/>
+      <w:r>
+        <w:rPr>
+          <w:rFonts w:ascii="Arial" w:eastAsia="Arial" w:hAnsi="Arial" w:cs="Arial"/>
+        </w:rPr>
+        <w:t>congue</w:t>
+      </w:r>
+      <w:proofErr w:type="spellEnd"/>
+      <w:r>
+        <w:rPr>
+          <w:rFonts w:ascii="Arial" w:eastAsia="Arial" w:hAnsi="Arial" w:cs="Arial"/>
+        </w:rPr>
+        <w:t xml:space="preserve"> </w:t>
+      </w:r>
+      <w:proofErr w:type="spellStart"/>
+      <w:r>
+        <w:rPr>
+          <w:rFonts w:ascii="Arial" w:eastAsia="Arial" w:hAnsi="Arial" w:cs="Arial"/>
+        </w:rPr>
+        <w:t>cubilia</w:t>
+      </w:r>
+      <w:proofErr w:type="spellEnd"/>
+      <w:r>
+        <w:rPr>
+          <w:rFonts w:ascii="Arial" w:eastAsia="Arial" w:hAnsi="Arial" w:cs="Arial"/>
+        </w:rPr>
+        <w:t xml:space="preserve"> </w:t>
+      </w:r>
+      <w:proofErr w:type="spellStart"/>
+      <w:r>
+        <w:rPr>
+          <w:rFonts w:ascii="Arial" w:eastAsia="Arial" w:hAnsi="Arial" w:cs="Arial"/>
+        </w:rPr>
+        <w:t>pellentesque</w:t>
+      </w:r>
+      <w:proofErr w:type="spellEnd"/>
+      <w:r>
+        <w:rPr>
+          <w:rFonts w:ascii="Arial" w:eastAsia="Arial" w:hAnsi="Arial" w:cs="Arial"/>
+        </w:rPr>
+        <w:t xml:space="preserve"> vehicula quis. </w:t>
+      </w:r>
+      <w:proofErr w:type="spellStart"/>
+      <w:r>
+        <w:rPr>
+          <w:rFonts w:ascii="Arial" w:eastAsia="Arial" w:hAnsi="Arial" w:cs="Arial"/>
+        </w:rPr>
+        <w:t>Sociosqu</w:t>
+      </w:r>
+      <w:proofErr w:type="spellEnd"/>
+      <w:r>
+        <w:rPr>
+          <w:rFonts w:ascii="Arial" w:eastAsia="Arial" w:hAnsi="Arial" w:cs="Arial"/>
+        </w:rPr>
+        <w:t xml:space="preserve"> </w:t>
+      </w:r>
+      <w:proofErr w:type="spellStart"/>
+      <w:r>
+        <w:rPr>
+          <w:rFonts w:ascii="Arial" w:eastAsia="Arial" w:hAnsi="Arial" w:cs="Arial"/>
+        </w:rPr>
+        <w:t>lacus</w:t>
+      </w:r>
+      <w:proofErr w:type="spellEnd"/>
+      <w:r>
+        <w:rPr>
+          <w:rFonts w:ascii="Arial" w:eastAsia="Arial" w:hAnsi="Arial" w:cs="Arial"/>
+        </w:rPr>
+        <w:t xml:space="preserve"> </w:t>
+      </w:r>
+      <w:proofErr w:type="spellStart"/>
+      <w:r>
+        <w:rPr>
+          <w:rFonts w:ascii="Arial" w:eastAsia="Arial" w:hAnsi="Arial" w:cs="Arial"/>
+        </w:rPr>
+        <w:t>primis</w:t>
+      </w:r>
+      <w:proofErr w:type="spellEnd"/>
+      <w:r>
+        <w:rPr>
+          <w:rFonts w:ascii="Arial" w:eastAsia="Arial" w:hAnsi="Arial" w:cs="Arial"/>
+        </w:rPr>
+        <w:t xml:space="preserve"> </w:t>
+      </w:r>
+      <w:proofErr w:type="spellStart"/>
+      <w:r>
+        <w:rPr>
+          <w:rFonts w:ascii="Arial" w:eastAsia="Arial" w:hAnsi="Arial" w:cs="Arial"/>
+        </w:rPr>
+        <w:t>dictumst</w:t>
+      </w:r>
+      <w:proofErr w:type="spellEnd"/>
+      <w:r>
+        <w:rPr>
+          <w:rFonts w:ascii="Arial" w:eastAsia="Arial" w:hAnsi="Arial" w:cs="Arial"/>
+        </w:rPr>
+        <w:t xml:space="preserve"> </w:t>
+      </w:r>
+      <w:proofErr w:type="spellStart"/>
+      <w:r>
+        <w:rPr>
+          <w:rFonts w:ascii="Arial" w:eastAsia="Arial" w:hAnsi="Arial" w:cs="Arial"/>
+        </w:rPr>
+        <w:t>iaculis</w:t>
+      </w:r>
+      <w:proofErr w:type="spellEnd"/>
+      <w:r>
+        <w:rPr>
+          <w:rFonts w:ascii="Arial" w:eastAsia="Arial" w:hAnsi="Arial" w:cs="Arial"/>
+        </w:rPr>
+        <w:t xml:space="preserve"> </w:t>
+      </w:r>
+      <w:proofErr w:type="spellStart"/>
+      <w:r>
+        <w:rPr>
+          <w:rFonts w:ascii="Arial" w:eastAsia="Arial" w:hAnsi="Arial" w:cs="Arial"/>
+        </w:rPr>
+        <w:t>faucibus</w:t>
+      </w:r>
+      <w:proofErr w:type="spellEnd"/>
+      <w:r>
+        <w:rPr>
+          <w:rFonts w:ascii="Arial" w:eastAsia="Arial" w:hAnsi="Arial" w:cs="Arial"/>
+        </w:rPr>
+        <w:t xml:space="preserve"> in, </w:t>
+      </w:r>
+      <w:proofErr w:type="spellStart"/>
+      <w:r>
+        <w:rPr>
+          <w:rFonts w:ascii="Arial" w:eastAsia="Arial" w:hAnsi="Arial" w:cs="Arial"/>
+        </w:rPr>
+        <w:t>duis</w:t>
+      </w:r>
+      <w:proofErr w:type="spellEnd"/>
+      <w:r>
+        <w:rPr>
+          <w:rFonts w:ascii="Arial" w:eastAsia="Arial" w:hAnsi="Arial" w:cs="Arial"/>
+        </w:rPr>
+        <w:t xml:space="preserve"> </w:t>
+      </w:r>
+      <w:proofErr w:type="spellStart"/>
+      <w:r>
+        <w:rPr>
+          <w:rFonts w:ascii="Arial" w:eastAsia="Arial" w:hAnsi="Arial" w:cs="Arial"/>
+        </w:rPr>
+        <w:t>gravida</w:t>
+      </w:r>
+      <w:proofErr w:type="spellEnd"/>
+      <w:r>
+        <w:rPr>
+          <w:rFonts w:ascii="Arial" w:eastAsia="Arial" w:hAnsi="Arial" w:cs="Arial"/>
+        </w:rPr>
+        <w:t xml:space="preserve"> quisque porta </w:t>
+      </w:r>
+      <w:proofErr w:type="spellStart"/>
+      <w:r>
+        <w:rPr>
+          <w:rFonts w:ascii="Arial" w:eastAsia="Arial" w:hAnsi="Arial" w:cs="Arial"/>
+        </w:rPr>
+        <w:t>cubilia</w:t>
+      </w:r>
+      <w:proofErr w:type="spellEnd"/>
+      <w:r>
+        <w:rPr>
+          <w:rFonts w:ascii="Arial" w:eastAsia="Arial" w:hAnsi="Arial" w:cs="Arial"/>
+        </w:rPr>
+        <w:t xml:space="preserve"> </w:t>
+      </w:r>
+      <w:proofErr w:type="spellStart"/>
+      <w:r>
+        <w:rPr>
+          <w:rFonts w:ascii="Arial" w:eastAsia="Arial" w:hAnsi="Arial" w:cs="Arial"/>
+        </w:rPr>
+        <w:t>enim</w:t>
+      </w:r>
+      <w:proofErr w:type="spellEnd"/>
+      <w:r>
+        <w:rPr>
+          <w:rFonts w:ascii="Arial" w:eastAsia="Arial" w:hAnsi="Arial" w:cs="Arial"/>
+        </w:rPr>
+        <w:t xml:space="preserve"> </w:t>
+      </w:r>
+      <w:proofErr w:type="spellStart"/>
+      <w:r>
+        <w:rPr>
+          <w:rFonts w:ascii="Arial" w:eastAsia="Arial" w:hAnsi="Arial" w:cs="Arial"/>
+        </w:rPr>
+        <w:t>accumsan</w:t>
+      </w:r>
+      <w:proofErr w:type="spellEnd"/>
+      <w:r>
+        <w:rPr>
+          <w:rFonts w:ascii="Arial" w:eastAsia="Arial" w:hAnsi="Arial" w:cs="Arial"/>
+        </w:rPr>
+        <w:t xml:space="preserve">, </w:t>
+      </w:r>
+      <w:proofErr w:type="spellStart"/>
+      <w:r>
+        <w:rPr>
+          <w:rFonts w:ascii="Arial" w:eastAsia="Arial" w:hAnsi="Arial" w:cs="Arial"/>
+        </w:rPr>
+        <w:t>erat</w:t>
+      </w:r>
+      <w:proofErr w:type="spellEnd"/>
+      <w:r>
+        <w:rPr>
+          <w:rFonts w:ascii="Arial" w:eastAsia="Arial" w:hAnsi="Arial" w:cs="Arial"/>
+        </w:rPr>
+        <w:t xml:space="preserve"> </w:t>
+      </w:r>
+      <w:proofErr w:type="spellStart"/>
+      <w:r>
+        <w:rPr>
+          <w:rFonts w:ascii="Arial" w:eastAsia="Arial" w:hAnsi="Arial" w:cs="Arial"/>
+        </w:rPr>
+        <w:t>tempor</w:t>
+      </w:r>
+      <w:proofErr w:type="spellEnd"/>
+      <w:r>
+        <w:rPr>
+          <w:rFonts w:ascii="Arial" w:eastAsia="Arial" w:hAnsi="Arial" w:cs="Arial"/>
+        </w:rPr>
+        <w:t xml:space="preserve"> </w:t>
+      </w:r>
+      <w:proofErr w:type="spellStart"/>
+      <w:r>
+        <w:rPr>
+          <w:rFonts w:ascii="Arial" w:eastAsia="Arial" w:hAnsi="Arial" w:cs="Arial"/>
+        </w:rPr>
+        <w:t>ligula</w:t>
+      </w:r>
+      <w:proofErr w:type="spellEnd"/>
+      <w:r>
+        <w:rPr>
+          <w:rFonts w:ascii="Arial" w:eastAsia="Arial" w:hAnsi="Arial" w:cs="Arial"/>
+        </w:rPr>
+        <w:t xml:space="preserve"> urna </w:t>
+      </w:r>
+      <w:proofErr w:type="spellStart"/>
+      <w:r>
+        <w:rPr>
+          <w:rFonts w:ascii="Arial" w:eastAsia="Arial" w:hAnsi="Arial" w:cs="Arial"/>
+        </w:rPr>
+        <w:t>nulla</w:t>
+      </w:r>
+      <w:proofErr w:type="spellEnd"/>
+      <w:r>
+        <w:rPr>
+          <w:rFonts w:ascii="Arial" w:eastAsia="Arial" w:hAnsi="Arial" w:cs="Arial"/>
+        </w:rPr>
+        <w:t xml:space="preserve">. Platea </w:t>
+      </w:r>
+      <w:proofErr w:type="spellStart"/>
+      <w:r>
+        <w:rPr>
+          <w:rFonts w:ascii="Arial" w:eastAsia="Arial" w:hAnsi="Arial" w:cs="Arial"/>
+        </w:rPr>
+        <w:t>cursus</w:t>
+      </w:r>
+      <w:proofErr w:type="spellEnd"/>
+      <w:r>
+        <w:rPr>
+          <w:rFonts w:ascii="Arial" w:eastAsia="Arial" w:hAnsi="Arial" w:cs="Arial"/>
+        </w:rPr>
+        <w:t xml:space="preserve"> </w:t>
+      </w:r>
+      <w:proofErr w:type="spellStart"/>
+      <w:r>
+        <w:rPr>
+          <w:rFonts w:ascii="Arial" w:eastAsia="Arial" w:hAnsi="Arial" w:cs="Arial"/>
+        </w:rPr>
+        <w:t>ligula</w:t>
+      </w:r>
+      <w:proofErr w:type="spellEnd"/>
+      <w:r>
+        <w:rPr>
+          <w:rFonts w:ascii="Arial" w:eastAsia="Arial" w:hAnsi="Arial" w:cs="Arial"/>
+        </w:rPr>
+        <w:t xml:space="preserve"> </w:t>
+      </w:r>
+      <w:proofErr w:type="spellStart"/>
+      <w:r>
+        <w:rPr>
+          <w:rFonts w:ascii="Arial" w:eastAsia="Arial" w:hAnsi="Arial" w:cs="Arial"/>
+        </w:rPr>
+        <w:t>nulla</w:t>
+      </w:r>
+      <w:proofErr w:type="spellEnd"/>
+      <w:r>
+        <w:rPr>
+          <w:rFonts w:ascii="Arial" w:eastAsia="Arial" w:hAnsi="Arial" w:cs="Arial"/>
+        </w:rPr>
+        <w:t xml:space="preserve"> </w:t>
+      </w:r>
+      <w:proofErr w:type="spellStart"/>
+      <w:r>
+        <w:rPr>
+          <w:rFonts w:ascii="Arial" w:eastAsia="Arial" w:hAnsi="Arial" w:cs="Arial"/>
+        </w:rPr>
+        <w:t>class</w:t>
+      </w:r>
+      <w:proofErr w:type="spellEnd"/>
+      <w:r>
+        <w:rPr>
+          <w:rFonts w:ascii="Arial" w:eastAsia="Arial" w:hAnsi="Arial" w:cs="Arial"/>
+        </w:rPr>
+        <w:t xml:space="preserve"> </w:t>
+      </w:r>
+      <w:proofErr w:type="spellStart"/>
+      <w:r>
+        <w:rPr>
+          <w:rFonts w:ascii="Arial" w:eastAsia="Arial" w:hAnsi="Arial" w:cs="Arial"/>
+        </w:rPr>
+        <w:t>nec</w:t>
+      </w:r>
+      <w:proofErr w:type="spellEnd"/>
+      <w:r>
+        <w:rPr>
+          <w:rFonts w:ascii="Arial" w:eastAsia="Arial" w:hAnsi="Arial" w:cs="Arial"/>
+        </w:rPr>
+        <w:t xml:space="preserve"> sed </w:t>
+      </w:r>
+      <w:proofErr w:type="spellStart"/>
+      <w:r>
+        <w:rPr>
+          <w:rFonts w:ascii="Arial" w:eastAsia="Arial" w:hAnsi="Arial" w:cs="Arial"/>
+        </w:rPr>
+        <w:t>purus</w:t>
+      </w:r>
+      <w:proofErr w:type="spellEnd"/>
+      <w:r>
+        <w:rPr>
+          <w:rFonts w:ascii="Arial" w:eastAsia="Arial" w:hAnsi="Arial" w:cs="Arial"/>
+        </w:rPr>
+        <w:t xml:space="preserve"> </w:t>
+      </w:r>
+      <w:proofErr w:type="spellStart"/>
+      <w:r>
+        <w:rPr>
+          <w:rFonts w:ascii="Arial" w:eastAsia="Arial" w:hAnsi="Arial" w:cs="Arial"/>
+        </w:rPr>
+        <w:t>erat</w:t>
+      </w:r>
+      <w:proofErr w:type="spellEnd"/>
+      <w:r>
+        <w:rPr>
+          <w:rFonts w:ascii="Arial" w:eastAsia="Arial" w:hAnsi="Arial" w:cs="Arial"/>
+        </w:rPr>
+        <w:t xml:space="preserve">, </w:t>
+      </w:r>
+      <w:proofErr w:type="spellStart"/>
+      <w:r>
+        <w:rPr>
+          <w:rFonts w:ascii="Arial" w:eastAsia="Arial" w:hAnsi="Arial" w:cs="Arial"/>
+        </w:rPr>
+        <w:t>turpis</w:t>
+      </w:r>
+      <w:proofErr w:type="spellEnd"/>
+      <w:r>
+        <w:rPr>
+          <w:rFonts w:ascii="Arial" w:eastAsia="Arial" w:hAnsi="Arial" w:cs="Arial"/>
+        </w:rPr>
+        <w:t xml:space="preserve"> </w:t>
+      </w:r>
+      <w:proofErr w:type="spellStart"/>
+      <w:r>
+        <w:rPr>
+          <w:rFonts w:ascii="Arial" w:eastAsia="Arial" w:hAnsi="Arial" w:cs="Arial"/>
+        </w:rPr>
+        <w:t>sem</w:t>
+      </w:r>
+      <w:proofErr w:type="spellEnd"/>
+      <w:r>
+        <w:rPr>
+          <w:rFonts w:ascii="Arial" w:eastAsia="Arial" w:hAnsi="Arial" w:cs="Arial"/>
+        </w:rPr>
+        <w:t xml:space="preserve"> </w:t>
+      </w:r>
+      <w:proofErr w:type="spellStart"/>
+      <w:r>
+        <w:rPr>
+          <w:rFonts w:ascii="Arial" w:eastAsia="Arial" w:hAnsi="Arial" w:cs="Arial"/>
+        </w:rPr>
+        <w:t>dictumst</w:t>
+      </w:r>
+      <w:proofErr w:type="spellEnd"/>
+      <w:r>
+        <w:rPr>
+          <w:rFonts w:ascii="Arial" w:eastAsia="Arial" w:hAnsi="Arial" w:cs="Arial"/>
+        </w:rPr>
+        <w:t xml:space="preserve"> </w:t>
+      </w:r>
+      <w:proofErr w:type="spellStart"/>
+      <w:r>
+        <w:rPr>
+          <w:rFonts w:ascii="Arial" w:eastAsia="Arial" w:hAnsi="Arial" w:cs="Arial"/>
+        </w:rPr>
+        <w:t>litora</w:t>
+      </w:r>
+      <w:proofErr w:type="spellEnd"/>
+      <w:r>
+        <w:rPr>
+          <w:rFonts w:ascii="Arial" w:eastAsia="Arial" w:hAnsi="Arial" w:cs="Arial"/>
+        </w:rPr>
+        <w:t xml:space="preserve"> </w:t>
+      </w:r>
+      <w:proofErr w:type="spellStart"/>
+      <w:r>
+        <w:rPr>
+          <w:rFonts w:ascii="Arial" w:eastAsia="Arial" w:hAnsi="Arial" w:cs="Arial"/>
+        </w:rPr>
+        <w:t>inceptos</w:t>
+      </w:r>
+      <w:proofErr w:type="spellEnd"/>
+      <w:r>
+        <w:rPr>
+          <w:rFonts w:ascii="Arial" w:eastAsia="Arial" w:hAnsi="Arial" w:cs="Arial"/>
+        </w:rPr>
+        <w:t xml:space="preserve"> </w:t>
+      </w:r>
+      <w:proofErr w:type="spellStart"/>
+      <w:r>
+        <w:rPr>
+          <w:rFonts w:ascii="Arial" w:eastAsia="Arial" w:hAnsi="Arial" w:cs="Arial"/>
+        </w:rPr>
+        <w:t>diam</w:t>
+      </w:r>
+      <w:proofErr w:type="spellEnd"/>
+      <w:r>
+        <w:rPr>
+          <w:rFonts w:ascii="Arial" w:eastAsia="Arial" w:hAnsi="Arial" w:cs="Arial"/>
+        </w:rPr>
+        <w:t xml:space="preserve"> </w:t>
+      </w:r>
+      <w:proofErr w:type="spellStart"/>
+      <w:r>
+        <w:rPr>
+          <w:rFonts w:ascii="Arial" w:eastAsia="Arial" w:hAnsi="Arial" w:cs="Arial"/>
+        </w:rPr>
+        <w:t>felis</w:t>
+      </w:r>
+      <w:proofErr w:type="spellEnd"/>
+      <w:r>
+        <w:rPr>
+          <w:rFonts w:ascii="Arial" w:eastAsia="Arial" w:hAnsi="Arial" w:cs="Arial"/>
+        </w:rPr>
+        <w:t xml:space="preserve"> </w:t>
+      </w:r>
+      <w:proofErr w:type="spellStart"/>
+      <w:r>
+        <w:rPr>
+          <w:rFonts w:ascii="Arial" w:eastAsia="Arial" w:hAnsi="Arial" w:cs="Arial"/>
+        </w:rPr>
+        <w:t>nostra</w:t>
+      </w:r>
+      <w:proofErr w:type="spellEnd"/>
+      <w:r>
+        <w:rPr>
+          <w:rFonts w:ascii="Arial" w:eastAsia="Arial" w:hAnsi="Arial" w:cs="Arial"/>
+        </w:rPr>
+        <w:t xml:space="preserve"> </w:t>
+      </w:r>
+      <w:proofErr w:type="spellStart"/>
+      <w:r>
+        <w:rPr>
+          <w:rFonts w:ascii="Arial" w:eastAsia="Arial" w:hAnsi="Arial" w:cs="Arial"/>
+        </w:rPr>
+        <w:t>viverra</w:t>
+      </w:r>
+      <w:proofErr w:type="spellEnd"/>
+      <w:r>
+        <w:rPr>
+          <w:rFonts w:ascii="Arial" w:eastAsia="Arial" w:hAnsi="Arial" w:cs="Arial"/>
+        </w:rPr>
+        <w:t xml:space="preserve">, </w:t>
+      </w:r>
+      <w:proofErr w:type="spellStart"/>
+      <w:r>
+        <w:rPr>
+          <w:rFonts w:ascii="Arial" w:eastAsia="Arial" w:hAnsi="Arial" w:cs="Arial"/>
+        </w:rPr>
+        <w:t>sagittis</w:t>
+      </w:r>
+      <w:proofErr w:type="spellEnd"/>
+      <w:r>
+        <w:rPr>
+          <w:rFonts w:ascii="Arial" w:eastAsia="Arial" w:hAnsi="Arial" w:cs="Arial"/>
+        </w:rPr>
+        <w:t xml:space="preserve"> neque et </w:t>
+      </w:r>
+      <w:proofErr w:type="spellStart"/>
+      <w:r>
+        <w:rPr>
+          <w:rFonts w:ascii="Arial" w:eastAsia="Arial" w:hAnsi="Arial" w:cs="Arial"/>
+        </w:rPr>
+        <w:t>senectus</w:t>
+      </w:r>
+      <w:proofErr w:type="spellEnd"/>
+      <w:r>
+        <w:rPr>
+          <w:rFonts w:ascii="Arial" w:eastAsia="Arial" w:hAnsi="Arial" w:cs="Arial"/>
+        </w:rPr>
+        <w:t xml:space="preserve"> lacinia </w:t>
+      </w:r>
+      <w:proofErr w:type="spellStart"/>
+      <w:r>
+        <w:rPr>
+          <w:rFonts w:ascii="Arial" w:eastAsia="Arial" w:hAnsi="Arial" w:cs="Arial"/>
+        </w:rPr>
+        <w:t>nibh</w:t>
+      </w:r>
+      <w:proofErr w:type="spellEnd"/>
+      <w:r>
+        <w:rPr>
+          <w:rFonts w:ascii="Arial" w:eastAsia="Arial" w:hAnsi="Arial" w:cs="Arial"/>
+        </w:rPr>
+        <w:t xml:space="preserve"> </w:t>
+      </w:r>
+      <w:proofErr w:type="spellStart"/>
+      <w:r>
+        <w:rPr>
+          <w:rFonts w:ascii="Arial" w:eastAsia="Arial" w:hAnsi="Arial" w:cs="Arial"/>
+        </w:rPr>
+        <w:t>ullamcorper</w:t>
+      </w:r>
+      <w:proofErr w:type="spellEnd"/>
+      <w:r>
+        <w:rPr>
+          <w:rFonts w:ascii="Arial" w:eastAsia="Arial" w:hAnsi="Arial" w:cs="Arial"/>
+        </w:rPr>
+        <w:t xml:space="preserve">. </w:t>
+      </w:r>
+      <w:r>
+        <w:rPr>
+          <w:rFonts w:ascii="Arial" w:eastAsia="Arial" w:hAnsi="Arial" w:cs="Arial"/>
           <w:sz w:val="28"/>
           <w:szCs w:val="28"/>
-          <w:b/>
-        </w:rPr>
-        <w:t xml:space="preserve"> </w:t>
-      </w:r>
-      <w:r>
-        <w:rPr>
-          <w:rFonts w:ascii="Arial" w:hAnsi="Arial" w:cs="Arial" w:eastAsia="Arial"/>
-          <w:sz w:val="24"/>
-          <w:szCs w:val="24"/>
-          <w:b/>
-        </w:rPr>
-        <w:t xml:space="preserve"> </w:t>
-      </w:r>
-      <w:r>
-        <w:rPr>
-          <w:rFonts w:ascii="Arial" w:hAnsi="Arial" w:cs="Arial" w:eastAsia="Arial"/>
-          <w:sz w:val="24"/>
-          <w:szCs w:val="24"/>
-        </w:rPr>
-        <w:t xml:space="preserve"> Litora himenaeos dui est et porttitor volutpat nulla neque cum elementum nascetur, consequat luctus sem lacus congue cubilia pellentesque vehicula quis. Sociosqu lacus primis dictumst iaculis faucibus in, duis gravida quisque porta cubilia enim accumsan, erat tempor ligula urna nulla. Platea cursus ligula nulla class nec sed purus erat, turpis sem dictumst litora inceptos diam felis nostra viverra, sagittis neque et senectus lacinia nibh ullamcorper.</w:t>
-      </w:r>
-      <w:r>
-        <w:rPr>
-          <w:rFonts w:ascii="Arial" w:hAnsi="Arial" w:cs="Arial" w:eastAsia="Arial"/>
-          <w:sz w:val="24"/>
-          <w:szCs w:val="24"/>
-          <w:b/>
-        </w:rPr>
-        <w:t xml:space="preserve"> </w:t>
-      </w:r>
-      <w:r>
-        <w:rPr>
-          <w:rFonts w:ascii="Arial" w:hAnsi="Arial" w:cs="Arial" w:eastAsia="Arial"/>
+        </w:rPr>
+        <w:t xml:space="preserve"> </w:t>
+      </w:r>
+      <w:r>
+        <w:rPr>
+          <w:rFonts w:ascii="Arial" w:eastAsia="Arial" w:hAnsi="Arial" w:cs="Arial"/>
+        </w:rPr>
+        <w:t xml:space="preserve">  </w:t>
+      </w:r>
+      <w:proofErr w:type="spellStart"/>
+      <w:r>
+        <w:rPr>
+          <w:rFonts w:ascii="Arial" w:eastAsia="Arial" w:hAnsi="Arial" w:cs="Arial"/>
+        </w:rPr>
+        <w:t>Litora</w:t>
+      </w:r>
+      <w:proofErr w:type="spellEnd"/>
+      <w:r>
+        <w:rPr>
+          <w:rFonts w:ascii="Arial" w:eastAsia="Arial" w:hAnsi="Arial" w:cs="Arial"/>
+        </w:rPr>
+        <w:t xml:space="preserve"> </w:t>
+      </w:r>
+      <w:proofErr w:type="spellStart"/>
+      <w:r>
+        <w:rPr>
+          <w:rFonts w:ascii="Arial" w:eastAsia="Arial" w:hAnsi="Arial" w:cs="Arial"/>
+        </w:rPr>
+        <w:t>himenaeos</w:t>
+      </w:r>
+      <w:proofErr w:type="spellEnd"/>
+      <w:r>
+        <w:rPr>
+          <w:rFonts w:ascii="Arial" w:eastAsia="Arial" w:hAnsi="Arial" w:cs="Arial"/>
+        </w:rPr>
+        <w:t xml:space="preserve"> </w:t>
+      </w:r>
+      <w:proofErr w:type="spellStart"/>
+      <w:r>
+        <w:rPr>
+          <w:rFonts w:ascii="Arial" w:eastAsia="Arial" w:hAnsi="Arial" w:cs="Arial"/>
+        </w:rPr>
+        <w:t>dui</w:t>
+      </w:r>
+      <w:proofErr w:type="spellEnd"/>
+      <w:r>
+        <w:rPr>
+          <w:rFonts w:ascii="Arial" w:eastAsia="Arial" w:hAnsi="Arial" w:cs="Arial"/>
+        </w:rPr>
+        <w:t xml:space="preserve"> </w:t>
+      </w:r>
+      <w:proofErr w:type="spellStart"/>
+      <w:r>
+        <w:rPr>
+          <w:rFonts w:ascii="Arial" w:eastAsia="Arial" w:hAnsi="Arial" w:cs="Arial"/>
+        </w:rPr>
+        <w:t>est</w:t>
+      </w:r>
+      <w:proofErr w:type="spellEnd"/>
+      <w:r>
+        <w:rPr>
+          <w:rFonts w:ascii="Arial" w:eastAsia="Arial" w:hAnsi="Arial" w:cs="Arial"/>
+        </w:rPr>
+        <w:t xml:space="preserve"> et </w:t>
+      </w:r>
+      <w:proofErr w:type="spellStart"/>
+      <w:r>
+        <w:rPr>
+          <w:rFonts w:ascii="Arial" w:eastAsia="Arial" w:hAnsi="Arial" w:cs="Arial"/>
+        </w:rPr>
+        <w:t>porttitor</w:t>
+      </w:r>
+      <w:proofErr w:type="spellEnd"/>
+      <w:r>
+        <w:rPr>
+          <w:rFonts w:ascii="Arial" w:eastAsia="Arial" w:hAnsi="Arial" w:cs="Arial"/>
+        </w:rPr>
+        <w:t xml:space="preserve"> </w:t>
+      </w:r>
+      <w:proofErr w:type="spellStart"/>
+      <w:r>
+        <w:rPr>
+          <w:rFonts w:ascii="Arial" w:eastAsia="Arial" w:hAnsi="Arial" w:cs="Arial"/>
+        </w:rPr>
+        <w:t>volutpat</w:t>
+      </w:r>
+      <w:proofErr w:type="spellEnd"/>
+      <w:r>
+        <w:rPr>
+          <w:rFonts w:ascii="Arial" w:eastAsia="Arial" w:hAnsi="Arial" w:cs="Arial"/>
+        </w:rPr>
+        <w:t xml:space="preserve"> </w:t>
+      </w:r>
+      <w:proofErr w:type="spellStart"/>
+      <w:r>
+        <w:rPr>
+          <w:rFonts w:ascii="Arial" w:eastAsia="Arial" w:hAnsi="Arial" w:cs="Arial"/>
+        </w:rPr>
+        <w:t>nulla</w:t>
+      </w:r>
+      <w:proofErr w:type="spellEnd"/>
+      <w:r>
+        <w:rPr>
+          <w:rFonts w:ascii="Arial" w:eastAsia="Arial" w:hAnsi="Arial" w:cs="Arial"/>
+        </w:rPr>
+        <w:t xml:space="preserve"> neque cum </w:t>
+      </w:r>
+      <w:proofErr w:type="spellStart"/>
+      <w:r>
+        <w:rPr>
+          <w:rFonts w:ascii="Arial" w:eastAsia="Arial" w:hAnsi="Arial" w:cs="Arial"/>
+        </w:rPr>
+        <w:t>elementum</w:t>
+      </w:r>
+      <w:proofErr w:type="spellEnd"/>
+      <w:r>
+        <w:rPr>
+          <w:rFonts w:ascii="Arial" w:eastAsia="Arial" w:hAnsi="Arial" w:cs="Arial"/>
+        </w:rPr>
+        <w:t xml:space="preserve"> </w:t>
+      </w:r>
+      <w:proofErr w:type="spellStart"/>
+      <w:r>
+        <w:rPr>
+          <w:rFonts w:ascii="Arial" w:eastAsia="Arial" w:hAnsi="Arial" w:cs="Arial"/>
+        </w:rPr>
+        <w:t>nascetur</w:t>
+      </w:r>
+      <w:proofErr w:type="spellEnd"/>
+      <w:r>
+        <w:rPr>
+          <w:rFonts w:ascii="Arial" w:eastAsia="Arial" w:hAnsi="Arial" w:cs="Arial"/>
+        </w:rPr>
+        <w:t xml:space="preserve">, </w:t>
+      </w:r>
+      <w:proofErr w:type="spellStart"/>
+      <w:r>
+        <w:rPr>
+          <w:rFonts w:ascii="Arial" w:eastAsia="Arial" w:hAnsi="Arial" w:cs="Arial"/>
+        </w:rPr>
+        <w:t>consequat</w:t>
+      </w:r>
+      <w:proofErr w:type="spellEnd"/>
+      <w:r>
+        <w:rPr>
+          <w:rFonts w:ascii="Arial" w:eastAsia="Arial" w:hAnsi="Arial" w:cs="Arial"/>
+        </w:rPr>
+        <w:t xml:space="preserve"> </w:t>
+      </w:r>
+      <w:proofErr w:type="spellStart"/>
+      <w:r>
+        <w:rPr>
+          <w:rFonts w:ascii="Arial" w:eastAsia="Arial" w:hAnsi="Arial" w:cs="Arial"/>
+        </w:rPr>
+        <w:t>luctus</w:t>
+      </w:r>
+      <w:proofErr w:type="spellEnd"/>
+      <w:r>
+        <w:rPr>
+          <w:rFonts w:ascii="Arial" w:eastAsia="Arial" w:hAnsi="Arial" w:cs="Arial"/>
+        </w:rPr>
+        <w:t xml:space="preserve"> </w:t>
+      </w:r>
+      <w:proofErr w:type="spellStart"/>
+      <w:r>
+        <w:rPr>
+          <w:rFonts w:ascii="Arial" w:eastAsia="Arial" w:hAnsi="Arial" w:cs="Arial"/>
+        </w:rPr>
+        <w:t>sem</w:t>
+      </w:r>
+      <w:proofErr w:type="spellEnd"/>
+      <w:r>
+        <w:rPr>
+          <w:rFonts w:ascii="Arial" w:eastAsia="Arial" w:hAnsi="Arial" w:cs="Arial"/>
+        </w:rPr>
+        <w:t xml:space="preserve"> </w:t>
+      </w:r>
+      <w:proofErr w:type="spellStart"/>
+      <w:r>
+        <w:rPr>
+          <w:rFonts w:ascii="Arial" w:eastAsia="Arial" w:hAnsi="Arial" w:cs="Arial"/>
+        </w:rPr>
+        <w:t>lacus</w:t>
+      </w:r>
+      <w:proofErr w:type="spellEnd"/>
+      <w:r>
+        <w:rPr>
+          <w:rFonts w:ascii="Arial" w:eastAsia="Arial" w:hAnsi="Arial" w:cs="Arial"/>
+        </w:rPr>
+        <w:t xml:space="preserve"> </w:t>
+      </w:r>
+      <w:proofErr w:type="spellStart"/>
+      <w:r>
+        <w:rPr>
+          <w:rFonts w:ascii="Arial" w:eastAsia="Arial" w:hAnsi="Arial" w:cs="Arial"/>
+        </w:rPr>
+        <w:t>congue</w:t>
+      </w:r>
+      <w:proofErr w:type="spellEnd"/>
+      <w:r>
+        <w:rPr>
+          <w:rFonts w:ascii="Arial" w:eastAsia="Arial" w:hAnsi="Arial" w:cs="Arial"/>
+        </w:rPr>
+        <w:t xml:space="preserve"> </w:t>
+      </w:r>
+      <w:proofErr w:type="spellStart"/>
+      <w:r>
+        <w:rPr>
+          <w:rFonts w:ascii="Arial" w:eastAsia="Arial" w:hAnsi="Arial" w:cs="Arial"/>
+        </w:rPr>
+        <w:t>cubilia</w:t>
+      </w:r>
+      <w:proofErr w:type="spellEnd"/>
+      <w:r>
+        <w:rPr>
+          <w:rFonts w:ascii="Arial" w:eastAsia="Arial" w:hAnsi="Arial" w:cs="Arial"/>
+        </w:rPr>
+        <w:t xml:space="preserve"> </w:t>
+      </w:r>
+      <w:proofErr w:type="spellStart"/>
+      <w:r>
+        <w:rPr>
+          <w:rFonts w:ascii="Arial" w:eastAsia="Arial" w:hAnsi="Arial" w:cs="Arial"/>
+        </w:rPr>
+        <w:t>pellentesque</w:t>
+      </w:r>
+      <w:proofErr w:type="spellEnd"/>
+      <w:r>
+        <w:rPr>
+          <w:rFonts w:ascii="Arial" w:eastAsia="Arial" w:hAnsi="Arial" w:cs="Arial"/>
+        </w:rPr>
+        <w:t xml:space="preserve"> vehicula quis. </w:t>
+      </w:r>
+      <w:proofErr w:type="spellStart"/>
+      <w:r>
+        <w:rPr>
+          <w:rFonts w:ascii="Arial" w:eastAsia="Arial" w:hAnsi="Arial" w:cs="Arial"/>
+        </w:rPr>
+        <w:t>Sociosqu</w:t>
+      </w:r>
+      <w:proofErr w:type="spellEnd"/>
+      <w:r>
+        <w:rPr>
+          <w:rFonts w:ascii="Arial" w:eastAsia="Arial" w:hAnsi="Arial" w:cs="Arial"/>
+        </w:rPr>
+        <w:t xml:space="preserve"> </w:t>
+      </w:r>
+      <w:proofErr w:type="spellStart"/>
+      <w:r>
+        <w:rPr>
+          <w:rFonts w:ascii="Arial" w:eastAsia="Arial" w:hAnsi="Arial" w:cs="Arial"/>
+        </w:rPr>
+        <w:t>lacus</w:t>
+      </w:r>
+      <w:proofErr w:type="spellEnd"/>
+      <w:r>
+        <w:rPr>
+          <w:rFonts w:ascii="Arial" w:eastAsia="Arial" w:hAnsi="Arial" w:cs="Arial"/>
+        </w:rPr>
+        <w:t xml:space="preserve"> </w:t>
+      </w:r>
+      <w:proofErr w:type="spellStart"/>
+      <w:r>
+        <w:rPr>
+          <w:rFonts w:ascii="Arial" w:eastAsia="Arial" w:hAnsi="Arial" w:cs="Arial"/>
+        </w:rPr>
+        <w:t>primis</w:t>
+      </w:r>
+      <w:proofErr w:type="spellEnd"/>
+      <w:r>
+        <w:rPr>
+          <w:rFonts w:ascii="Arial" w:eastAsia="Arial" w:hAnsi="Arial" w:cs="Arial"/>
+        </w:rPr>
+        <w:t xml:space="preserve"> </w:t>
+      </w:r>
+      <w:proofErr w:type="spellStart"/>
+      <w:r>
+        <w:rPr>
+          <w:rFonts w:ascii="Arial" w:eastAsia="Arial" w:hAnsi="Arial" w:cs="Arial"/>
+        </w:rPr>
+        <w:t>dictumst</w:t>
+      </w:r>
+      <w:proofErr w:type="spellEnd"/>
+      <w:r>
+        <w:rPr>
+          <w:rFonts w:ascii="Arial" w:eastAsia="Arial" w:hAnsi="Arial" w:cs="Arial"/>
+        </w:rPr>
+        <w:t xml:space="preserve"> </w:t>
+      </w:r>
+      <w:proofErr w:type="spellStart"/>
+      <w:r>
+        <w:rPr>
+          <w:rFonts w:ascii="Arial" w:eastAsia="Arial" w:hAnsi="Arial" w:cs="Arial"/>
+        </w:rPr>
+        <w:t>iaculis</w:t>
+      </w:r>
+      <w:proofErr w:type="spellEnd"/>
+      <w:r>
+        <w:rPr>
+          <w:rFonts w:ascii="Arial" w:eastAsia="Arial" w:hAnsi="Arial" w:cs="Arial"/>
+        </w:rPr>
+        <w:t xml:space="preserve"> </w:t>
+      </w:r>
+      <w:proofErr w:type="spellStart"/>
+      <w:r>
+        <w:rPr>
+          <w:rFonts w:ascii="Arial" w:eastAsia="Arial" w:hAnsi="Arial" w:cs="Arial"/>
+        </w:rPr>
+        <w:t>faucibus</w:t>
+      </w:r>
+      <w:proofErr w:type="spellEnd"/>
+      <w:r>
+        <w:rPr>
+          <w:rFonts w:ascii="Arial" w:eastAsia="Arial" w:hAnsi="Arial" w:cs="Arial"/>
+        </w:rPr>
+        <w:t xml:space="preserve"> in, </w:t>
+      </w:r>
+      <w:proofErr w:type="spellStart"/>
+      <w:r>
+        <w:rPr>
+          <w:rFonts w:ascii="Arial" w:eastAsia="Arial" w:hAnsi="Arial" w:cs="Arial"/>
+        </w:rPr>
+        <w:t>duis</w:t>
+      </w:r>
+      <w:proofErr w:type="spellEnd"/>
+      <w:r>
+        <w:rPr>
+          <w:rFonts w:ascii="Arial" w:eastAsia="Arial" w:hAnsi="Arial" w:cs="Arial"/>
+        </w:rPr>
+        <w:t xml:space="preserve"> </w:t>
+      </w:r>
+      <w:proofErr w:type="spellStart"/>
+      <w:r>
+        <w:rPr>
+          <w:rFonts w:ascii="Arial" w:eastAsia="Arial" w:hAnsi="Arial" w:cs="Arial"/>
+        </w:rPr>
+        <w:t>gravida</w:t>
+      </w:r>
+      <w:proofErr w:type="spellEnd"/>
+      <w:r>
+        <w:rPr>
+          <w:rFonts w:ascii="Arial" w:eastAsia="Arial" w:hAnsi="Arial" w:cs="Arial"/>
+        </w:rPr>
+        <w:t xml:space="preserve"> quisque porta </w:t>
+      </w:r>
+      <w:proofErr w:type="spellStart"/>
+      <w:r>
+        <w:rPr>
+          <w:rFonts w:ascii="Arial" w:eastAsia="Arial" w:hAnsi="Arial" w:cs="Arial"/>
+        </w:rPr>
+        <w:t>cubilia</w:t>
+      </w:r>
+      <w:proofErr w:type="spellEnd"/>
+      <w:r>
+        <w:rPr>
+          <w:rFonts w:ascii="Arial" w:eastAsia="Arial" w:hAnsi="Arial" w:cs="Arial"/>
+        </w:rPr>
+        <w:t xml:space="preserve"> </w:t>
+      </w:r>
+      <w:proofErr w:type="spellStart"/>
+      <w:r>
+        <w:rPr>
+          <w:rFonts w:ascii="Arial" w:eastAsia="Arial" w:hAnsi="Arial" w:cs="Arial"/>
+        </w:rPr>
+        <w:t>enim</w:t>
+      </w:r>
+      <w:proofErr w:type="spellEnd"/>
+      <w:r>
+        <w:rPr>
+          <w:rFonts w:ascii="Arial" w:eastAsia="Arial" w:hAnsi="Arial" w:cs="Arial"/>
+        </w:rPr>
+        <w:t xml:space="preserve"> </w:t>
+      </w:r>
+      <w:proofErr w:type="spellStart"/>
+      <w:r>
+        <w:rPr>
+          <w:rFonts w:ascii="Arial" w:eastAsia="Arial" w:hAnsi="Arial" w:cs="Arial"/>
+        </w:rPr>
+        <w:t>accumsan</w:t>
+      </w:r>
+      <w:proofErr w:type="spellEnd"/>
+      <w:r>
+        <w:rPr>
+          <w:rFonts w:ascii="Arial" w:eastAsia="Arial" w:hAnsi="Arial" w:cs="Arial"/>
+        </w:rPr>
+        <w:t xml:space="preserve">, </w:t>
+      </w:r>
+      <w:proofErr w:type="spellStart"/>
+      <w:r>
+        <w:rPr>
+          <w:rFonts w:ascii="Arial" w:eastAsia="Arial" w:hAnsi="Arial" w:cs="Arial"/>
+        </w:rPr>
+        <w:t>erat</w:t>
+      </w:r>
+      <w:proofErr w:type="spellEnd"/>
+      <w:r>
+        <w:rPr>
+          <w:rFonts w:ascii="Arial" w:eastAsia="Arial" w:hAnsi="Arial" w:cs="Arial"/>
+        </w:rPr>
+        <w:t xml:space="preserve"> </w:t>
+      </w:r>
+      <w:proofErr w:type="spellStart"/>
+      <w:r>
+        <w:rPr>
+          <w:rFonts w:ascii="Arial" w:eastAsia="Arial" w:hAnsi="Arial" w:cs="Arial"/>
+        </w:rPr>
+        <w:t>tempor</w:t>
+      </w:r>
+      <w:proofErr w:type="spellEnd"/>
+      <w:r>
+        <w:rPr>
+          <w:rFonts w:ascii="Arial" w:eastAsia="Arial" w:hAnsi="Arial" w:cs="Arial"/>
+        </w:rPr>
+        <w:t xml:space="preserve"> </w:t>
+      </w:r>
+      <w:proofErr w:type="spellStart"/>
+      <w:r>
+        <w:rPr>
+          <w:rFonts w:ascii="Arial" w:eastAsia="Arial" w:hAnsi="Arial" w:cs="Arial"/>
+        </w:rPr>
+        <w:t>ligula</w:t>
+      </w:r>
+      <w:proofErr w:type="spellEnd"/>
+      <w:r>
+        <w:rPr>
+          <w:rFonts w:ascii="Arial" w:eastAsia="Arial" w:hAnsi="Arial" w:cs="Arial"/>
+        </w:rPr>
+        <w:t xml:space="preserve"> urna </w:t>
+      </w:r>
+      <w:proofErr w:type="spellStart"/>
+      <w:r>
+        <w:rPr>
+          <w:rFonts w:ascii="Arial" w:eastAsia="Arial" w:hAnsi="Arial" w:cs="Arial"/>
+        </w:rPr>
+        <w:t>nulla</w:t>
+      </w:r>
+      <w:proofErr w:type="spellEnd"/>
+      <w:r>
+        <w:rPr>
+          <w:rFonts w:ascii="Arial" w:eastAsia="Arial" w:hAnsi="Arial" w:cs="Arial"/>
+        </w:rPr>
+        <w:t xml:space="preserve">. Platea </w:t>
+      </w:r>
+      <w:proofErr w:type="spellStart"/>
+      <w:r>
+        <w:rPr>
+          <w:rFonts w:ascii="Arial" w:eastAsia="Arial" w:hAnsi="Arial" w:cs="Arial"/>
+        </w:rPr>
+        <w:t>cursus</w:t>
+      </w:r>
+      <w:proofErr w:type="spellEnd"/>
+      <w:r>
+        <w:rPr>
+          <w:rFonts w:ascii="Arial" w:eastAsia="Arial" w:hAnsi="Arial" w:cs="Arial"/>
+        </w:rPr>
+        <w:t xml:space="preserve"> </w:t>
+      </w:r>
+      <w:proofErr w:type="spellStart"/>
+      <w:r>
+        <w:rPr>
+          <w:rFonts w:ascii="Arial" w:eastAsia="Arial" w:hAnsi="Arial" w:cs="Arial"/>
+        </w:rPr>
+        <w:t>ligula</w:t>
+      </w:r>
+      <w:proofErr w:type="spellEnd"/>
+      <w:r>
+        <w:rPr>
+          <w:rFonts w:ascii="Arial" w:eastAsia="Arial" w:hAnsi="Arial" w:cs="Arial"/>
+        </w:rPr>
+        <w:t xml:space="preserve"> </w:t>
+      </w:r>
+      <w:proofErr w:type="spellStart"/>
+      <w:r>
+        <w:rPr>
+          <w:rFonts w:ascii="Arial" w:eastAsia="Arial" w:hAnsi="Arial" w:cs="Arial"/>
+        </w:rPr>
+        <w:t>nulla</w:t>
+      </w:r>
+      <w:proofErr w:type="spellEnd"/>
+      <w:r>
+        <w:rPr>
+          <w:rFonts w:ascii="Arial" w:eastAsia="Arial" w:hAnsi="Arial" w:cs="Arial"/>
+        </w:rPr>
+        <w:t xml:space="preserve"> </w:t>
+      </w:r>
+      <w:proofErr w:type="spellStart"/>
+      <w:r>
+        <w:rPr>
+          <w:rFonts w:ascii="Arial" w:eastAsia="Arial" w:hAnsi="Arial" w:cs="Arial"/>
+        </w:rPr>
+        <w:t>class</w:t>
+      </w:r>
+      <w:proofErr w:type="spellEnd"/>
+      <w:r>
+        <w:rPr>
+          <w:rFonts w:ascii="Arial" w:eastAsia="Arial" w:hAnsi="Arial" w:cs="Arial"/>
+        </w:rPr>
+        <w:t xml:space="preserve"> </w:t>
+      </w:r>
+      <w:proofErr w:type="spellStart"/>
+      <w:r>
+        <w:rPr>
+          <w:rFonts w:ascii="Arial" w:eastAsia="Arial" w:hAnsi="Arial" w:cs="Arial"/>
+        </w:rPr>
+        <w:t>nec</w:t>
+      </w:r>
+      <w:proofErr w:type="spellEnd"/>
+      <w:r>
+        <w:rPr>
+          <w:rFonts w:ascii="Arial" w:eastAsia="Arial" w:hAnsi="Arial" w:cs="Arial"/>
+        </w:rPr>
+        <w:t xml:space="preserve"> sed </w:t>
+      </w:r>
+      <w:proofErr w:type="spellStart"/>
+      <w:r>
+        <w:rPr>
+          <w:rFonts w:ascii="Arial" w:eastAsia="Arial" w:hAnsi="Arial" w:cs="Arial"/>
+        </w:rPr>
+        <w:t>purus</w:t>
+      </w:r>
+      <w:proofErr w:type="spellEnd"/>
+      <w:r>
+        <w:rPr>
+          <w:rFonts w:ascii="Arial" w:eastAsia="Arial" w:hAnsi="Arial" w:cs="Arial"/>
+        </w:rPr>
+        <w:t xml:space="preserve"> </w:t>
+      </w:r>
+      <w:proofErr w:type="spellStart"/>
+      <w:r>
+        <w:rPr>
+          <w:rFonts w:ascii="Arial" w:eastAsia="Arial" w:hAnsi="Arial" w:cs="Arial"/>
+        </w:rPr>
+        <w:t>erat</w:t>
+      </w:r>
+      <w:proofErr w:type="spellEnd"/>
+      <w:r>
+        <w:rPr>
+          <w:rFonts w:ascii="Arial" w:eastAsia="Arial" w:hAnsi="Arial" w:cs="Arial"/>
+        </w:rPr>
+        <w:t xml:space="preserve">, </w:t>
+      </w:r>
+      <w:proofErr w:type="spellStart"/>
+      <w:r>
+        <w:rPr>
+          <w:rFonts w:ascii="Arial" w:eastAsia="Arial" w:hAnsi="Arial" w:cs="Arial"/>
+        </w:rPr>
+        <w:t>turpis</w:t>
+      </w:r>
+      <w:proofErr w:type="spellEnd"/>
+      <w:r>
+        <w:rPr>
+          <w:rFonts w:ascii="Arial" w:eastAsia="Arial" w:hAnsi="Arial" w:cs="Arial"/>
+        </w:rPr>
+        <w:t xml:space="preserve"> </w:t>
+      </w:r>
+      <w:proofErr w:type="spellStart"/>
+      <w:r>
+        <w:rPr>
+          <w:rFonts w:ascii="Arial" w:eastAsia="Arial" w:hAnsi="Arial" w:cs="Arial"/>
+        </w:rPr>
+        <w:t>sem</w:t>
+      </w:r>
+      <w:proofErr w:type="spellEnd"/>
+      <w:r>
+        <w:rPr>
+          <w:rFonts w:ascii="Arial" w:eastAsia="Arial" w:hAnsi="Arial" w:cs="Arial"/>
+        </w:rPr>
+        <w:t xml:space="preserve"> </w:t>
+      </w:r>
+      <w:proofErr w:type="spellStart"/>
+      <w:r>
+        <w:rPr>
+          <w:rFonts w:ascii="Arial" w:eastAsia="Arial" w:hAnsi="Arial" w:cs="Arial"/>
+        </w:rPr>
+        <w:t>dictumst</w:t>
+      </w:r>
+      <w:proofErr w:type="spellEnd"/>
+      <w:r>
+        <w:rPr>
+          <w:rFonts w:ascii="Arial" w:eastAsia="Arial" w:hAnsi="Arial" w:cs="Arial"/>
+        </w:rPr>
+        <w:t xml:space="preserve"> </w:t>
+      </w:r>
+      <w:proofErr w:type="spellStart"/>
+      <w:r>
+        <w:rPr>
+          <w:rFonts w:ascii="Arial" w:eastAsia="Arial" w:hAnsi="Arial" w:cs="Arial"/>
+        </w:rPr>
+        <w:t>litora</w:t>
+      </w:r>
+      <w:proofErr w:type="spellEnd"/>
+      <w:r>
+        <w:rPr>
+          <w:rFonts w:ascii="Arial" w:eastAsia="Arial" w:hAnsi="Arial" w:cs="Arial"/>
+        </w:rPr>
+        <w:t xml:space="preserve"> </w:t>
+      </w:r>
+      <w:proofErr w:type="spellStart"/>
+      <w:r>
+        <w:rPr>
+          <w:rFonts w:ascii="Arial" w:eastAsia="Arial" w:hAnsi="Arial" w:cs="Arial"/>
+        </w:rPr>
+        <w:t>inceptos</w:t>
+      </w:r>
+      <w:proofErr w:type="spellEnd"/>
+      <w:r>
+        <w:rPr>
+          <w:rFonts w:ascii="Arial" w:eastAsia="Arial" w:hAnsi="Arial" w:cs="Arial"/>
+        </w:rPr>
+        <w:t xml:space="preserve"> </w:t>
+      </w:r>
+      <w:proofErr w:type="spellStart"/>
+      <w:r>
+        <w:rPr>
+          <w:rFonts w:ascii="Arial" w:eastAsia="Arial" w:hAnsi="Arial" w:cs="Arial"/>
+        </w:rPr>
+        <w:t>diam</w:t>
+      </w:r>
+      <w:proofErr w:type="spellEnd"/>
+      <w:r>
+        <w:rPr>
+          <w:rFonts w:ascii="Arial" w:eastAsia="Arial" w:hAnsi="Arial" w:cs="Arial"/>
+        </w:rPr>
+        <w:t xml:space="preserve"> </w:t>
+      </w:r>
+      <w:proofErr w:type="spellStart"/>
+      <w:r>
+        <w:rPr>
+          <w:rFonts w:ascii="Arial" w:eastAsia="Arial" w:hAnsi="Arial" w:cs="Arial"/>
+        </w:rPr>
+        <w:t>felis</w:t>
+      </w:r>
+      <w:proofErr w:type="spellEnd"/>
+      <w:r>
+        <w:rPr>
+          <w:rFonts w:ascii="Arial" w:eastAsia="Arial" w:hAnsi="Arial" w:cs="Arial"/>
+        </w:rPr>
+        <w:t xml:space="preserve"> </w:t>
+      </w:r>
+      <w:proofErr w:type="spellStart"/>
+      <w:r>
+        <w:rPr>
+          <w:rFonts w:ascii="Arial" w:eastAsia="Arial" w:hAnsi="Arial" w:cs="Arial"/>
+        </w:rPr>
+        <w:t>nostra</w:t>
+      </w:r>
+      <w:proofErr w:type="spellEnd"/>
+      <w:r>
+        <w:rPr>
+          <w:rFonts w:ascii="Arial" w:eastAsia="Arial" w:hAnsi="Arial" w:cs="Arial"/>
+        </w:rPr>
+        <w:t xml:space="preserve"> </w:t>
+      </w:r>
+      <w:proofErr w:type="spellStart"/>
+      <w:r>
+        <w:rPr>
+          <w:rFonts w:ascii="Arial" w:eastAsia="Arial" w:hAnsi="Arial" w:cs="Arial"/>
+        </w:rPr>
+        <w:t>viverra</w:t>
+      </w:r>
+      <w:proofErr w:type="spellEnd"/>
+      <w:r>
+        <w:rPr>
+          <w:rFonts w:ascii="Arial" w:eastAsia="Arial" w:hAnsi="Arial" w:cs="Arial"/>
+        </w:rPr>
+        <w:t xml:space="preserve">, </w:t>
+      </w:r>
+      <w:proofErr w:type="spellStart"/>
+      <w:r>
+        <w:rPr>
+          <w:rFonts w:ascii="Arial" w:eastAsia="Arial" w:hAnsi="Arial" w:cs="Arial"/>
+        </w:rPr>
+        <w:t>sagittis</w:t>
+      </w:r>
+      <w:proofErr w:type="spellEnd"/>
+      <w:r>
+        <w:rPr>
+          <w:rFonts w:ascii="Arial" w:eastAsia="Arial" w:hAnsi="Arial" w:cs="Arial"/>
+        </w:rPr>
+        <w:t xml:space="preserve"> neque et </w:t>
+      </w:r>
+      <w:proofErr w:type="spellStart"/>
+      <w:r>
+        <w:rPr>
+          <w:rFonts w:ascii="Arial" w:eastAsia="Arial" w:hAnsi="Arial" w:cs="Arial"/>
+        </w:rPr>
+        <w:t>senectus</w:t>
+      </w:r>
+      <w:proofErr w:type="spellEnd"/>
+      <w:r>
+        <w:rPr>
+          <w:rFonts w:ascii="Arial" w:eastAsia="Arial" w:hAnsi="Arial" w:cs="Arial"/>
+        </w:rPr>
+        <w:t xml:space="preserve"> lacinia </w:t>
+      </w:r>
+      <w:proofErr w:type="spellStart"/>
+      <w:r>
+        <w:rPr>
+          <w:rFonts w:ascii="Arial" w:eastAsia="Arial" w:hAnsi="Arial" w:cs="Arial"/>
+        </w:rPr>
+        <w:t>nibh</w:t>
+      </w:r>
+      <w:proofErr w:type="spellEnd"/>
+      <w:r>
+        <w:rPr>
+          <w:rFonts w:ascii="Arial" w:eastAsia="Arial" w:hAnsi="Arial" w:cs="Arial"/>
+        </w:rPr>
+        <w:t xml:space="preserve"> </w:t>
+      </w:r>
+      <w:proofErr w:type="spellStart"/>
+      <w:r>
+        <w:rPr>
+          <w:rFonts w:ascii="Arial" w:eastAsia="Arial" w:hAnsi="Arial" w:cs="Arial"/>
+        </w:rPr>
+        <w:t>ullamcorper</w:t>
+      </w:r>
+      <w:proofErr w:type="spellEnd"/>
+      <w:r>
+        <w:rPr>
+          <w:rFonts w:ascii="Arial" w:eastAsia="Arial" w:hAnsi="Arial" w:cs="Arial"/>
+        </w:rPr>
+        <w:t xml:space="preserve">. </w:t>
+      </w:r>
+      <w:r>
+        <w:rPr>
+          <w:rFonts w:ascii="Arial" w:eastAsia="Arial" w:hAnsi="Arial" w:cs="Arial"/>
           <w:sz w:val="28"/>
           <w:szCs w:val="28"/>
-          <w:b/>
-        </w:rPr>
-        <w:t xml:space="preserve"> </w:t>
-      </w:r>
-      <w:r>
-        <w:rPr>
-          <w:rFonts w:ascii="Arial" w:hAnsi="Arial" w:cs="Arial" w:eastAsia="Arial"/>
-          <w:sz w:val="24"/>
-          <w:szCs w:val="24"/>
-          <w:b/>
+        </w:rPr>
+        <w:t xml:space="preserve"> </w:t>
+      </w:r>
+      <w:r>
+        <w:rPr>
+          <w:rFonts w:ascii="Arial" w:eastAsia="Arial" w:hAnsi="Arial" w:cs="Arial"/>
+        </w:rPr>
+        <w:t xml:space="preserve">  </w:t>
+      </w:r>
+      <w:proofErr w:type="spellStart"/>
+      <w:r>
+        <w:rPr>
+          <w:rFonts w:ascii="Arial" w:eastAsia="Arial" w:hAnsi="Arial" w:cs="Arial"/>
+        </w:rPr>
+        <w:t>Litora</w:t>
+      </w:r>
+      <w:proofErr w:type="spellEnd"/>
+      <w:r>
+        <w:rPr>
+          <w:rFonts w:ascii="Arial" w:eastAsia="Arial" w:hAnsi="Arial" w:cs="Arial"/>
+        </w:rPr>
+        <w:t xml:space="preserve"> </w:t>
+      </w:r>
+      <w:proofErr w:type="spellStart"/>
+      <w:r>
+        <w:rPr>
+          <w:rFonts w:ascii="Arial" w:eastAsia="Arial" w:hAnsi="Arial" w:cs="Arial"/>
+        </w:rPr>
+        <w:t>himenaeos</w:t>
+      </w:r>
+      <w:proofErr w:type="spellEnd"/>
+      <w:r>
+        <w:rPr>
+          <w:rFonts w:ascii="Arial" w:eastAsia="Arial" w:hAnsi="Arial" w:cs="Arial"/>
+        </w:rPr>
+        <w:t xml:space="preserve"> </w:t>
+      </w:r>
+      <w:proofErr w:type="spellStart"/>
+      <w:r>
+        <w:rPr>
+          <w:rFonts w:ascii="Arial" w:eastAsia="Arial" w:hAnsi="Arial" w:cs="Arial"/>
+        </w:rPr>
+        <w:t>dui</w:t>
+      </w:r>
+      <w:proofErr w:type="spellEnd"/>
+      <w:r>
+        <w:rPr>
+          <w:rFonts w:ascii="Arial" w:eastAsia="Arial" w:hAnsi="Arial" w:cs="Arial"/>
+        </w:rPr>
+        <w:t xml:space="preserve"> </w:t>
+      </w:r>
+      <w:proofErr w:type="spellStart"/>
+      <w:r>
+        <w:rPr>
+          <w:rFonts w:ascii="Arial" w:eastAsia="Arial" w:hAnsi="Arial" w:cs="Arial"/>
+        </w:rPr>
+        <w:t>est</w:t>
+      </w:r>
+      <w:proofErr w:type="spellEnd"/>
+      <w:r>
+        <w:rPr>
+          <w:rFonts w:ascii="Arial" w:eastAsia="Arial" w:hAnsi="Arial" w:cs="Arial"/>
+        </w:rPr>
+        <w:t xml:space="preserve"> et </w:t>
+      </w:r>
+      <w:proofErr w:type="spellStart"/>
+      <w:r>
+        <w:rPr>
+          <w:rFonts w:ascii="Arial" w:eastAsia="Arial" w:hAnsi="Arial" w:cs="Arial"/>
+        </w:rPr>
+        <w:t>porttitor</w:t>
+      </w:r>
+      <w:proofErr w:type="spellEnd"/>
+      <w:r>
+        <w:rPr>
+          <w:rFonts w:ascii="Arial" w:eastAsia="Arial" w:hAnsi="Arial" w:cs="Arial"/>
+        </w:rPr>
+        <w:t xml:space="preserve"> </w:t>
+      </w:r>
+      <w:proofErr w:type="spellStart"/>
+      <w:r>
+        <w:rPr>
+          <w:rFonts w:ascii="Arial" w:eastAsia="Arial" w:hAnsi="Arial" w:cs="Arial"/>
+        </w:rPr>
+        <w:t>volutpat</w:t>
+      </w:r>
+      <w:proofErr w:type="spellEnd"/>
+      <w:r>
+        <w:rPr>
+          <w:rFonts w:ascii="Arial" w:eastAsia="Arial" w:hAnsi="Arial" w:cs="Arial"/>
+        </w:rPr>
+        <w:t xml:space="preserve"> </w:t>
+      </w:r>
+      <w:proofErr w:type="spellStart"/>
+      <w:r>
+        <w:rPr>
+          <w:rFonts w:ascii="Arial" w:eastAsia="Arial" w:hAnsi="Arial" w:cs="Arial"/>
+        </w:rPr>
+        <w:t>nulla</w:t>
+      </w:r>
+      <w:proofErr w:type="spellEnd"/>
+      <w:r>
+        <w:rPr>
+          <w:rFonts w:ascii="Arial" w:eastAsia="Arial" w:hAnsi="Arial" w:cs="Arial"/>
+        </w:rPr>
+        <w:t xml:space="preserve"> neque cum </w:t>
+      </w:r>
+      <w:proofErr w:type="spellStart"/>
+      <w:r>
+        <w:rPr>
+          <w:rFonts w:ascii="Arial" w:eastAsia="Arial" w:hAnsi="Arial" w:cs="Arial"/>
+        </w:rPr>
+        <w:t>elementum</w:t>
+      </w:r>
+      <w:proofErr w:type="spellEnd"/>
+      <w:r>
+        <w:rPr>
+          <w:rFonts w:ascii="Arial" w:eastAsia="Arial" w:hAnsi="Arial" w:cs="Arial"/>
+        </w:rPr>
+        <w:t xml:space="preserve"> </w:t>
+      </w:r>
+      <w:proofErr w:type="spellStart"/>
+      <w:r>
+        <w:rPr>
+          <w:rFonts w:ascii="Arial" w:eastAsia="Arial" w:hAnsi="Arial" w:cs="Arial"/>
+        </w:rPr>
+        <w:t>nascetur</w:t>
+      </w:r>
+      <w:proofErr w:type="spellEnd"/>
+      <w:r>
+        <w:rPr>
+          <w:rFonts w:ascii="Arial" w:eastAsia="Arial" w:hAnsi="Arial" w:cs="Arial"/>
+        </w:rPr>
+        <w:t xml:space="preserve">, </w:t>
+      </w:r>
+      <w:proofErr w:type="spellStart"/>
+      <w:r>
+        <w:rPr>
+          <w:rFonts w:ascii="Arial" w:eastAsia="Arial" w:hAnsi="Arial" w:cs="Arial"/>
+        </w:rPr>
+        <w:t>consequat</w:t>
+      </w:r>
+      <w:proofErr w:type="spellEnd"/>
+      <w:r>
+        <w:rPr>
+          <w:rFonts w:ascii="Arial" w:eastAsia="Arial" w:hAnsi="Arial" w:cs="Arial"/>
+        </w:rPr>
+        <w:t xml:space="preserve"> </w:t>
+      </w:r>
+      <w:proofErr w:type="spellStart"/>
+      <w:r>
+        <w:rPr>
+          <w:rFonts w:ascii="Arial" w:eastAsia="Arial" w:hAnsi="Arial" w:cs="Arial"/>
+        </w:rPr>
+        <w:t>luctus</w:t>
+      </w:r>
+      <w:proofErr w:type="spellEnd"/>
+      <w:r>
+        <w:rPr>
+          <w:rFonts w:ascii="Arial" w:eastAsia="Arial" w:hAnsi="Arial" w:cs="Arial"/>
+        </w:rPr>
+        <w:t xml:space="preserve"> </w:t>
+      </w:r>
+      <w:proofErr w:type="spellStart"/>
+      <w:r>
+        <w:rPr>
+          <w:rFonts w:ascii="Arial" w:eastAsia="Arial" w:hAnsi="Arial" w:cs="Arial"/>
+        </w:rPr>
+        <w:t>sem</w:t>
+      </w:r>
+      <w:proofErr w:type="spellEnd"/>
+      <w:r>
+        <w:rPr>
+          <w:rFonts w:ascii="Arial" w:eastAsia="Arial" w:hAnsi="Arial" w:cs="Arial"/>
+        </w:rPr>
+        <w:t xml:space="preserve"> </w:t>
+      </w:r>
+      <w:proofErr w:type="spellStart"/>
+      <w:r>
+        <w:rPr>
+          <w:rFonts w:ascii="Arial" w:eastAsia="Arial" w:hAnsi="Arial" w:cs="Arial"/>
+        </w:rPr>
+        <w:t>lacus</w:t>
+      </w:r>
+      <w:proofErr w:type="spellEnd"/>
+      <w:r>
+        <w:rPr>
+          <w:rFonts w:ascii="Arial" w:eastAsia="Arial" w:hAnsi="Arial" w:cs="Arial"/>
+        </w:rPr>
+        <w:t xml:space="preserve"> </w:t>
+      </w:r>
+      <w:proofErr w:type="spellStart"/>
+      <w:r>
+        <w:rPr>
+          <w:rFonts w:ascii="Arial" w:eastAsia="Arial" w:hAnsi="Arial" w:cs="Arial"/>
+        </w:rPr>
+        <w:t>congue</w:t>
+      </w:r>
+      <w:proofErr w:type="spellEnd"/>
+      <w:r>
+        <w:rPr>
+          <w:rFonts w:ascii="Arial" w:eastAsia="Arial" w:hAnsi="Arial" w:cs="Arial"/>
+        </w:rPr>
+        <w:t xml:space="preserve"> </w:t>
+      </w:r>
+      <w:proofErr w:type="spellStart"/>
+      <w:r>
+        <w:rPr>
+          <w:rFonts w:ascii="Arial" w:eastAsia="Arial" w:hAnsi="Arial" w:cs="Arial"/>
+        </w:rPr>
+        <w:t>cubilia</w:t>
+      </w:r>
+      <w:proofErr w:type="spellEnd"/>
+      <w:r>
+        <w:rPr>
+          <w:rFonts w:ascii="Arial" w:eastAsia="Arial" w:hAnsi="Arial" w:cs="Arial"/>
+        </w:rPr>
+        <w:t xml:space="preserve"> </w:t>
+      </w:r>
+      <w:proofErr w:type="spellStart"/>
+      <w:r>
+        <w:rPr>
+          <w:rFonts w:ascii="Arial" w:eastAsia="Arial" w:hAnsi="Arial" w:cs="Arial"/>
+        </w:rPr>
+        <w:t>pellentesque</w:t>
+      </w:r>
+      <w:proofErr w:type="spellEnd"/>
+      <w:r>
+        <w:rPr>
+          <w:rFonts w:ascii="Arial" w:eastAsia="Arial" w:hAnsi="Arial" w:cs="Arial"/>
+        </w:rPr>
+        <w:t xml:space="preserve"> vehicula quis. </w:t>
+      </w:r>
+      <w:proofErr w:type="spellStart"/>
+      <w:r>
+        <w:rPr>
+          <w:rFonts w:ascii="Arial" w:eastAsia="Arial" w:hAnsi="Arial" w:cs="Arial"/>
+        </w:rPr>
+        <w:t>Sociosqu</w:t>
+      </w:r>
+      <w:proofErr w:type="spellEnd"/>
+      <w:r>
+        <w:rPr>
+          <w:rFonts w:ascii="Arial" w:eastAsia="Arial" w:hAnsi="Arial" w:cs="Arial"/>
+        </w:rPr>
+        <w:t xml:space="preserve"> </w:t>
+      </w:r>
+      <w:proofErr w:type="spellStart"/>
+      <w:r>
+        <w:rPr>
+          <w:rFonts w:ascii="Arial" w:eastAsia="Arial" w:hAnsi="Arial" w:cs="Arial"/>
+        </w:rPr>
+        <w:t>lacus</w:t>
+      </w:r>
+      <w:proofErr w:type="spellEnd"/>
+      <w:r>
+        <w:rPr>
+          <w:rFonts w:ascii="Arial" w:eastAsia="Arial" w:hAnsi="Arial" w:cs="Arial"/>
+        </w:rPr>
+        <w:t xml:space="preserve"> </w:t>
+      </w:r>
+      <w:proofErr w:type="spellStart"/>
+      <w:r>
+        <w:rPr>
+          <w:rFonts w:ascii="Arial" w:eastAsia="Arial" w:hAnsi="Arial" w:cs="Arial"/>
+        </w:rPr>
+        <w:t>primis</w:t>
+      </w:r>
+      <w:proofErr w:type="spellEnd"/>
+      <w:r>
+        <w:rPr>
+          <w:rFonts w:ascii="Arial" w:eastAsia="Arial" w:hAnsi="Arial" w:cs="Arial"/>
+        </w:rPr>
+        <w:t xml:space="preserve"> </w:t>
+      </w:r>
+      <w:proofErr w:type="spellStart"/>
+      <w:r>
+        <w:rPr>
+          <w:rFonts w:ascii="Arial" w:eastAsia="Arial" w:hAnsi="Arial" w:cs="Arial"/>
+        </w:rPr>
+        <w:t>dictumst</w:t>
+      </w:r>
+      <w:proofErr w:type="spellEnd"/>
+      <w:r>
+        <w:rPr>
+          <w:rFonts w:ascii="Arial" w:eastAsia="Arial" w:hAnsi="Arial" w:cs="Arial"/>
+        </w:rPr>
+        <w:t xml:space="preserve"> </w:t>
+      </w:r>
+      <w:proofErr w:type="spellStart"/>
+      <w:r>
+        <w:rPr>
+          <w:rFonts w:ascii="Arial" w:eastAsia="Arial" w:hAnsi="Arial" w:cs="Arial"/>
+        </w:rPr>
+        <w:t>iaculis</w:t>
+      </w:r>
+      <w:proofErr w:type="spellEnd"/>
+      <w:r>
+        <w:rPr>
+          <w:rFonts w:ascii="Arial" w:eastAsia="Arial" w:hAnsi="Arial" w:cs="Arial"/>
+        </w:rPr>
+        <w:t xml:space="preserve"> </w:t>
+      </w:r>
+      <w:proofErr w:type="spellStart"/>
+      <w:r>
+        <w:rPr>
+          <w:rFonts w:ascii="Arial" w:eastAsia="Arial" w:hAnsi="Arial" w:cs="Arial"/>
+        </w:rPr>
+        <w:t>faucibus</w:t>
+      </w:r>
+      <w:proofErr w:type="spellEnd"/>
+      <w:r>
+        <w:rPr>
+          <w:rFonts w:ascii="Arial" w:eastAsia="Arial" w:hAnsi="Arial" w:cs="Arial"/>
+        </w:rPr>
+        <w:t xml:space="preserve"> in, </w:t>
+      </w:r>
+      <w:proofErr w:type="spellStart"/>
+      <w:r>
+        <w:rPr>
+          <w:rFonts w:ascii="Arial" w:eastAsia="Arial" w:hAnsi="Arial" w:cs="Arial"/>
+        </w:rPr>
+        <w:t>duis</w:t>
+      </w:r>
+      <w:proofErr w:type="spellEnd"/>
+      <w:r>
+        <w:rPr>
+          <w:rFonts w:ascii="Arial" w:eastAsia="Arial" w:hAnsi="Arial" w:cs="Arial"/>
+        </w:rPr>
+        <w:t xml:space="preserve"> </w:t>
+      </w:r>
+      <w:proofErr w:type="spellStart"/>
+      <w:r>
+        <w:rPr>
+          <w:rFonts w:ascii="Arial" w:eastAsia="Arial" w:hAnsi="Arial" w:cs="Arial"/>
+        </w:rPr>
+        <w:t>gravida</w:t>
+      </w:r>
+      <w:proofErr w:type="spellEnd"/>
+      <w:r>
+        <w:rPr>
+          <w:rFonts w:ascii="Arial" w:eastAsia="Arial" w:hAnsi="Arial" w:cs="Arial"/>
+        </w:rPr>
+        <w:t xml:space="preserve"> quisque porta </w:t>
+      </w:r>
+      <w:proofErr w:type="spellStart"/>
+      <w:r>
+        <w:rPr>
+          <w:rFonts w:ascii="Arial" w:eastAsia="Arial" w:hAnsi="Arial" w:cs="Arial"/>
+        </w:rPr>
+        <w:t>cubilia</w:t>
+      </w:r>
+      <w:proofErr w:type="spellEnd"/>
+      <w:r>
+        <w:rPr>
+          <w:rFonts w:ascii="Arial" w:eastAsia="Arial" w:hAnsi="Arial" w:cs="Arial"/>
+        </w:rPr>
+        <w:t xml:space="preserve"> </w:t>
+      </w:r>
+      <w:proofErr w:type="spellStart"/>
+      <w:r>
+        <w:rPr>
+          <w:rFonts w:ascii="Arial" w:eastAsia="Arial" w:hAnsi="Arial" w:cs="Arial"/>
+        </w:rPr>
+        <w:t>enim</w:t>
+      </w:r>
+      <w:proofErr w:type="spellEnd"/>
+      <w:r>
+        <w:rPr>
+          <w:rFonts w:ascii="Arial" w:eastAsia="Arial" w:hAnsi="Arial" w:cs="Arial"/>
+        </w:rPr>
+        <w:t xml:space="preserve"> </w:t>
+      </w:r>
+      <w:proofErr w:type="spellStart"/>
+      <w:r>
+        <w:rPr>
+          <w:rFonts w:ascii="Arial" w:eastAsia="Arial" w:hAnsi="Arial" w:cs="Arial"/>
+        </w:rPr>
+        <w:t>accumsan</w:t>
+      </w:r>
+      <w:proofErr w:type="spellEnd"/>
+      <w:r>
+        <w:rPr>
+          <w:rFonts w:ascii="Arial" w:eastAsia="Arial" w:hAnsi="Arial" w:cs="Arial"/>
+        </w:rPr>
+        <w:t xml:space="preserve">, </w:t>
+      </w:r>
+      <w:proofErr w:type="spellStart"/>
+      <w:r>
+        <w:rPr>
+          <w:rFonts w:ascii="Arial" w:eastAsia="Arial" w:hAnsi="Arial" w:cs="Arial"/>
+        </w:rPr>
+        <w:t>erat</w:t>
+      </w:r>
+      <w:proofErr w:type="spellEnd"/>
+      <w:r>
+        <w:rPr>
+          <w:rFonts w:ascii="Arial" w:eastAsia="Arial" w:hAnsi="Arial" w:cs="Arial"/>
+        </w:rPr>
+        <w:t xml:space="preserve"> </w:t>
+      </w:r>
+      <w:proofErr w:type="spellStart"/>
+      <w:r>
+        <w:rPr>
+          <w:rFonts w:ascii="Arial" w:eastAsia="Arial" w:hAnsi="Arial" w:cs="Arial"/>
+        </w:rPr>
+        <w:t>tempor</w:t>
+      </w:r>
+      <w:proofErr w:type="spellEnd"/>
+      <w:r>
+        <w:rPr>
+          <w:rFonts w:ascii="Arial" w:eastAsia="Arial" w:hAnsi="Arial" w:cs="Arial"/>
+        </w:rPr>
+        <w:t xml:space="preserve"> </w:t>
+      </w:r>
+      <w:proofErr w:type="spellStart"/>
+      <w:r>
+        <w:rPr>
+          <w:rFonts w:ascii="Arial" w:eastAsia="Arial" w:hAnsi="Arial" w:cs="Arial"/>
+        </w:rPr>
+        <w:t>ligula</w:t>
+      </w:r>
+      <w:proofErr w:type="spellEnd"/>
+      <w:r>
+        <w:rPr>
+          <w:rFonts w:ascii="Arial" w:eastAsia="Arial" w:hAnsi="Arial" w:cs="Arial"/>
+        </w:rPr>
+        <w:t xml:space="preserve"> urna </w:t>
+      </w:r>
+      <w:proofErr w:type="spellStart"/>
+      <w:r>
+        <w:rPr>
+          <w:rFonts w:ascii="Arial" w:eastAsia="Arial" w:hAnsi="Arial" w:cs="Arial"/>
+        </w:rPr>
+        <w:t>nulla</w:t>
+      </w:r>
+      <w:proofErr w:type="spellEnd"/>
+      <w:r>
+        <w:rPr>
+          <w:rFonts w:ascii="Arial" w:eastAsia="Arial" w:hAnsi="Arial" w:cs="Arial"/>
+        </w:rPr>
+        <w:t xml:space="preserve">. Platea </w:t>
+      </w:r>
+      <w:proofErr w:type="spellStart"/>
+      <w:r>
+        <w:rPr>
+          <w:rFonts w:ascii="Arial" w:eastAsia="Arial" w:hAnsi="Arial" w:cs="Arial"/>
+        </w:rPr>
+        <w:t>cursus</w:t>
+      </w:r>
+      <w:proofErr w:type="spellEnd"/>
+      <w:r>
+        <w:rPr>
+          <w:rFonts w:ascii="Arial" w:eastAsia="Arial" w:hAnsi="Arial" w:cs="Arial"/>
+        </w:rPr>
+        <w:t xml:space="preserve"> </w:t>
+      </w:r>
+      <w:proofErr w:type="spellStart"/>
+      <w:r>
+        <w:rPr>
+          <w:rFonts w:ascii="Arial" w:eastAsia="Arial" w:hAnsi="Arial" w:cs="Arial"/>
+        </w:rPr>
+        <w:t>ligula</w:t>
+      </w:r>
+      <w:proofErr w:type="spellEnd"/>
+      <w:r>
+        <w:rPr>
+          <w:rFonts w:ascii="Arial" w:eastAsia="Arial" w:hAnsi="Arial" w:cs="Arial"/>
+        </w:rPr>
+        <w:t xml:space="preserve"> </w:t>
+      </w:r>
+      <w:proofErr w:type="spellStart"/>
+      <w:r>
+        <w:rPr>
+          <w:rFonts w:ascii="Arial" w:eastAsia="Arial" w:hAnsi="Arial" w:cs="Arial"/>
+        </w:rPr>
+        <w:t>nulla</w:t>
+      </w:r>
+      <w:proofErr w:type="spellEnd"/>
+      <w:r>
+        <w:rPr>
+          <w:rFonts w:ascii="Arial" w:eastAsia="Arial" w:hAnsi="Arial" w:cs="Arial"/>
+        </w:rPr>
+        <w:t xml:space="preserve"> </w:t>
+      </w:r>
+      <w:proofErr w:type="spellStart"/>
+      <w:r>
+        <w:rPr>
+          <w:rFonts w:ascii="Arial" w:eastAsia="Arial" w:hAnsi="Arial" w:cs="Arial"/>
+        </w:rPr>
+        <w:t>class</w:t>
+      </w:r>
+      <w:proofErr w:type="spellEnd"/>
+      <w:r>
+        <w:rPr>
+          <w:rFonts w:ascii="Arial" w:eastAsia="Arial" w:hAnsi="Arial" w:cs="Arial"/>
+        </w:rPr>
+        <w:t xml:space="preserve"> </w:t>
+      </w:r>
+      <w:proofErr w:type="spellStart"/>
+      <w:r>
+        <w:rPr>
+          <w:rFonts w:ascii="Arial" w:eastAsia="Arial" w:hAnsi="Arial" w:cs="Arial"/>
+        </w:rPr>
+        <w:t>nec</w:t>
+      </w:r>
+      <w:proofErr w:type="spellEnd"/>
+      <w:r>
+        <w:rPr>
+          <w:rFonts w:ascii="Arial" w:eastAsia="Arial" w:hAnsi="Arial" w:cs="Arial"/>
+        </w:rPr>
+        <w:t xml:space="preserve"> sed </w:t>
+      </w:r>
+      <w:proofErr w:type="spellStart"/>
+      <w:r>
+        <w:rPr>
+          <w:rFonts w:ascii="Arial" w:eastAsia="Arial" w:hAnsi="Arial" w:cs="Arial"/>
+        </w:rPr>
+        <w:t>purus</w:t>
+      </w:r>
+      <w:proofErr w:type="spellEnd"/>
+      <w:r>
+        <w:rPr>
+          <w:rFonts w:ascii="Arial" w:eastAsia="Arial" w:hAnsi="Arial" w:cs="Arial"/>
+        </w:rPr>
+        <w:t xml:space="preserve"> </w:t>
+      </w:r>
+      <w:proofErr w:type="spellStart"/>
+      <w:r>
+        <w:rPr>
+          <w:rFonts w:ascii="Arial" w:eastAsia="Arial" w:hAnsi="Arial" w:cs="Arial"/>
+        </w:rPr>
+        <w:t>erat</w:t>
+      </w:r>
+      <w:proofErr w:type="spellEnd"/>
+      <w:r>
+        <w:rPr>
+          <w:rFonts w:ascii="Arial" w:eastAsia="Arial" w:hAnsi="Arial" w:cs="Arial"/>
+        </w:rPr>
+        <w:t xml:space="preserve">, </w:t>
+      </w:r>
+      <w:proofErr w:type="spellStart"/>
+      <w:r>
+        <w:rPr>
+          <w:rFonts w:ascii="Arial" w:eastAsia="Arial" w:hAnsi="Arial" w:cs="Arial"/>
+        </w:rPr>
+        <w:t>turpis</w:t>
+      </w:r>
+      <w:proofErr w:type="spellEnd"/>
+      <w:r>
+        <w:rPr>
+          <w:rFonts w:ascii="Arial" w:eastAsia="Arial" w:hAnsi="Arial" w:cs="Arial"/>
+        </w:rPr>
+        <w:t xml:space="preserve"> </w:t>
+      </w:r>
+      <w:proofErr w:type="spellStart"/>
+      <w:r>
+        <w:rPr>
+          <w:rFonts w:ascii="Arial" w:eastAsia="Arial" w:hAnsi="Arial" w:cs="Arial"/>
+        </w:rPr>
+        <w:t>sem</w:t>
+      </w:r>
+      <w:proofErr w:type="spellEnd"/>
+      <w:r>
+        <w:rPr>
+          <w:rFonts w:ascii="Arial" w:eastAsia="Arial" w:hAnsi="Arial" w:cs="Arial"/>
+        </w:rPr>
+        <w:t xml:space="preserve"> </w:t>
+      </w:r>
+      <w:proofErr w:type="spellStart"/>
+      <w:r>
+        <w:rPr>
+          <w:rFonts w:ascii="Arial" w:eastAsia="Arial" w:hAnsi="Arial" w:cs="Arial"/>
+        </w:rPr>
+        <w:t>dictumst</w:t>
+      </w:r>
+      <w:proofErr w:type="spellEnd"/>
+      <w:r>
+        <w:rPr>
+          <w:rFonts w:ascii="Arial" w:eastAsia="Arial" w:hAnsi="Arial" w:cs="Arial"/>
+        </w:rPr>
+        <w:t xml:space="preserve"> </w:t>
+      </w:r>
+      <w:proofErr w:type="spellStart"/>
+      <w:r>
+        <w:rPr>
+          <w:rFonts w:ascii="Arial" w:eastAsia="Arial" w:hAnsi="Arial" w:cs="Arial"/>
+        </w:rPr>
+        <w:t>litora</w:t>
+      </w:r>
+      <w:proofErr w:type="spellEnd"/>
+      <w:r>
+        <w:rPr>
+          <w:rFonts w:ascii="Arial" w:eastAsia="Arial" w:hAnsi="Arial" w:cs="Arial"/>
+        </w:rPr>
+        <w:t xml:space="preserve"> </w:t>
+      </w:r>
+      <w:proofErr w:type="spellStart"/>
+      <w:r>
+        <w:rPr>
+          <w:rFonts w:ascii="Arial" w:eastAsia="Arial" w:hAnsi="Arial" w:cs="Arial"/>
+        </w:rPr>
+        <w:t>inceptos</w:t>
+      </w:r>
+      <w:proofErr w:type="spellEnd"/>
+      <w:r>
+        <w:rPr>
+          <w:rFonts w:ascii="Arial" w:eastAsia="Arial" w:hAnsi="Arial" w:cs="Arial"/>
+        </w:rPr>
+        <w:t xml:space="preserve"> </w:t>
+      </w:r>
+      <w:proofErr w:type="spellStart"/>
+      <w:r>
+        <w:rPr>
+          <w:rFonts w:ascii="Arial" w:eastAsia="Arial" w:hAnsi="Arial" w:cs="Arial"/>
+        </w:rPr>
+        <w:t>diam</w:t>
+      </w:r>
+      <w:proofErr w:type="spellEnd"/>
+      <w:r>
+        <w:rPr>
+          <w:rFonts w:ascii="Arial" w:eastAsia="Arial" w:hAnsi="Arial" w:cs="Arial"/>
+        </w:rPr>
+        <w:t xml:space="preserve"> </w:t>
+      </w:r>
+      <w:proofErr w:type="spellStart"/>
+      <w:r>
+        <w:rPr>
+          <w:rFonts w:ascii="Arial" w:eastAsia="Arial" w:hAnsi="Arial" w:cs="Arial"/>
+        </w:rPr>
+        <w:t>felis</w:t>
+      </w:r>
+      <w:proofErr w:type="spellEnd"/>
+      <w:r>
+        <w:rPr>
+          <w:rFonts w:ascii="Arial" w:eastAsia="Arial" w:hAnsi="Arial" w:cs="Arial"/>
+        </w:rPr>
+        <w:t xml:space="preserve"> </w:t>
+      </w:r>
+      <w:proofErr w:type="spellStart"/>
+      <w:r>
+        <w:rPr>
+          <w:rFonts w:ascii="Arial" w:eastAsia="Arial" w:hAnsi="Arial" w:cs="Arial"/>
+        </w:rPr>
+        <w:t>nostra</w:t>
+      </w:r>
+      <w:proofErr w:type="spellEnd"/>
+      <w:r>
+        <w:rPr>
+          <w:rFonts w:ascii="Arial" w:eastAsia="Arial" w:hAnsi="Arial" w:cs="Arial"/>
+        </w:rPr>
+        <w:t xml:space="preserve"> </w:t>
+      </w:r>
+      <w:proofErr w:type="spellStart"/>
+      <w:r>
+        <w:rPr>
+          <w:rFonts w:ascii="Arial" w:eastAsia="Arial" w:hAnsi="Arial" w:cs="Arial"/>
+        </w:rPr>
+        <w:t>viverra</w:t>
+      </w:r>
+      <w:proofErr w:type="spellEnd"/>
+      <w:r>
+        <w:rPr>
+          <w:rFonts w:ascii="Arial" w:eastAsia="Arial" w:hAnsi="Arial" w:cs="Arial"/>
+        </w:rPr>
+        <w:t xml:space="preserve">, </w:t>
+      </w:r>
+      <w:proofErr w:type="spellStart"/>
+      <w:r>
+        <w:rPr>
+          <w:rFonts w:ascii="Arial" w:eastAsia="Arial" w:hAnsi="Arial" w:cs="Arial"/>
+        </w:rPr>
+        <w:t>sagittis</w:t>
+      </w:r>
+      <w:proofErr w:type="spellEnd"/>
+      <w:r>
+        <w:rPr>
+          <w:rFonts w:ascii="Arial" w:eastAsia="Arial" w:hAnsi="Arial" w:cs="Arial"/>
+        </w:rPr>
+        <w:t xml:space="preserve"> neque et </w:t>
+      </w:r>
+      <w:proofErr w:type="spellStart"/>
+      <w:r>
+        <w:rPr>
+          <w:rFonts w:ascii="Arial" w:eastAsia="Arial" w:hAnsi="Arial" w:cs="Arial"/>
+        </w:rPr>
+        <w:t>senectus</w:t>
+      </w:r>
+      <w:proofErr w:type="spellEnd"/>
+      <w:r>
+        <w:rPr>
+          <w:rFonts w:ascii="Arial" w:eastAsia="Arial" w:hAnsi="Arial" w:cs="Arial"/>
+        </w:rPr>
+        <w:t xml:space="preserve"> lacinia </w:t>
+      </w:r>
+      <w:proofErr w:type="spellStart"/>
+      <w:r>
+        <w:rPr>
+          <w:rFonts w:ascii="Arial" w:eastAsia="Arial" w:hAnsi="Arial" w:cs="Arial"/>
+        </w:rPr>
+        <w:t>nibh</w:t>
+      </w:r>
+      <w:proofErr w:type="spellEnd"/>
+      <w:r>
+        <w:rPr>
+          <w:rFonts w:ascii="Arial" w:eastAsia="Arial" w:hAnsi="Arial" w:cs="Arial"/>
+        </w:rPr>
+        <w:t xml:space="preserve"> </w:t>
+      </w:r>
+      <w:proofErr w:type="spellStart"/>
+      <w:r>
+        <w:rPr>
+          <w:rFonts w:ascii="Arial" w:eastAsia="Arial" w:hAnsi="Arial" w:cs="Arial"/>
+        </w:rPr>
+        <w:t>ullamcorper</w:t>
+      </w:r>
+      <w:proofErr w:type="spellEnd"/>
+      <w:r>
+        <w:rPr>
+          <w:rFonts w:ascii="Arial" w:eastAsia="Arial" w:hAnsi="Arial" w:cs="Arial"/>
+        </w:rPr>
+        <w:t xml:space="preserve">. </w:t>
+      </w:r>
+      <w:r>
+        <w:rPr>
+          <w:rFonts w:ascii="Arial" w:eastAsia="Arial" w:hAnsi="Arial" w:cs="Arial"/>
+          <w:sz w:val="28"/>
+          <w:szCs w:val="28"/>
+        </w:rPr>
+        <w:t xml:space="preserve"> </w:t>
+      </w:r>
+      <w:r>
+        <w:rPr>
+          <w:rFonts w:ascii="Arial" w:eastAsia="Arial" w:hAnsi="Arial" w:cs="Arial"/>
         </w:rPr>
         <w:t xml:space="preserve"> </w:t>
       </w:r>
@@ -6735,35 +10317,11 @@
       </w:r>
       <w:r>
         <w:rPr>
-          <w:rFonts w:ascii="Arial" w:hAnsi="Arial" w:cs="Arial" w:eastAsia="Arial"/>
+          <w:rFonts w:ascii="Arial" w:eastAsia="Arial" w:hAnsi="Arial" w:cs="Arial"/>
           <w:sz w:val="24"/>
           <w:szCs w:val="24"/>
         </w:rPr>
-        <w:t xml:space="preserve"> prueba 2</w:t>
-      </w:r>
-      <w:r>
-        <w:rPr>
-          <w:rFonts w:ascii="Arial" w:hAnsi="Arial" w:cs="Arial" w:eastAsia="Arial"/>
-          <w:sz w:val="24"/>
-          <w:szCs w:val="24"/>
-        </w:rPr>
-        <w:t xml:space="preserve"> prueba 2</w:t>
-      </w:r>
-      <w:r>
-        <w:rPr>
-          <w:rFonts w:ascii="Arial" w:hAnsi="Arial" w:cs="Arial" w:eastAsia="Arial"/>
-          <w:sz w:val="24"/>
-          <w:szCs w:val="24"/>
-        </w:rPr>
-        <w:t xml:space="preserve"> prueba 2</w:t>
-      </w:r>
-      <w:r>
-        <w:rPr>
-          <w:rFonts w:ascii="Arial" w:hAnsi="Arial" w:cs="Arial" w:eastAsia="Arial"/>
-          <w:sz w:val="24"/>
-          <w:szCs w:val="24"/>
-        </w:rPr>
-        <w:t xml:space="preserve"> prueba 2</w:t>
+        <w:t xml:space="preserve"> prueba 2 prueba 2 prueba 2 prueba 2 prueba 2</w:t>
       </w:r>
     </w:p>
     <w:p>
@@ -6792,7 +10350,7 @@
         <mc:AlternateContent>
           <mc:Choice Requires="wps">
             <w:drawing>
-              <wp:anchor distT="0" distB="0" distL="114300" distR="114300" simplePos="0" relativeHeight="486920192" behindDoc="1" locked="0" layoutInCell="1" allowOverlap="1" wp14:anchorId="56E6E67C" wp14:editId="38EC241F">
+              <wp:anchor distT="0" distB="0" distL="114300" distR="114300" simplePos="0" relativeHeight="486920192" behindDoc="1" locked="0" layoutInCell="1" allowOverlap="1" wp14:anchorId="73590788" wp14:editId="3982EA49">
                 <wp:simplePos x="0" y="0"/>
                 <wp:positionH relativeFrom="page">
                   <wp:posOffset>3140710</wp:posOffset>
@@ -6964,7 +10522,7 @@
         <mc:AlternateContent>
           <mc:Choice Requires="wps">
             <w:drawing>
-              <wp:anchor distT="0" distB="0" distL="114300" distR="114300" simplePos="0" relativeHeight="15732224" behindDoc="0" locked="0" layoutInCell="1" allowOverlap="1" wp14:anchorId="7325160F" wp14:editId="4AAD3A16">
+              <wp:anchor distT="0" distB="0" distL="114300" distR="114300" simplePos="0" relativeHeight="15732224" behindDoc="0" locked="0" layoutInCell="1" allowOverlap="1" wp14:anchorId="6E62D25A" wp14:editId="602CACBF">
                 <wp:simplePos x="0" y="0"/>
                 <wp:positionH relativeFrom="page">
                   <wp:posOffset>5983605</wp:posOffset>
@@ -7145,67 +10703,9 @@
       </w:r>
       <w:r>
         <w:rPr>
-          <w:rFonts w:ascii="Arial" w:hAnsi="Arial" w:cs="Arial" w:eastAsia="Arial"/>
-          <w:sz w:val="24"/>
-          <w:szCs w:val="24"/>
-        </w:rPr>
-        <w:t xml:space="preserve"> prueba 3</w:t>
-      </w:r>
-      <w:r>
-        <w:rPr>
-          <w:rFonts w:ascii="Arial" w:hAnsi="Arial" w:cs="Arial" w:eastAsia="Arial"/>
-          <w:sz w:val="24"/>
-          <w:szCs w:val="24"/>
-        </w:rPr>
-        <w:t xml:space="preserve"> prueba 4</w:t>
-      </w:r>
-      <w:r>
-        <w:rPr>
-          <w:rFonts w:ascii="Arial" w:hAnsi="Arial" w:cs="Arial" w:eastAsia="Arial"/>
-          <w:sz w:val="24"/>
-          <w:szCs w:val="24"/>
-        </w:rPr>
-        <w:t xml:space="preserve"> prueba 3</w:t>
-      </w:r>
-      <w:r>
-        <w:rPr>
-          <w:rFonts w:ascii="Arial" w:hAnsi="Arial" w:cs="Arial" w:eastAsia="Arial"/>
-          <w:sz w:val="24"/>
-          <w:szCs w:val="24"/>
-        </w:rPr>
-        <w:t xml:space="preserve"> prueba 4</w:t>
-      </w:r>
-      <w:r>
-        <w:rPr>
-          <w:rFonts w:ascii="Arial" w:hAnsi="Arial" w:cs="Arial" w:eastAsia="Arial"/>
-          <w:sz w:val="24"/>
-          <w:szCs w:val="24"/>
-        </w:rPr>
-        <w:t xml:space="preserve"> prueba 3</w:t>
-      </w:r>
-      <w:r>
-        <w:rPr>
-          <w:rFonts w:ascii="Arial" w:hAnsi="Arial" w:cs="Arial" w:eastAsia="Arial"/>
-          <w:sz w:val="24"/>
-          <w:szCs w:val="24"/>
-        </w:rPr>
-        <w:t xml:space="preserve"> prueba 4</w:t>
-      </w:r>
-      <w:r>
-        <w:rPr>
-          <w:rFonts w:ascii="Arial" w:hAnsi="Arial" w:cs="Arial" w:eastAsia="Arial"/>
-          <w:sz w:val="24"/>
-          <w:szCs w:val="24"/>
-        </w:rPr>
-        <w:t xml:space="preserve"> prueba 3</w:t>
-      </w:r>
-      <w:r>
-        <w:rPr>
-          <w:rFonts w:ascii="Arial" w:hAnsi="Arial" w:cs="Arial" w:eastAsia="Arial"/>
-          <w:sz w:val="24"/>
-          <w:szCs w:val="24"/>
-        </w:rPr>
-        <w:t xml:space="preserve"> prueba 4</w:t>
+          <w:rFonts w:ascii="Arial" w:eastAsia="Arial" w:hAnsi="Arial" w:cs="Arial"/>
+        </w:rPr>
+        <w:t xml:space="preserve"> prueba 3 prueba 4 prueba 3 prueba 4 prueba 3 prueba 4 prueba 3 prueba 4 prueba 3 prueba 4</w:t>
       </w:r>
     </w:p>
     <w:p>
@@ -7265,35 +10765,11 @@
       </w:r>
       <w:r>
         <w:rPr>
-          <w:rFonts w:ascii="Arial" w:hAnsi="Arial" w:cs="Arial" w:eastAsia="Arial"/>
+          <w:rFonts w:ascii="Arial" w:eastAsia="Arial" w:hAnsi="Arial" w:cs="Arial"/>
           <w:sz w:val="24"/>
           <w:szCs w:val="24"/>
         </w:rPr>
-        <w:t xml:space="preserve"> prueba 5</w:t>
-      </w:r>
-      <w:r>
-        <w:rPr>
-          <w:rFonts w:ascii="Arial" w:hAnsi="Arial" w:cs="Arial" w:eastAsia="Arial"/>
-          <w:sz w:val="24"/>
-          <w:szCs w:val="24"/>
-        </w:rPr>
-        <w:t xml:space="preserve"> prueba 5</w:t>
-      </w:r>
-      <w:r>
-        <w:rPr>
-          <w:rFonts w:ascii="Arial" w:hAnsi="Arial" w:cs="Arial" w:eastAsia="Arial"/>
-          <w:sz w:val="24"/>
-          <w:szCs w:val="24"/>
-        </w:rPr>
-        <w:t xml:space="preserve"> prueba 5</w:t>
-      </w:r>
-      <w:r>
-        <w:rPr>
-          <w:rFonts w:ascii="Arial" w:hAnsi="Arial" w:cs="Arial" w:eastAsia="Arial"/>
-          <w:sz w:val="24"/>
-          <w:szCs w:val="24"/>
-        </w:rPr>
-        <w:t xml:space="preserve"> prueba 5</w:t>
+        <w:t xml:space="preserve"> prueba 5 prueba 5 prueba 5 prueba 5 prueba 5</w:t>
       </w:r>
     </w:p>
     <w:p>
@@ -7333,35 +10809,9 @@
       </w:r>
       <w:r>
         <w:rPr>
-          <w:rFonts w:ascii="Arial" w:hAnsi="Arial" w:cs="Arial" w:eastAsia="Arial"/>
-          <w:sz w:val="24"/>
-          <w:szCs w:val="24"/>
-        </w:rPr>
-        <w:t xml:space="preserve"> prueba 6</w:t>
-      </w:r>
-      <w:r>
-        <w:rPr>
-          <w:rFonts w:ascii="Arial" w:hAnsi="Arial" w:cs="Arial" w:eastAsia="Arial"/>
-          <w:sz w:val="24"/>
-          <w:szCs w:val="24"/>
-        </w:rPr>
-        <w:t xml:space="preserve"> prueba 6</w:t>
-      </w:r>
-      <w:r>
-        <w:rPr>
-          <w:rFonts w:ascii="Arial" w:hAnsi="Arial" w:cs="Arial" w:eastAsia="Arial"/>
-          <w:sz w:val="24"/>
-          <w:szCs w:val="24"/>
-        </w:rPr>
-        <w:t xml:space="preserve"> prueba 6</w:t>
-      </w:r>
-      <w:r>
-        <w:rPr>
-          <w:rFonts w:ascii="Arial" w:hAnsi="Arial" w:cs="Arial" w:eastAsia="Arial"/>
-          <w:sz w:val="24"/>
-          <w:szCs w:val="24"/>
-        </w:rPr>
-        <w:t xml:space="preserve"> prueba 6</w:t>
+          <w:rFonts w:ascii="Arial" w:eastAsia="Arial" w:hAnsi="Arial" w:cs="Arial"/>
+        </w:rPr>
+        <w:t xml:space="preserve"> prueba 6 prueba 6 prueba 6 prueba 6 prueba 6</w:t>
       </w:r>
     </w:p>
     <w:p>
@@ -7390,6 +10840,7 @@
           <w:b/>
           <w:sz w:val="24"/>
         </w:rPr>
+        <w:lastRenderedPageBreak/>
         <w:t>Breve</w:t>
       </w:r>
       <w:r>
@@ -7581,7 +11032,7 @@
         <mc:AlternateContent>
           <mc:Choice Requires="wps">
             <w:drawing>
-              <wp:inline distT="0" distB="0" distL="0" distR="0" wp14:anchorId="70CC36AE" wp14:editId="7A3D31ED">
+              <wp:inline distT="0" distB="0" distL="0" distR="0" wp14:anchorId="2CEC0483" wp14:editId="7575E95B">
                 <wp:extent cx="5671185" cy="4843780"/>
                 <wp:effectExtent l="10795" t="13335" r="13970" b="10160"/>
                 <wp:docPr id="54" name="Text Box 46"/>
@@ -7795,7 +11246,7 @@
           </mc:Choice>
           <mc:Fallback>
             <w:pict>
-              <v:shape w14:anchorId="70CC36AE" id="Text Box 46" o:spid="_x0000_s1030" type="#_x0000_t202" style="width:446.55pt;height:381.4pt;visibility:visible;mso-wrap-style:square;mso-left-percent:-10001;mso-top-percent:-10001;mso-position-horizontal:absolute;mso-position-horizontal-relative:char;mso-position-vertical:absolute;mso-position-vertical-relative:line;mso-left-percent:-10001;mso-top-percent:-10001;v-text-anchor:top" o:gfxdata="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" filled="f" strokeweight=".5pt">
+              <v:shape w14:anchorId="2CEC0483" id="Text Box 46" o:spid="_x0000_s1030" type="#_x0000_t202" style="width:446.55pt;height:381.4pt;visibility:visible;mso-wrap-style:square;mso-left-percent:-10001;mso-top-percent:-10001;mso-position-horizontal:absolute;mso-position-horizontal-relative:char;mso-position-vertical:absolute;mso-position-vertical-relative:line;mso-left-percent:-10001;mso-top-percent:-10001;v-text-anchor:top" o:gfxdata="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" filled="f" strokeweight=".5pt">
                 <v:textbox inset="0,0,0,0">
                   <w:txbxContent>
                     <w:p>
@@ -7969,18 +11420,142 @@
       <w:pPr>
         <w:pStyle w:val="Ttulo2"/>
         <w:spacing w:before="52"/>
-      </w:pPr>
-      <w:r>
+        <w:ind w:left="0"/>
         <w:rPr>
           <w:sz w:val="20"/>
         </w:rPr>
-        <w:br w:type="page"/>
-      </w:r>
-      <w:r>
+      </w:pPr>
+    </w:p>
+    <w:p>
+      <w:pPr>
+        <w:pStyle w:val="Ttulo2"/>
+        <w:spacing w:before="52"/>
+        <w:ind w:left="0"/>
         <w:rPr>
           <w:sz w:val="20"/>
         </w:rPr>
-        <w:lastRenderedPageBreak/>
+      </w:pPr>
+    </w:p>
+    <w:p>
+      <w:pPr>
+        <w:pStyle w:val="Ttulo2"/>
+        <w:spacing w:before="52"/>
+        <w:ind w:left="0"/>
+        <w:rPr>
+          <w:sz w:val="20"/>
+        </w:rPr>
+      </w:pPr>
+    </w:p>
+    <w:p>
+      <w:pPr>
+        <w:pStyle w:val="Ttulo2"/>
+        <w:spacing w:before="52"/>
+        <w:ind w:left="0"/>
+        <w:rPr>
+          <w:sz w:val="20"/>
+        </w:rPr>
+      </w:pPr>
+    </w:p>
+    <w:p>
+      <w:pPr>
+        <w:pStyle w:val="Ttulo2"/>
+        <w:spacing w:before="52"/>
+        <w:ind w:left="0"/>
+        <w:rPr>
+          <w:sz w:val="20"/>
+        </w:rPr>
+      </w:pPr>
+    </w:p>
+    <w:p>
+      <w:pPr>
+        <w:pStyle w:val="Ttulo2"/>
+        <w:spacing w:before="52"/>
+        <w:ind w:left="0"/>
+        <w:rPr>
+          <w:sz w:val="20"/>
+        </w:rPr>
+      </w:pPr>
+    </w:p>
+    <w:p>
+      <w:pPr>
+        <w:pStyle w:val="Ttulo2"/>
+        <w:spacing w:before="52"/>
+        <w:ind w:left="0"/>
+        <w:rPr>
+          <w:sz w:val="20"/>
+        </w:rPr>
+      </w:pPr>
+    </w:p>
+    <w:p>
+      <w:pPr>
+        <w:pStyle w:val="Ttulo2"/>
+        <w:spacing w:before="52"/>
+        <w:ind w:left="0"/>
+        <w:rPr>
+          <w:sz w:val="20"/>
+        </w:rPr>
+      </w:pPr>
+    </w:p>
+    <w:p>
+      <w:pPr>
+        <w:pStyle w:val="Ttulo2"/>
+        <w:spacing w:before="52"/>
+        <w:ind w:left="0"/>
+        <w:rPr>
+          <w:sz w:val="20"/>
+        </w:rPr>
+      </w:pPr>
+    </w:p>
+    <w:p>
+      <w:pPr>
+        <w:pStyle w:val="Ttulo2"/>
+        <w:spacing w:before="52"/>
+        <w:ind w:left="0"/>
+        <w:rPr>
+          <w:sz w:val="20"/>
+        </w:rPr>
+      </w:pPr>
+    </w:p>
+    <w:p>
+      <w:pPr>
+        <w:pStyle w:val="Ttulo2"/>
+        <w:spacing w:before="52"/>
+        <w:ind w:left="0"/>
+        <w:rPr>
+          <w:sz w:val="20"/>
+        </w:rPr>
+      </w:pPr>
+    </w:p>
+    <w:p>
+      <w:pPr>
+        <w:pStyle w:val="Ttulo2"/>
+        <w:spacing w:before="52"/>
+        <w:ind w:left="0"/>
+        <w:rPr>
+          <w:sz w:val="20"/>
+        </w:rPr>
+      </w:pPr>
+    </w:p>
+    <w:p>
+      <w:pPr>
+        <w:pStyle w:val="Ttulo2"/>
+        <w:spacing w:before="52"/>
+        <w:ind w:left="0"/>
+        <w:rPr>
+          <w:sz w:val="20"/>
+        </w:rPr>
+      </w:pPr>
+    </w:p>
+    <w:p>
+      <w:pPr>
+        <w:pStyle w:val="Ttulo2"/>
+        <w:spacing w:before="52"/>
+        <w:ind w:left="0"/>
+      </w:pPr>
+      <w:r>
+        <w:rPr>
+          <w:sz w:val="20"/>
+        </w:rPr>
         <w:br/>
       </w:r>
       <w:r>
@@ -7992,7 +11567,7 @@
         <mc:AlternateContent>
           <mc:Choice Requires="wps">
             <w:drawing>
-              <wp:anchor distT="0" distB="0" distL="114300" distR="114300" simplePos="0" relativeHeight="487609856" behindDoc="0" locked="0" layoutInCell="1" allowOverlap="1" wp14:anchorId="137AC2FD" wp14:editId="41E2ACC5">
+              <wp:anchor distT="0" distB="0" distL="114300" distR="114300" simplePos="0" relativeHeight="487609856" behindDoc="0" locked="0" layoutInCell="1" allowOverlap="1" wp14:anchorId="47864B1C" wp14:editId="05FC3F2D">
                 <wp:simplePos x="0" y="0"/>
                 <wp:positionH relativeFrom="column">
                   <wp:posOffset>5212963</wp:posOffset>
@@ -8074,7 +11649,7 @@
           </mc:Choice>
           <mc:Fallback>
             <w:pict>
-              <v:shape w14:anchorId="137AC2FD" id="_x0000_s1031" type="#_x0000_t61" style="position:absolute;left:0;text-align:left;margin-left:410.45pt;margin-top:24.55pt;width:90.8pt;height:138.35pt;z-index:487609856;visibility:visible;mso-wrap-style:square;mso-width-percent:0;mso-height-percent:0;mso-wrap-distance-left:9pt;mso-wrap-distance-top:0;mso-wrap-distance-right:9pt;mso-wrap-distance-bottom:0;mso-position-horizontal:absolute;mso-position-horizontal-relative:text;mso-position-vertical:absolute;mso-position-vertical-relative:text;mso-width-percent:0;mso-height-percent:0;mso-width-relative:margin;mso-height-relative:margin;v-text-anchor:middle" o:gfxdata="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" adj="6300,24300" fillcolor="#ffc000" strokecolor="#0a121c [484]" strokeweight=".25pt">
+              <v:shape w14:anchorId="47864B1C" id="_x0000_s1031" type="#_x0000_t61" style="position:absolute;margin-left:410.45pt;margin-top:24.55pt;width:90.8pt;height:138.35pt;z-index:487609856;visibility:visible;mso-wrap-style:square;mso-width-percent:0;mso-height-percent:0;mso-wrap-distance-left:9pt;mso-wrap-distance-top:0;mso-wrap-distance-right:9pt;mso-wrap-distance-bottom:0;mso-position-horizontal:absolute;mso-position-horizontal-relative:text;mso-position-vertical:absolute;mso-position-vertical-relative:text;mso-width-percent:0;mso-height-percent:0;mso-width-relative:margin;mso-height-relative:margin;v-text-anchor:middle" o:gfxdata="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" adj="6300,24300" fillcolor="#ffc000" strokecolor="#0a121c [484]" strokeweight=".25pt">
                 <v:textbox>
                   <w:txbxContent>
                     <w:p>
@@ -8099,19 +11674,10 @@
       <w:pPr>
         <w:pStyle w:val="Ttulo2"/>
         <w:spacing w:before="52"/>
-        <w:rPr>
-          <w:sz w:val="20"/>
-        </w:rPr>
-      </w:pPr>
-      <w:r>
+      </w:pPr>
+      <w:r>
+        <w:lastRenderedPageBreak/>
         <w:t>Organigrama funcional</w:t>
-      </w:r>
-      <w:r>
-        <w:rPr>
-          <w:position w:val="6"/>
-          <w:sz w:val="12"/>
-        </w:rPr>
-        <w:t>1</w:t>
       </w:r>
       <w:r>
         <w:rPr>
@@ -8124,35 +11690,23 @@
       <w:r>
         <w:t>2022</w:t>
       </w:r>
-    </w:p>
-    <w:p>
-      <w:pPr>
-        <w:pStyle w:val="Textoindependiente"/>
-        <w:spacing w:before="10"/>
-        <w:rPr>
-          <w:rFonts w:ascii="Calibri"/>
-          <w:b/>
-          <w:sz w:val="22"/>
-        </w:rPr>
-      </w:pPr>
-      <w:r>
-        <w:rPr>
-          <w:noProof/>
-          <w:lang w:val="es-MX" w:eastAsia="es-MX"/>
-        </w:rPr>
+      <w:r>
+        <w:br/>
+      </w:r>
+      <w:r>
+        <w:br/>
+      </w:r>
+    </w:p>
+    <w:p>
+      <w:pPr>
+        <w:jc w:val="center"/>
+      </w:pPr>
+      <w:r xmlns:w="http://schemas.openxmlformats.org/wordprocessingml/2006/main">
         <w:drawing>
-          <wp:anchor distT="0" distB="0" distL="0" distR="0" simplePos="0" relativeHeight="487602688" behindDoc="0" locked="0" layoutInCell="1" allowOverlap="1" wp14:anchorId="39E2F4C2" wp14:editId="0EFCB658">
-            <wp:simplePos x="0" y="0"/>
-            <wp:positionH relativeFrom="page">
-              <wp:posOffset>2051050</wp:posOffset>
-            </wp:positionH>
-            <wp:positionV relativeFrom="paragraph">
-              <wp:posOffset>201739</wp:posOffset>
-            </wp:positionV>
-            <wp:extent cx="3654188" cy="2550318"/>
+          <wp:inline xmlns:wp="http://schemas.openxmlformats.org/drawingml/2006/wordprocessingDrawing" distT="0" distB="0" distL="0" distR="0">
+            <wp:extent cx="3403600" cy="4876800"/>
             <wp:effectExtent l="0" t="0" r="0" b="0"/>
-            <wp:wrapTopAndBottom/>
-            <wp:docPr id="64" name="image11.jpeg"/>
+            <wp:docPr id="2140229773" name="" descr=""/>
             <wp:cNvGraphicFramePr>
               <a:graphicFrameLocks xmlns:a="http://schemas.openxmlformats.org/drawingml/2006/main" noChangeAspect="1"/>
             </wp:cNvGraphicFramePr>
@@ -8160,11 +11714,11 @@
               <a:graphicData uri="http://schemas.openxmlformats.org/drawingml/2006/picture">
                 <pic:pic xmlns:pic="http://schemas.openxmlformats.org/drawingml/2006/picture">
                   <pic:nvPicPr>
-                    <pic:cNvPr id="8" name="image11.jpeg"/>
+                    <pic:cNvPr id="0" name=""/>
                     <pic:cNvPicPr/>
                   </pic:nvPicPr>
                   <pic:blipFill>
-                    <a:blip r:embed="rId11" cstate="print"/>
+                    <a:blip xmlns:r="http://schemas.openxmlformats.org/officeDocument/2006/relationships" r:embed="R5b3aa1b887204168"/>
                     <a:stretch>
                       <a:fillRect/>
                     </a:stretch>
@@ -8172,7 +11726,7 @@
                   <pic:spPr>
                     <a:xfrm>
                       <a:off x="0" y="0"/>
-                      <a:ext cx="3654188" cy="2550318"/>
+                      <a:ext cx="3403600" cy="4876800"/>
                     </a:xfrm>
                     <a:prstGeom prst="rect">
                       <a:avLst/>
@@ -8181,34 +11735,15 @@
                 </pic:pic>
               </a:graphicData>
             </a:graphic>
-          </wp:anchor>
+          </wp:inline>
         </w:drawing>
       </w:r>
-    </w:p>
-    <w:p>
-      <w:pPr>
-        <w:pStyle w:val="Textoindependiente"/>
-        <w:rPr>
-          <w:rFonts w:ascii="Calibri"/>
-          <w:b/>
-          <w:sz w:val="24"/>
-        </w:rPr>
-      </w:pPr>
-    </w:p>
-    <w:p>
-      <w:pPr>
-        <w:pStyle w:val="Textoindependiente"/>
-        <w:rPr>
-          <w:rFonts w:ascii="Calibri"/>
-          <w:b/>
-          <w:sz w:val="24"/>
-        </w:rPr>
-      </w:pPr>
     </w:p>
     <w:p>
       <w:pPr>
         <w:pStyle w:val="Textoindependiente"/>
         <w:spacing w:before="3"/>
+        <w:jc w:val="center"/>
         <w:rPr>
           <w:rFonts w:ascii="Calibri"/>
           <w:b/>
@@ -8233,6 +11768,166 @@
         </w:rPr>
         <w:t>Organigrama funcional 2024</w:t>
       </w:r>
+      <w:r>
+        <w:br/>
+      </w:r>
+    </w:p>
+    <w:p>
+      <w:pPr>
+        <w:jc w:val="left"/>
+      </w:pPr>
+      <w:r xmlns:w="http://schemas.openxmlformats.org/wordprocessingml/2006/main">
+        <w:drawing>
+          <wp:inline xmlns:wp="http://schemas.openxmlformats.org/drawingml/2006/wordprocessingDrawing" distT="0" distB="0" distL="0" distR="0">
+            <wp:extent cx="3403600" cy="4876800"/>
+            <wp:effectExtent l="0" t="0" r="0" b="0"/>
+            <wp:docPr id="2140229774" name="" descr=""/>
+            <wp:cNvGraphicFramePr>
+              <a:graphicFrameLocks xmlns:a="http://schemas.openxmlformats.org/drawingml/2006/main" noChangeAspect="1"/>
+            </wp:cNvGraphicFramePr>
+            <a:graphic xmlns:a="http://schemas.openxmlformats.org/drawingml/2006/main">
+              <a:graphicData uri="http://schemas.openxmlformats.org/drawingml/2006/picture">
+                <pic:pic xmlns:pic="http://schemas.openxmlformats.org/drawingml/2006/picture">
+                  <pic:nvPicPr>
+                    <pic:cNvPr id="0" name=""/>
+                    <pic:cNvPicPr/>
+                  </pic:nvPicPr>
+                  <pic:blipFill>
+                    <a:blip xmlns:r="http://schemas.openxmlformats.org/officeDocument/2006/relationships" r:embed="Ra7c5602fdca44087"/>
+                    <a:stretch>
+                      <a:fillRect/>
+                    </a:stretch>
+                  </pic:blipFill>
+                  <pic:spPr>
+                    <a:xfrm>
+                      <a:off x="0" y="0"/>
+                      <a:ext cx="3403600" cy="4876800"/>
+                    </a:xfrm>
+                    <a:prstGeom prst="rect">
+                      <a:avLst/>
+                    </a:prstGeom>
+                  </pic:spPr>
+                </pic:pic>
+              </a:graphicData>
+            </a:graphic>
+          </wp:inline>
+        </w:drawing>
+      </w:r>
+    </w:p>
+    <w:p>
+      <w:pPr>
+        <w:jc w:val="center"/>
+      </w:pPr>
+    </w:p>
+    <w:p>
+      <w:pPr>
+        <w:ind w:left="181"/>
+        <w:rPr>
+          <w:rFonts w:ascii="Calibri"/>
+          <w:b/>
+          <w:sz w:val="24"/>
+        </w:rPr>
+      </w:pPr>
+    </w:p>
+    <w:p>
+      <w:pPr>
+        <w:ind w:left="181"/>
+        <w:rPr>
+          <w:rFonts w:ascii="Calibri"/>
+          <w:b/>
+          <w:sz w:val="24"/>
+        </w:rPr>
+      </w:pPr>
+      <w:r>
+        <w:rPr>
+          <w:rFonts w:ascii="Calibri"/>
+          <w:b/>
+          <w:sz w:val="24"/>
+        </w:rPr>
+        <w:t>Imagen de prueba</w:t>
+      </w:r>
+      <w:r>
+        <w:br/>
+      </w:r>
+      <w:r>
+        <w:br/>
+      </w:r>
+      <w:r>
+        <w:br/>
+      </w:r>
+    </w:p>
+    <w:p>
+      <w:pPr>
+        <w:jc w:val="right"/>
+      </w:pPr>
+      <w:r xmlns:w="http://schemas.openxmlformats.org/wordprocessingml/2006/main">
+        <w:drawing>
+          <wp:inline xmlns:wp="http://schemas.openxmlformats.org/drawingml/2006/wordprocessingDrawing" distT="0" distB="0" distL="0" distR="0">
+            <wp:extent cx="3403600" cy="4876800"/>
+            <wp:effectExtent l="0" t="0" r="0" b="0"/>
+            <wp:docPr id="2140229775" name="" descr=""/>
+            <wp:cNvGraphicFramePr>
+              <a:graphicFrameLocks xmlns:a="http://schemas.openxmlformats.org/drawingml/2006/main" noChangeAspect="1"/>
+            </wp:cNvGraphicFramePr>
+            <a:graphic xmlns:a="http://schemas.openxmlformats.org/drawingml/2006/main">
+              <a:graphicData uri="http://schemas.openxmlformats.org/drawingml/2006/picture">
+                <pic:pic xmlns:pic="http://schemas.openxmlformats.org/drawingml/2006/picture">
+                  <pic:nvPicPr>
+                    <pic:cNvPr id="0" name=""/>
+                    <pic:cNvPicPr/>
+                  </pic:nvPicPr>
+                  <pic:blipFill>
+                    <a:blip xmlns:r="http://schemas.openxmlformats.org/officeDocument/2006/relationships" r:embed="Rc529ab1e84384add"/>
+                    <a:stretch>
+                      <a:fillRect/>
+                    </a:stretch>
+                  </pic:blipFill>
+                  <pic:spPr>
+                    <a:xfrm>
+                      <a:off x="0" y="0"/>
+                      <a:ext cx="3403600" cy="4876800"/>
+                    </a:xfrm>
+                    <a:prstGeom prst="rect">
+                      <a:avLst/>
+                    </a:prstGeom>
+                  </pic:spPr>
+                </pic:pic>
+              </a:graphicData>
+            </a:graphic>
+          </wp:inline>
+        </w:drawing>
+      </w:r>
+    </w:p>
+    <w:p>
+      <w:pPr>
+        <w:jc w:val="center"/>
+      </w:pPr>
+    </w:p>
+    <w:p>
+      <w:pPr>
+        <w:jc w:val="center"/>
+      </w:pPr>
+    </w:p>
+    <w:p>
+      <w:pPr>
+        <w:ind w:left="181"/>
+        <w:rPr>
+          <w:rFonts w:ascii="Calibri"/>
+          <w:b/>
+          <w:sz w:val="24"/>
+        </w:rPr>
+      </w:pPr>
+    </w:p>
+    <w:p>
+      <w:pPr>
+        <w:ind w:left="181"/>
+        <w:jc w:val="center"/>
+        <w:rPr>
+          <w:rFonts w:ascii="Calibri"/>
+          <w:b/>
+          <w:sz w:val="24"/>
+        </w:rPr>
+      </w:pPr>
     </w:p>
     <w:p>
       <w:pPr>
@@ -8252,7 +11947,7 @@
         <mc:AlternateContent>
           <mc:Choice Requires="wps">
             <w:drawing>
-              <wp:anchor distT="0" distB="0" distL="114300" distR="114300" simplePos="0" relativeHeight="487611904" behindDoc="0" locked="0" layoutInCell="1" allowOverlap="1" wp14:anchorId="6D55E9D4" wp14:editId="29F18D9F">
+              <wp:anchor distT="0" distB="0" distL="114300" distR="114300" simplePos="0" relativeHeight="487611904" behindDoc="0" locked="0" layoutInCell="1" allowOverlap="1" wp14:anchorId="49E1F1B1" wp14:editId="7C01F574">
                 <wp:simplePos x="0" y="0"/>
                 <wp:positionH relativeFrom="column">
                   <wp:posOffset>5292477</wp:posOffset>
@@ -8334,7 +12029,7 @@
           </mc:Choice>
           <mc:Fallback>
             <w:pict>
-              <v:shape w14:anchorId="6D55E9D4" id="_x0000_s1032" type="#_x0000_t61" style="position:absolute;left:0;text-align:left;margin-left:416.75pt;margin-top:68.75pt;width:84.5pt;height:121.45pt;z-index:487611904;visibility:visible;mso-wrap-style:square;mso-width-percent:0;mso-height-percent:0;mso-wrap-distance-left:9pt;mso-wrap-distance-top:0;mso-wrap-distance-right:9pt;mso-wrap-distance-bottom:0;mso-position-horizontal:absolute;mso-position-horizontal-relative:text;mso-position-vertical:absolute;mso-position-vertical-relative:text;mso-width-percent:0;mso-height-percent:0;mso-width-relative:margin;mso-height-relative:margin;v-text-anchor:middle" o:gfxdata="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" adj="6300,24300" fillcolor="#ffc000" strokecolor="#0a121c [484]" strokeweight=".25pt">
+              <v:shape w14:anchorId="49E1F1B1" id="_x0000_s1032" type="#_x0000_t61" style="position:absolute;left:0;text-align:left;margin-left:416.75pt;margin-top:68.75pt;width:84.5pt;height:121.45pt;z-index:487611904;visibility:visible;mso-wrap-style:square;mso-width-percent:0;mso-height-percent:0;mso-wrap-distance-left:9pt;mso-wrap-distance-top:0;mso-wrap-distance-right:9pt;mso-wrap-distance-bottom:0;mso-position-horizontal:absolute;mso-position-horizontal-relative:text;mso-position-vertical:absolute;mso-position-vertical-relative:text;mso-width-percent:0;mso-height-percent:0;mso-width-relative:margin;mso-height-relative:margin;v-text-anchor:middle" o:gfxdata="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" adj="6300,24300" fillcolor="#ffc000" strokecolor="#0a121c [484]" strokeweight=".25pt">
                 <v:textbox>
                   <w:txbxContent>
                     <w:p>
@@ -8354,49 +12049,6 @@
           </mc:Fallback>
         </mc:AlternateContent>
       </w:r>
-      <w:r>
-        <w:rPr>
-          <w:rFonts w:ascii="Calibri"/>
-          <w:noProof/>
-          <w:sz w:val="20"/>
-          <w:lang w:val="es-MX" w:eastAsia="es-MX"/>
-        </w:rPr>
-        <w:drawing>
-          <wp:inline distT="0" distB="0" distL="0" distR="0" wp14:anchorId="409FDA5D" wp14:editId="4F88FE65">
-            <wp:extent cx="3642774" cy="2717006"/>
-            <wp:effectExtent l="0" t="0" r="0" b="0"/>
-            <wp:docPr id="65" name="image11.jpeg"/>
-            <wp:cNvGraphicFramePr>
-              <a:graphicFrameLocks xmlns:a="http://schemas.openxmlformats.org/drawingml/2006/main" noChangeAspect="1"/>
-            </wp:cNvGraphicFramePr>
-            <a:graphic xmlns:a="http://schemas.openxmlformats.org/drawingml/2006/main">
-              <a:graphicData uri="http://schemas.openxmlformats.org/drawingml/2006/picture">
-                <pic:pic xmlns:pic="http://schemas.openxmlformats.org/drawingml/2006/picture">
-                  <pic:nvPicPr>
-                    <pic:cNvPr id="10" name="image11.jpeg"/>
-                    <pic:cNvPicPr/>
-                  </pic:nvPicPr>
-                  <pic:blipFill>
-                    <a:blip r:embed="rId11" cstate="print"/>
-                    <a:stretch>
-                      <a:fillRect/>
-                    </a:stretch>
-                  </pic:blipFill>
-                  <pic:spPr>
-                    <a:xfrm>
-                      <a:off x="0" y="0"/>
-                      <a:ext cx="3642774" cy="2717006"/>
-                    </a:xfrm>
-                    <a:prstGeom prst="rect">
-                      <a:avLst/>
-                    </a:prstGeom>
-                  </pic:spPr>
-                </pic:pic>
-              </a:graphicData>
-            </a:graphic>
-          </wp:inline>
-        </w:drawing>
-      </w:r>
     </w:p>
     <w:p>
       <w:pPr>
@@ -8433,7 +12085,7 @@
         <mc:AlternateContent>
           <mc:Choice Requires="wps">
             <w:drawing>
-              <wp:anchor distT="0" distB="0" distL="114300" distR="114300" simplePos="0" relativeHeight="486921216" behindDoc="1" locked="0" layoutInCell="1" allowOverlap="1" wp14:anchorId="62BF87FA" wp14:editId="651A22FE">
+              <wp:anchor distT="0" distB="0" distL="114300" distR="114300" simplePos="0" relativeHeight="486921216" behindDoc="1" locked="0" layoutInCell="1" allowOverlap="1" wp14:anchorId="72326164" wp14:editId="11CF3C15">
                 <wp:simplePos x="0" y="0"/>
                 <wp:positionH relativeFrom="page">
                   <wp:posOffset>1028700</wp:posOffset>
@@ -8619,7 +12271,7 @@
         <mc:AlternateContent>
           <mc:Choice Requires="wps">
             <w:drawing>
-              <wp:anchor distT="0" distB="0" distL="114300" distR="114300" simplePos="0" relativeHeight="487613952" behindDoc="0" locked="0" layoutInCell="1" allowOverlap="1" wp14:anchorId="42EA4AA0" wp14:editId="552ECAA9">
+              <wp:anchor distT="0" distB="0" distL="114300" distR="114300" simplePos="0" relativeHeight="487613952" behindDoc="0" locked="0" layoutInCell="1" allowOverlap="1" wp14:anchorId="5640A3C1" wp14:editId="08D710D0">
                 <wp:simplePos x="0" y="0"/>
                 <wp:positionH relativeFrom="column">
                   <wp:posOffset>5308379</wp:posOffset>
@@ -8695,7 +12347,7 @@
           </mc:Choice>
           <mc:Fallback>
             <w:pict>
-              <v:shape w14:anchorId="42EA4AA0" id="_x0000_s1033" type="#_x0000_t61" style="position:absolute;left:0;text-align:left;margin-left:418pt;margin-top:15.45pt;width:100.8pt;height:58.25pt;z-index:487613952;visibility:visible;mso-wrap-style:square;mso-width-percent:0;mso-height-percent:0;mso-wrap-distance-left:9pt;mso-wrap-distance-top:0;mso-wrap-distance-right:9pt;mso-wrap-distance-bottom:0;mso-position-horizontal:absolute;mso-position-horizontal-relative:text;mso-position-vertical:absolute;mso-position-vertical-relative:text;mso-width-percent:0;mso-height-percent:0;mso-width-relative:margin;mso-height-relative:margin;v-text-anchor:middle" o:gfxdata="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" adj="6300,24300" fillcolor="#ffc000" strokecolor="#0a121c [484]" strokeweight=".25pt">
+              <v:shape w14:anchorId="5640A3C1" id="_x0000_s1033" type="#_x0000_t61" style="position:absolute;left:0;text-align:left;margin-left:418pt;margin-top:15.45pt;width:100.8pt;height:58.25pt;z-index:487613952;visibility:visible;mso-wrap-style:square;mso-width-percent:0;mso-height-percent:0;mso-wrap-distance-left:9pt;mso-wrap-distance-top:0;mso-wrap-distance-right:9pt;mso-wrap-distance-bottom:0;mso-position-horizontal:absolute;mso-position-horizontal-relative:text;mso-position-vertical:absolute;mso-position-vertical-relative:text;mso-width-percent:0;mso-height-percent:0;mso-width-relative:margin;mso-height-relative:margin;v-text-anchor:middle" o:gfxdata="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" adj="6300,24300" fillcolor="#ffc000" strokecolor="#0a121c [484]" strokeweight=".25pt">
                 <v:textbox>
                   <w:txbxContent>
                     <w:p>
@@ -8799,7 +12451,7 @@
         <mc:AlternateContent>
           <mc:Choice Requires="wps">
             <w:drawing>
-              <wp:anchor distT="0" distB="0" distL="114300" distR="114300" simplePos="0" relativeHeight="487626240" behindDoc="0" locked="0" layoutInCell="1" allowOverlap="1" wp14:anchorId="01769611" wp14:editId="38B7BF69">
+              <wp:anchor distT="0" distB="0" distL="114300" distR="114300" simplePos="0" relativeHeight="487626240" behindDoc="0" locked="0" layoutInCell="1" allowOverlap="1" wp14:anchorId="3DACAC0B" wp14:editId="2450E97B">
                 <wp:simplePos x="0" y="0"/>
                 <wp:positionH relativeFrom="column">
                   <wp:posOffset>4186831</wp:posOffset>
@@ -8874,7 +12526,7 @@
           </mc:Choice>
           <mc:Fallback>
             <w:pict>
-              <v:shape w14:anchorId="01769611" id="_x0000_s1034" type="#_x0000_t61" style="position:absolute;margin-left:329.65pt;margin-top:-46.8pt;width:161.5pt;height:49.45pt;z-index:487626240;visibility:visible;mso-wrap-style:square;mso-width-percent:0;mso-wrap-distance-left:9pt;mso-wrap-distance-top:0;mso-wrap-distance-right:9pt;mso-wrap-distance-bottom:0;mso-position-horizontal:absolute;mso-position-horizontal-relative:text;mso-position-vertical:absolute;mso-position-vertical-relative:text;mso-width-percent:0;mso-width-relative:margin;v-text-anchor:middle" o:gfxdata="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" adj="6300,24300" fillcolor="#ffc000" strokecolor="#0a121c [484]" strokeweight=".25pt">
+              <v:shape w14:anchorId="3DACAC0B" id="_x0000_s1034" type="#_x0000_t61" style="position:absolute;margin-left:329.65pt;margin-top:-46.8pt;width:161.5pt;height:49.45pt;z-index:487626240;visibility:visible;mso-wrap-style:square;mso-width-percent:0;mso-wrap-distance-left:9pt;mso-wrap-distance-top:0;mso-wrap-distance-right:9pt;mso-wrap-distance-bottom:0;mso-position-horizontal:absolute;mso-position-horizontal-relative:text;mso-position-vertical:absolute;mso-position-vertical-relative:text;mso-width-percent:0;mso-width-relative:margin;v-text-anchor:middle" o:gfxdata="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" adj="6300,24300" fillcolor="#ffc000" strokecolor="#0a121c [484]" strokeweight=".25pt">
                 <v:textbox>
                   <w:txbxContent>
                     <w:p>
@@ -8971,7 +12623,7 @@
         <mc:AlternateContent>
           <mc:Choice Requires="wps">
             <w:drawing>
-              <wp:anchor distT="0" distB="0" distL="114300" distR="114300" simplePos="0" relativeHeight="487616000" behindDoc="0" locked="0" layoutInCell="1" allowOverlap="1" wp14:anchorId="456D9DEF" wp14:editId="3EB7BC40">
+              <wp:anchor distT="0" distB="0" distL="114300" distR="114300" simplePos="0" relativeHeight="487616000" behindDoc="0" locked="0" layoutInCell="1" allowOverlap="1" wp14:anchorId="4F19D219" wp14:editId="2C9DEEB0">
                 <wp:simplePos x="0" y="0"/>
                 <wp:positionH relativeFrom="column">
                   <wp:posOffset>5406887</wp:posOffset>
@@ -9047,7 +12699,7 @@
           </mc:Choice>
           <mc:Fallback>
             <w:pict>
-              <v:shape w14:anchorId="456D9DEF" id="_x0000_s1035" type="#_x0000_t61" style="position:absolute;margin-left:425.75pt;margin-top:11.1pt;width:100.8pt;height:58.25pt;z-index:487616000;visibility:visible;mso-wrap-style:square;mso-width-percent:0;mso-height-percent:0;mso-wrap-distance-left:9pt;mso-wrap-distance-top:0;mso-wrap-distance-right:9pt;mso-wrap-distance-bottom:0;mso-position-horizontal:absolute;mso-position-horizontal-relative:text;mso-position-vertical:absolute;mso-position-vertical-relative:text;mso-width-percent:0;mso-height-percent:0;mso-width-relative:margin;mso-height-relative:margin;v-text-anchor:middle" o:gfxdata="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" adj="6300,24300" fillcolor="#ffc000" strokecolor="#0a121c [484]" strokeweight=".25pt">
+              <v:shape w14:anchorId="4F19D219" id="_x0000_s1035" type="#_x0000_t61" style="position:absolute;margin-left:425.75pt;margin-top:11.1pt;width:100.8pt;height:58.25pt;z-index:487616000;visibility:visible;mso-wrap-style:square;mso-width-percent:0;mso-height-percent:0;mso-wrap-distance-left:9pt;mso-wrap-distance-top:0;mso-wrap-distance-right:9pt;mso-wrap-distance-bottom:0;mso-position-horizontal:absolute;mso-position-horizontal-relative:text;mso-position-vertical:absolute;mso-position-vertical-relative:text;mso-width-percent:0;mso-height-percent:0;mso-width-relative:margin;mso-height-relative:margin;v-text-anchor:middle" o:gfxdata="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" adj="6300,24300" fillcolor="#ffc000" strokecolor="#0a121c [484]" strokeweight=".25pt">
                 <v:textbox>
                   <w:txbxContent>
                     <w:p>
@@ -10322,7 +13974,7 @@
         <mc:AlternateContent>
           <mc:Choice Requires="wps">
             <w:drawing>
-              <wp:anchor distT="0" distB="0" distL="114300" distR="114300" simplePos="0" relativeHeight="487618048" behindDoc="0" locked="0" layoutInCell="1" allowOverlap="1" wp14:anchorId="14BF5BE0" wp14:editId="1F97C777">
+              <wp:anchor distT="0" distB="0" distL="114300" distR="114300" simplePos="0" relativeHeight="487618048" behindDoc="0" locked="0" layoutInCell="1" allowOverlap="1" wp14:anchorId="41DA951A" wp14:editId="7996E500">
                 <wp:simplePos x="0" y="0"/>
                 <wp:positionH relativeFrom="column">
                   <wp:posOffset>5317076</wp:posOffset>
@@ -10398,7 +14050,7 @@
           </mc:Choice>
           <mc:Fallback>
             <w:pict>
-              <v:shape w14:anchorId="14BF5BE0" id="_x0000_s1036" type="#_x0000_t61" style="position:absolute;left:0;text-align:left;margin-left:418.65pt;margin-top:53.35pt;width:100.8pt;height:58.25pt;z-index:487618048;visibility:visible;mso-wrap-style:square;mso-width-percent:0;mso-height-percent:0;mso-wrap-distance-left:9pt;mso-wrap-distance-top:0;mso-wrap-distance-right:9pt;mso-wrap-distance-bottom:0;mso-position-horizontal:absolute;mso-position-horizontal-relative:text;mso-position-vertical:absolute;mso-position-vertical-relative:text;mso-width-percent:0;mso-height-percent:0;mso-width-relative:margin;mso-height-relative:margin;v-text-anchor:middle" o:gfxdata="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" adj="6300,24300" fillcolor="#ffc000" strokecolor="#0a121c [484]" strokeweight=".25pt">
+              <v:shape w14:anchorId="41DA951A" id="_x0000_s1036" type="#_x0000_t61" style="position:absolute;left:0;text-align:left;margin-left:418.65pt;margin-top:53.35pt;width:100.8pt;height:58.25pt;z-index:487618048;visibility:visible;mso-wrap-style:square;mso-width-percent:0;mso-height-percent:0;mso-wrap-distance-left:9pt;mso-wrap-distance-top:0;mso-wrap-distance-right:9pt;mso-wrap-distance-bottom:0;mso-position-horizontal:absolute;mso-position-horizontal-relative:text;mso-position-vertical:absolute;mso-position-vertical-relative:text;mso-width-percent:0;mso-height-percent:0;mso-width-relative:margin;mso-height-relative:margin;v-text-anchor:middle" o:gfxdata="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" adj="6300,24300" fillcolor="#ffc000" strokecolor="#0a121c [484]" strokeweight=".25pt">
                 <v:textbox>
                   <w:txbxContent>
                     <w:p>
@@ -11483,7 +15135,7 @@
         <mc:AlternateContent>
           <mc:Choice Requires="wps">
             <w:drawing>
-              <wp:anchor distT="0" distB="0" distL="114300" distR="114300" simplePos="0" relativeHeight="487665152" behindDoc="0" locked="0" layoutInCell="1" allowOverlap="1" wp14:anchorId="0E5718EE" wp14:editId="5E9B864F">
+              <wp:anchor distT="0" distB="0" distL="114300" distR="114300" simplePos="0" relativeHeight="487665152" behindDoc="0" locked="0" layoutInCell="1" allowOverlap="1" wp14:anchorId="2CDC3A0C" wp14:editId="17AB9A61">
                 <wp:simplePos x="0" y="0"/>
                 <wp:positionH relativeFrom="page">
                   <wp:align>right</wp:align>
@@ -11555,7 +15207,7 @@
           </mc:Choice>
           <mc:Fallback>
             <w:pict>
-              <v:shape w14:anchorId="0E5718EE" id="_x0000_s1037" type="#_x0000_t61" style="position:absolute;left:0;text-align:left;margin-left:159.75pt;margin-top:.95pt;width:210.95pt;height:49.45pt;z-index:487665152;visibility:visible;mso-wrap-style:square;mso-wrap-distance-left:9pt;mso-wrap-distance-top:0;mso-wrap-distance-right:9pt;mso-wrap-distance-bottom:0;mso-position-horizontal:right;mso-position-horizontal-relative:page;mso-position-vertical:absolute;mso-position-vertical-relative:text;v-text-anchor:middle" o:gfxdata="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" adj="6300,24300" fillcolor="#ffc000" strokecolor="#0a121c [484]" strokeweight=".25pt">
+              <v:shape w14:anchorId="2CDC3A0C" id="_x0000_s1037" type="#_x0000_t61" style="position:absolute;left:0;text-align:left;margin-left:159.75pt;margin-top:.95pt;width:210.95pt;height:49.45pt;z-index:487665152;visibility:visible;mso-wrap-style:square;mso-wrap-distance-left:9pt;mso-wrap-distance-top:0;mso-wrap-distance-right:9pt;mso-wrap-distance-bottom:0;mso-position-horizontal:right;mso-position-horizontal-relative:page;mso-position-vertical:absolute;mso-position-vertical-relative:text;v-text-anchor:middle" o:gfxdata="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" adj="6300,24300" fillcolor="#ffc000" strokecolor="#0a121c [484]" strokeweight=".25pt">
                 <v:textbox>
                   <w:txbxContent>
                     <w:p>
@@ -11634,7 +15286,7 @@
         <mc:AlternateContent>
           <mc:Choice Requires="wps">
             <w:drawing>
-              <wp:anchor distT="0" distB="0" distL="114300" distR="114300" simplePos="0" relativeHeight="487620096" behindDoc="0" locked="0" layoutInCell="1" allowOverlap="1" wp14:anchorId="63678375" wp14:editId="003345DA">
+              <wp:anchor distT="0" distB="0" distL="114300" distR="114300" simplePos="0" relativeHeight="487620096" behindDoc="0" locked="0" layoutInCell="1" allowOverlap="1" wp14:anchorId="2D4E41AC" wp14:editId="2E3A336F">
                 <wp:simplePos x="0" y="0"/>
                 <wp:positionH relativeFrom="column">
                   <wp:posOffset>5332371</wp:posOffset>
@@ -11710,7 +15362,7 @@
           </mc:Choice>
           <mc:Fallback>
             <w:pict>
-              <v:shape w14:anchorId="63678375" id="_x0000_s1038" type="#_x0000_t61" style="position:absolute;left:0;text-align:left;margin-left:419.85pt;margin-top:28.5pt;width:100.8pt;height:58.25pt;z-index:487620096;visibility:visible;mso-wrap-style:square;mso-width-percent:0;mso-height-percent:0;mso-wrap-distance-left:9pt;mso-wrap-distance-top:0;mso-wrap-distance-right:9pt;mso-wrap-distance-bottom:0;mso-position-horizontal:absolute;mso-position-horizontal-relative:text;mso-position-vertical:absolute;mso-position-vertical-relative:text;mso-width-percent:0;mso-height-percent:0;mso-width-relative:margin;mso-height-relative:margin;v-text-anchor:middle" o:gfxdata="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" adj="6300,24300" fillcolor="#ffc000" strokecolor="#0a121c [484]" strokeweight=".25pt">
+              <v:shape w14:anchorId="2D4E41AC" id="_x0000_s1038" type="#_x0000_t61" style="position:absolute;left:0;text-align:left;margin-left:419.85pt;margin-top:28.5pt;width:100.8pt;height:58.25pt;z-index:487620096;visibility:visible;mso-wrap-style:square;mso-width-percent:0;mso-height-percent:0;mso-wrap-distance-left:9pt;mso-wrap-distance-top:0;mso-wrap-distance-right:9pt;mso-wrap-distance-bottom:0;mso-position-horizontal:absolute;mso-position-horizontal-relative:text;mso-position-vertical:absolute;mso-position-vertical-relative:text;mso-width-percent:0;mso-height-percent:0;mso-width-relative:margin;mso-height-relative:margin;v-text-anchor:middle" o:gfxdata="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" adj="6300,24300" fillcolor="#ffc000" strokecolor="#0a121c [484]" strokeweight=".25pt">
                 <v:textbox>
                   <w:txbxContent>
                     <w:p>
@@ -12284,7 +15936,7 @@
         <mc:AlternateContent>
           <mc:Choice Requires="wps">
             <w:drawing>
-              <wp:anchor distT="0" distB="0" distL="114300" distR="114300" simplePos="0" relativeHeight="487628288" behindDoc="0" locked="0" layoutInCell="1" allowOverlap="1" wp14:anchorId="64C2D414" wp14:editId="0D60434E">
+              <wp:anchor distT="0" distB="0" distL="114300" distR="114300" simplePos="0" relativeHeight="487628288" behindDoc="0" locked="0" layoutInCell="1" allowOverlap="1" wp14:anchorId="09D3FBE6" wp14:editId="2473607A">
                 <wp:simplePos x="0" y="0"/>
                 <wp:positionH relativeFrom="column">
                   <wp:posOffset>4751484</wp:posOffset>
@@ -12367,7 +16019,7 @@
           </mc:Choice>
           <mc:Fallback>
             <w:pict>
-              <v:shape w14:anchorId="64C2D414" id="_x0000_s1039" type="#_x0000_t61" style="position:absolute;margin-left:374.15pt;margin-top:-53.9pt;width:161.5pt;height:49.45pt;z-index:487628288;visibility:visible;mso-wrap-style:square;mso-width-percent:0;mso-wrap-distance-left:9pt;mso-wrap-distance-top:0;mso-wrap-distance-right:9pt;mso-wrap-distance-bottom:0;mso-position-horizontal:absolute;mso-position-horizontal-relative:text;mso-position-vertical:absolute;mso-position-vertical-relative:text;mso-width-percent:0;mso-width-relative:margin;v-text-anchor:middle" o:gfxdata="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" adj="6300,24300" fillcolor="#ffc000" strokecolor="#0a121c [484]" strokeweight=".25pt">
+              <v:shape w14:anchorId="09D3FBE6" id="_x0000_s1039" type="#_x0000_t61" style="position:absolute;margin-left:374.15pt;margin-top:-53.9pt;width:161.5pt;height:49.45pt;z-index:487628288;visibility:visible;mso-wrap-style:square;mso-width-percent:0;mso-wrap-distance-left:9pt;mso-wrap-distance-top:0;mso-wrap-distance-right:9pt;mso-wrap-distance-bottom:0;mso-position-horizontal:absolute;mso-position-horizontal-relative:text;mso-position-vertical:absolute;mso-position-vertical-relative:text;mso-width-percent:0;mso-width-relative:margin;v-text-anchor:middle" o:gfxdata="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" adj="6300,24300" fillcolor="#ffc000" strokecolor="#0a121c [484]" strokeweight=".25pt">
                 <v:textbox>
                   <w:txbxContent>
                     <w:p>
@@ -12412,7 +16064,7 @@
         <mc:AlternateContent>
           <mc:Choice Requires="wps">
             <w:drawing>
-              <wp:anchor distT="0" distB="0" distL="114300" distR="114300" simplePos="0" relativeHeight="487622144" behindDoc="0" locked="0" layoutInCell="1" allowOverlap="1" wp14:anchorId="159F7B2E" wp14:editId="4ECF255E">
+              <wp:anchor distT="0" distB="0" distL="114300" distR="114300" simplePos="0" relativeHeight="487622144" behindDoc="0" locked="0" layoutInCell="1" allowOverlap="1" wp14:anchorId="7948EB74" wp14:editId="7D7DB7C0">
                 <wp:simplePos x="0" y="0"/>
                 <wp:positionH relativeFrom="column">
                   <wp:posOffset>5198110</wp:posOffset>
@@ -12488,7 +16140,7 @@
           </mc:Choice>
           <mc:Fallback>
             <w:pict>
-              <v:shape w14:anchorId="159F7B2E" id="_x0000_s1040" type="#_x0000_t61" style="position:absolute;margin-left:409.3pt;margin-top:1.45pt;width:100.8pt;height:58.25pt;z-index:487622144;visibility:visible;mso-wrap-style:square;mso-width-percent:0;mso-height-percent:0;mso-wrap-distance-left:9pt;mso-wrap-distance-top:0;mso-wrap-distance-right:9pt;mso-wrap-distance-bottom:0;mso-position-horizontal:absolute;mso-position-horizontal-relative:text;mso-position-vertical:absolute;mso-position-vertical-relative:text;mso-width-percent:0;mso-height-percent:0;mso-width-relative:margin;mso-height-relative:margin;v-text-anchor:middle" o:gfxdata="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" adj="6300,24300" fillcolor="#ffc000" strokecolor="#0a121c [484]" strokeweight=".25pt">
+              <v:shape w14:anchorId="7948EB74" id="_x0000_s1040" type="#_x0000_t61" style="position:absolute;margin-left:409.3pt;margin-top:1.45pt;width:100.8pt;height:58.25pt;z-index:487622144;visibility:visible;mso-wrap-style:square;mso-width-percent:0;mso-height-percent:0;mso-wrap-distance-left:9pt;mso-wrap-distance-top:0;mso-wrap-distance-right:9pt;mso-wrap-distance-bottom:0;mso-position-horizontal:absolute;mso-position-horizontal-relative:text;mso-position-vertical:absolute;mso-position-vertical-relative:text;mso-width-percent:0;mso-height-percent:0;mso-width-relative:margin;mso-height-relative:margin;v-text-anchor:middle" o:gfxdata="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" adj="6300,24300" fillcolor="#ffc000" strokecolor="#0a121c [484]" strokeweight=".25pt">
                 <v:textbox>
                   <w:txbxContent>
                     <w:p>
@@ -13252,7 +16904,7 @@
         <mc:AlternateContent>
           <mc:Choice Requires="wps">
             <w:drawing>
-              <wp:anchor distT="0" distB="0" distL="114300" distR="114300" simplePos="0" relativeHeight="487630336" behindDoc="0" locked="0" layoutInCell="1" allowOverlap="1" wp14:anchorId="34F34989" wp14:editId="0E7A6E55">
+              <wp:anchor distT="0" distB="0" distL="114300" distR="114300" simplePos="0" relativeHeight="487630336" behindDoc="0" locked="0" layoutInCell="1" allowOverlap="1" wp14:anchorId="5AFF2F45" wp14:editId="0AC540E9">
                 <wp:simplePos x="0" y="0"/>
                 <wp:positionH relativeFrom="column">
                   <wp:posOffset>4189675</wp:posOffset>
@@ -13335,7 +16987,7 @@
           </mc:Choice>
           <mc:Fallback>
             <w:pict>
-              <v:shape w14:anchorId="34F34989" id="_x0000_s1041" type="#_x0000_t61" style="position:absolute;margin-left:329.9pt;margin-top:-33.05pt;width:161.5pt;height:49.45pt;z-index:487630336;visibility:visible;mso-wrap-style:square;mso-width-percent:0;mso-wrap-distance-left:9pt;mso-wrap-distance-top:0;mso-wrap-distance-right:9pt;mso-wrap-distance-bottom:0;mso-position-horizontal:absolute;mso-position-horizontal-relative:text;mso-position-vertical:absolute;mso-position-vertical-relative:text;mso-width-percent:0;mso-width-relative:margin;v-text-anchor:middle" o:gfxdata="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" adj="6300,24300" fillcolor="#ffc000" strokecolor="#0a121c [484]" strokeweight=".25pt">
+              <v:shape w14:anchorId="5AFF2F45" id="_x0000_s1041" type="#_x0000_t61" style="position:absolute;margin-left:329.9pt;margin-top:-33.05pt;width:161.5pt;height:49.45pt;z-index:487630336;visibility:visible;mso-wrap-style:square;mso-width-percent:0;mso-wrap-distance-left:9pt;mso-wrap-distance-top:0;mso-wrap-distance-right:9pt;mso-wrap-distance-bottom:0;mso-position-horizontal:absolute;mso-position-horizontal-relative:text;mso-position-vertical:absolute;mso-position-vertical-relative:text;mso-width-percent:0;mso-width-relative:margin;v-text-anchor:middle" o:gfxdata="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" adj="6300,24300" fillcolor="#ffc000" strokecolor="#0a121c [484]" strokeweight=".25pt">
                 <v:textbox>
                   <w:txbxContent>
                     <w:p>
@@ -13380,7 +17032,7 @@
         <mc:AlternateContent>
           <mc:Choice Requires="wps">
             <w:drawing>
-              <wp:inline distT="0" distB="0" distL="0" distR="0" wp14:anchorId="0DD0C787" wp14:editId="65829EB9">
+              <wp:inline distT="0" distB="0" distL="0" distR="0" wp14:anchorId="4C57F220" wp14:editId="64F09A67">
                 <wp:extent cx="5504180" cy="622935"/>
                 <wp:effectExtent l="0" t="0" r="4445" b="0"/>
                 <wp:docPr id="50" name="Text Box 42"/>
@@ -13474,7 +17126,7 @@
           </mc:Choice>
           <mc:Fallback>
             <w:pict>
-              <v:shape w14:anchorId="0DD0C787" id="Text Box 42" o:spid="_x0000_s1042" type="#_x0000_t202" style="width:433.4pt;height:49.05pt;visibility:visible;mso-wrap-style:square;mso-left-percent:-10001;mso-top-percent:-10001;mso-position-horizontal:absolute;mso-position-horizontal-relative:char;mso-position-vertical:absolute;mso-position-vertical-relative:line;mso-left-percent:-10001;mso-top-percent:-10001;v-text-anchor:top" o:gfxdata="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" fillcolor="#b80046" stroked="f">
+              <v:shape w14:anchorId="4C57F220" id="Text Box 42" o:spid="_x0000_s1042" type="#_x0000_t202" style="width:433.4pt;height:49.05pt;visibility:visible;mso-wrap-style:square;mso-left-percent:-10001;mso-top-percent:-10001;mso-position-horizontal:absolute;mso-position-horizontal-relative:char;mso-position-vertical:absolute;mso-position-vertical-relative:line;mso-left-percent:-10001;mso-top-percent:-10001;v-text-anchor:top" o:gfxdata="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" fillcolor="#b80046" stroked="f">
                 <v:textbox inset="0,0,0,0">
                   <w:txbxContent>
                     <w:p>
@@ -13543,7 +17195,7 @@
         <mc:AlternateContent>
           <mc:Choice Requires="wpg">
             <w:drawing>
-              <wp:inline distT="0" distB="0" distL="0" distR="0" wp14:anchorId="4F9B6578" wp14:editId="68F83564">
+              <wp:inline distT="0" distB="0" distL="0" distR="0" wp14:anchorId="7D604704" wp14:editId="71917057">
                 <wp:extent cx="252095" cy="622935"/>
                 <wp:effectExtent l="3810" t="0" r="1270" b="0"/>
                 <wp:docPr id="45" name="Group 37"/>
@@ -14379,7 +18031,7 @@
         <mc:AlternateContent>
           <mc:Choice Requires="wps">
             <w:drawing>
-              <wp:anchor distT="0" distB="0" distL="114300" distR="114300" simplePos="0" relativeHeight="487632384" behindDoc="0" locked="0" layoutInCell="1" allowOverlap="1" wp14:anchorId="7633E856" wp14:editId="006A4E98">
+              <wp:anchor distT="0" distB="0" distL="114300" distR="114300" simplePos="0" relativeHeight="487632384" behindDoc="0" locked="0" layoutInCell="1" allowOverlap="1" wp14:anchorId="738FBE9A" wp14:editId="6C9003AB">
                 <wp:simplePos x="0" y="0"/>
                 <wp:positionH relativeFrom="column">
                   <wp:posOffset>4396216</wp:posOffset>
@@ -14454,7 +18106,7 @@
           </mc:Choice>
           <mc:Fallback>
             <w:pict>
-              <v:shape w14:anchorId="7633E856" id="_x0000_s1043" type="#_x0000_t61" style="position:absolute;left:0;text-align:left;margin-left:346.15pt;margin-top:-53.8pt;width:161.5pt;height:49.45pt;z-index:487632384;visibility:visible;mso-wrap-style:square;mso-width-percent:0;mso-wrap-distance-left:9pt;mso-wrap-distance-top:0;mso-wrap-distance-right:9pt;mso-wrap-distance-bottom:0;mso-position-horizontal:absolute;mso-position-horizontal-relative:text;mso-position-vertical:absolute;mso-position-vertical-relative:text;mso-width-percent:0;mso-width-relative:margin;v-text-anchor:middle" o:gfxdata="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" adj="6300,24300" fillcolor="#ffc000" strokecolor="#0a121c [484]" strokeweight=".25pt">
+              <v:shape w14:anchorId="738FBE9A" id="_x0000_s1043" type="#_x0000_t61" style="position:absolute;left:0;text-align:left;margin-left:346.15pt;margin-top:-53.8pt;width:161.5pt;height:49.45pt;z-index:487632384;visibility:visible;mso-wrap-style:square;mso-width-percent:0;mso-wrap-distance-left:9pt;mso-wrap-distance-top:0;mso-wrap-distance-right:9pt;mso-wrap-distance-bottom:0;mso-position-horizontal:absolute;mso-position-horizontal-relative:text;mso-position-vertical:absolute;mso-position-vertical-relative:text;mso-width-percent:0;mso-width-relative:margin;v-text-anchor:middle" o:gfxdata="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" adj="6300,24300" fillcolor="#ffc000" strokecolor="#0a121c [484]" strokeweight=".25pt">
                 <v:textbox>
                   <w:txbxContent>
                     <w:p>
@@ -14527,7 +18179,7 @@
         <mc:AlternateContent>
           <mc:Choice Requires="wps">
             <w:drawing>
-              <wp:anchor distT="0" distB="0" distL="114300" distR="114300" simplePos="0" relativeHeight="487654912" behindDoc="0" locked="0" layoutInCell="1" allowOverlap="1" wp14:anchorId="6F14CD2F" wp14:editId="33ABCB33">
+              <wp:anchor distT="0" distB="0" distL="114300" distR="114300" simplePos="0" relativeHeight="487654912" behindDoc="0" locked="0" layoutInCell="1" allowOverlap="1" wp14:anchorId="6BE99C59" wp14:editId="7C1FEB74">
                 <wp:simplePos x="0" y="0"/>
                 <wp:positionH relativeFrom="column">
                   <wp:posOffset>3862042</wp:posOffset>
@@ -14605,7 +18257,7 @@
           </mc:Choice>
           <mc:Fallback>
             <w:pict>
-              <v:shape w14:anchorId="6F14CD2F" id="_x0000_s1044" type="#_x0000_t61" style="position:absolute;left:0;text-align:left;margin-left:304.1pt;margin-top:3.1pt;width:106.4pt;height:20.65pt;z-index:487654912;visibility:visible;mso-wrap-style:square;mso-width-percent:0;mso-height-percent:0;mso-wrap-distance-left:9pt;mso-wrap-distance-top:0;mso-wrap-distance-right:9pt;mso-wrap-distance-bottom:0;mso-position-horizontal:absolute;mso-position-horizontal-relative:text;mso-position-vertical:absolute;mso-position-vertical-relative:text;mso-width-percent:0;mso-height-percent:0;mso-width-relative:margin;mso-height-relative:margin;v-text-anchor:middle" o:gfxdata="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" adj="6300,24300" fillcolor="#31849b [2408]" strokecolor="#0a121c [484]" strokeweight=".25pt">
+              <v:shape w14:anchorId="6BE99C59" id="_x0000_s1044" type="#_x0000_t61" style="position:absolute;left:0;text-align:left;margin-left:304.1pt;margin-top:3.1pt;width:106.4pt;height:20.65pt;z-index:487654912;visibility:visible;mso-wrap-style:square;mso-width-percent:0;mso-height-percent:0;mso-wrap-distance-left:9pt;mso-wrap-distance-top:0;mso-wrap-distance-right:9pt;mso-wrap-distance-bottom:0;mso-position-horizontal:absolute;mso-position-horizontal-relative:text;mso-position-vertical:absolute;mso-position-vertical-relative:text;mso-width-percent:0;mso-height-percent:0;mso-width-relative:margin;mso-height-relative:margin;v-text-anchor:middle" o:gfxdata="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" adj="6300,24300" fillcolor="#31849b [2408]" strokecolor="#0a121c [484]" strokeweight=".25pt">
                 <v:textbox>
                   <w:txbxContent>
                     <w:p>
@@ -14629,7 +18281,7 @@
         <mc:AlternateContent>
           <mc:Choice Requires="wps">
             <w:drawing>
-              <wp:anchor distT="0" distB="0" distL="114300" distR="114300" simplePos="0" relativeHeight="487650816" behindDoc="0" locked="0" layoutInCell="1" allowOverlap="1" wp14:anchorId="18F15D90" wp14:editId="398B8A97">
+              <wp:anchor distT="0" distB="0" distL="114300" distR="114300" simplePos="0" relativeHeight="487650816" behindDoc="0" locked="0" layoutInCell="1" allowOverlap="1" wp14:anchorId="6F98BB59" wp14:editId="51582910">
                 <wp:simplePos x="0" y="0"/>
                 <wp:positionH relativeFrom="column">
                   <wp:posOffset>1292970</wp:posOffset>
@@ -14707,7 +18359,7 @@
           </mc:Choice>
           <mc:Fallback>
             <w:pict>
-              <v:shape w14:anchorId="18F15D90" id="_x0000_s1045" type="#_x0000_t61" style="position:absolute;left:0;text-align:left;margin-left:101.8pt;margin-top:.55pt;width:106.4pt;height:20.65pt;z-index:487650816;visibility:visible;mso-wrap-style:square;mso-width-percent:0;mso-height-percent:0;mso-wrap-distance-left:9pt;mso-wrap-distance-top:0;mso-wrap-distance-right:9pt;mso-wrap-distance-bottom:0;mso-position-horizontal:absolute;mso-position-horizontal-relative:text;mso-position-vertical:absolute;mso-position-vertical-relative:text;mso-width-percent:0;mso-height-percent:0;mso-width-relative:margin;mso-height-relative:margin;v-text-anchor:middle" o:gfxdata="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" adj="6300,24300" fillcolor="#31849b [2408]" strokecolor="#0a121c [484]" strokeweight=".25pt">
+              <v:shape w14:anchorId="6F98BB59" id="_x0000_s1045" type="#_x0000_t61" style="position:absolute;left:0;text-align:left;margin-left:101.8pt;margin-top:.55pt;width:106.4pt;height:20.65pt;z-index:487650816;visibility:visible;mso-wrap-style:square;mso-width-percent:0;mso-height-percent:0;mso-wrap-distance-left:9pt;mso-wrap-distance-top:0;mso-wrap-distance-right:9pt;mso-wrap-distance-bottom:0;mso-position-horizontal:absolute;mso-position-horizontal-relative:text;mso-position-vertical:absolute;mso-position-vertical-relative:text;mso-width-percent:0;mso-height-percent:0;mso-width-relative:margin;mso-height-relative:margin;v-text-anchor:middle" o:gfxdata="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" adj="6300,24300" fillcolor="#31849b [2408]" strokecolor="#0a121c [484]" strokeweight=".25pt">
                 <v:textbox>
                   <w:txbxContent>
                     <w:p>
@@ -14819,7 +18471,7 @@
         <mc:AlternateContent>
           <mc:Choice Requires="wps">
             <w:drawing>
-              <wp:anchor distT="0" distB="0" distL="114300" distR="114300" simplePos="0" relativeHeight="487652864" behindDoc="0" locked="0" layoutInCell="1" allowOverlap="1" wp14:anchorId="1A58E03C" wp14:editId="02267E24">
+              <wp:anchor distT="0" distB="0" distL="114300" distR="114300" simplePos="0" relativeHeight="487652864" behindDoc="0" locked="0" layoutInCell="1" allowOverlap="1" wp14:anchorId="3E2C1BA9" wp14:editId="3D2DFBDC">
                 <wp:simplePos x="0" y="0"/>
                 <wp:positionH relativeFrom="column">
                   <wp:posOffset>776716</wp:posOffset>
@@ -14897,7 +18549,7 @@
           </mc:Choice>
           <mc:Fallback>
             <w:pict>
-              <v:shape w14:anchorId="1A58E03C" id="_x0000_s1046" type="#_x0000_t61" style="position:absolute;left:0;text-align:left;margin-left:61.15pt;margin-top:3.35pt;width:106.4pt;height:20.65pt;z-index:487652864;visibility:visible;mso-wrap-style:square;mso-width-percent:0;mso-height-percent:0;mso-wrap-distance-left:9pt;mso-wrap-distance-top:0;mso-wrap-distance-right:9pt;mso-wrap-distance-bottom:0;mso-position-horizontal:absolute;mso-position-horizontal-relative:text;mso-position-vertical:absolute;mso-position-vertical-relative:text;mso-width-percent:0;mso-height-percent:0;mso-width-relative:margin;mso-height-relative:margin;v-text-anchor:middle" o:gfxdata="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" adj="6300,24300" fillcolor="#31849b [2408]" strokecolor="#0a121c [484]" strokeweight=".25pt">
+              <v:shape w14:anchorId="3E2C1BA9" id="_x0000_s1046" type="#_x0000_t61" style="position:absolute;left:0;text-align:left;margin-left:61.15pt;margin-top:3.35pt;width:106.4pt;height:20.65pt;z-index:487652864;visibility:visible;mso-wrap-style:square;mso-width-percent:0;mso-height-percent:0;mso-wrap-distance-left:9pt;mso-wrap-distance-top:0;mso-wrap-distance-right:9pt;mso-wrap-distance-bottom:0;mso-position-horizontal:absolute;mso-position-horizontal-relative:text;mso-position-vertical:absolute;mso-position-vertical-relative:text;mso-width-percent:0;mso-height-percent:0;mso-width-relative:margin;mso-height-relative:margin;v-text-anchor:middle" o:gfxdata="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" adj="6300,24300" fillcolor="#31849b [2408]" strokecolor="#0a121c [484]" strokeweight=".25pt">
                 <v:textbox>
                   <w:txbxContent>
                     <w:p>
@@ -14983,7 +18635,7 @@
         <mc:AlternateContent>
           <mc:Choice Requires="wps">
             <w:drawing>
-              <wp:inline distT="0" distB="0" distL="0" distR="0" wp14:anchorId="0B1FBB90" wp14:editId="1FBEFD8C">
+              <wp:inline distT="0" distB="0" distL="0" distR="0" wp14:anchorId="2823FC1E" wp14:editId="078BD289">
                 <wp:extent cx="5850890" cy="1106805"/>
                 <wp:effectExtent l="7620" t="12700" r="8890" b="13970"/>
                 <wp:docPr id="43" name="Text Box 35"/>
@@ -15091,7 +18743,7 @@
           </mc:Choice>
           <mc:Fallback>
             <w:pict>
-              <v:shape w14:anchorId="0B1FBB90" id="Text Box 35" o:spid="_x0000_s1047" type="#_x0000_t202" style="width:460.7pt;height:87.15pt;visibility:visible;mso-wrap-style:square;mso-left-percent:-10001;mso-top-percent:-10001;mso-position-horizontal:absolute;mso-position-horizontal-relative:char;mso-position-vertical:absolute;mso-position-vertical-relative:line;mso-left-percent:-10001;mso-top-percent:-10001;v-text-anchor:top" o:gfxdata="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" filled="f" strokeweight=".5pt">
+              <v:shape w14:anchorId="2823FC1E" id="Text Box 35" o:spid="_x0000_s1047" type="#_x0000_t202" style="width:460.7pt;height:87.15pt;visibility:visible;mso-wrap-style:square;mso-left-percent:-10001;mso-top-percent:-10001;mso-position-horizontal:absolute;mso-position-horizontal-relative:char;mso-position-vertical:absolute;mso-position-vertical-relative:line;mso-left-percent:-10001;mso-top-percent:-10001;v-text-anchor:top" o:gfxdata="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" filled="f" strokeweight=".5pt">
                 <v:textbox inset="0,0,0,0">
                   <w:txbxContent>
                     <w:p>
@@ -15183,7 +18835,7 @@
         <mc:AlternateContent>
           <mc:Choice Requires="wps">
             <w:drawing>
-              <wp:anchor distT="0" distB="0" distL="0" distR="0" simplePos="0" relativeHeight="487595520" behindDoc="1" locked="0" layoutInCell="1" allowOverlap="1" wp14:anchorId="3C32C8C5" wp14:editId="4BDFC1ED">
+              <wp:anchor distT="0" distB="0" distL="0" distR="0" simplePos="0" relativeHeight="487595520" behindDoc="1" locked="0" layoutInCell="1" allowOverlap="1" wp14:anchorId="1A1877C3" wp14:editId="37B72AD7">
                 <wp:simplePos x="0" y="0"/>
                 <wp:positionH relativeFrom="page">
                   <wp:posOffset>1035685</wp:posOffset>
@@ -15282,7 +18934,7 @@
           </mc:Choice>
           <mc:Fallback>
             <w:pict>
-              <v:shape w14:anchorId="3C32C8C5" id="Text Box 34" o:spid="_x0000_s1048" type="#_x0000_t202" style="position:absolute;margin-left:81.55pt;margin-top:13.8pt;width:453.6pt;height:16pt;z-index:-15720960;visibility:visible;mso-wrap-style:square;mso-width-percent:0;mso-height-percent:0;mso-wrap-distance-left:0;mso-wrap-distance-top:0;mso-wrap-distance-right:0;mso-wrap-distance-bottom:0;mso-position-horizontal:absolute;mso-position-horizontal-relative:page;mso-position-vertical:absolute;mso-position-vertical-relative:text;mso-width-percent:0;mso-height-percent:0;mso-width-relative:page;mso-height-relative:page;v-text-anchor:top" o:gfxdata="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" fillcolor="#b80046" stroked="f">
+              <v:shape w14:anchorId="1A1877C3" id="Text Box 34" o:spid="_x0000_s1048" type="#_x0000_t202" style="position:absolute;margin-left:81.55pt;margin-top:13.8pt;width:453.6pt;height:16pt;z-index:-15720960;visibility:visible;mso-wrap-style:square;mso-width-percent:0;mso-height-percent:0;mso-wrap-distance-left:0;mso-wrap-distance-top:0;mso-wrap-distance-right:0;mso-wrap-distance-bottom:0;mso-position-horizontal:absolute;mso-position-horizontal-relative:page;mso-position-vertical:absolute;mso-position-vertical-relative:text;mso-width-percent:0;mso-height-percent:0;mso-width-relative:page;mso-height-relative:page;v-text-anchor:top" o:gfxdata="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" fillcolor="#b80046" stroked="f">
                 <v:textbox inset="0,0,0,0">
                   <w:txbxContent>
                     <w:p>
@@ -15373,7 +19025,7 @@
         <mc:AlternateContent>
           <mc:Choice Requires="wps">
             <w:drawing>
-              <wp:inline distT="0" distB="0" distL="0" distR="0" wp14:anchorId="034CFF18" wp14:editId="170FD359">
+              <wp:inline distT="0" distB="0" distL="0" distR="0" wp14:anchorId="08F33A06" wp14:editId="7605A954">
                 <wp:extent cx="5850890" cy="1240790"/>
                 <wp:effectExtent l="7620" t="7620" r="8890" b="8890"/>
                 <wp:docPr id="41" name="Text Box 33"/>
@@ -15481,7 +19133,7 @@
           </mc:Choice>
           <mc:Fallback>
             <w:pict>
-              <v:shape w14:anchorId="034CFF18" id="Text Box 33" o:spid="_x0000_s1049" type="#_x0000_t202" style="width:460.7pt;height:97.7pt;visibility:visible;mso-wrap-style:square;mso-left-percent:-10001;mso-top-percent:-10001;mso-position-horizontal:absolute;mso-position-horizontal-relative:char;mso-position-vertical:absolute;mso-position-vertical-relative:line;mso-left-percent:-10001;mso-top-percent:-10001;v-text-anchor:top" o:gfxdata="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" filled="f" strokeweight=".5pt">
+              <v:shape w14:anchorId="08F33A06" id="Text Box 33" o:spid="_x0000_s1049" type="#_x0000_t202" style="width:460.7pt;height:97.7pt;visibility:visible;mso-wrap-style:square;mso-left-percent:-10001;mso-top-percent:-10001;mso-position-horizontal:absolute;mso-position-horizontal-relative:char;mso-position-vertical:absolute;mso-position-vertical-relative:line;mso-left-percent:-10001;mso-top-percent:-10001;v-text-anchor:top" o:gfxdata="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" filled="f" strokeweight=".5pt">
                 <v:textbox inset="0,0,0,0">
                   <w:txbxContent>
                     <w:p>
@@ -15682,7 +19334,7 @@
         <mc:AlternateContent>
           <mc:Choice Requires="wps">
             <w:drawing>
-              <wp:inline distT="0" distB="0" distL="0" distR="0" wp14:anchorId="09D73BAC" wp14:editId="78B35E55">
+              <wp:inline distT="0" distB="0" distL="0" distR="0" wp14:anchorId="523E01B6" wp14:editId="2FD4893F">
                 <wp:extent cx="5850890" cy="1183005"/>
                 <wp:effectExtent l="7620" t="7620" r="8890" b="9525"/>
                 <wp:docPr id="40" name="Text Box 32"/>
@@ -15790,7 +19442,7 @@
           </mc:Choice>
           <mc:Fallback>
             <w:pict>
-              <v:shape w14:anchorId="09D73BAC" id="Text Box 32" o:spid="_x0000_s1050" type="#_x0000_t202" style="width:460.7pt;height:93.15pt;visibility:visible;mso-wrap-style:square;mso-left-percent:-10001;mso-top-percent:-10001;mso-position-horizontal:absolute;mso-position-horizontal-relative:char;mso-position-vertical:absolute;mso-position-vertical-relative:line;mso-left-percent:-10001;mso-top-percent:-10001;v-text-anchor:top" o:gfxdata="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" filled="f" strokeweight=".5pt">
+              <v:shape w14:anchorId="523E01B6" id="Text Box 32" o:spid="_x0000_s1050" type="#_x0000_t202" style="width:460.7pt;height:93.15pt;visibility:visible;mso-wrap-style:square;mso-left-percent:-10001;mso-top-percent:-10001;mso-position-horizontal:absolute;mso-position-horizontal-relative:char;mso-position-vertical:absolute;mso-position-vertical-relative:line;mso-left-percent:-10001;mso-top-percent:-10001;v-text-anchor:top" o:gfxdata="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" filled="f" strokeweight=".5pt">
                 <v:textbox inset="0,0,0,0">
                   <w:txbxContent>
                     <w:p>
@@ -15885,7 +19537,7 @@
         <mc:AlternateContent>
           <mc:Choice Requires="wps">
             <w:drawing>
-              <wp:anchor distT="0" distB="0" distL="114300" distR="114300" simplePos="0" relativeHeight="487634432" behindDoc="0" locked="0" layoutInCell="1" allowOverlap="1" wp14:anchorId="501D787D" wp14:editId="6F87F8FB">
+              <wp:anchor distT="0" distB="0" distL="114300" distR="114300" simplePos="0" relativeHeight="487634432" behindDoc="0" locked="0" layoutInCell="1" allowOverlap="1" wp14:anchorId="07A1FF78" wp14:editId="6CD2604E">
                 <wp:simplePos x="0" y="0"/>
                 <wp:positionH relativeFrom="column">
                   <wp:posOffset>3961374</wp:posOffset>
@@ -15960,7 +19612,7 @@
           </mc:Choice>
           <mc:Fallback>
             <w:pict>
-              <v:shape w14:anchorId="501D787D" id="_x0000_s1051" type="#_x0000_t61" style="position:absolute;left:0;text-align:left;margin-left:311.9pt;margin-top:-46.1pt;width:161.5pt;height:49.45pt;z-index:487634432;visibility:visible;mso-wrap-style:square;mso-width-percent:0;mso-wrap-distance-left:9pt;mso-wrap-distance-top:0;mso-wrap-distance-right:9pt;mso-wrap-distance-bottom:0;mso-position-horizontal:absolute;mso-position-horizontal-relative:text;mso-position-vertical:absolute;mso-position-vertical-relative:text;mso-width-percent:0;mso-width-relative:margin;v-text-anchor:middle" o:gfxdata="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" adj="6300,24300" fillcolor="#ffc000" strokecolor="#0a121c [484]" strokeweight=".25pt">
+              <v:shape w14:anchorId="07A1FF78" id="_x0000_s1051" type="#_x0000_t61" style="position:absolute;left:0;text-align:left;margin-left:311.9pt;margin-top:-46.1pt;width:161.5pt;height:49.45pt;z-index:487634432;visibility:visible;mso-wrap-style:square;mso-width-percent:0;mso-wrap-distance-left:9pt;mso-wrap-distance-top:0;mso-wrap-distance-right:9pt;mso-wrap-distance-bottom:0;mso-position-horizontal:absolute;mso-position-horizontal-relative:text;mso-position-vertical:absolute;mso-position-vertical-relative:text;mso-width-percent:0;mso-width-relative:margin;v-text-anchor:middle" o:gfxdata="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" adj="6300,24300" fillcolor="#ffc000" strokecolor="#0a121c [484]" strokeweight=".25pt">
                 <v:textbox>
                   <w:txbxContent>
                     <w:p>
@@ -16046,7 +19698,7 @@
         <mc:AlternateContent>
           <mc:Choice Requires="wps">
             <w:drawing>
-              <wp:inline distT="0" distB="0" distL="0" distR="0" wp14:anchorId="54E748F1" wp14:editId="4FDDDC6D">
+              <wp:inline distT="0" distB="0" distL="0" distR="0" wp14:anchorId="5DC575A3" wp14:editId="7B3EDE3B">
                 <wp:extent cx="5850890" cy="2288540"/>
                 <wp:effectExtent l="7620" t="5080" r="8890" b="11430"/>
                 <wp:docPr id="39" name="Text Box 31"/>
@@ -16163,7 +19815,7 @@
           </mc:Choice>
           <mc:Fallback>
             <w:pict>
-              <v:shape w14:anchorId="54E748F1" id="Text Box 31" o:spid="_x0000_s1052" type="#_x0000_t202" style="width:460.7pt;height:180.2pt;visibility:visible;mso-wrap-style:square;mso-left-percent:-10001;mso-top-percent:-10001;mso-position-horizontal:absolute;mso-position-horizontal-relative:char;mso-position-vertical:absolute;mso-position-vertical-relative:line;mso-left-percent:-10001;mso-top-percent:-10001;v-text-anchor:top" o:gfxdata="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" filled="f" strokeweight=".5pt">
+              <v:shape w14:anchorId="5DC575A3" id="Text Box 31" o:spid="_x0000_s1052" type="#_x0000_t202" style="width:460.7pt;height:180.2pt;visibility:visible;mso-wrap-style:square;mso-left-percent:-10001;mso-top-percent:-10001;mso-position-horizontal:absolute;mso-position-horizontal-relative:char;mso-position-vertical:absolute;mso-position-vertical-relative:line;mso-left-percent:-10001;mso-top-percent:-10001;v-text-anchor:top" o:gfxdata="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" filled="f" strokeweight=".5pt">
                 <v:textbox inset="0,0,0,0">
                   <w:txbxContent>
                     <w:p>
@@ -16300,7 +19952,7 @@
         <mc:AlternateContent>
           <mc:Choice Requires="wps">
             <w:drawing>
-              <wp:inline distT="0" distB="0" distL="0" distR="0" wp14:anchorId="63EA1E81" wp14:editId="728A16F2">
+              <wp:inline distT="0" distB="0" distL="0" distR="0" wp14:anchorId="35E06C7A" wp14:editId="7DAE65A6">
                 <wp:extent cx="5850890" cy="2791874"/>
                 <wp:effectExtent l="0" t="0" r="16510" b="15240"/>
                 <wp:docPr id="38" name="Text Box 30"/>
@@ -16408,7 +20060,7 @@
           </mc:Choice>
           <mc:Fallback>
             <w:pict>
-              <v:shape w14:anchorId="63EA1E81" id="Text Box 30" o:spid="_x0000_s1053" type="#_x0000_t202" style="width:460.7pt;height:219.85pt;visibility:visible;mso-wrap-style:square;mso-left-percent:-10001;mso-top-percent:-10001;mso-position-horizontal:absolute;mso-position-horizontal-relative:char;mso-position-vertical:absolute;mso-position-vertical-relative:line;mso-left-percent:-10001;mso-top-percent:-10001;v-text-anchor:top" o:gfxdata="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" filled="f" strokeweight=".5pt">
+              <v:shape w14:anchorId="35E06C7A" id="Text Box 30" o:spid="_x0000_s1053" type="#_x0000_t202" style="width:460.7pt;height:219.85pt;visibility:visible;mso-wrap-style:square;mso-left-percent:-10001;mso-top-percent:-10001;mso-position-horizontal:absolute;mso-position-horizontal-relative:char;mso-position-vertical:absolute;mso-position-vertical-relative:line;mso-left-percent:-10001;mso-top-percent:-10001;v-text-anchor:top" o:gfxdata="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" filled="f" strokeweight=".5pt">
                 <v:textbox inset="0,0,0,0">
                   <w:txbxContent>
                     <w:p>
@@ -16530,7 +20182,7 @@
         <mc:AlternateContent>
           <mc:Choice Requires="wps">
             <w:drawing>
-              <wp:anchor distT="0" distB="0" distL="114300" distR="114300" simplePos="0" relativeHeight="487646720" behindDoc="0" locked="0" layoutInCell="1" allowOverlap="1" wp14:anchorId="14F282AC" wp14:editId="7CFAF5B4">
+              <wp:anchor distT="0" distB="0" distL="114300" distR="114300" simplePos="0" relativeHeight="487646720" behindDoc="0" locked="0" layoutInCell="1" allowOverlap="1" wp14:anchorId="267E8FA3" wp14:editId="60591D48">
                 <wp:simplePos x="0" y="0"/>
                 <wp:positionH relativeFrom="column">
                   <wp:posOffset>4293704</wp:posOffset>
@@ -16613,7 +20265,7 @@
           </mc:Choice>
           <mc:Fallback>
             <w:pict>
-              <v:shape w14:anchorId="14F282AC" id="_x0000_s1054" type="#_x0000_t61" style="position:absolute;left:0;text-align:left;margin-left:338.1pt;margin-top:196.15pt;width:171.45pt;height:49.45pt;z-index:487646720;visibility:visible;mso-wrap-style:square;mso-width-percent:0;mso-wrap-distance-left:9pt;mso-wrap-distance-top:0;mso-wrap-distance-right:9pt;mso-wrap-distance-bottom:0;mso-position-horizontal:absolute;mso-position-horizontal-relative:text;mso-position-vertical:absolute;mso-position-vertical-relative:text;mso-width-percent:0;mso-width-relative:margin;v-text-anchor:middle" o:gfxdata="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" adj="6300,24300" fillcolor="#ffc000" strokecolor="#0a121c [484]" strokeweight=".25pt">
+              <v:shape w14:anchorId="267E8FA3" id="_x0000_s1054" type="#_x0000_t61" style="position:absolute;left:0;text-align:left;margin-left:338.1pt;margin-top:196.15pt;width:171.45pt;height:49.45pt;z-index:487646720;visibility:visible;mso-wrap-style:square;mso-width-percent:0;mso-wrap-distance-left:9pt;mso-wrap-distance-top:0;mso-wrap-distance-right:9pt;mso-wrap-distance-bottom:0;mso-position-horizontal:absolute;mso-position-horizontal-relative:text;mso-position-vertical:absolute;mso-position-vertical-relative:text;mso-width-percent:0;mso-width-relative:margin;v-text-anchor:middle" o:gfxdata="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" adj="6300,24300" fillcolor="#ffc000" strokecolor="#0a121c [484]" strokeweight=".25pt">
                 <v:textbox>
                   <w:txbxContent>
                     <w:p>
@@ -16649,7 +20301,7 @@
         <mc:AlternateContent>
           <mc:Choice Requires="wps">
             <w:drawing>
-              <wp:inline distT="0" distB="0" distL="0" distR="0" wp14:anchorId="6D3EC58C" wp14:editId="49085D30">
+              <wp:inline distT="0" distB="0" distL="0" distR="0" wp14:anchorId="55C52E6B" wp14:editId="0892A1DB">
                 <wp:extent cx="5850890" cy="2535527"/>
                 <wp:effectExtent l="0" t="0" r="16510" b="17780"/>
                 <wp:docPr id="37" name="Text Box 29"/>
@@ -16757,7 +20409,7 @@
           </mc:Choice>
           <mc:Fallback>
             <w:pict>
-              <v:shape w14:anchorId="6D3EC58C" id="Text Box 29" o:spid="_x0000_s1055" type="#_x0000_t202" style="width:460.7pt;height:199.65pt;visibility:visible;mso-wrap-style:square;mso-left-percent:-10001;mso-top-percent:-10001;mso-position-horizontal:absolute;mso-position-horizontal-relative:char;mso-position-vertical:absolute;mso-position-vertical-relative:line;mso-left-percent:-10001;mso-top-percent:-10001;v-text-anchor:top" o:gfxdata="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" filled="f" strokeweight=".5pt">
+              <v:shape w14:anchorId="55C52E6B" id="Text Box 29" o:spid="_x0000_s1055" type="#_x0000_t202" style="width:460.7pt;height:199.65pt;visibility:visible;mso-wrap-style:square;mso-left-percent:-10001;mso-top-percent:-10001;mso-position-horizontal:absolute;mso-position-horizontal-relative:char;mso-position-vertical:absolute;mso-position-vertical-relative:line;mso-left-percent:-10001;mso-top-percent:-10001;v-text-anchor:top" o:gfxdata="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" filled="f" strokeweight=".5pt">
                 <v:textbox inset="0,0,0,0">
                   <w:txbxContent>
                     <w:p>
@@ -16995,7 +20647,7 @@
         <mc:AlternateContent>
           <mc:Choice Requires="wps">
             <w:drawing>
-              <wp:anchor distT="0" distB="0" distL="114300" distR="114300" simplePos="0" relativeHeight="487636480" behindDoc="0" locked="0" layoutInCell="1" allowOverlap="1" wp14:anchorId="155CE406" wp14:editId="71267B07">
+              <wp:anchor distT="0" distB="0" distL="114300" distR="114300" simplePos="0" relativeHeight="487636480" behindDoc="0" locked="0" layoutInCell="1" allowOverlap="1" wp14:anchorId="7C580002" wp14:editId="5705486F">
                 <wp:simplePos x="0" y="0"/>
                 <wp:positionH relativeFrom="column">
                   <wp:posOffset>4628018</wp:posOffset>
@@ -17078,7 +20730,7 @@
           </mc:Choice>
           <mc:Fallback>
             <w:pict>
-              <v:shape w14:anchorId="155CE406" id="_x0000_s1056" type="#_x0000_t61" style="position:absolute;margin-left:364.4pt;margin-top:-45.6pt;width:161.5pt;height:49.45pt;z-index:487636480;visibility:visible;mso-wrap-style:square;mso-width-percent:0;mso-wrap-distance-left:9pt;mso-wrap-distance-top:0;mso-wrap-distance-right:9pt;mso-wrap-distance-bottom:0;mso-position-horizontal:absolute;mso-position-horizontal-relative:text;mso-position-vertical:absolute;mso-position-vertical-relative:text;mso-width-percent:0;mso-width-relative:margin;v-text-anchor:middle" o:gfxdata="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" adj="6300,24300" fillcolor="#ffc000" strokecolor="#0a121c [484]" strokeweight=".25pt">
+              <v:shape w14:anchorId="7C580002" id="_x0000_s1056" type="#_x0000_t61" style="position:absolute;margin-left:364.4pt;margin-top:-45.6pt;width:161.5pt;height:49.45pt;z-index:487636480;visibility:visible;mso-wrap-style:square;mso-width-percent:0;mso-wrap-distance-left:9pt;mso-wrap-distance-top:0;mso-wrap-distance-right:9pt;mso-wrap-distance-bottom:0;mso-position-horizontal:absolute;mso-position-horizontal-relative:text;mso-position-vertical:absolute;mso-position-vertical-relative:text;mso-width-percent:0;mso-width-relative:margin;v-text-anchor:middle" o:gfxdata="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" adj="6300,24300" fillcolor="#ffc000" strokecolor="#0a121c [484]" strokeweight=".25pt">
                 <v:textbox>
                   <w:txbxContent>
                     <w:p>
@@ -17123,7 +20775,7 @@
         <mc:AlternateContent>
           <mc:Choice Requires="wps">
             <w:drawing>
-              <wp:inline distT="0" distB="0" distL="0" distR="0" wp14:anchorId="178BD45B" wp14:editId="58417359">
+              <wp:inline distT="0" distB="0" distL="0" distR="0" wp14:anchorId="00B89FF9" wp14:editId="45DDB82C">
                 <wp:extent cx="5504180" cy="622935"/>
                 <wp:effectExtent l="0" t="0" r="3175" b="0"/>
                 <wp:docPr id="36" name="Text Box 28"/>
@@ -17217,7 +20869,7 @@
           </mc:Choice>
           <mc:Fallback>
             <w:pict>
-              <v:shape w14:anchorId="178BD45B" id="Text Box 28" o:spid="_x0000_s1057" type="#_x0000_t202" style="width:433.4pt;height:49.05pt;visibility:visible;mso-wrap-style:square;mso-left-percent:-10001;mso-top-percent:-10001;mso-position-horizontal:absolute;mso-position-horizontal-relative:char;mso-position-vertical:absolute;mso-position-vertical-relative:line;mso-left-percent:-10001;mso-top-percent:-10001;v-text-anchor:top" o:gfxdata="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" fillcolor="#b80046" stroked="f">
+              <v:shape w14:anchorId="00B89FF9" id="Text Box 28" o:spid="_x0000_s1057" type="#_x0000_t202" style="width:433.4pt;height:49.05pt;visibility:visible;mso-wrap-style:square;mso-left-percent:-10001;mso-top-percent:-10001;mso-position-horizontal:absolute;mso-position-horizontal-relative:char;mso-position-vertical:absolute;mso-position-vertical-relative:line;mso-left-percent:-10001;mso-top-percent:-10001;v-text-anchor:top" o:gfxdata="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" fillcolor="#b80046" stroked="f">
                 <v:textbox inset="0,0,0,0">
                   <w:txbxContent>
                     <w:p>
@@ -17286,7 +20938,7 @@
         <mc:AlternateContent>
           <mc:Choice Requires="wpg">
             <w:drawing>
-              <wp:inline distT="0" distB="0" distL="0" distR="0" wp14:anchorId="43CF0865" wp14:editId="48FA1F6B">
+              <wp:inline distT="0" distB="0" distL="0" distR="0" wp14:anchorId="65EF49F9" wp14:editId="27F5C088">
                 <wp:extent cx="252095" cy="622935"/>
                 <wp:effectExtent l="0" t="0" r="0" b="0"/>
                 <wp:docPr id="31" name="Group 23"/>
@@ -17799,7 +21451,7 @@
         <mc:AlternateContent>
           <mc:Choice Requires="wps">
             <w:drawing>
-              <wp:inline distT="0" distB="0" distL="0" distR="0" wp14:anchorId="2973EF3A" wp14:editId="5A17D3C9">
+              <wp:inline distT="0" distB="0" distL="0" distR="0" wp14:anchorId="19E7EA8A" wp14:editId="711D6E65">
                 <wp:extent cx="5850890" cy="2978150"/>
                 <wp:effectExtent l="7620" t="5080" r="8890" b="7620"/>
                 <wp:docPr id="30" name="Text Box 22"/>
@@ -17907,7 +21559,7 @@
           </mc:Choice>
           <mc:Fallback>
             <w:pict>
-              <v:shape w14:anchorId="2973EF3A" id="Text Box 22" o:spid="_x0000_s1058" type="#_x0000_t202" style="width:460.7pt;height:234.5pt;visibility:visible;mso-wrap-style:square;mso-left-percent:-10001;mso-top-percent:-10001;mso-position-horizontal:absolute;mso-position-horizontal-relative:char;mso-position-vertical:absolute;mso-position-vertical-relative:line;mso-left-percent:-10001;mso-top-percent:-10001;v-text-anchor:top" o:gfxdata="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" filled="f" strokeweight=".5pt">
+              <v:shape w14:anchorId="19E7EA8A" id="Text Box 22" o:spid="_x0000_s1058" type="#_x0000_t202" style="width:460.7pt;height:234.5pt;visibility:visible;mso-wrap-style:square;mso-left-percent:-10001;mso-top-percent:-10001;mso-position-horizontal:absolute;mso-position-horizontal-relative:char;mso-position-vertical:absolute;mso-position-vertical-relative:line;mso-left-percent:-10001;mso-top-percent:-10001;v-text-anchor:top" o:gfxdata="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" filled="f" strokeweight=".5pt">
                 <v:textbox inset="0,0,0,0">
                   <w:txbxContent>
                     <w:p>
@@ -18043,7 +21695,11 @@
         <w:spacing w:before="51"/>
       </w:pPr>
       <w:r>
-        <w:t>Principales Acciones/actividades</w:t>
+        <w:t>Principales Acciones/</w:t>
+      </w:r>
+      <w:proofErr w:type="gramStart"/>
+      <w:r>
+        <w:t>actividades</w:t>
       </w:r>
       <w:r>
         <w:t>,</w:t>
@@ -18064,7 +21720,11 @@
         <w:t xml:space="preserve"> </w:t>
       </w:r>
       <w:r>
-        <w:t>durante el ciclo 2022-2025</w:t>
+        <w:t>durante</w:t>
+      </w:r>
+      <w:proofErr w:type="gramEnd"/>
+      <w:r>
+        <w:t xml:space="preserve"> el ciclo 2022-2025</w:t>
       </w:r>
     </w:p>
     <w:tbl>
@@ -18757,7 +22417,7 @@
         <mc:AlternateContent>
           <mc:Choice Requires="wps">
             <w:drawing>
-              <wp:anchor distT="0" distB="0" distL="114300" distR="114300" simplePos="0" relativeHeight="487638528" behindDoc="0" locked="0" layoutInCell="1" allowOverlap="1" wp14:anchorId="62CB3771" wp14:editId="164C1BF1">
+              <wp:anchor distT="0" distB="0" distL="114300" distR="114300" simplePos="0" relativeHeight="487638528" behindDoc="0" locked="0" layoutInCell="1" allowOverlap="1" wp14:anchorId="112116B9" wp14:editId="3D717EC4">
                 <wp:simplePos x="0" y="0"/>
                 <wp:positionH relativeFrom="column">
                   <wp:posOffset>4837016</wp:posOffset>
@@ -18832,7 +22492,7 @@
           </mc:Choice>
           <mc:Fallback>
             <w:pict>
-              <v:shape w14:anchorId="62CB3771" id="_x0000_s1059" type="#_x0000_t61" style="position:absolute;margin-left:380.85pt;margin-top:-39.3pt;width:98.4pt;height:49.45pt;z-index:487638528;visibility:visible;mso-wrap-style:square;mso-width-percent:0;mso-wrap-distance-left:9pt;mso-wrap-distance-top:0;mso-wrap-distance-right:9pt;mso-wrap-distance-bottom:0;mso-position-horizontal:absolute;mso-position-horizontal-relative:text;mso-position-vertical:absolute;mso-position-vertical-relative:text;mso-width-percent:0;mso-width-relative:margin;v-text-anchor:middle" o:gfxdata="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" adj="6300,24300" fillcolor="#ffc000" strokecolor="#0a121c [484]" strokeweight=".25pt">
+              <v:shape w14:anchorId="112116B9" id="_x0000_s1059" type="#_x0000_t61" style="position:absolute;margin-left:380.85pt;margin-top:-39.3pt;width:98.4pt;height:49.45pt;z-index:487638528;visibility:visible;mso-wrap-style:square;mso-width-percent:0;mso-wrap-distance-left:9pt;mso-wrap-distance-top:0;mso-wrap-distance-right:9pt;mso-wrap-distance-bottom:0;mso-position-horizontal:absolute;mso-position-horizontal-relative:text;mso-position-vertical:absolute;mso-position-vertical-relative:text;mso-width-percent:0;mso-width-relative:margin;v-text-anchor:middle" o:gfxdata="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" adj="6300,24300" fillcolor="#ffc000" strokecolor="#0a121c [484]" strokeweight=".25pt">
                 <v:textbox>
                   <w:txbxContent>
                     <w:p>
@@ -18963,7 +22623,7 @@
         <mc:AlternateContent>
           <mc:Choice Requires="wps">
             <w:drawing>
-              <wp:anchor distT="0" distB="0" distL="114300" distR="114300" simplePos="0" relativeHeight="487656960" behindDoc="0" locked="0" layoutInCell="1" allowOverlap="1" wp14:anchorId="1572ED6F" wp14:editId="201B959C">
+              <wp:anchor distT="0" distB="0" distL="114300" distR="114300" simplePos="0" relativeHeight="487656960" behindDoc="0" locked="0" layoutInCell="1" allowOverlap="1" wp14:anchorId="4618EA96" wp14:editId="44EC5DF9">
                 <wp:simplePos x="0" y="0"/>
                 <wp:positionH relativeFrom="column">
                   <wp:posOffset>896868</wp:posOffset>
@@ -19041,7 +22701,7 @@
           </mc:Choice>
           <mc:Fallback>
             <w:pict>
-              <v:shape w14:anchorId="1572ED6F" id="_x0000_s1060" type="#_x0000_t61" style="position:absolute;left:0;text-align:left;margin-left:70.6pt;margin-top:2pt;width:106.4pt;height:20.65pt;z-index:487656960;visibility:visible;mso-wrap-style:square;mso-width-percent:0;mso-height-percent:0;mso-wrap-distance-left:9pt;mso-wrap-distance-top:0;mso-wrap-distance-right:9pt;mso-wrap-distance-bottom:0;mso-position-horizontal:absolute;mso-position-horizontal-relative:text;mso-position-vertical:absolute;mso-position-vertical-relative:text;mso-width-percent:0;mso-height-percent:0;mso-width-relative:margin;mso-height-relative:margin;v-text-anchor:middle" o:gfxdata="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" adj="6300,24300" fillcolor="#31849b [2408]" strokecolor="#0a121c [484]" strokeweight=".25pt">
+              <v:shape w14:anchorId="4618EA96" id="_x0000_s1060" type="#_x0000_t61" style="position:absolute;left:0;text-align:left;margin-left:70.6pt;margin-top:2pt;width:106.4pt;height:20.65pt;z-index:487656960;visibility:visible;mso-wrap-style:square;mso-width-percent:0;mso-height-percent:0;mso-wrap-distance-left:9pt;mso-wrap-distance-top:0;mso-wrap-distance-right:9pt;mso-wrap-distance-bottom:0;mso-position-horizontal:absolute;mso-position-horizontal-relative:text;mso-position-vertical:absolute;mso-position-vertical-relative:text;mso-width-percent:0;mso-height-percent:0;mso-width-relative:margin;mso-height-relative:margin;v-text-anchor:middle" o:gfxdata="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" adj="6300,24300" fillcolor="#31849b [2408]" strokecolor="#0a121c [484]" strokeweight=".25pt">
                 <v:textbox>
                   <w:txbxContent>
                     <w:p>
@@ -19065,7 +22725,7 @@
         <mc:AlternateContent>
           <mc:Choice Requires="wps">
             <w:drawing>
-              <wp:anchor distT="0" distB="0" distL="114300" distR="114300" simplePos="0" relativeHeight="487659008" behindDoc="0" locked="0" layoutInCell="1" allowOverlap="1" wp14:anchorId="61C27B48" wp14:editId="738A91C7">
+              <wp:anchor distT="0" distB="0" distL="114300" distR="114300" simplePos="0" relativeHeight="487659008" behindDoc="0" locked="0" layoutInCell="1" allowOverlap="1" wp14:anchorId="3ADDFF5C" wp14:editId="719A4775">
                 <wp:simplePos x="0" y="0"/>
                 <wp:positionH relativeFrom="column">
                   <wp:posOffset>3553819</wp:posOffset>
@@ -19143,7 +22803,7 @@
           </mc:Choice>
           <mc:Fallback>
             <w:pict>
-              <v:shape w14:anchorId="61C27B48" id="_x0000_s1061" type="#_x0000_t61" style="position:absolute;left:0;text-align:left;margin-left:279.85pt;margin-top:3.95pt;width:106.35pt;height:20.65pt;z-index:487659008;visibility:visible;mso-wrap-style:square;mso-width-percent:0;mso-height-percent:0;mso-wrap-distance-left:9pt;mso-wrap-distance-top:0;mso-wrap-distance-right:9pt;mso-wrap-distance-bottom:0;mso-position-horizontal:absolute;mso-position-horizontal-relative:text;mso-position-vertical:absolute;mso-position-vertical-relative:text;mso-width-percent:0;mso-height-percent:0;mso-width-relative:margin;mso-height-relative:margin;v-text-anchor:middle" o:gfxdata="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" adj="6300,24300" fillcolor="#31849b [2408]" strokecolor="#0a121c [484]" strokeweight=".25pt">
+              <v:shape w14:anchorId="3ADDFF5C" id="_x0000_s1061" type="#_x0000_t61" style="position:absolute;left:0;text-align:left;margin-left:279.85pt;margin-top:3.95pt;width:106.35pt;height:20.65pt;z-index:487659008;visibility:visible;mso-wrap-style:square;mso-width-percent:0;mso-height-percent:0;mso-wrap-distance-left:9pt;mso-wrap-distance-top:0;mso-wrap-distance-right:9pt;mso-wrap-distance-bottom:0;mso-position-horizontal:absolute;mso-position-horizontal-relative:text;mso-position-vertical:absolute;mso-position-vertical-relative:text;mso-width-percent:0;mso-height-percent:0;mso-width-relative:margin;mso-height-relative:margin;v-text-anchor:middle" o:gfxdata="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" adj="6300,24300" fillcolor="#31849b [2408]" strokecolor="#0a121c [484]" strokeweight=".25pt">
                 <v:textbox>
                   <w:txbxContent>
                     <w:p>
@@ -19231,7 +22891,7 @@
         <mc:AlternateContent>
           <mc:Choice Requires="wps">
             <w:drawing>
-              <wp:anchor distT="0" distB="0" distL="114300" distR="114300" simplePos="0" relativeHeight="487657984" behindDoc="0" locked="0" layoutInCell="1" allowOverlap="1" wp14:anchorId="544D0D22" wp14:editId="67E5A834">
+              <wp:anchor distT="0" distB="0" distL="114300" distR="114300" simplePos="0" relativeHeight="487657984" behindDoc="0" locked="0" layoutInCell="1" allowOverlap="1" wp14:anchorId="46B447F1" wp14:editId="0D38CCE2">
                 <wp:simplePos x="0" y="0"/>
                 <wp:positionH relativeFrom="column">
                   <wp:posOffset>898304</wp:posOffset>
@@ -19309,7 +22969,7 @@
           </mc:Choice>
           <mc:Fallback>
             <w:pict>
-              <v:shape w14:anchorId="544D0D22" id="_x0000_s1062" type="#_x0000_t61" style="position:absolute;left:0;text-align:left;margin-left:70.75pt;margin-top:2.85pt;width:106.35pt;height:20.65pt;z-index:487657984;visibility:visible;mso-wrap-style:square;mso-width-percent:0;mso-height-percent:0;mso-wrap-distance-left:9pt;mso-wrap-distance-top:0;mso-wrap-distance-right:9pt;mso-wrap-distance-bottom:0;mso-position-horizontal:absolute;mso-position-horizontal-relative:text;mso-position-vertical:absolute;mso-position-vertical-relative:text;mso-width-percent:0;mso-height-percent:0;mso-width-relative:margin;mso-height-relative:margin;v-text-anchor:middle" o:gfxdata="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" adj="6300,24300" fillcolor="#31849b [2408]" strokecolor="#0a121c [484]" strokeweight=".25pt">
+              <v:shape w14:anchorId="46B447F1" id="_x0000_s1062" type="#_x0000_t61" style="position:absolute;left:0;text-align:left;margin-left:70.75pt;margin-top:2.85pt;width:106.35pt;height:20.65pt;z-index:487657984;visibility:visible;mso-wrap-style:square;mso-width-percent:0;mso-height-percent:0;mso-wrap-distance-left:9pt;mso-wrap-distance-top:0;mso-wrap-distance-right:9pt;mso-wrap-distance-bottom:0;mso-position-horizontal:absolute;mso-position-horizontal-relative:text;mso-position-vertical:absolute;mso-position-vertical-relative:text;mso-width-percent:0;mso-height-percent:0;mso-width-relative:margin;mso-height-relative:margin;v-text-anchor:middle" o:gfxdata="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" adj="6300,24300" fillcolor="#31849b [2408]" strokecolor="#0a121c [484]" strokeweight=".25pt">
                 <v:textbox>
                   <w:txbxContent>
                     <w:p>
@@ -19396,7 +23056,7 @@
         <mc:AlternateContent>
           <mc:Choice Requires="wps">
             <w:drawing>
-              <wp:inline distT="0" distB="0" distL="0" distR="0" wp14:anchorId="1794155B" wp14:editId="4BDEB33D">
+              <wp:inline distT="0" distB="0" distL="0" distR="0" wp14:anchorId="5718B5E5" wp14:editId="6A06EA14">
                 <wp:extent cx="5850890" cy="1405255"/>
                 <wp:effectExtent l="7620" t="13335" r="8890" b="10160"/>
                 <wp:docPr id="29" name="Text Box 21"/>
@@ -19504,7 +23164,7 @@
           </mc:Choice>
           <mc:Fallback>
             <w:pict>
-              <v:shape w14:anchorId="1794155B" id="Text Box 21" o:spid="_x0000_s1063" type="#_x0000_t202" style="width:460.7pt;height:110.65pt;visibility:visible;mso-wrap-style:square;mso-left-percent:-10001;mso-top-percent:-10001;mso-position-horizontal:absolute;mso-position-horizontal-relative:char;mso-position-vertical:absolute;mso-position-vertical-relative:line;mso-left-percent:-10001;mso-top-percent:-10001;v-text-anchor:top" o:gfxdata="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" filled="f" strokeweight=".5pt">
+              <v:shape w14:anchorId="5718B5E5" id="Text Box 21" o:spid="_x0000_s1063" type="#_x0000_t202" style="width:460.7pt;height:110.65pt;visibility:visible;mso-wrap-style:square;mso-left-percent:-10001;mso-top-percent:-10001;mso-position-horizontal:absolute;mso-position-horizontal-relative:char;mso-position-vertical:absolute;mso-position-vertical-relative:line;mso-left-percent:-10001;mso-top-percent:-10001;v-text-anchor:top" o:gfxdata="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" filled="f" strokeweight=".5pt">
                 <v:textbox inset="0,0,0,0">
                   <w:txbxContent>
                     <w:p>
@@ -19586,7 +23246,7 @@
         <mc:AlternateContent>
           <mc:Choice Requires="wps">
             <w:drawing>
-              <wp:anchor distT="0" distB="0" distL="0" distR="0" simplePos="0" relativeHeight="487600640" behindDoc="1" locked="0" layoutInCell="1" allowOverlap="1" wp14:anchorId="60024002" wp14:editId="60356AAC">
+              <wp:anchor distT="0" distB="0" distL="0" distR="0" simplePos="0" relativeHeight="487600640" behindDoc="1" locked="0" layoutInCell="1" allowOverlap="1" wp14:anchorId="264F03F1" wp14:editId="40570600">
                 <wp:simplePos x="0" y="0"/>
                 <wp:positionH relativeFrom="page">
                   <wp:posOffset>1035685</wp:posOffset>
@@ -19685,7 +23345,7 @@
           </mc:Choice>
           <mc:Fallback>
             <w:pict>
-              <v:shape w14:anchorId="60024002" id="Text Box 20" o:spid="_x0000_s1064" type="#_x0000_t202" style="position:absolute;margin-left:81.55pt;margin-top:11.75pt;width:453.6pt;height:16pt;z-index:-15715840;visibility:visible;mso-wrap-style:square;mso-width-percent:0;mso-height-percent:0;mso-wrap-distance-left:0;mso-wrap-distance-top:0;mso-wrap-distance-right:0;mso-wrap-distance-bottom:0;mso-position-horizontal:absolute;mso-position-horizontal-relative:page;mso-position-vertical:absolute;mso-position-vertical-relative:text;mso-width-percent:0;mso-height-percent:0;mso-width-relative:page;mso-height-relative:page;v-text-anchor:top" o:gfxdata="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" fillcolor="#b80046" stroked="f">
+              <v:shape w14:anchorId="264F03F1" id="Text Box 20" o:spid="_x0000_s1064" type="#_x0000_t202" style="position:absolute;margin-left:81.55pt;margin-top:11.75pt;width:453.6pt;height:16pt;z-index:-15715840;visibility:visible;mso-wrap-style:square;mso-width-percent:0;mso-height-percent:0;mso-wrap-distance-left:0;mso-wrap-distance-top:0;mso-wrap-distance-right:0;mso-wrap-distance-bottom:0;mso-position-horizontal:absolute;mso-position-horizontal-relative:page;mso-position-vertical:absolute;mso-position-vertical-relative:text;mso-width-percent:0;mso-height-percent:0;mso-width-relative:page;mso-height-relative:page;v-text-anchor:top" o:gfxdata="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" fillcolor="#b80046" stroked="f">
                 <v:textbox inset="0,0,0,0">
                   <w:txbxContent>
                     <w:p>
@@ -19776,7 +23436,7 @@
         <mc:AlternateContent>
           <mc:Choice Requires="wps">
             <w:drawing>
-              <wp:inline distT="0" distB="0" distL="0" distR="0" wp14:anchorId="515E672A" wp14:editId="21AE3243">
+              <wp:inline distT="0" distB="0" distL="0" distR="0" wp14:anchorId="658DF27C" wp14:editId="119C59A3">
                 <wp:extent cx="5850890" cy="1414780"/>
                 <wp:effectExtent l="7620" t="6985" r="8890" b="6985"/>
                 <wp:docPr id="27" name="Text Box 19"/>
@@ -19884,7 +23544,7 @@
           </mc:Choice>
           <mc:Fallback>
             <w:pict>
-              <v:shape w14:anchorId="515E672A" id="Text Box 19" o:spid="_x0000_s1065" type="#_x0000_t202" style="width:460.7pt;height:111.4pt;visibility:visible;mso-wrap-style:square;mso-left-percent:-10001;mso-top-percent:-10001;mso-position-horizontal:absolute;mso-position-horizontal-relative:char;mso-position-vertical:absolute;mso-position-vertical-relative:line;mso-left-percent:-10001;mso-top-percent:-10001;v-text-anchor:top" o:gfxdata="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" filled="f" strokeweight=".5pt">
+              <v:shape w14:anchorId="658DF27C" id="Text Box 19" o:spid="_x0000_s1065" type="#_x0000_t202" style="width:460.7pt;height:111.4pt;visibility:visible;mso-wrap-style:square;mso-left-percent:-10001;mso-top-percent:-10001;mso-position-horizontal:absolute;mso-position-horizontal-relative:char;mso-position-vertical:absolute;mso-position-vertical-relative:line;mso-left-percent:-10001;mso-top-percent:-10001;v-text-anchor:top" o:gfxdata="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" filled="f" strokeweight=".5pt">
                 <v:textbox inset="0,0,0,0">
                   <w:txbxContent>
                     <w:p>
@@ -19982,7 +23642,7 @@
         <mc:AlternateContent>
           <mc:Choice Requires="wps">
             <w:drawing>
-              <wp:anchor distT="0" distB="0" distL="114300" distR="114300" simplePos="0" relativeHeight="487661056" behindDoc="0" locked="0" layoutInCell="1" allowOverlap="1" wp14:anchorId="74CF2777" wp14:editId="4D4335B1">
+              <wp:anchor distT="0" distB="0" distL="114300" distR="114300" simplePos="0" relativeHeight="487661056" behindDoc="0" locked="0" layoutInCell="1" allowOverlap="1" wp14:anchorId="36278CD8" wp14:editId="26531103">
                 <wp:simplePos x="0" y="0"/>
                 <wp:positionH relativeFrom="column">
                   <wp:posOffset>993913</wp:posOffset>
@@ -20060,7 +23720,7 @@
           </mc:Choice>
           <mc:Fallback>
             <w:pict>
-              <v:shape w14:anchorId="74CF2777" id="_x0000_s1066" type="#_x0000_t61" style="position:absolute;left:0;text-align:left;margin-left:78.25pt;margin-top:20.6pt;width:106.35pt;height:20.65pt;z-index:487661056;visibility:visible;mso-wrap-style:square;mso-width-percent:0;mso-height-percent:0;mso-wrap-distance-left:9pt;mso-wrap-distance-top:0;mso-wrap-distance-right:9pt;mso-wrap-distance-bottom:0;mso-position-horizontal:absolute;mso-position-horizontal-relative:text;mso-position-vertical:absolute;mso-position-vertical-relative:text;mso-width-percent:0;mso-height-percent:0;mso-width-relative:margin;mso-height-relative:margin;v-text-anchor:middle" o:gfxdata="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" adj="6300,24300" fillcolor="#31849b [2408]" strokecolor="#0a121c [484]" strokeweight=".25pt">
+              <v:shape w14:anchorId="36278CD8" id="_x0000_s1066" type="#_x0000_t61" style="position:absolute;left:0;text-align:left;margin-left:78.25pt;margin-top:20.6pt;width:106.35pt;height:20.65pt;z-index:487661056;visibility:visible;mso-wrap-style:square;mso-width-percent:0;mso-height-percent:0;mso-wrap-distance-left:9pt;mso-wrap-distance-top:0;mso-wrap-distance-right:9pt;mso-wrap-distance-bottom:0;mso-position-horizontal:absolute;mso-position-horizontal-relative:text;mso-position-vertical:absolute;mso-position-vertical-relative:text;mso-width-percent:0;mso-height-percent:0;mso-width-relative:margin;mso-height-relative:margin;v-text-anchor:middle" o:gfxdata="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" adj="6300,24300" fillcolor="#31849b [2408]" strokecolor="#0a121c [484]" strokeweight=".25pt">
                 <v:textbox>
                   <w:txbxContent>
                     <w:p>
@@ -20187,7 +23847,7 @@
         <mc:AlternateContent>
           <mc:Choice Requires="wps">
             <w:drawing>
-              <wp:inline distT="0" distB="0" distL="0" distR="0" wp14:anchorId="380E70D9" wp14:editId="213EDFFA">
+              <wp:inline distT="0" distB="0" distL="0" distR="0" wp14:anchorId="5BC0720F" wp14:editId="00E49EB7">
                 <wp:extent cx="5850890" cy="1638300"/>
                 <wp:effectExtent l="7620" t="10795" r="8890" b="8255"/>
                 <wp:docPr id="26" name="Text Box 18"/>
@@ -20295,7 +23955,7 @@
           </mc:Choice>
           <mc:Fallback>
             <w:pict>
-              <v:shape w14:anchorId="380E70D9" id="Text Box 18" o:spid="_x0000_s1067" type="#_x0000_t202" style="width:460.7pt;height:129pt;visibility:visible;mso-wrap-style:square;mso-left-percent:-10001;mso-top-percent:-10001;mso-position-horizontal:absolute;mso-position-horizontal-relative:char;mso-position-vertical:absolute;mso-position-vertical-relative:line;mso-left-percent:-10001;mso-top-percent:-10001;v-text-anchor:top" o:gfxdata="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" filled="f" strokeweight=".5pt">
+              <v:shape w14:anchorId="5BC0720F" id="Text Box 18" o:spid="_x0000_s1067" type="#_x0000_t202" style="width:460.7pt;height:129pt;visibility:visible;mso-wrap-style:square;mso-left-percent:-10001;mso-top-percent:-10001;mso-position-horizontal:absolute;mso-position-horizontal-relative:char;mso-position-vertical:absolute;mso-position-vertical-relative:line;mso-left-percent:-10001;mso-top-percent:-10001;v-text-anchor:top" o:gfxdata="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" filled="f" strokeweight=".5pt">
                 <v:textbox inset="0,0,0,0">
                   <w:txbxContent>
                     <w:p>
@@ -20390,7 +24050,7 @@
         <mc:AlternateContent>
           <mc:Choice Requires="wps">
             <w:drawing>
-              <wp:anchor distT="0" distB="0" distL="114300" distR="114300" simplePos="0" relativeHeight="487640576" behindDoc="0" locked="0" layoutInCell="1" allowOverlap="1" wp14:anchorId="582EFD75" wp14:editId="1299F47E">
+              <wp:anchor distT="0" distB="0" distL="114300" distR="114300" simplePos="0" relativeHeight="487640576" behindDoc="0" locked="0" layoutInCell="1" allowOverlap="1" wp14:anchorId="5DA99038" wp14:editId="4D0EA7F5">
                 <wp:simplePos x="0" y="0"/>
                 <wp:positionH relativeFrom="column">
                   <wp:posOffset>4918765</wp:posOffset>
@@ -20465,7 +24125,7 @@
           </mc:Choice>
           <mc:Fallback>
             <w:pict>
-              <v:shape w14:anchorId="582EFD75" id="_x0000_s1068" type="#_x0000_t61" style="position:absolute;left:0;text-align:left;margin-left:387.3pt;margin-top:-36.2pt;width:91.95pt;height:49.45pt;z-index:487640576;visibility:visible;mso-wrap-style:square;mso-width-percent:0;mso-wrap-distance-left:9pt;mso-wrap-distance-top:0;mso-wrap-distance-right:9pt;mso-wrap-distance-bottom:0;mso-position-horizontal:absolute;mso-position-horizontal-relative:text;mso-position-vertical:absolute;mso-position-vertical-relative:text;mso-width-percent:0;mso-width-relative:margin;v-text-anchor:middle" o:gfxdata="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" adj="6300,24300" fillcolor="#ffc000" strokecolor="#0a121c [484]" strokeweight=".25pt">
+              <v:shape w14:anchorId="5DA99038" id="_x0000_s1068" type="#_x0000_t61" style="position:absolute;left:0;text-align:left;margin-left:387.3pt;margin-top:-36.2pt;width:91.95pt;height:49.45pt;z-index:487640576;visibility:visible;mso-wrap-style:square;mso-width-percent:0;mso-wrap-distance-left:9pt;mso-wrap-distance-top:0;mso-wrap-distance-right:9pt;mso-wrap-distance-bottom:0;mso-position-horizontal:absolute;mso-position-horizontal-relative:text;mso-position-vertical:absolute;mso-position-vertical-relative:text;mso-width-percent:0;mso-width-relative:margin;v-text-anchor:middle" o:gfxdata="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" adj="6300,24300" fillcolor="#ffc000" strokecolor="#0a121c [484]" strokeweight=".25pt">
                 <v:textbox>
                   <w:txbxContent>
                     <w:p>
@@ -20545,7 +24205,7 @@
         <mc:AlternateContent>
           <mc:Choice Requires="wps">
             <w:drawing>
-              <wp:inline distT="0" distB="0" distL="0" distR="0" wp14:anchorId="71511D07" wp14:editId="22A5C414">
+              <wp:inline distT="0" distB="0" distL="0" distR="0" wp14:anchorId="464E51B9" wp14:editId="45A1F961">
                 <wp:extent cx="5850890" cy="2611120"/>
                 <wp:effectExtent l="7620" t="5080" r="8890" b="12700"/>
                 <wp:docPr id="25" name="Text Box 17"/>
@@ -20662,7 +24322,7 @@
           </mc:Choice>
           <mc:Fallback>
             <w:pict>
-              <v:shape w14:anchorId="71511D07" id="Text Box 17" o:spid="_x0000_s1069" type="#_x0000_t202" style="width:460.7pt;height:205.6pt;visibility:visible;mso-wrap-style:square;mso-left-percent:-10001;mso-top-percent:-10001;mso-position-horizontal:absolute;mso-position-horizontal-relative:char;mso-position-vertical:absolute;mso-position-vertical-relative:line;mso-left-percent:-10001;mso-top-percent:-10001;v-text-anchor:top" o:gfxdata="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" filled="f" strokeweight=".5pt">
+              <v:shape w14:anchorId="464E51B9" id="Text Box 17" o:spid="_x0000_s1069" type="#_x0000_t202" style="width:460.7pt;height:205.6pt;visibility:visible;mso-wrap-style:square;mso-left-percent:-10001;mso-top-percent:-10001;mso-position-horizontal:absolute;mso-position-horizontal-relative:char;mso-position-vertical:absolute;mso-position-vertical-relative:line;mso-left-percent:-10001;mso-top-percent:-10001;v-text-anchor:top" o:gfxdata="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" filled="f" strokeweight=".5pt">
                 <v:textbox inset="0,0,0,0">
                   <w:txbxContent>
                     <w:p>
@@ -20831,7 +24491,7 @@
         <mc:AlternateContent>
           <mc:Choice Requires="wps">
             <w:drawing>
-              <wp:inline distT="0" distB="0" distL="0" distR="0" wp14:anchorId="7F5BDDCA" wp14:editId="33BE1C0F">
+              <wp:inline distT="0" distB="0" distL="0" distR="0" wp14:anchorId="71E8C98A" wp14:editId="0A88A208">
                 <wp:extent cx="5850890" cy="2853579"/>
                 <wp:effectExtent l="0" t="0" r="16510" b="17145"/>
                 <wp:docPr id="24" name="Text Box 16"/>
@@ -20939,7 +24599,7 @@
           </mc:Choice>
           <mc:Fallback>
             <w:pict>
-              <v:shape w14:anchorId="7F5BDDCA" id="Text Box 16" o:spid="_x0000_s1070" type="#_x0000_t202" style="width:460.7pt;height:224.7pt;visibility:visible;mso-wrap-style:square;mso-left-percent:-10001;mso-top-percent:-10001;mso-position-horizontal:absolute;mso-position-horizontal-relative:char;mso-position-vertical:absolute;mso-position-vertical-relative:line;mso-left-percent:-10001;mso-top-percent:-10001;v-text-anchor:top" o:gfxdata="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" filled="f" strokeweight=".5pt">
+              <v:shape w14:anchorId="71E8C98A" id="Text Box 16" o:spid="_x0000_s1070" type="#_x0000_t202" style="width:460.7pt;height:224.7pt;visibility:visible;mso-wrap-style:square;mso-left-percent:-10001;mso-top-percent:-10001;mso-position-horizontal:absolute;mso-position-horizontal-relative:char;mso-position-vertical:absolute;mso-position-vertical-relative:line;mso-left-percent:-10001;mso-top-percent:-10001;v-text-anchor:top" o:gfxdata="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" filled="f" strokeweight=".5pt">
                 <v:textbox inset="0,0,0,0">
                   <w:txbxContent>
                     <w:p>
@@ -21064,7 +24724,7 @@
         <mc:AlternateContent>
           <mc:Choice Requires="wps">
             <w:drawing>
-              <wp:inline distT="0" distB="0" distL="0" distR="0" wp14:anchorId="17D09FEF" wp14:editId="3690F00A">
+              <wp:inline distT="0" distB="0" distL="0" distR="0" wp14:anchorId="36BCB9CA" wp14:editId="01304CA9">
                 <wp:extent cx="5850890" cy="2223521"/>
                 <wp:effectExtent l="0" t="0" r="16510" b="12065"/>
                 <wp:docPr id="23" name="Text Box 15"/>
@@ -21172,7 +24832,7 @@
           </mc:Choice>
           <mc:Fallback>
             <w:pict>
-              <v:shape w14:anchorId="17D09FEF" id="Text Box 15" o:spid="_x0000_s1071" type="#_x0000_t202" style="width:460.7pt;height:175.1pt;visibility:visible;mso-wrap-style:square;mso-left-percent:-10001;mso-top-percent:-10001;mso-position-horizontal:absolute;mso-position-horizontal-relative:char;mso-position-vertical:absolute;mso-position-vertical-relative:line;mso-left-percent:-10001;mso-top-percent:-10001;v-text-anchor:top" o:gfxdata="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" filled="f" strokeweight=".5pt">
+              <v:shape w14:anchorId="36BCB9CA" id="Text Box 15" o:spid="_x0000_s1071" type="#_x0000_t202" style="width:460.7pt;height:175.1pt;visibility:visible;mso-wrap-style:square;mso-left-percent:-10001;mso-top-percent:-10001;mso-position-horizontal:absolute;mso-position-horizontal-relative:char;mso-position-vertical:absolute;mso-position-vertical-relative:line;mso-left-percent:-10001;mso-top-percent:-10001;v-text-anchor:top" o:gfxdata="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" filled="f" strokeweight=".5pt">
                 <v:textbox inset="0,0,0,0">
                   <w:txbxContent>
                     <w:p>
@@ -21263,7 +24923,7 @@
         <mc:AlternateContent>
           <mc:Choice Requires="wps">
             <w:drawing>
-              <wp:anchor distT="0" distB="0" distL="114300" distR="114300" simplePos="0" relativeHeight="487644672" behindDoc="0" locked="0" layoutInCell="1" allowOverlap="1" wp14:anchorId="0391070F" wp14:editId="472A3C28">
+              <wp:anchor distT="0" distB="0" distL="114300" distR="114300" simplePos="0" relativeHeight="487644672" behindDoc="0" locked="0" layoutInCell="1" allowOverlap="1" wp14:anchorId="34F98D71" wp14:editId="64B3FBAC">
                 <wp:simplePos x="0" y="0"/>
                 <wp:positionH relativeFrom="column">
                   <wp:posOffset>3908867</wp:posOffset>
@@ -21346,7 +25006,7 @@
           </mc:Choice>
           <mc:Fallback>
             <w:pict>
-              <v:shape w14:anchorId="0391070F" id="_x0000_s1072" type="#_x0000_t61" style="position:absolute;left:0;text-align:left;margin-left:307.8pt;margin-top:7.3pt;width:171.45pt;height:49.45pt;z-index:487644672;visibility:visible;mso-wrap-style:square;mso-width-percent:0;mso-wrap-distance-left:9pt;mso-wrap-distance-top:0;mso-wrap-distance-right:9pt;mso-wrap-distance-bottom:0;mso-position-horizontal:absolute;mso-position-horizontal-relative:text;mso-position-vertical:absolute;mso-position-vertical-relative:text;mso-width-percent:0;mso-width-relative:margin;v-text-anchor:middle" o:gfxdata="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" adj="6300,24300" fillcolor="#ffc000" strokecolor="#0a121c [484]" strokeweight=".25pt">
+              <v:shape w14:anchorId="34F98D71" id="_x0000_s1072" type="#_x0000_t61" style="position:absolute;left:0;text-align:left;margin-left:307.8pt;margin-top:7.3pt;width:171.45pt;height:49.45pt;z-index:487644672;visibility:visible;mso-wrap-style:square;mso-width-percent:0;mso-wrap-distance-left:9pt;mso-wrap-distance-top:0;mso-wrap-distance-right:9pt;mso-wrap-distance-bottom:0;mso-position-horizontal:absolute;mso-position-horizontal-relative:text;mso-position-vertical:absolute;mso-position-vertical-relative:text;mso-width-percent:0;mso-width-relative:margin;v-text-anchor:middle" o:gfxdata="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" adj="6300,24300" fillcolor="#ffc000" strokecolor="#0a121c [484]" strokeweight=".25pt">
                 <v:textbox>
                   <w:txbxContent>
                     <w:p>
@@ -21545,7 +25205,7 @@
         <mc:AlternateContent>
           <mc:Choice Requires="wps">
             <w:drawing>
-              <wp:anchor distT="0" distB="0" distL="114300" distR="114300" simplePos="0" relativeHeight="487642624" behindDoc="0" locked="0" layoutInCell="1" allowOverlap="1" wp14:anchorId="5889A0AB" wp14:editId="61F3492E">
+              <wp:anchor distT="0" distB="0" distL="114300" distR="114300" simplePos="0" relativeHeight="487642624" behindDoc="0" locked="0" layoutInCell="1" allowOverlap="1" wp14:anchorId="67CACFBC" wp14:editId="6A904426">
                 <wp:simplePos x="0" y="0"/>
                 <wp:positionH relativeFrom="column">
                   <wp:posOffset>4774626</wp:posOffset>
@@ -21631,7 +25291,7 @@
           </mc:Choice>
           <mc:Fallback>
             <w:pict>
-              <v:shape w14:anchorId="5889A0AB" id="_x0000_s1073" type="#_x0000_t61" style="position:absolute;margin-left:375.95pt;margin-top:-55.95pt;width:91.95pt;height:49.45pt;z-index:487642624;visibility:visible;mso-wrap-style:square;mso-width-percent:0;mso-wrap-distance-left:9pt;mso-wrap-distance-top:0;mso-wrap-distance-right:9pt;mso-wrap-distance-bottom:0;mso-position-horizontal:absolute;mso-position-horizontal-relative:text;mso-position-vertical:absolute;mso-position-vertical-relative:text;mso-width-percent:0;mso-width-relative:margin;v-text-anchor:middle" o:gfxdata="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" adj="6300,24300" fillcolor="#ffc000" strokecolor="#0a121c [484]" strokeweight=".25pt">
+              <v:shape w14:anchorId="67CACFBC" id="_x0000_s1073" type="#_x0000_t61" style="position:absolute;margin-left:375.95pt;margin-top:-55.95pt;width:91.95pt;height:49.45pt;z-index:487642624;visibility:visible;mso-wrap-style:square;mso-width-percent:0;mso-wrap-distance-left:9pt;mso-wrap-distance-top:0;mso-wrap-distance-right:9pt;mso-wrap-distance-bottom:0;mso-position-horizontal:absolute;mso-position-horizontal-relative:text;mso-position-vertical:absolute;mso-position-vertical-relative:text;mso-width-percent:0;mso-width-relative:margin;v-text-anchor:middle" o:gfxdata="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" adj="6300,24300" fillcolor="#ffc000" strokecolor="#0a121c [484]" strokeweight=".25pt">
                 <v:textbox>
                   <w:txbxContent>
                     <w:p>
@@ -21690,7 +25350,7 @@
         <mc:AlternateContent>
           <mc:Choice Requires="wps">
             <w:drawing>
-              <wp:inline distT="0" distB="0" distL="0" distR="0" wp14:anchorId="083860E2" wp14:editId="21FD81BA">
+              <wp:inline distT="0" distB="0" distL="0" distR="0" wp14:anchorId="3B935260" wp14:editId="1DCC0E49">
                 <wp:extent cx="5504180" cy="622935"/>
                 <wp:effectExtent l="0" t="0" r="3175" b="0"/>
                 <wp:docPr id="22" name="Text Box 14"/>
@@ -21784,7 +25444,7 @@
           </mc:Choice>
           <mc:Fallback>
             <w:pict>
-              <v:shape w14:anchorId="083860E2" id="Text Box 14" o:spid="_x0000_s1074" type="#_x0000_t202" style="width:433.4pt;height:49.05pt;visibility:visible;mso-wrap-style:square;mso-left-percent:-10001;mso-top-percent:-10001;mso-position-horizontal:absolute;mso-position-horizontal-relative:char;mso-position-vertical:absolute;mso-position-vertical-relative:line;mso-left-percent:-10001;mso-top-percent:-10001;v-text-anchor:top" o:gfxdata="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" fillcolor="#b80046" stroked="f">
+              <v:shape w14:anchorId="3B935260" id="Text Box 14" o:spid="_x0000_s1074" type="#_x0000_t202" style="width:433.4pt;height:49.05pt;visibility:visible;mso-wrap-style:square;mso-left-percent:-10001;mso-top-percent:-10001;mso-position-horizontal:absolute;mso-position-horizontal-relative:char;mso-position-vertical:absolute;mso-position-vertical-relative:line;mso-left-percent:-10001;mso-top-percent:-10001;v-text-anchor:top" o:gfxdata="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" fillcolor="#b80046" stroked="f">
                 <v:textbox inset="0,0,0,0">
                   <w:txbxContent>
                     <w:p>
@@ -21853,7 +25513,7 @@
         <mc:AlternateContent>
           <mc:Choice Requires="wpg">
             <w:drawing>
-              <wp:inline distT="0" distB="0" distL="0" distR="0" wp14:anchorId="1A3AEF79" wp14:editId="7CFB8FC5">
+              <wp:inline distT="0" distB="0" distL="0" distR="0" wp14:anchorId="384CBF17" wp14:editId="734BB483">
                 <wp:extent cx="252095" cy="622935"/>
                 <wp:effectExtent l="0" t="0" r="0" b="0"/>
                 <wp:docPr id="17" name="Group 9"/>
@@ -22087,7 +25747,7 @@
         <mc:AlternateContent>
           <mc:Choice Requires="wps">
             <w:drawing>
-              <wp:inline distT="0" distB="0" distL="0" distR="0" wp14:anchorId="744000A6" wp14:editId="55958922">
+              <wp:inline distT="0" distB="0" distL="0" distR="0" wp14:anchorId="3A58F9A8" wp14:editId="026E6373">
                 <wp:extent cx="5850890" cy="6403975"/>
                 <wp:effectExtent l="7620" t="13970" r="8890" b="11430"/>
                 <wp:docPr id="16" name="Text Box 8"/>
@@ -22195,7 +25855,7 @@
           </mc:Choice>
           <mc:Fallback>
             <w:pict>
-              <v:shape w14:anchorId="744000A6" id="Text Box 8" o:spid="_x0000_s1075" type="#_x0000_t202" style="width:460.7pt;height:504.25pt;visibility:visible;mso-wrap-style:square;mso-left-percent:-10001;mso-top-percent:-10001;mso-position-horizontal:absolute;mso-position-horizontal-relative:char;mso-position-vertical:absolute;mso-position-vertical-relative:line;mso-left-percent:-10001;mso-top-percent:-10001;v-text-anchor:top" o:gfxdata="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" filled="f" strokeweight=".5pt">
+              <v:shape w14:anchorId="3A58F9A8" id="Text Box 8" o:spid="_x0000_s1075" type="#_x0000_t202" style="width:460.7pt;height:504.25pt;visibility:visible;mso-wrap-style:square;mso-left-percent:-10001;mso-top-percent:-10001;mso-position-horizontal:absolute;mso-position-horizontal-relative:char;mso-position-vertical:absolute;mso-position-vertical-relative:line;mso-left-percent:-10001;mso-top-percent:-10001;v-text-anchor:top" o:gfxdata="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" filled="f" strokeweight=".5pt">
                 <v:textbox inset="0,0,0,0">
                   <w:txbxContent>
                     <w:p>
@@ -22264,9 +25924,406 @@
         <w:pStyle w:val="Textoindependiente"/>
       </w:pPr>
     </w:p>
+    <w:p>
+      <w:pPr/>
+    </w:p>
+    <w:p>
+      <w:pPr/>
+    </w:p>
+    <w:p>
+      <w:pPr/>
+    </w:p>
+    <w:p>
+      <w:pPr/>
+    </w:p>
+    <w:p>
+      <w:pPr/>
+    </w:p>
+    <w:p>
+      <w:pPr/>
+    </w:p>
+    <w:p>
+      <w:pPr/>
+    </w:p>
+    <w:p>
+      <w:pPr/>
+    </w:p>
+    <w:p>
+      <w:pPr/>
+    </w:p>
+    <w:p>
+      <w:pPr/>
+    </w:p>
+    <w:p>
+      <w:pPr/>
+      <w:r>
+        <w:br/>
+      </w:r>
+    </w:p>
+    <w:p>
+      <w:pPr/>
+      <w:r>
+        <w:br/>
+      </w:r>
+    </w:p>
+    <w:p>
+      <w:pPr>
+        <w:jc w:val="center"/>
+      </w:pPr>
+      <w:r>
+        <w:rPr>
+          <w:noProof/>
+        </w:rPr>
+        <w:drawing>
+          <wp:inline distT="0" distB="0" distL="0" distR="0" wp14:anchorId="5FE9D5D8" wp14:editId="28BD999D">
+            <wp:extent cx="3403600" cy="4876800"/>
+            <wp:effectExtent l="0" t="0" r="0" b="0"/>
+            <wp:docPr id="1237852427" name="Imagen 1237852427"/>
+            <wp:cNvGraphicFramePr>
+              <a:graphicFrameLocks xmlns:a="http://schemas.openxmlformats.org/drawingml/2006/main" noChangeAspect="1"/>
+            </wp:cNvGraphicFramePr>
+            <a:graphic xmlns:a="http://schemas.openxmlformats.org/drawingml/2006/main">
+              <a:graphicData uri="http://schemas.openxmlformats.org/drawingml/2006/picture">
+                <pic:pic xmlns:pic="http://schemas.openxmlformats.org/drawingml/2006/picture">
+                  <pic:nvPicPr>
+                    <pic:cNvPr id="0" name=""/>
+                    <pic:cNvPicPr/>
+                  </pic:nvPicPr>
+                  <pic:blipFill>
+                    <a:blip r:embed="rId17"/>
+                    <a:stretch>
+                      <a:fillRect/>
+                    </a:stretch>
+                  </pic:blipFill>
+                  <pic:spPr>
+                    <a:xfrm>
+                      <a:off x="0" y="0"/>
+                      <a:ext cx="3403600" cy="4876800"/>
+                    </a:xfrm>
+                    <a:prstGeom prst="rect">
+                      <a:avLst/>
+                    </a:prstGeom>
+                  </pic:spPr>
+                </pic:pic>
+              </a:graphicData>
+            </a:graphic>
+          </wp:inline>
+        </w:drawing>
+      </w:r>
+    </w:p>
+    <w:p>
+      <w:pPr>
+        <w:jc w:val="center"/>
+      </w:pPr>
+      <w:r>
+        <w:rPr>
+          <w:noProof/>
+        </w:rPr>
+        <w:lastRenderedPageBreak/>
+        <w:drawing>
+          <wp:inline distT="0" distB="0" distL="0" distR="0" wp14:anchorId="0CBAD3DC" wp14:editId="765E5EC2">
+            <wp:extent cx="3403600" cy="4876800"/>
+            <wp:effectExtent l="0" t="0" r="0" b="0"/>
+            <wp:docPr id="164157267" name="Imagen 164157267"/>
+            <wp:cNvGraphicFramePr>
+              <a:graphicFrameLocks xmlns:a="http://schemas.openxmlformats.org/drawingml/2006/main" noChangeAspect="1"/>
+            </wp:cNvGraphicFramePr>
+            <a:graphic xmlns:a="http://schemas.openxmlformats.org/drawingml/2006/main">
+              <a:graphicData uri="http://schemas.openxmlformats.org/drawingml/2006/picture">
+                <pic:pic xmlns:pic="http://schemas.openxmlformats.org/drawingml/2006/picture">
+                  <pic:nvPicPr>
+                    <pic:cNvPr id="0" name=""/>
+                    <pic:cNvPicPr/>
+                  </pic:nvPicPr>
+                  <pic:blipFill>
+                    <a:blip r:embed="rId18"/>
+                    <a:stretch>
+                      <a:fillRect/>
+                    </a:stretch>
+                  </pic:blipFill>
+                  <pic:spPr>
+                    <a:xfrm>
+                      <a:off x="0" y="0"/>
+                      <a:ext cx="3403600" cy="4876800"/>
+                    </a:xfrm>
+                    <a:prstGeom prst="rect">
+                      <a:avLst/>
+                    </a:prstGeom>
+                  </pic:spPr>
+                </pic:pic>
+              </a:graphicData>
+            </a:graphic>
+          </wp:inline>
+        </w:drawing>
+      </w:r>
+    </w:p>
+    <w:p>
+      <w:pPr>
+        <w:jc w:val="center"/>
+      </w:pPr>
+      <w:r>
+        <w:rPr>
+          <w:noProof/>
+        </w:rPr>
+        <w:lastRenderedPageBreak/>
+        <w:drawing>
+          <wp:inline distT="0" distB="0" distL="0" distR="0" wp14:anchorId="1D662F64" wp14:editId="7434CCFE">
+            <wp:extent cx="3403600" cy="4876800"/>
+            <wp:effectExtent l="0" t="0" r="0" b="0"/>
+            <wp:docPr id="2011491603" name="Imagen 2011491603"/>
+            <wp:cNvGraphicFramePr>
+              <a:graphicFrameLocks xmlns:a="http://schemas.openxmlformats.org/drawingml/2006/main" noChangeAspect="1"/>
+            </wp:cNvGraphicFramePr>
+            <a:graphic xmlns:a="http://schemas.openxmlformats.org/drawingml/2006/main">
+              <a:graphicData uri="http://schemas.openxmlformats.org/drawingml/2006/picture">
+                <pic:pic xmlns:pic="http://schemas.openxmlformats.org/drawingml/2006/picture">
+                  <pic:nvPicPr>
+                    <pic:cNvPr id="0" name=""/>
+                    <pic:cNvPicPr/>
+                  </pic:nvPicPr>
+                  <pic:blipFill>
+                    <a:blip r:embed="rId17"/>
+                    <a:stretch>
+                      <a:fillRect/>
+                    </a:stretch>
+                  </pic:blipFill>
+                  <pic:spPr>
+                    <a:xfrm>
+                      <a:off x="0" y="0"/>
+                      <a:ext cx="3403600" cy="4876800"/>
+                    </a:xfrm>
+                    <a:prstGeom prst="rect">
+                      <a:avLst/>
+                    </a:prstGeom>
+                  </pic:spPr>
+                </pic:pic>
+              </a:graphicData>
+            </a:graphic>
+          </wp:inline>
+        </w:drawing>
+      </w:r>
+    </w:p>
+    <w:p>
+      <w:pPr>
+        <w:jc w:val="center"/>
+      </w:pPr>
+      <w:r>
+        <w:rPr>
+          <w:noProof/>
+        </w:rPr>
+        <w:lastRenderedPageBreak/>
+        <w:drawing>
+          <wp:inline distT="0" distB="0" distL="0" distR="0" wp14:anchorId="28A918EC" wp14:editId="7A2DD7E5">
+            <wp:extent cx="3403600" cy="4876800"/>
+            <wp:effectExtent l="0" t="0" r="0" b="0"/>
+            <wp:docPr id="374520660" name="Imagen 374520660"/>
+            <wp:cNvGraphicFramePr>
+              <a:graphicFrameLocks xmlns:a="http://schemas.openxmlformats.org/drawingml/2006/main" noChangeAspect="1"/>
+            </wp:cNvGraphicFramePr>
+            <a:graphic xmlns:a="http://schemas.openxmlformats.org/drawingml/2006/main">
+              <a:graphicData uri="http://schemas.openxmlformats.org/drawingml/2006/picture">
+                <pic:pic xmlns:pic="http://schemas.openxmlformats.org/drawingml/2006/picture">
+                  <pic:nvPicPr>
+                    <pic:cNvPr id="0" name=""/>
+                    <pic:cNvPicPr/>
+                  </pic:nvPicPr>
+                  <pic:blipFill>
+                    <a:blip r:embed="rId18"/>
+                    <a:stretch>
+                      <a:fillRect/>
+                    </a:stretch>
+                  </pic:blipFill>
+                  <pic:spPr>
+                    <a:xfrm>
+                      <a:off x="0" y="0"/>
+                      <a:ext cx="3403600" cy="4876800"/>
+                    </a:xfrm>
+                    <a:prstGeom prst="rect">
+                      <a:avLst/>
+                    </a:prstGeom>
+                  </pic:spPr>
+                </pic:pic>
+              </a:graphicData>
+            </a:graphic>
+          </wp:inline>
+        </w:drawing>
+      </w:r>
+    </w:p>
+    <w:p>
+      <w:pPr>
+        <w:jc w:val="center"/>
+      </w:pPr>
+      <w:r>
+        <w:rPr>
+          <w:noProof/>
+        </w:rPr>
+        <w:lastRenderedPageBreak/>
+        <w:drawing>
+          <wp:inline distT="0" distB="0" distL="0" distR="0" wp14:anchorId="4BC054F1" wp14:editId="2C8778FE">
+            <wp:extent cx="3403600" cy="4876800"/>
+            <wp:effectExtent l="0" t="0" r="0" b="0"/>
+            <wp:docPr id="1289154104" name="Imagen 1289154104"/>
+            <wp:cNvGraphicFramePr>
+              <a:graphicFrameLocks xmlns:a="http://schemas.openxmlformats.org/drawingml/2006/main" noChangeAspect="1"/>
+            </wp:cNvGraphicFramePr>
+            <a:graphic xmlns:a="http://schemas.openxmlformats.org/drawingml/2006/main">
+              <a:graphicData uri="http://schemas.openxmlformats.org/drawingml/2006/picture">
+                <pic:pic xmlns:pic="http://schemas.openxmlformats.org/drawingml/2006/picture">
+                  <pic:nvPicPr>
+                    <pic:cNvPr id="0" name=""/>
+                    <pic:cNvPicPr/>
+                  </pic:nvPicPr>
+                  <pic:blipFill>
+                    <a:blip r:embed="rId18"/>
+                    <a:stretch>
+                      <a:fillRect/>
+                    </a:stretch>
+                  </pic:blipFill>
+                  <pic:spPr>
+                    <a:xfrm>
+                      <a:off x="0" y="0"/>
+                      <a:ext cx="3403600" cy="4876800"/>
+                    </a:xfrm>
+                    <a:prstGeom prst="rect">
+                      <a:avLst/>
+                    </a:prstGeom>
+                  </pic:spPr>
+                </pic:pic>
+              </a:graphicData>
+            </a:graphic>
+          </wp:inline>
+        </w:drawing>
+      </w:r>
+    </w:p>
+    <w:p>
+      <w:pPr>
+        <w:jc w:val="center"/>
+      </w:pPr>
+      <w:r xmlns:w="http://schemas.openxmlformats.org/wordprocessingml/2006/main">
+        <w:drawing>
+          <wp:inline xmlns:wp="http://schemas.openxmlformats.org/drawingml/2006/wordprocessingDrawing" distT="0" distB="0" distL="0" distR="0">
+            <wp:extent cx="3403600" cy="4876800"/>
+            <wp:effectExtent l="0" t="0" r="0" b="0"/>
+            <wp:docPr id="2140229773" name="" descr=""/>
+            <wp:cNvGraphicFramePr>
+              <a:graphicFrameLocks xmlns:a="http://schemas.openxmlformats.org/drawingml/2006/main" noChangeAspect="1"/>
+            </wp:cNvGraphicFramePr>
+            <a:graphic xmlns:a="http://schemas.openxmlformats.org/drawingml/2006/main">
+              <a:graphicData uri="http://schemas.openxmlformats.org/drawingml/2006/picture">
+                <pic:pic xmlns:pic="http://schemas.openxmlformats.org/drawingml/2006/picture">
+                  <pic:nvPicPr>
+                    <pic:cNvPr id="0" name=""/>
+                    <pic:cNvPicPr/>
+                  </pic:nvPicPr>
+                  <pic:blipFill>
+                    <a:blip xmlns:r="http://schemas.openxmlformats.org/officeDocument/2006/relationships" r:embed="R5b3aa1b887204168"/>
+                    <a:stretch>
+                      <a:fillRect/>
+                    </a:stretch>
+                  </pic:blipFill>
+                  <pic:spPr>
+                    <a:xfrm>
+                      <a:off x="0" y="0"/>
+                      <a:ext cx="3403600" cy="4876800"/>
+                    </a:xfrm>
+                    <a:prstGeom prst="rect">
+                      <a:avLst/>
+                    </a:prstGeom>
+                  </pic:spPr>
+                </pic:pic>
+              </a:graphicData>
+            </a:graphic>
+          </wp:inline>
+        </w:drawing>
+      </w:r>
+    </w:p>
+    <w:p>
+      <w:pPr>
+        <w:jc w:val="left"/>
+      </w:pPr>
+      <w:r xmlns:w="http://schemas.openxmlformats.org/wordprocessingml/2006/main">
+        <w:drawing>
+          <wp:inline xmlns:wp="http://schemas.openxmlformats.org/drawingml/2006/wordprocessingDrawing" distT="0" distB="0" distL="0" distR="0">
+            <wp:extent cx="3403600" cy="4876800"/>
+            <wp:effectExtent l="0" t="0" r="0" b="0"/>
+            <wp:docPr id="2140229774" name="" descr=""/>
+            <wp:cNvGraphicFramePr>
+              <a:graphicFrameLocks xmlns:a="http://schemas.openxmlformats.org/drawingml/2006/main" noChangeAspect="1"/>
+            </wp:cNvGraphicFramePr>
+            <a:graphic xmlns:a="http://schemas.openxmlformats.org/drawingml/2006/main">
+              <a:graphicData uri="http://schemas.openxmlformats.org/drawingml/2006/picture">
+                <pic:pic xmlns:pic="http://schemas.openxmlformats.org/drawingml/2006/picture">
+                  <pic:nvPicPr>
+                    <pic:cNvPr id="0" name=""/>
+                    <pic:cNvPicPr/>
+                  </pic:nvPicPr>
+                  <pic:blipFill>
+                    <a:blip xmlns:r="http://schemas.openxmlformats.org/officeDocument/2006/relationships" r:embed="Ra7c5602fdca44087"/>
+                    <a:stretch>
+                      <a:fillRect/>
+                    </a:stretch>
+                  </pic:blipFill>
+                  <pic:spPr>
+                    <a:xfrm>
+                      <a:off x="0" y="0"/>
+                      <a:ext cx="3403600" cy="4876800"/>
+                    </a:xfrm>
+                    <a:prstGeom prst="rect">
+                      <a:avLst/>
+                    </a:prstGeom>
+                  </pic:spPr>
+                </pic:pic>
+              </a:graphicData>
+            </a:graphic>
+          </wp:inline>
+        </w:drawing>
+      </w:r>
+    </w:p>
+    <w:p>
+      <w:pPr>
+        <w:jc w:val="right"/>
+      </w:pPr>
+      <w:r xmlns:w="http://schemas.openxmlformats.org/wordprocessingml/2006/main">
+        <w:drawing>
+          <wp:inline xmlns:wp="http://schemas.openxmlformats.org/drawingml/2006/wordprocessingDrawing" distT="0" distB="0" distL="0" distR="0">
+            <wp:extent cx="3403600" cy="4876800"/>
+            <wp:effectExtent l="0" t="0" r="0" b="0"/>
+            <wp:docPr id="2140229775" name="" descr=""/>
+            <wp:cNvGraphicFramePr>
+              <a:graphicFrameLocks xmlns:a="http://schemas.openxmlformats.org/drawingml/2006/main" noChangeAspect="1"/>
+            </wp:cNvGraphicFramePr>
+            <a:graphic xmlns:a="http://schemas.openxmlformats.org/drawingml/2006/main">
+              <a:graphicData uri="http://schemas.openxmlformats.org/drawingml/2006/picture">
+                <pic:pic xmlns:pic="http://schemas.openxmlformats.org/drawingml/2006/picture">
+                  <pic:nvPicPr>
+                    <pic:cNvPr id="0" name=""/>
+                    <pic:cNvPicPr/>
+                  </pic:nvPicPr>
+                  <pic:blipFill>
+                    <a:blip xmlns:r="http://schemas.openxmlformats.org/officeDocument/2006/relationships" r:embed="Rc529ab1e84384add"/>
+                    <a:stretch>
+                      <a:fillRect/>
+                    </a:stretch>
+                  </pic:blipFill>
+                  <pic:spPr>
+                    <a:xfrm>
+                      <a:off x="0" y="0"/>
+                      <a:ext cx="3403600" cy="4876800"/>
+                    </a:xfrm>
+                    <a:prstGeom prst="rect">
+                      <a:avLst/>
+                    </a:prstGeom>
+                  </pic:spPr>
+                </pic:pic>
+              </a:graphicData>
+            </a:graphic>
+          </wp:inline>
+        </w:drawing>
+      </w:r>
+    </w:p>
     <w:sectPr>
-      <w:headerReference w:type="default" r:id="rId12"/>
-      <w:footerReference w:type="default" r:id="rId13"/>
+      <w:headerReference w:type="default" r:id="rId19"/>
+      <w:footerReference w:type="default" r:id="rId20"/>
       <w:pgSz w:w="12240" w:h="15840"/>
       <w:pgMar w:top="1500" w:right="1120" w:bottom="280" w:left="1520" w:header="0" w:footer="0" w:gutter="0"/>
       <w:cols w:space="720"/>
@@ -22295,6 +26352,36 @@
 </file>
 
 <file path=word/footer1.xml><?xml version="1.0" encoding="utf-8"?>
+<w:ftr xmlns:wpc="http://schemas.microsoft.com/office/word/2010/wordprocessingCanvas" xmlns:cx="http://schemas.microsoft.com/office/drawing/2014/chartex" xmlns:cx1="http://schemas.microsoft.com/office/drawing/2015/9/8/chartex" xmlns:cx2="http://schemas.microsoft.com/office/drawing/2015/10/21/chartex" xmlns:cx3="http://schemas.microsoft.com/office/drawing/2016/5/9/chartex" xmlns:cx4="http://schemas.microsoft.com/office/drawing/2016/5/10/chartex" xmlns:cx5="http://schemas.microsoft.com/office/drawing/2016/5/11/chartex" xmlns:cx6="http://schemas.microsoft.com/office/drawing/2016/5/12/chartex" xmlns:cx7="http://schemas.microsoft.com/office/drawing/2016/5/13/chartex" xmlns:cx8="http://schemas.microsoft.com/office/drawing/2016/5/14/chartex" xmlns:mc="http://schemas.openxmlformats.org/markup-compatibility/2006" xmlns:aink="http://schemas.microsoft.com/office/drawing/2016/ink" xmlns:am3d="http://schemas.microsoft.com/office/drawing/2017/model3d" xmlns:o="urn:schemas-microsoft-com:office:office" xmlns:oel="http://schemas.microsoft.com/office/2019/extlst" xmlns:r="http://schemas.openxmlformats.org/officeDocument/2006/relationships" xmlns:m="http://schemas.openxmlformats.org/officeDocument/2006/math" xmlns:v="urn:schemas-microsoft-com:vml" xmlns:wp14="http://schemas.microsoft.com/office/word/2010/wordprocessingDrawing" xmlns:wp="http://schemas.openxmlformats.org/drawingml/2006/wordprocessingDrawing" xmlns:w10="urn:schemas-microsoft-com:office:word" xmlns:w="http://schemas.openxmlformats.org/wordprocessingml/2006/main" xmlns:w14="http://schemas.microsoft.com/office/word/2010/wordml" xmlns:w15="http://schemas.microsoft.com/office/word/2012/wordml" xmlns:w16cex="http://schemas.microsoft.com/office/word/2018/wordml/cex" xmlns:w16cid="http://schemas.microsoft.com/office/word/2016/wordml/cid" xmlns:w16="http://schemas.microsoft.com/office/word/2018/wordml" xmlns:w16du="http://schemas.microsoft.com/office/word/2023/wordml/word16du" xmlns:w16sdtdh="http://schemas.microsoft.com/office/word/2020/wordml/sdtdatahash" xmlns:w16se="http://schemas.microsoft.com/office/word/2015/wordml/symex" xmlns:wpg="http://schemas.microsoft.com/office/word/2010/wordprocessingGroup" xmlns:wpi="http://schemas.microsoft.com/office/word/2010/wordprocessingInk" xmlns:wne="http://schemas.microsoft.com/office/word/2006/wordml" xmlns:wps="http://schemas.microsoft.com/office/word/2010/wordprocessingShape" mc:Ignorable="w14 w15 w16se w16cid w16 w16cex w16sdtdh w16du wp14">
+  <w:p>
+    <w:pPr>
+      <w:pStyle w:val="Piedepgina"/>
+    </w:pPr>
+  </w:p>
+</w:ftr>
+</file>
+
+<file path=word/footer2.xml><?xml version="1.0" encoding="utf-8"?>
+<w:ftr xmlns:wpc="http://schemas.microsoft.com/office/word/2010/wordprocessingCanvas" xmlns:cx="http://schemas.microsoft.com/office/drawing/2014/chartex" xmlns:cx1="http://schemas.microsoft.com/office/drawing/2015/9/8/chartex" xmlns:cx2="http://schemas.microsoft.com/office/drawing/2015/10/21/chartex" xmlns:cx3="http://schemas.microsoft.com/office/drawing/2016/5/9/chartex" xmlns:cx4="http://schemas.microsoft.com/office/drawing/2016/5/10/chartex" xmlns:cx5="http://schemas.microsoft.com/office/drawing/2016/5/11/chartex" xmlns:cx6="http://schemas.microsoft.com/office/drawing/2016/5/12/chartex" xmlns:cx7="http://schemas.microsoft.com/office/drawing/2016/5/13/chartex" xmlns:cx8="http://schemas.microsoft.com/office/drawing/2016/5/14/chartex" xmlns:mc="http://schemas.openxmlformats.org/markup-compatibility/2006" xmlns:aink="http://schemas.microsoft.com/office/drawing/2016/ink" xmlns:am3d="http://schemas.microsoft.com/office/drawing/2017/model3d" xmlns:o="urn:schemas-microsoft-com:office:office" xmlns:oel="http://schemas.microsoft.com/office/2019/extlst" xmlns:r="http://schemas.openxmlformats.org/officeDocument/2006/relationships" xmlns:m="http://schemas.openxmlformats.org/officeDocument/2006/math" xmlns:v="urn:schemas-microsoft-com:vml" xmlns:wp14="http://schemas.microsoft.com/office/word/2010/wordprocessingDrawing" xmlns:wp="http://schemas.openxmlformats.org/drawingml/2006/wordprocessingDrawing" xmlns:w10="urn:schemas-microsoft-com:office:word" xmlns:w="http://schemas.openxmlformats.org/wordprocessingml/2006/main" xmlns:w14="http://schemas.microsoft.com/office/word/2010/wordml" xmlns:w15="http://schemas.microsoft.com/office/word/2012/wordml" xmlns:w16cex="http://schemas.microsoft.com/office/word/2018/wordml/cex" xmlns:w16cid="http://schemas.microsoft.com/office/word/2016/wordml/cid" xmlns:w16="http://schemas.microsoft.com/office/word/2018/wordml" xmlns:w16du="http://schemas.microsoft.com/office/word/2023/wordml/word16du" xmlns:w16sdtdh="http://schemas.microsoft.com/office/word/2020/wordml/sdtdatahash" xmlns:w16se="http://schemas.microsoft.com/office/word/2015/wordml/symex" xmlns:wpg="http://schemas.microsoft.com/office/word/2010/wordprocessingGroup" xmlns:wpi="http://schemas.microsoft.com/office/word/2010/wordprocessingInk" xmlns:wne="http://schemas.microsoft.com/office/word/2006/wordml" xmlns:wps="http://schemas.microsoft.com/office/word/2010/wordprocessingShape" mc:Ignorable="w14 w15 w16se w16cid w16 w16cex w16sdtdh w16du wp14">
+  <w:p>
+    <w:pPr>
+      <w:pStyle w:val="Piedepgina"/>
+    </w:pPr>
+  </w:p>
+</w:ftr>
+</file>
+
+<file path=word/footer3.xml><?xml version="1.0" encoding="utf-8"?>
+<w:ftr xmlns:wpc="http://schemas.microsoft.com/office/word/2010/wordprocessingCanvas" xmlns:cx="http://schemas.microsoft.com/office/drawing/2014/chartex" xmlns:cx1="http://schemas.microsoft.com/office/drawing/2015/9/8/chartex" xmlns:cx2="http://schemas.microsoft.com/office/drawing/2015/10/21/chartex" xmlns:cx3="http://schemas.microsoft.com/office/drawing/2016/5/9/chartex" xmlns:cx4="http://schemas.microsoft.com/office/drawing/2016/5/10/chartex" xmlns:cx5="http://schemas.microsoft.com/office/drawing/2016/5/11/chartex" xmlns:cx6="http://schemas.microsoft.com/office/drawing/2016/5/12/chartex" xmlns:cx7="http://schemas.microsoft.com/office/drawing/2016/5/13/chartex" xmlns:cx8="http://schemas.microsoft.com/office/drawing/2016/5/14/chartex" xmlns:mc="http://schemas.openxmlformats.org/markup-compatibility/2006" xmlns:aink="http://schemas.microsoft.com/office/drawing/2016/ink" xmlns:am3d="http://schemas.microsoft.com/office/drawing/2017/model3d" xmlns:o="urn:schemas-microsoft-com:office:office" xmlns:oel="http://schemas.microsoft.com/office/2019/extlst" xmlns:r="http://schemas.openxmlformats.org/officeDocument/2006/relationships" xmlns:m="http://schemas.openxmlformats.org/officeDocument/2006/math" xmlns:v="urn:schemas-microsoft-com:vml" xmlns:wp14="http://schemas.microsoft.com/office/word/2010/wordprocessingDrawing" xmlns:wp="http://schemas.openxmlformats.org/drawingml/2006/wordprocessingDrawing" xmlns:w10="urn:schemas-microsoft-com:office:word" xmlns:w="http://schemas.openxmlformats.org/wordprocessingml/2006/main" xmlns:w14="http://schemas.microsoft.com/office/word/2010/wordml" xmlns:w15="http://schemas.microsoft.com/office/word/2012/wordml" xmlns:w16cex="http://schemas.microsoft.com/office/word/2018/wordml/cex" xmlns:w16cid="http://schemas.microsoft.com/office/word/2016/wordml/cid" xmlns:w16="http://schemas.microsoft.com/office/word/2018/wordml" xmlns:w16du="http://schemas.microsoft.com/office/word/2023/wordml/word16du" xmlns:w16sdtdh="http://schemas.microsoft.com/office/word/2020/wordml/sdtdatahash" xmlns:w16se="http://schemas.microsoft.com/office/word/2015/wordml/symex" xmlns:wpg="http://schemas.microsoft.com/office/word/2010/wordprocessingGroup" xmlns:wpi="http://schemas.microsoft.com/office/word/2010/wordprocessingInk" xmlns:wne="http://schemas.microsoft.com/office/word/2006/wordml" xmlns:wps="http://schemas.microsoft.com/office/word/2010/wordprocessingShape" mc:Ignorable="w14 w15 w16se w16cid w16 w16cex w16sdtdh w16du wp14">
+  <w:p>
+    <w:pPr>
+      <w:pStyle w:val="Piedepgina"/>
+    </w:pPr>
+  </w:p>
+</w:ftr>
+</file>
+
+<file path=word/footer4.xml><?xml version="1.0" encoding="utf-8"?>
 <w:ftr xmlns:wpc="http://schemas.microsoft.com/office/word/2010/wordprocessingCanvas" xmlns:cx="http://schemas.microsoft.com/office/drawing/2014/chartex" xmlns:cx1="http://schemas.microsoft.com/office/drawing/2015/9/8/chartex" xmlns:cx2="http://schemas.microsoft.com/office/drawing/2015/10/21/chartex" xmlns:cx3="http://schemas.microsoft.com/office/drawing/2016/5/9/chartex" xmlns:cx4="http://schemas.microsoft.com/office/drawing/2016/5/10/chartex" xmlns:cx5="http://schemas.microsoft.com/office/drawing/2016/5/11/chartex" xmlns:cx6="http://schemas.microsoft.com/office/drawing/2016/5/12/chartex" xmlns:cx7="http://schemas.microsoft.com/office/drawing/2016/5/13/chartex" xmlns:cx8="http://schemas.microsoft.com/office/drawing/2016/5/14/chartex" xmlns:mc="http://schemas.openxmlformats.org/markup-compatibility/2006" xmlns:aink="http://schemas.microsoft.com/office/drawing/2016/ink" xmlns:am3d="http://schemas.microsoft.com/office/drawing/2017/model3d" xmlns:o="urn:schemas-microsoft-com:office:office" xmlns:oel="http://schemas.microsoft.com/office/2019/extlst" xmlns:r="http://schemas.openxmlformats.org/officeDocument/2006/relationships" xmlns:m="http://schemas.openxmlformats.org/officeDocument/2006/math" xmlns:v="urn:schemas-microsoft-com:vml" xmlns:wp14="http://schemas.microsoft.com/office/word/2010/wordprocessingDrawing" xmlns:wp="http://schemas.openxmlformats.org/drawingml/2006/wordprocessingDrawing" xmlns:w10="urn:schemas-microsoft-com:office:word" xmlns:w="http://schemas.openxmlformats.org/wordprocessingml/2006/main" xmlns:w14="http://schemas.microsoft.com/office/word/2010/wordml" xmlns:w15="http://schemas.microsoft.com/office/word/2012/wordml" xmlns:w16cex="http://schemas.microsoft.com/office/word/2018/wordml/cex" xmlns:w16cid="http://schemas.microsoft.com/office/word/2016/wordml/cid" xmlns:w16="http://schemas.microsoft.com/office/word/2018/wordml" xmlns:w16du="http://schemas.microsoft.com/office/word/2023/wordml/word16du" xmlns:w16sdtdh="http://schemas.microsoft.com/office/word/2020/wordml/sdtdatahash" xmlns:w16se="http://schemas.microsoft.com/office/word/2015/wordml/symex" xmlns:wpg="http://schemas.microsoft.com/office/word/2010/wordprocessingGroup" xmlns:wpi="http://schemas.microsoft.com/office/word/2010/wordprocessingInk" xmlns:wne="http://schemas.microsoft.com/office/word/2006/wordml" xmlns:wps="http://schemas.microsoft.com/office/word/2010/wordprocessingShape" mc:Ignorable="w14 w15 w16se w16cid w16 w16cex w16sdtdh w16du wp14">
   <w:p>
     <w:pPr>
@@ -22312,7 +26399,7 @@
       <mc:AlternateContent>
         <mc:Choice Requires="wpg">
           <w:drawing>
-            <wp:anchor distT="0" distB="0" distL="114300" distR="114300" simplePos="0" relativeHeight="486917632" behindDoc="1" locked="0" layoutInCell="1" allowOverlap="1" wp14:anchorId="1FFE8EED" wp14:editId="51DDC8E1">
+            <wp:anchor distT="0" distB="0" distL="114300" distR="114300" simplePos="0" relativeHeight="486917632" behindDoc="1" locked="0" layoutInCell="1" allowOverlap="1" wp14:anchorId="52E1105F" wp14:editId="1F3DF710">
               <wp:simplePos x="0" y="0"/>
               <wp:positionH relativeFrom="margin">
                 <wp:align>right</wp:align>
@@ -22630,7 +26717,7 @@
       <mc:AlternateContent>
         <mc:Choice Requires="wps">
           <w:drawing>
-            <wp:anchor distT="0" distB="0" distL="114300" distR="114300" simplePos="0" relativeHeight="486918144" behindDoc="1" locked="0" layoutInCell="1" allowOverlap="1" wp14:anchorId="03BDCB2E" wp14:editId="5A64FD42">
+            <wp:anchor distT="0" distB="0" distL="114300" distR="114300" simplePos="0" relativeHeight="486918144" behindDoc="1" locked="0" layoutInCell="1" allowOverlap="1" wp14:anchorId="273BDF88" wp14:editId="3EFB1928">
               <wp:simplePos x="0" y="0"/>
               <wp:positionH relativeFrom="page">
                 <wp:posOffset>1042035</wp:posOffset>
@@ -22741,7 +26828,7 @@
         </mc:Choice>
         <mc:Fallback>
           <w:pict>
-            <v:shapetype w14:anchorId="03BDCB2E" id="_x0000_t202" coordsize="21600,21600" o:spt="202" path="m,l,21600r21600,l21600,xe">
+            <v:shapetype w14:anchorId="273BDF88" id="_x0000_t202" coordsize="21600,21600" o:spt="202" path="m,l,21600r21600,l21600,xe">
               <v:stroke joinstyle="miter"/>
               <v:path gradientshapeok="t" o:connecttype="rect"/>
             </v:shapetype>
@@ -22797,7 +26884,7 @@
 </w:ftr>
 </file>
 
-<file path=word/footer2.xml><?xml version="1.0" encoding="utf-8"?>
+<file path=word/footer5.xml><?xml version="1.0" encoding="utf-8"?>
 <w:ftr xmlns:wpc="http://schemas.microsoft.com/office/word/2010/wordprocessingCanvas" xmlns:cx="http://schemas.microsoft.com/office/drawing/2014/chartex" xmlns:cx1="http://schemas.microsoft.com/office/drawing/2015/9/8/chartex" xmlns:cx2="http://schemas.microsoft.com/office/drawing/2015/10/21/chartex" xmlns:cx3="http://schemas.microsoft.com/office/drawing/2016/5/9/chartex" xmlns:cx4="http://schemas.microsoft.com/office/drawing/2016/5/10/chartex" xmlns:cx5="http://schemas.microsoft.com/office/drawing/2016/5/11/chartex" xmlns:cx6="http://schemas.microsoft.com/office/drawing/2016/5/12/chartex" xmlns:cx7="http://schemas.microsoft.com/office/drawing/2016/5/13/chartex" xmlns:cx8="http://schemas.microsoft.com/office/drawing/2016/5/14/chartex" xmlns:mc="http://schemas.openxmlformats.org/markup-compatibility/2006" xmlns:aink="http://schemas.microsoft.com/office/drawing/2016/ink" xmlns:am3d="http://schemas.microsoft.com/office/drawing/2017/model3d" xmlns:o="urn:schemas-microsoft-com:office:office" xmlns:oel="http://schemas.microsoft.com/office/2019/extlst" xmlns:r="http://schemas.openxmlformats.org/officeDocument/2006/relationships" xmlns:m="http://schemas.openxmlformats.org/officeDocument/2006/math" xmlns:v="urn:schemas-microsoft-com:vml" xmlns:wp14="http://schemas.microsoft.com/office/word/2010/wordprocessingDrawing" xmlns:wp="http://schemas.openxmlformats.org/drawingml/2006/wordprocessingDrawing" xmlns:w10="urn:schemas-microsoft-com:office:word" xmlns:w="http://schemas.openxmlformats.org/wordprocessingml/2006/main" xmlns:w14="http://schemas.microsoft.com/office/word/2010/wordml" xmlns:w15="http://schemas.microsoft.com/office/word/2012/wordml" xmlns:w16cex="http://schemas.microsoft.com/office/word/2018/wordml/cex" xmlns:w16cid="http://schemas.microsoft.com/office/word/2016/wordml/cid" xmlns:w16="http://schemas.microsoft.com/office/word/2018/wordml" xmlns:w16du="http://schemas.microsoft.com/office/word/2023/wordml/word16du" xmlns:w16sdtdh="http://schemas.microsoft.com/office/word/2020/wordml/sdtdatahash" xmlns:w16se="http://schemas.microsoft.com/office/word/2015/wordml/symex" xmlns:wpg="http://schemas.microsoft.com/office/word/2010/wordprocessingGroup" xmlns:wpi="http://schemas.microsoft.com/office/word/2010/wordprocessingInk" xmlns:wne="http://schemas.microsoft.com/office/word/2006/wordml" xmlns:wps="http://schemas.microsoft.com/office/word/2010/wordprocessingShape" mc:Ignorable="w14 w15 w16se w16cid w16 w16cex w16sdtdh w16du wp14">
   <w:p>
     <w:pPr>
@@ -22834,6 +26921,36 @@
 <w:hdr xmlns:wpc="http://schemas.microsoft.com/office/word/2010/wordprocessingCanvas" xmlns:cx="http://schemas.microsoft.com/office/drawing/2014/chartex" xmlns:cx1="http://schemas.microsoft.com/office/drawing/2015/9/8/chartex" xmlns:cx2="http://schemas.microsoft.com/office/drawing/2015/10/21/chartex" xmlns:cx3="http://schemas.microsoft.com/office/drawing/2016/5/9/chartex" xmlns:cx4="http://schemas.microsoft.com/office/drawing/2016/5/10/chartex" xmlns:cx5="http://schemas.microsoft.com/office/drawing/2016/5/11/chartex" xmlns:cx6="http://schemas.microsoft.com/office/drawing/2016/5/12/chartex" xmlns:cx7="http://schemas.microsoft.com/office/drawing/2016/5/13/chartex" xmlns:cx8="http://schemas.microsoft.com/office/drawing/2016/5/14/chartex" xmlns:mc="http://schemas.openxmlformats.org/markup-compatibility/2006" xmlns:aink="http://schemas.microsoft.com/office/drawing/2016/ink" xmlns:am3d="http://schemas.microsoft.com/office/drawing/2017/model3d" xmlns:o="urn:schemas-microsoft-com:office:office" xmlns:oel="http://schemas.microsoft.com/office/2019/extlst" xmlns:r="http://schemas.openxmlformats.org/officeDocument/2006/relationships" xmlns:m="http://schemas.openxmlformats.org/officeDocument/2006/math" xmlns:v="urn:schemas-microsoft-com:vml" xmlns:wp14="http://schemas.microsoft.com/office/word/2010/wordprocessingDrawing" xmlns:wp="http://schemas.openxmlformats.org/drawingml/2006/wordprocessingDrawing" xmlns:w10="urn:schemas-microsoft-com:office:word" xmlns:w="http://schemas.openxmlformats.org/wordprocessingml/2006/main" xmlns:w14="http://schemas.microsoft.com/office/word/2010/wordml" xmlns:w15="http://schemas.microsoft.com/office/word/2012/wordml" xmlns:w16cex="http://schemas.microsoft.com/office/word/2018/wordml/cex" xmlns:w16cid="http://schemas.microsoft.com/office/word/2016/wordml/cid" xmlns:w16="http://schemas.microsoft.com/office/word/2018/wordml" xmlns:w16du="http://schemas.microsoft.com/office/word/2023/wordml/word16du" xmlns:w16sdtdh="http://schemas.microsoft.com/office/word/2020/wordml/sdtdatahash" xmlns:w16se="http://schemas.microsoft.com/office/word/2015/wordml/symex" xmlns:wpg="http://schemas.microsoft.com/office/word/2010/wordprocessingGroup" xmlns:wpi="http://schemas.microsoft.com/office/word/2010/wordprocessingInk" xmlns:wne="http://schemas.microsoft.com/office/word/2006/wordml" xmlns:wps="http://schemas.microsoft.com/office/word/2010/wordprocessingShape" mc:Ignorable="w14 w15 w16se w16cid w16 w16cex w16sdtdh w16du wp14">
   <w:p>
     <w:pPr>
+      <w:pStyle w:val="Encabezado"/>
+    </w:pPr>
+  </w:p>
+</w:hdr>
+</file>
+
+<file path=word/header2.xml><?xml version="1.0" encoding="utf-8"?>
+<w:hdr xmlns:wpc="http://schemas.microsoft.com/office/word/2010/wordprocessingCanvas" xmlns:cx="http://schemas.microsoft.com/office/drawing/2014/chartex" xmlns:cx1="http://schemas.microsoft.com/office/drawing/2015/9/8/chartex" xmlns:cx2="http://schemas.microsoft.com/office/drawing/2015/10/21/chartex" xmlns:cx3="http://schemas.microsoft.com/office/drawing/2016/5/9/chartex" xmlns:cx4="http://schemas.microsoft.com/office/drawing/2016/5/10/chartex" xmlns:cx5="http://schemas.microsoft.com/office/drawing/2016/5/11/chartex" xmlns:cx6="http://schemas.microsoft.com/office/drawing/2016/5/12/chartex" xmlns:cx7="http://schemas.microsoft.com/office/drawing/2016/5/13/chartex" xmlns:cx8="http://schemas.microsoft.com/office/drawing/2016/5/14/chartex" xmlns:mc="http://schemas.openxmlformats.org/markup-compatibility/2006" xmlns:aink="http://schemas.microsoft.com/office/drawing/2016/ink" xmlns:am3d="http://schemas.microsoft.com/office/drawing/2017/model3d" xmlns:o="urn:schemas-microsoft-com:office:office" xmlns:oel="http://schemas.microsoft.com/office/2019/extlst" xmlns:r="http://schemas.openxmlformats.org/officeDocument/2006/relationships" xmlns:m="http://schemas.openxmlformats.org/officeDocument/2006/math" xmlns:v="urn:schemas-microsoft-com:vml" xmlns:wp14="http://schemas.microsoft.com/office/word/2010/wordprocessingDrawing" xmlns:wp="http://schemas.openxmlformats.org/drawingml/2006/wordprocessingDrawing" xmlns:w10="urn:schemas-microsoft-com:office:word" xmlns:w="http://schemas.openxmlformats.org/wordprocessingml/2006/main" xmlns:w14="http://schemas.microsoft.com/office/word/2010/wordml" xmlns:w15="http://schemas.microsoft.com/office/word/2012/wordml" xmlns:w16cex="http://schemas.microsoft.com/office/word/2018/wordml/cex" xmlns:w16cid="http://schemas.microsoft.com/office/word/2016/wordml/cid" xmlns:w16="http://schemas.microsoft.com/office/word/2018/wordml" xmlns:w16du="http://schemas.microsoft.com/office/word/2023/wordml/word16du" xmlns:w16sdtdh="http://schemas.microsoft.com/office/word/2020/wordml/sdtdatahash" xmlns:w16se="http://schemas.microsoft.com/office/word/2015/wordml/symex" xmlns:wpg="http://schemas.microsoft.com/office/word/2010/wordprocessingGroup" xmlns:wpi="http://schemas.microsoft.com/office/word/2010/wordprocessingInk" xmlns:wne="http://schemas.microsoft.com/office/word/2006/wordml" xmlns:wps="http://schemas.microsoft.com/office/word/2010/wordprocessingShape" mc:Ignorable="w14 w15 w16se w16cid w16 w16cex w16sdtdh w16du wp14">
+  <w:p>
+    <w:pPr>
+      <w:pStyle w:val="Encabezado"/>
+    </w:pPr>
+  </w:p>
+</w:hdr>
+</file>
+
+<file path=word/header3.xml><?xml version="1.0" encoding="utf-8"?>
+<w:hdr xmlns:wpc="http://schemas.microsoft.com/office/word/2010/wordprocessingCanvas" xmlns:cx="http://schemas.microsoft.com/office/drawing/2014/chartex" xmlns:cx1="http://schemas.microsoft.com/office/drawing/2015/9/8/chartex" xmlns:cx2="http://schemas.microsoft.com/office/drawing/2015/10/21/chartex" xmlns:cx3="http://schemas.microsoft.com/office/drawing/2016/5/9/chartex" xmlns:cx4="http://schemas.microsoft.com/office/drawing/2016/5/10/chartex" xmlns:cx5="http://schemas.microsoft.com/office/drawing/2016/5/11/chartex" xmlns:cx6="http://schemas.microsoft.com/office/drawing/2016/5/12/chartex" xmlns:cx7="http://schemas.microsoft.com/office/drawing/2016/5/13/chartex" xmlns:cx8="http://schemas.microsoft.com/office/drawing/2016/5/14/chartex" xmlns:mc="http://schemas.openxmlformats.org/markup-compatibility/2006" xmlns:aink="http://schemas.microsoft.com/office/drawing/2016/ink" xmlns:am3d="http://schemas.microsoft.com/office/drawing/2017/model3d" xmlns:o="urn:schemas-microsoft-com:office:office" xmlns:oel="http://schemas.microsoft.com/office/2019/extlst" xmlns:r="http://schemas.openxmlformats.org/officeDocument/2006/relationships" xmlns:m="http://schemas.openxmlformats.org/officeDocument/2006/math" xmlns:v="urn:schemas-microsoft-com:vml" xmlns:wp14="http://schemas.microsoft.com/office/word/2010/wordprocessingDrawing" xmlns:wp="http://schemas.openxmlformats.org/drawingml/2006/wordprocessingDrawing" xmlns:w10="urn:schemas-microsoft-com:office:word" xmlns:w="http://schemas.openxmlformats.org/wordprocessingml/2006/main" xmlns:w14="http://schemas.microsoft.com/office/word/2010/wordml" xmlns:w15="http://schemas.microsoft.com/office/word/2012/wordml" xmlns:w16cex="http://schemas.microsoft.com/office/word/2018/wordml/cex" xmlns:w16cid="http://schemas.microsoft.com/office/word/2016/wordml/cid" xmlns:w16="http://schemas.microsoft.com/office/word/2018/wordml" xmlns:w16du="http://schemas.microsoft.com/office/word/2023/wordml/word16du" xmlns:w16sdtdh="http://schemas.microsoft.com/office/word/2020/wordml/sdtdatahash" xmlns:w16se="http://schemas.microsoft.com/office/word/2015/wordml/symex" xmlns:wpg="http://schemas.microsoft.com/office/word/2010/wordprocessingGroup" xmlns:wpi="http://schemas.microsoft.com/office/word/2010/wordprocessingInk" xmlns:wne="http://schemas.microsoft.com/office/word/2006/wordml" xmlns:wps="http://schemas.microsoft.com/office/word/2010/wordprocessingShape" mc:Ignorable="w14 w15 w16se w16cid w16 w16cex w16sdtdh w16du wp14">
+  <w:p>
+    <w:pPr>
+      <w:pStyle w:val="Encabezado"/>
+    </w:pPr>
+  </w:p>
+</w:hdr>
+</file>
+
+<file path=word/header4.xml><?xml version="1.0" encoding="utf-8"?>
+<w:hdr xmlns:wpc="http://schemas.microsoft.com/office/word/2010/wordprocessingCanvas" xmlns:cx="http://schemas.microsoft.com/office/drawing/2014/chartex" xmlns:cx1="http://schemas.microsoft.com/office/drawing/2015/9/8/chartex" xmlns:cx2="http://schemas.microsoft.com/office/drawing/2015/10/21/chartex" xmlns:cx3="http://schemas.microsoft.com/office/drawing/2016/5/9/chartex" xmlns:cx4="http://schemas.microsoft.com/office/drawing/2016/5/10/chartex" xmlns:cx5="http://schemas.microsoft.com/office/drawing/2016/5/11/chartex" xmlns:cx6="http://schemas.microsoft.com/office/drawing/2016/5/12/chartex" xmlns:cx7="http://schemas.microsoft.com/office/drawing/2016/5/13/chartex" xmlns:cx8="http://schemas.microsoft.com/office/drawing/2016/5/14/chartex" xmlns:mc="http://schemas.openxmlformats.org/markup-compatibility/2006" xmlns:aink="http://schemas.microsoft.com/office/drawing/2016/ink" xmlns:am3d="http://schemas.microsoft.com/office/drawing/2017/model3d" xmlns:o="urn:schemas-microsoft-com:office:office" xmlns:oel="http://schemas.microsoft.com/office/2019/extlst" xmlns:r="http://schemas.openxmlformats.org/officeDocument/2006/relationships" xmlns:m="http://schemas.openxmlformats.org/officeDocument/2006/math" xmlns:v="urn:schemas-microsoft-com:vml" xmlns:wp14="http://schemas.microsoft.com/office/word/2010/wordprocessingDrawing" xmlns:wp="http://schemas.openxmlformats.org/drawingml/2006/wordprocessingDrawing" xmlns:w10="urn:schemas-microsoft-com:office:word" xmlns:w="http://schemas.openxmlformats.org/wordprocessingml/2006/main" xmlns:w14="http://schemas.microsoft.com/office/word/2010/wordml" xmlns:w15="http://schemas.microsoft.com/office/word/2012/wordml" xmlns:w16cex="http://schemas.microsoft.com/office/word/2018/wordml/cex" xmlns:w16cid="http://schemas.microsoft.com/office/word/2016/wordml/cid" xmlns:w16="http://schemas.microsoft.com/office/word/2018/wordml" xmlns:w16du="http://schemas.microsoft.com/office/word/2023/wordml/word16du" xmlns:w16sdtdh="http://schemas.microsoft.com/office/word/2020/wordml/sdtdatahash" xmlns:w16se="http://schemas.microsoft.com/office/word/2015/wordml/symex" xmlns:wpg="http://schemas.microsoft.com/office/word/2010/wordprocessingGroup" xmlns:wpi="http://schemas.microsoft.com/office/word/2010/wordprocessingInk" xmlns:wne="http://schemas.microsoft.com/office/word/2006/wordml" xmlns:wps="http://schemas.microsoft.com/office/word/2010/wordprocessingShape" mc:Ignorable="w14 w15 w16se w16cid w16 w16cex w16sdtdh w16du wp14">
+  <w:p>
+    <w:pPr>
       <w:pStyle w:val="Textoindependiente"/>
       <w:spacing w:line="14" w:lineRule="auto"/>
       <w:rPr>
@@ -22846,7 +26963,7 @@
         <w:lang w:val="es-MX" w:eastAsia="es-MX"/>
       </w:rPr>
       <w:drawing>
-        <wp:anchor distT="0" distB="0" distL="0" distR="0" simplePos="0" relativeHeight="486917120" behindDoc="1" locked="0" layoutInCell="1" allowOverlap="1" wp14:anchorId="08CAFF7C" wp14:editId="6EB7E5FA">
+        <wp:anchor distT="0" distB="0" distL="0" distR="0" simplePos="0" relativeHeight="486917120" behindDoc="1" locked="0" layoutInCell="1" allowOverlap="1" wp14:anchorId="74B439BD" wp14:editId="41180E15">
           <wp:simplePos x="0" y="0"/>
           <wp:positionH relativeFrom="page">
             <wp:posOffset>1227822</wp:posOffset>
@@ -22893,7 +27010,7 @@
 </w:hdr>
 </file>
 
-<file path=word/header2.xml><?xml version="1.0" encoding="utf-8"?>
+<file path=word/header5.xml><?xml version="1.0" encoding="utf-8"?>
 <w:hdr xmlns:wpc="http://schemas.microsoft.com/office/word/2010/wordprocessingCanvas" xmlns:cx="http://schemas.microsoft.com/office/drawing/2014/chartex" xmlns:cx1="http://schemas.microsoft.com/office/drawing/2015/9/8/chartex" xmlns:cx2="http://schemas.microsoft.com/office/drawing/2015/10/21/chartex" xmlns:cx3="http://schemas.microsoft.com/office/drawing/2016/5/9/chartex" xmlns:cx4="http://schemas.microsoft.com/office/drawing/2016/5/10/chartex" xmlns:cx5="http://schemas.microsoft.com/office/drawing/2016/5/11/chartex" xmlns:cx6="http://schemas.microsoft.com/office/drawing/2016/5/12/chartex" xmlns:cx7="http://schemas.microsoft.com/office/drawing/2016/5/13/chartex" xmlns:cx8="http://schemas.microsoft.com/office/drawing/2016/5/14/chartex" xmlns:mc="http://schemas.openxmlformats.org/markup-compatibility/2006" xmlns:aink="http://schemas.microsoft.com/office/drawing/2016/ink" xmlns:am3d="http://schemas.microsoft.com/office/drawing/2017/model3d" xmlns:o="urn:schemas-microsoft-com:office:office" xmlns:oel="http://schemas.microsoft.com/office/2019/extlst" xmlns:r="http://schemas.openxmlformats.org/officeDocument/2006/relationships" xmlns:m="http://schemas.openxmlformats.org/officeDocument/2006/math" xmlns:v="urn:schemas-microsoft-com:vml" xmlns:wp14="http://schemas.microsoft.com/office/word/2010/wordprocessingDrawing" xmlns:wp="http://schemas.openxmlformats.org/drawingml/2006/wordprocessingDrawing" xmlns:w10="urn:schemas-microsoft-com:office:word" xmlns:w="http://schemas.openxmlformats.org/wordprocessingml/2006/main" xmlns:w14="http://schemas.microsoft.com/office/word/2010/wordml" xmlns:w15="http://schemas.microsoft.com/office/word/2012/wordml" xmlns:w16cex="http://schemas.microsoft.com/office/word/2018/wordml/cex" xmlns:w16cid="http://schemas.microsoft.com/office/word/2016/wordml/cid" xmlns:w16="http://schemas.microsoft.com/office/word/2018/wordml" xmlns:w16du="http://schemas.microsoft.com/office/word/2023/wordml/word16du" xmlns:w16sdtdh="http://schemas.microsoft.com/office/word/2020/wordml/sdtdatahash" xmlns:w16se="http://schemas.microsoft.com/office/word/2015/wordml/symex" xmlns:wpg="http://schemas.microsoft.com/office/word/2010/wordprocessingGroup" xmlns:wpi="http://schemas.microsoft.com/office/word/2010/wordprocessingInk" xmlns:wne="http://schemas.microsoft.com/office/word/2006/wordml" xmlns:wps="http://schemas.microsoft.com/office/word/2010/wordprocessingShape" mc:Ignorable="w14 w15 w16se w16cid w16 w16cex w16sdtdh w16du wp14">
   <w:p>
     <w:pPr>

--- a/Proyecto_prueba/Proyecto_prueba/Archivos_doc/modificar.docx
+++ b/Proyecto_prueba/Proyecto_prueba/Archivos_doc/modificar.docx
@@ -20,7 +20,7 @@
         <mc:AlternateContent>
           <mc:Choice Requires="wps">
             <w:drawing>
-              <wp:anchor distT="0" distB="0" distL="114300" distR="114300" simplePos="0" relativeHeight="487603712" behindDoc="0" locked="0" layoutInCell="1" allowOverlap="1" wp14:anchorId="7E9D29F6" wp14:editId="514F15F7">
+              <wp:anchor distT="0" distB="0" distL="114300" distR="114300" simplePos="0" relativeHeight="487603712" behindDoc="0" locked="0" layoutInCell="1" allowOverlap="1" wp14:anchorId="72EC0F81" wp14:editId="651BAC44">
                 <wp:simplePos x="0" y="0"/>
                 <wp:positionH relativeFrom="column">
                   <wp:posOffset>3765826</wp:posOffset>
@@ -92,7 +92,7 @@
           </mc:Choice>
           <mc:Fallback>
             <w:pict>
-              <v:shapetype w14:anchorId="7E9D29F6" id="_x0000_t61" coordsize="21600,21600" o:spt="61" adj="1350,25920" path="m,l0@8@12@24,0@9,,21600@6,21600@15@27@7,21600,21600,21600,21600@9@18@30,21600@8,21600,0@7,0@21@33@6,xe">
+              <v:shapetype w14:anchorId="72EC0F81" id="_x0000_t61" coordsize="21600,21600" o:spt="61" adj="1350,25920" path="m,l0@8@12@24,0@9,,21600@6,21600@15@27@7,21600,21600,21600,21600@9@18@30,21600@8,21600,0@7,0@21@33@6,xe">
                 <v:stroke joinstyle="miter"/>
                 <v:formulas>
                   <v:f eqn="sum 10800 0 #0"/>
@@ -173,7 +173,7 @@
           <w:lang w:val="es-MX" w:eastAsia="es-MX"/>
         </w:rPr>
         <w:drawing>
-          <wp:inline distT="0" distB="0" distL="0" distR="0" wp14:anchorId="35DC74CC" wp14:editId="65798C33">
+          <wp:inline distT="0" distB="0" distL="0" distR="0" wp14:anchorId="71AC95D3" wp14:editId="04FCB9CA">
             <wp:extent cx="5387038" cy="729043"/>
             <wp:effectExtent l="0" t="0" r="0" b="0"/>
             <wp:docPr id="1" name="image1.jpeg"/>
@@ -399,7 +399,7 @@
         <mc:AlternateContent>
           <mc:Choice Requires="wps">
             <w:drawing>
-              <wp:anchor distT="0" distB="0" distL="0" distR="0" simplePos="0" relativeHeight="487587840" behindDoc="1" locked="0" layoutInCell="1" allowOverlap="1" wp14:anchorId="0304756B" wp14:editId="57FC2724">
+              <wp:anchor distT="0" distB="0" distL="0" distR="0" simplePos="0" relativeHeight="487587840" behindDoc="1" locked="0" layoutInCell="1" allowOverlap="1" wp14:anchorId="6E7030DA" wp14:editId="610F1D6B">
                 <wp:simplePos x="0" y="0"/>
                 <wp:positionH relativeFrom="page">
                   <wp:posOffset>1143000</wp:posOffset>
@@ -538,7 +538,7 @@
           </mc:Choice>
           <mc:Fallback>
             <w:pict>
-              <v:shapetype w14:anchorId="0304756B" id="_x0000_t202" coordsize="21600,21600" o:spt="202" path="m,l,21600r21600,l21600,xe">
+              <v:shapetype w14:anchorId="6E7030DA" id="_x0000_t202" coordsize="21600,21600" o:spt="202" path="m,l,21600r21600,l21600,xe">
                 <v:stroke joinstyle="miter"/>
                 <v:path gradientshapeok="t" o:connecttype="rect"/>
               </v:shapetype>
@@ -4685,7 +4685,6 @@
           <w:rFonts w:ascii="Arial" w:hAnsi="Arial" w:cs="Arial"/>
         </w:rPr>
       </w:pPr>
-      <w:proofErr w:type="spellStart"/>
       <w:r>
         <w:rPr>
           <w:rFonts w:ascii="Arial" w:hAnsi="Arial" w:cs="Arial"/>
@@ -4695,19 +4694,7 @@
           <w:position w:val="6"/>
           <w:lang w:val="en-US"/>
         </w:rPr>
-        <w:t>Dimensiones</w:t>
-      </w:r>
-      <w:proofErr w:type="spellEnd"/>
-      <w:r>
-        <w:rPr>
-          <w:rFonts w:ascii="Arial" w:hAnsi="Arial" w:cs="Arial"/>
-          <w:b/>
-          <w:bCs/>
-          <w:spacing w:val="1"/>
-          <w:position w:val="6"/>
-          <w:lang w:val="en-US"/>
-        </w:rPr>
-        <w:t xml:space="preserve"> del </w:t>
+        <w:t xml:space="preserve">Dimensiones del </w:t>
       </w:r>
       <w:r>
         <w:rPr>
@@ -4955,47 +4942,11 @@
         </w:rPr>
         <w:t xml:space="preserve">, </w:t>
       </w:r>
-      <w:proofErr w:type="spellStart"/>
       <w:r>
         <w:rPr>
           <w:rFonts w:ascii="Arial" w:hAnsi="Arial" w:cs="Arial"/>
         </w:rPr>
-        <w:t>Pfce</w:t>
-      </w:r>
-      <w:proofErr w:type="spellEnd"/>
-      <w:r>
-        <w:rPr>
-          <w:rFonts w:ascii="Arial" w:hAnsi="Arial" w:cs="Arial"/>
-        </w:rPr>
-        <w:t xml:space="preserve">, </w:t>
-      </w:r>
-      <w:proofErr w:type="spellStart"/>
-      <w:r>
-        <w:rPr>
-          <w:rFonts w:ascii="Arial" w:hAnsi="Arial" w:cs="Arial"/>
-        </w:rPr>
-        <w:t>Prodep</w:t>
-      </w:r>
-      <w:proofErr w:type="spellEnd"/>
-      <w:r>
-        <w:rPr>
-          <w:rFonts w:ascii="Arial" w:hAnsi="Arial" w:cs="Arial"/>
-        </w:rPr>
-        <w:t xml:space="preserve">, </w:t>
-      </w:r>
-      <w:proofErr w:type="spellStart"/>
-      <w:r>
-        <w:rPr>
-          <w:rFonts w:ascii="Arial" w:hAnsi="Arial" w:cs="Arial"/>
-        </w:rPr>
-        <w:t>ProSNI</w:t>
-      </w:r>
-      <w:proofErr w:type="spellEnd"/>
-      <w:r>
-        <w:rPr>
-          <w:rFonts w:ascii="Arial" w:hAnsi="Arial" w:cs="Arial"/>
-        </w:rPr>
-        <w:t>, etc.</w:t>
+        <w:t>Pfce, Prodep, ProSNI, etc.</w:t>
       </w:r>
     </w:p>
     <w:p>
@@ -6082,7 +6033,7 @@
         <mc:AlternateContent>
           <mc:Choice Requires="wps">
             <w:drawing>
-              <wp:anchor distT="0" distB="0" distL="114300" distR="114300" simplePos="0" relativeHeight="487648768" behindDoc="0" locked="0" layoutInCell="1" allowOverlap="1" wp14:anchorId="24ECC6A9" wp14:editId="4A630404">
+              <wp:anchor distT="0" distB="0" distL="114300" distR="114300" simplePos="0" relativeHeight="487648768" behindDoc="0" locked="0" layoutInCell="1" allowOverlap="1" wp14:anchorId="1BE88663" wp14:editId="427848C0">
                 <wp:simplePos x="0" y="0"/>
                 <wp:positionH relativeFrom="column">
                   <wp:posOffset>3506525</wp:posOffset>
@@ -6154,7 +6105,7 @@
           </mc:Choice>
           <mc:Fallback>
             <w:pict>
-              <v:shape w14:anchorId="24ECC6A9" id="_x0000_s1028" type="#_x0000_t61" style="position:absolute;margin-left:276.1pt;margin-top:-62.4pt;width:211pt;height:49.45pt;z-index:487648768;visibility:visible;mso-wrap-style:square;mso-wrap-distance-left:9pt;mso-wrap-distance-top:0;mso-wrap-distance-right:9pt;mso-wrap-distance-bottom:0;mso-position-horizontal:absolute;mso-position-horizontal-relative:text;mso-position-vertical:absolute;mso-position-vertical-relative:text;v-text-anchor:middle" o:gfxdata="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" adj="6300,24300" fillcolor="#ffc000" strokecolor="#0a121c [484]" strokeweight=".25pt">
+              <v:shape w14:anchorId="1BE88663" id="_x0000_s1028" type="#_x0000_t61" style="position:absolute;margin-left:276.1pt;margin-top:-62.4pt;width:211pt;height:49.45pt;z-index:487648768;visibility:visible;mso-wrap-style:square;mso-wrap-distance-left:9pt;mso-wrap-distance-top:0;mso-wrap-distance-right:9pt;mso-wrap-distance-bottom:0;mso-position-horizontal:absolute;mso-position-horizontal-relative:text;mso-position-vertical:absolute;mso-position-vertical-relative:text;v-text-anchor:middle" o:gfxdata="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" adj="6300,24300" fillcolor="#ffc000" strokecolor="#0a121c [484]" strokeweight=".25pt">
                 <v:textbox>
                   <w:txbxContent>
                     <w:p>
@@ -6182,6 +6133,118 @@
       </w:pPr>
       <w:r>
         <w:rPr>
+          <w:rFonts w:ascii="Times New Roman"/>
+          <w:noProof/>
+          <w:sz w:val="10"/>
+        </w:rPr>
+        <mc:AlternateContent>
+          <mc:Choice Requires="wps">
+            <w:drawing>
+              <wp:anchor distT="0" distB="0" distL="114300" distR="114300" simplePos="0" relativeHeight="487607808" behindDoc="0" locked="0" layoutInCell="1" allowOverlap="1" wp14:anchorId="1B8BBDDA" wp14:editId="5AFF0E57">
+                <wp:simplePos x="0" y="0"/>
+                <wp:positionH relativeFrom="column">
+                  <wp:posOffset>5125499</wp:posOffset>
+                </wp:positionH>
+                <wp:positionV relativeFrom="paragraph">
+                  <wp:posOffset>368907</wp:posOffset>
+                </wp:positionV>
+                <wp:extent cx="1620989" cy="652007"/>
+                <wp:effectExtent l="0" t="0" r="17780" b="97790"/>
+                <wp:wrapNone/>
+                <wp:docPr id="595553220" name="Llamada rectangular 49"/>
+                <wp:cNvGraphicFramePr/>
+                <a:graphic xmlns:a="http://schemas.openxmlformats.org/drawingml/2006/main">
+                  <a:graphicData uri="http://schemas.microsoft.com/office/word/2010/wordprocessingShape">
+                    <wps:wsp>
+                      <wps:cNvSpPr/>
+                      <wps:spPr>
+                        <a:xfrm>
+                          <a:off x="0" y="0"/>
+                          <a:ext cx="1620989" cy="652007"/>
+                        </a:xfrm>
+                        <a:prstGeom prst="wedgeRectCallout">
+                          <a:avLst/>
+                        </a:prstGeom>
+                        <a:solidFill>
+                          <a:srgbClr val="FFC000"/>
+                        </a:solidFill>
+                        <a:ln w="3175"/>
+                      </wps:spPr>
+                      <wps:style>
+                        <a:lnRef idx="2">
+                          <a:schemeClr val="accent1">
+                            <a:shade val="15000"/>
+                          </a:schemeClr>
+                        </a:lnRef>
+                        <a:fillRef idx="1">
+                          <a:schemeClr val="accent1"/>
+                        </a:fillRef>
+                        <a:effectRef idx="0">
+                          <a:schemeClr val="accent1"/>
+                        </a:effectRef>
+                        <a:fontRef idx="minor">
+                          <a:schemeClr val="lt1"/>
+                        </a:fontRef>
+                      </wps:style>
+                      <wps:txbx>
+                        <w:txbxContent>
+                          <w:p>
+                            <w:pPr/>
+                            <w:r>
+                              <w:t>Formato de captura</w:t>
+                            </w:r>
+                            <w:r>
+                              <w:t xml:space="preserve"> </w:t>
+                            </w:r>
+                            <w:r>
+                              <w:t>de texto</w:t>
+                            </w:r>
+                          </w:p>
+                        </w:txbxContent>
+                      </wps:txbx>
+                      <wps:bodyPr rot="0" spcFirstLastPara="0" vertOverflow="overflow" horzOverflow="overflow" vert="horz" wrap="square" lIns="91440" tIns="45720" rIns="91440" bIns="45720" numCol="1" spcCol="0" rtlCol="0" fromWordArt="0" anchor="ctr" anchorCtr="0" forceAA="0" compatLnSpc="1">
+                        <a:prstTxWarp prst="textNoShape">
+                          <a:avLst/>
+                        </a:prstTxWarp>
+                        <a:noAutofit/>
+                      </wps:bodyPr>
+                    </wps:wsp>
+                  </a:graphicData>
+                </a:graphic>
+                <wp14:sizeRelH relativeFrom="margin">
+                  <wp14:pctWidth>0</wp14:pctWidth>
+                </wp14:sizeRelH>
+                <wp14:sizeRelV relativeFrom="margin">
+                  <wp14:pctHeight>0</wp14:pctHeight>
+                </wp14:sizeRelV>
+              </wp:anchor>
+            </w:drawing>
+          </mc:Choice>
+          <mc:Fallback>
+            <w:pict>
+              <v:shape w14:anchorId="1B8BBDDA" id="_x0000_s1029" type="#_x0000_t61" style="position:absolute;left:0;text-align:left;margin-left:403.6pt;margin-top:29.05pt;width:127.65pt;height:51.35pt;z-index:487607808;visibility:visible;mso-wrap-style:square;mso-width-percent:0;mso-height-percent:0;mso-wrap-distance-left:9pt;mso-wrap-distance-top:0;mso-wrap-distance-right:9pt;mso-wrap-distance-bottom:0;mso-position-horizontal:absolute;mso-position-horizontal-relative:text;mso-position-vertical:absolute;mso-position-vertical-relative:text;mso-width-percent:0;mso-height-percent:0;mso-width-relative:margin;mso-height-relative:margin;v-text-anchor:middle" o:gfxdata="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" adj="6300,24300" fillcolor="#ffc000" strokecolor="#0a121c [484]" strokeweight=".25pt">
+                <v:textbox>
+                  <w:txbxContent>
+                    <w:p>
+                      <w:r>
+                        <w:t>Formato de captura</w:t>
+                      </w:r>
+                      <w:r>
+                        <w:t xml:space="preserve"> </w:t>
+                      </w:r>
+                      <w:r>
+                        <w:t>de texto</w:t>
+                      </w:r>
+                    </w:p>
+                  </w:txbxContent>
+                </v:textbox>
+              </v:shape>
+            </w:pict>
+          </mc:Fallback>
+        </mc:AlternateContent>
+      </w:r>
+      <w:r>
+        <w:rPr>
           <w:noProof/>
           <w:sz w:val="20"/>
           <w:lang w:val="es-MX" w:eastAsia="es-MX"/>
@@ -6189,7 +6252,7 @@
         <mc:AlternateContent>
           <mc:Choice Requires="wps">
             <w:drawing>
-              <wp:inline distT="0" distB="0" distL="0" distR="0" wp14:anchorId="7E4013F1" wp14:editId="5A3494C4">
+              <wp:inline distT="0" distB="0" distL="0" distR="0" wp14:anchorId="05D5F7A6" wp14:editId="7C8A5F30">
                 <wp:extent cx="5504180" cy="622935"/>
                 <wp:effectExtent l="3810" t="0" r="0" b="635"/>
                 <wp:docPr id="62" name="Text Box 54"/>
@@ -6283,7 +6346,7 @@
           </mc:Choice>
           <mc:Fallback>
             <w:pict>
-              <v:shape w14:anchorId="7E4013F1" id="Text Box 54" o:spid="_x0000_s1029" type="#_x0000_t202" style="width:433.4pt;height:49.05pt;visibility:visible;mso-wrap-style:square;mso-left-percent:-10001;mso-top-percent:-10001;mso-position-horizontal:absolute;mso-position-horizontal-relative:char;mso-position-vertical:absolute;mso-position-vertical-relative:line;mso-left-percent:-10001;mso-top-percent:-10001;v-text-anchor:top" o:gfxdata="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" fillcolor="#b80046" stroked="f">
+              <v:shape w14:anchorId="05D5F7A6" id="Text Box 54" o:spid="_x0000_s1030" type="#_x0000_t202" style="width:433.4pt;height:49.05pt;visibility:visible;mso-wrap-style:square;mso-left-percent:-10001;mso-top-percent:-10001;mso-position-horizontal:absolute;mso-position-horizontal-relative:char;mso-position-vertical:absolute;mso-position-vertical-relative:line;mso-left-percent:-10001;mso-top-percent:-10001;v-text-anchor:top" o:gfxdata="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" fillcolor="#b80046" stroked="f">
                 <v:textbox inset="0,0,0,0">
                   <w:txbxContent>
                     <w:p>
@@ -6351,7 +6414,7 @@
         <mc:AlternateContent>
           <mc:Choice Requires="wpg">
             <w:drawing>
-              <wp:inline distT="0" distB="0" distL="0" distR="0" wp14:anchorId="60496195" wp14:editId="2447E785">
+              <wp:inline distT="0" distB="0" distL="0" distR="0" wp14:anchorId="6372A401" wp14:editId="400AA609">
                 <wp:extent cx="252095" cy="622935"/>
                 <wp:effectExtent l="0" t="0" r="0" b="635"/>
                 <wp:docPr id="57" name="Group 49"/>
@@ -6565,143 +6628,19 @@
       </w:r>
       <w:r>
         <w:rPr>
-          <w:rFonts w:ascii="Arial" w:hAnsi="Arial" w:cs="Arial" w:eastAsia="Arial"/>
-          <w:sz w:val="24"/>
-          <w:szCs w:val="24"/>
-        </w:rPr>
-        <w:t xml:space="preserve"> Litora himenaeos dui est et porttitor volutpat nulla neque cum elementum nascetur, consequat luctus sem lacus congue cubilia pellentesque vehicula quis. Sociosqu lacus primis dictumst iaculis faucibus in, duis gravida quisque porta cubilia enim accumsan, erat tempor ligula urna nulla. Platea cursus ligula nulla class nec sed purus erat, turpis sem dictumst litora inceptos diam felis nostra viverra, sagittis neque et senectus lacinia nibh ullamcorper.</w:t>
-      </w:r>
-      <w:r>
-        <w:rPr>
-          <w:rFonts w:ascii="Arial" w:hAnsi="Arial" w:cs="Arial" w:eastAsia="Arial"/>
-          <w:sz w:val="24"/>
-          <w:szCs w:val="24"/>
-          <w:b/>
+          <w:rFonts w:ascii="Times New Roman"/>
+          <w:b w:val="0"/>
+          <w:u w:val="single"/>
         </w:rPr>
         <w:t xml:space="preserve"> </w:t>
       </w:r>
       <w:r>
         <w:rPr>
-          <w:rFonts w:ascii="Arial" w:hAnsi="Arial" w:cs="Arial" w:eastAsia="Arial"/>
-          <w:sz w:val="28"/>
-          <w:szCs w:val="28"/>
-          <w:b/>
-        </w:rPr>
-        <w:t xml:space="preserve"> </w:t>
-      </w:r>
-      <w:r>
-        <w:rPr>
-          <w:rFonts w:ascii="Arial" w:hAnsi="Arial" w:cs="Arial" w:eastAsia="Arial"/>
-          <w:sz w:val="24"/>
-          <w:szCs w:val="24"/>
-          <w:b/>
-        </w:rPr>
-        <w:t xml:space="preserve"> </w:t>
-      </w:r>
-      <w:r>
-        <w:rPr>
-          <w:rFonts w:ascii="Arial" w:hAnsi="Arial" w:cs="Arial" w:eastAsia="Arial"/>
-          <w:sz w:val="24"/>
-          <w:szCs w:val="24"/>
-        </w:rPr>
-        <w:t xml:space="preserve"> Litora himenaeos dui est et porttitor volutpat nulla neque cum elementum nascetur, consequat luctus sem lacus congue cubilia pellentesque vehicula quis. Sociosqu lacus primis dictumst iaculis faucibus in, duis gravida quisque porta cubilia enim accumsan, erat tempor ligula urna nulla. Platea cursus ligula nulla class nec sed purus erat, turpis sem dictumst litora inceptos diam felis nostra viverra, sagittis neque et senectus lacinia nibh ullamcorper.</w:t>
-      </w:r>
-      <w:r>
-        <w:rPr>
-          <w:rFonts w:ascii="Arial" w:hAnsi="Arial" w:cs="Arial" w:eastAsia="Arial"/>
-          <w:sz w:val="24"/>
-          <w:szCs w:val="24"/>
-          <w:b/>
-        </w:rPr>
-        <w:t xml:space="preserve"> </w:t>
-      </w:r>
-      <w:r>
-        <w:rPr>
-          <w:rFonts w:ascii="Arial" w:hAnsi="Arial" w:cs="Arial" w:eastAsia="Arial"/>
-          <w:sz w:val="28"/>
-          <w:szCs w:val="28"/>
-          <w:b/>
-        </w:rPr>
-        <w:t xml:space="preserve"> </w:t>
-      </w:r>
-      <w:r>
-        <w:rPr>
-          <w:rFonts w:ascii="Arial" w:hAnsi="Arial" w:cs="Arial" w:eastAsia="Arial"/>
-          <w:sz w:val="24"/>
-          <w:szCs w:val="24"/>
-          <w:b/>
-        </w:rPr>
-        <w:t xml:space="preserve"> </w:t>
-      </w:r>
-      <w:r>
-        <w:rPr>
-          <w:rFonts w:ascii="Arial" w:hAnsi="Arial" w:cs="Arial" w:eastAsia="Arial"/>
-          <w:sz w:val="24"/>
-          <w:szCs w:val="24"/>
-        </w:rPr>
-        <w:t xml:space="preserve"> Litora himenaeos dui est et porttitor volutpat nulla neque cum elementum nascetur, consequat luctus sem lacus congue cubilia pellentesque vehicula quis. Sociosqu lacus primis dictumst iaculis faucibus in, duis gravida quisque porta cubilia enim accumsan, erat tempor ligula urna nulla. Platea cursus ligula nulla class nec sed purus erat, turpis sem dictumst litora inceptos diam felis nostra viverra, sagittis neque et senectus lacinia nibh ullamcorper.</w:t>
-      </w:r>
-      <w:r>
-        <w:rPr>
-          <w:rFonts w:ascii="Arial" w:hAnsi="Arial" w:cs="Arial" w:eastAsia="Arial"/>
-          <w:sz w:val="24"/>
-          <w:szCs w:val="24"/>
-          <w:b/>
-        </w:rPr>
-        <w:t xml:space="preserve"> </w:t>
-      </w:r>
-      <w:r>
-        <w:rPr>
-          <w:rFonts w:ascii="Arial" w:hAnsi="Arial" w:cs="Arial" w:eastAsia="Arial"/>
-          <w:sz w:val="28"/>
-          <w:szCs w:val="28"/>
-          <w:b/>
-        </w:rPr>
-        <w:t xml:space="preserve"> </w:t>
-      </w:r>
-      <w:r>
-        <w:rPr>
-          <w:rFonts w:ascii="Arial" w:hAnsi="Arial" w:cs="Arial" w:eastAsia="Arial"/>
-          <w:sz w:val="24"/>
-          <w:szCs w:val="24"/>
-          <w:b/>
-        </w:rPr>
-        <w:t xml:space="preserve"> </w:t>
-      </w:r>
-      <w:r>
-        <w:rPr>
-          <w:rFonts w:ascii="Arial" w:hAnsi="Arial" w:cs="Arial" w:eastAsia="Arial"/>
-          <w:sz w:val="24"/>
-          <w:szCs w:val="24"/>
-        </w:rPr>
-        <w:t xml:space="preserve"> Litora himenaeos dui est et porttitor volutpat nulla neque cum elementum nascetur, consequat luctus sem lacus congue cubilia pellentesque vehicula quis. Sociosqu lacus primis dictumst iaculis faucibus in, duis gravida quisque porta cubilia enim accumsan, erat tempor ligula urna nulla. Platea cursus ligula nulla class nec sed purus erat, turpis sem dictumst litora inceptos diam felis nostra viverra, sagittis neque et senectus lacinia nibh ullamcorper.</w:t>
-      </w:r>
-      <w:r>
-        <w:rPr>
-          <w:rFonts w:ascii="Arial" w:hAnsi="Arial" w:cs="Arial" w:eastAsia="Arial"/>
-          <w:sz w:val="24"/>
-          <w:szCs w:val="24"/>
-          <w:b/>
-        </w:rPr>
-        <w:t xml:space="preserve"> </w:t>
-      </w:r>
-      <w:r>
-        <w:rPr>
-          <w:rFonts w:ascii="Arial" w:hAnsi="Arial" w:cs="Arial" w:eastAsia="Arial"/>
-          <w:sz w:val="28"/>
-          <w:szCs w:val="28"/>
-          <w:b/>
-        </w:rPr>
-        <w:t xml:space="preserve"> </w:t>
-      </w:r>
-      <w:r>
-        <w:rPr>
-          <w:rFonts w:ascii="Arial" w:hAnsi="Arial" w:cs="Arial" w:eastAsia="Arial"/>
-          <w:sz w:val="24"/>
-          <w:szCs w:val="24"/>
-          <w:b/>
-        </w:rPr>
-        <w:t xml:space="preserve"> </w:t>
+          <w:rFonts w:ascii="Times New Roman"/>
+          <w:b w:val="0"/>
+          <w:u w:val="single"/>
+        </w:rPr>
+        <w:tab/>
       </w:r>
     </w:p>
     <w:p>
@@ -6735,35 +6674,19 @@
       </w:r>
       <w:r>
         <w:rPr>
-          <w:rFonts w:ascii="Arial" w:hAnsi="Arial" w:cs="Arial" w:eastAsia="Arial"/>
-          <w:sz w:val="24"/>
-          <w:szCs w:val="24"/>
-        </w:rPr>
-        <w:t xml:space="preserve"> prueba 2</w:t>
-      </w:r>
-      <w:r>
-        <w:rPr>
-          <w:rFonts w:ascii="Arial" w:hAnsi="Arial" w:cs="Arial" w:eastAsia="Arial"/>
-          <w:sz w:val="24"/>
-          <w:szCs w:val="24"/>
-        </w:rPr>
-        <w:t xml:space="preserve"> prueba 2</w:t>
-      </w:r>
-      <w:r>
-        <w:rPr>
-          <w:rFonts w:ascii="Arial" w:hAnsi="Arial" w:cs="Arial" w:eastAsia="Arial"/>
-          <w:sz w:val="24"/>
-          <w:szCs w:val="24"/>
-        </w:rPr>
-        <w:t xml:space="preserve"> prueba 2</w:t>
-      </w:r>
-      <w:r>
-        <w:rPr>
-          <w:rFonts w:ascii="Arial" w:hAnsi="Arial" w:cs="Arial" w:eastAsia="Arial"/>
-          <w:sz w:val="24"/>
-          <w:szCs w:val="24"/>
-        </w:rPr>
-        <w:t xml:space="preserve"> prueba 2</w:t>
+          <w:rFonts w:ascii="Times New Roman" w:hAnsi="Times New Roman"/>
+          <w:sz w:val="24"/>
+          <w:u w:val="single"/>
+        </w:rPr>
+        <w:t xml:space="preserve"> </w:t>
+      </w:r>
+      <w:r>
+        <w:rPr>
+          <w:rFonts w:ascii="Times New Roman" w:hAnsi="Times New Roman"/>
+          <w:sz w:val="24"/>
+          <w:u w:val="single"/>
+        </w:rPr>
+        <w:tab/>
       </w:r>
     </w:p>
     <w:p>
@@ -6792,7 +6715,7 @@
         <mc:AlternateContent>
           <mc:Choice Requires="wps">
             <w:drawing>
-              <wp:anchor distT="0" distB="0" distL="114300" distR="114300" simplePos="0" relativeHeight="486920192" behindDoc="1" locked="0" layoutInCell="1" allowOverlap="1" wp14:anchorId="56E6E67C" wp14:editId="38EC241F">
+              <wp:anchor distT="0" distB="0" distL="114300" distR="114300" simplePos="0" relativeHeight="486920192" behindDoc="1" locked="0" layoutInCell="1" allowOverlap="1" wp14:anchorId="739081C8" wp14:editId="09CFBFAF">
                 <wp:simplePos x="0" y="0"/>
                 <wp:positionH relativeFrom="page">
                   <wp:posOffset>3140710</wp:posOffset>
@@ -6964,7 +6887,7 @@
         <mc:AlternateContent>
           <mc:Choice Requires="wps">
             <w:drawing>
-              <wp:anchor distT="0" distB="0" distL="114300" distR="114300" simplePos="0" relativeHeight="15732224" behindDoc="0" locked="0" layoutInCell="1" allowOverlap="1" wp14:anchorId="7325160F" wp14:editId="4AAD3A16">
+              <wp:anchor distT="0" distB="0" distL="114300" distR="114300" simplePos="0" relativeHeight="15732224" behindDoc="0" locked="0" layoutInCell="1" allowOverlap="1" wp14:anchorId="01F950F4" wp14:editId="54A352D7">
                 <wp:simplePos x="0" y="0"/>
                 <wp:positionH relativeFrom="page">
                   <wp:posOffset>5983605</wp:posOffset>
@@ -7143,70 +7066,6 @@
         </w:rPr>
         <w:t xml:space="preserve"> </w:t>
       </w:r>
-      <w:r>
-        <w:rPr>
-          <w:rFonts w:ascii="Arial" w:hAnsi="Arial" w:cs="Arial" w:eastAsia="Arial"/>
-          <w:sz w:val="24"/>
-          <w:szCs w:val="24"/>
-        </w:rPr>
-        <w:t xml:space="preserve"> prueba 3</w:t>
-      </w:r>
-      <w:r>
-        <w:rPr>
-          <w:rFonts w:ascii="Arial" w:hAnsi="Arial" w:cs="Arial" w:eastAsia="Arial"/>
-          <w:sz w:val="24"/>
-          <w:szCs w:val="24"/>
-        </w:rPr>
-        <w:t xml:space="preserve"> prueba 4</w:t>
-      </w:r>
-      <w:r>
-        <w:rPr>
-          <w:rFonts w:ascii="Arial" w:hAnsi="Arial" w:cs="Arial" w:eastAsia="Arial"/>
-          <w:sz w:val="24"/>
-          <w:szCs w:val="24"/>
-        </w:rPr>
-        <w:t xml:space="preserve"> prueba 3</w:t>
-      </w:r>
-      <w:r>
-        <w:rPr>
-          <w:rFonts w:ascii="Arial" w:hAnsi="Arial" w:cs="Arial" w:eastAsia="Arial"/>
-          <w:sz w:val="24"/>
-          <w:szCs w:val="24"/>
-        </w:rPr>
-        <w:t xml:space="preserve"> prueba 4</w:t>
-      </w:r>
-      <w:r>
-        <w:rPr>
-          <w:rFonts w:ascii="Arial" w:hAnsi="Arial" w:cs="Arial" w:eastAsia="Arial"/>
-          <w:sz w:val="24"/>
-          <w:szCs w:val="24"/>
-        </w:rPr>
-        <w:t xml:space="preserve"> prueba 3</w:t>
-      </w:r>
-      <w:r>
-        <w:rPr>
-          <w:rFonts w:ascii="Arial" w:hAnsi="Arial" w:cs="Arial" w:eastAsia="Arial"/>
-          <w:sz w:val="24"/>
-          <w:szCs w:val="24"/>
-        </w:rPr>
-        <w:t xml:space="preserve"> prueba 4</w:t>
-      </w:r>
-      <w:r>
-        <w:rPr>
-          <w:rFonts w:ascii="Arial" w:hAnsi="Arial" w:cs="Arial" w:eastAsia="Arial"/>
-          <w:sz w:val="24"/>
-          <w:szCs w:val="24"/>
-        </w:rPr>
-        <w:t xml:space="preserve"> prueba 3</w:t>
-      </w:r>
-      <w:r>
-        <w:rPr>
-          <w:rFonts w:ascii="Arial" w:hAnsi="Arial" w:cs="Arial" w:eastAsia="Arial"/>
-          <w:sz w:val="24"/>
-          <w:szCs w:val="24"/>
-        </w:rPr>
-        <w:t xml:space="preserve"> prueba 4</w:t>
-      </w:r>
     </w:p>
     <w:p>
       <w:pPr>
@@ -7262,38 +7121,6 @@
           <w:u w:val="single"/>
         </w:rPr>
         <w:tab/>
-      </w:r>
-      <w:r>
-        <w:rPr>
-          <w:rFonts w:ascii="Arial" w:hAnsi="Arial" w:cs="Arial" w:eastAsia="Arial"/>
-          <w:sz w:val="24"/>
-          <w:szCs w:val="24"/>
-        </w:rPr>
-        <w:t xml:space="preserve"> prueba 5</w:t>
-      </w:r>
-      <w:r>
-        <w:rPr>
-          <w:rFonts w:ascii="Arial" w:hAnsi="Arial" w:cs="Arial" w:eastAsia="Arial"/>
-          <w:sz w:val="24"/>
-          <w:szCs w:val="24"/>
-        </w:rPr>
-        <w:t xml:space="preserve"> prueba 5</w:t>
-      </w:r>
-      <w:r>
-        <w:rPr>
-          <w:rFonts w:ascii="Arial" w:hAnsi="Arial" w:cs="Arial" w:eastAsia="Arial"/>
-          <w:sz w:val="24"/>
-          <w:szCs w:val="24"/>
-        </w:rPr>
-        <w:t xml:space="preserve"> prueba 5</w:t>
-      </w:r>
-      <w:r>
-        <w:rPr>
-          <w:rFonts w:ascii="Arial" w:hAnsi="Arial" w:cs="Arial" w:eastAsia="Arial"/>
-          <w:sz w:val="24"/>
-          <w:szCs w:val="24"/>
-        </w:rPr>
-        <w:t xml:space="preserve"> prueba 5</w:t>
       </w:r>
     </w:p>
     <w:p>
@@ -7331,38 +7158,6 @@
         </w:rPr>
         <w:tab/>
       </w:r>
-      <w:r>
-        <w:rPr>
-          <w:rFonts w:ascii="Arial" w:hAnsi="Arial" w:cs="Arial" w:eastAsia="Arial"/>
-          <w:sz w:val="24"/>
-          <w:szCs w:val="24"/>
-        </w:rPr>
-        <w:t xml:space="preserve"> prueba 6</w:t>
-      </w:r>
-      <w:r>
-        <w:rPr>
-          <w:rFonts w:ascii="Arial" w:hAnsi="Arial" w:cs="Arial" w:eastAsia="Arial"/>
-          <w:sz w:val="24"/>
-          <w:szCs w:val="24"/>
-        </w:rPr>
-        <w:t xml:space="preserve"> prueba 6</w:t>
-      </w:r>
-      <w:r>
-        <w:rPr>
-          <w:rFonts w:ascii="Arial" w:hAnsi="Arial" w:cs="Arial" w:eastAsia="Arial"/>
-          <w:sz w:val="24"/>
-          <w:szCs w:val="24"/>
-        </w:rPr>
-        <w:t xml:space="preserve"> prueba 6</w:t>
-      </w:r>
-      <w:r>
-        <w:rPr>
-          <w:rFonts w:ascii="Arial" w:hAnsi="Arial" w:cs="Arial" w:eastAsia="Arial"/>
-          <w:sz w:val="24"/>
-          <w:szCs w:val="24"/>
-        </w:rPr>
-        <w:t xml:space="preserve"> prueba 6</w:t>
-      </w:r>
     </w:p>
     <w:p>
       <w:pPr>
@@ -7571,6 +7366,105 @@
           <w:sz w:val="20"/>
         </w:rPr>
       </w:pPr>
+      <w:r>
+        <w:rPr>
+          <w:rFonts w:ascii="Times New Roman"/>
+          <w:noProof/>
+          <w:sz w:val="10"/>
+        </w:rPr>
+        <mc:AlternateContent>
+          <mc:Choice Requires="wps">
+            <w:drawing>
+              <wp:anchor distT="0" distB="0" distL="114300" distR="114300" simplePos="0" relativeHeight="487663104" behindDoc="0" locked="0" layoutInCell="1" allowOverlap="1" wp14:anchorId="18ADF6C6" wp14:editId="64E0CD4A">
+                <wp:simplePos x="0" y="0"/>
+                <wp:positionH relativeFrom="column">
+                  <wp:posOffset>2568575</wp:posOffset>
+                </wp:positionH>
+                <wp:positionV relativeFrom="paragraph">
+                  <wp:posOffset>457835</wp:posOffset>
+                </wp:positionV>
+                <wp:extent cx="2679590" cy="628153"/>
+                <wp:effectExtent l="0" t="0" r="13335" b="95885"/>
+                <wp:wrapNone/>
+                <wp:docPr id="1399223968" name="Llamada rectangular 49"/>
+                <wp:cNvGraphicFramePr/>
+                <a:graphic xmlns:a="http://schemas.openxmlformats.org/drawingml/2006/main">
+                  <a:graphicData uri="http://schemas.microsoft.com/office/word/2010/wordprocessingShape">
+                    <wps:wsp>
+                      <wps:cNvSpPr/>
+                      <wps:spPr>
+                        <a:xfrm>
+                          <a:off x="0" y="0"/>
+                          <a:ext cx="2679590" cy="628153"/>
+                        </a:xfrm>
+                        <a:prstGeom prst="wedgeRectCallout">
+                          <a:avLst/>
+                        </a:prstGeom>
+                        <a:solidFill>
+                          <a:srgbClr val="FFC000"/>
+                        </a:solidFill>
+                        <a:ln w="3175"/>
+                      </wps:spPr>
+                      <wps:style>
+                        <a:lnRef idx="2">
+                          <a:schemeClr val="accent1">
+                            <a:shade val="15000"/>
+                          </a:schemeClr>
+                        </a:lnRef>
+                        <a:fillRef idx="1">
+                          <a:schemeClr val="accent1"/>
+                        </a:fillRef>
+                        <a:effectRef idx="0">
+                          <a:schemeClr val="accent1"/>
+                        </a:effectRef>
+                        <a:fontRef idx="minor">
+                          <a:schemeClr val="lt1"/>
+                        </a:fontRef>
+                      </wps:style>
+                      <wps:txbx>
+                        <w:txbxContent>
+                          <w:p>
+                            <w:pPr>
+                              <w:jc w:val="center"/>
+                            </w:pPr>
+                            <w:r>
+                              <w:t>Esta pregunta se convertirá en un cuestionario de tipo 2</w:t>
+                            </w:r>
+                          </w:p>
+                        </w:txbxContent>
+                      </wps:txbx>
+                      <wps:bodyPr rot="0" spcFirstLastPara="0" vertOverflow="overflow" horzOverflow="overflow" vert="horz" wrap="square" lIns="91440" tIns="45720" rIns="91440" bIns="45720" numCol="1" spcCol="0" rtlCol="0" fromWordArt="0" anchor="ctr" anchorCtr="0" forceAA="0" compatLnSpc="1">
+                        <a:prstTxWarp prst="textNoShape">
+                          <a:avLst/>
+                        </a:prstTxWarp>
+                        <a:noAutofit/>
+                      </wps:bodyPr>
+                    </wps:wsp>
+                  </a:graphicData>
+                </a:graphic>
+              </wp:anchor>
+            </w:drawing>
+          </mc:Choice>
+          <mc:Fallback>
+            <w:pict>
+              <v:shape w14:anchorId="18ADF6C6" id="_x0000_s1031" type="#_x0000_t61" style="position:absolute;left:0;text-align:left;margin-left:202.25pt;margin-top:36.05pt;width:211pt;height:49.45pt;z-index:487663104;visibility:visible;mso-wrap-style:square;mso-wrap-distance-left:9pt;mso-wrap-distance-top:0;mso-wrap-distance-right:9pt;mso-wrap-distance-bottom:0;mso-position-horizontal:absolute;mso-position-horizontal-relative:text;mso-position-vertical:absolute;mso-position-vertical-relative:text;v-text-anchor:middle" o:gfxdata="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" adj="6300,24300" fillcolor="#ffc000" strokecolor="#0a121c [484]" strokeweight=".25pt">
+                <v:textbox>
+                  <w:txbxContent>
+                    <w:p>
+                      <w:pPr>
+                        <w:jc w:val="center"/>
+                      </w:pPr>
+                      <w:r>
+                        <w:t>Esta pregunta se convertirá en un cuestionario de tipo 2</w:t>
+                      </w:r>
+                    </w:p>
+                  </w:txbxContent>
+                </v:textbox>
+              </v:shape>
+            </w:pict>
+          </mc:Fallback>
+        </mc:AlternateContent>
+      </w:r>
       <w:r>
         <w:rPr>
           <w:rFonts w:ascii="Calibri"/>
@@ -7581,7 +7475,7 @@
         <mc:AlternateContent>
           <mc:Choice Requires="wps">
             <w:drawing>
-              <wp:inline distT="0" distB="0" distL="0" distR="0" wp14:anchorId="70CC36AE" wp14:editId="7A3D31ED">
+              <wp:inline distT="0" distB="0" distL="0" distR="0" wp14:anchorId="1F30750A" wp14:editId="2106BC5A">
                 <wp:extent cx="5671185" cy="4843780"/>
                 <wp:effectExtent l="10795" t="13335" r="13970" b="10160"/>
                 <wp:docPr id="54" name="Text Box 46"/>
@@ -7795,7 +7689,7 @@
           </mc:Choice>
           <mc:Fallback>
             <w:pict>
-              <v:shape w14:anchorId="70CC36AE" id="Text Box 46" o:spid="_x0000_s1030" type="#_x0000_t202" style="width:446.55pt;height:381.4pt;visibility:visible;mso-wrap-style:square;mso-left-percent:-10001;mso-top-percent:-10001;mso-position-horizontal:absolute;mso-position-horizontal-relative:char;mso-position-vertical:absolute;mso-position-vertical-relative:line;mso-left-percent:-10001;mso-top-percent:-10001;v-text-anchor:top" o:gfxdata="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" filled="f" strokeweight=".5pt">
+              <v:shape w14:anchorId="1F30750A" id="Text Box 46" o:spid="_x0000_s1032" type="#_x0000_t202" style="width:446.55pt;height:381.4pt;visibility:visible;mso-wrap-style:square;mso-left-percent:-10001;mso-top-percent:-10001;mso-position-horizontal:absolute;mso-position-horizontal-relative:char;mso-position-vertical:absolute;mso-position-vertical-relative:line;mso-left-percent:-10001;mso-top-percent:-10001;v-text-anchor:top" o:gfxdata="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" filled="f" strokeweight=".5pt">
                 <v:textbox inset="0,0,0,0">
                   <w:txbxContent>
                     <w:p>
@@ -7969,19 +7863,16 @@
       <w:pPr>
         <w:pStyle w:val="Ttulo2"/>
         <w:spacing w:before="52"/>
-      </w:pPr>
-      <w:r>
+        <w:ind w:left="0"/>
         <w:rPr>
           <w:sz w:val="20"/>
         </w:rPr>
+      </w:pPr>
+      <w:r>
+        <w:rPr>
+          <w:sz w:val="20"/>
+        </w:rPr>
         <w:br w:type="page"/>
-      </w:r>
-      <w:r>
-        <w:rPr>
-          <w:sz w:val="20"/>
-        </w:rPr>
-        <w:lastRenderedPageBreak/>
-        <w:br/>
       </w:r>
       <w:r>
         <w:rPr>
@@ -7992,7 +7883,7 @@
         <mc:AlternateContent>
           <mc:Choice Requires="wps">
             <w:drawing>
-              <wp:anchor distT="0" distB="0" distL="114300" distR="114300" simplePos="0" relativeHeight="487609856" behindDoc="0" locked="0" layoutInCell="1" allowOverlap="1" wp14:anchorId="137AC2FD" wp14:editId="41E2ACC5">
+              <wp:anchor distT="0" distB="0" distL="114300" distR="114300" simplePos="0" relativeHeight="487609856" behindDoc="0" locked="0" layoutInCell="1" allowOverlap="1" wp14:anchorId="1A74999F" wp14:editId="063622D6">
                 <wp:simplePos x="0" y="0"/>
                 <wp:positionH relativeFrom="column">
                   <wp:posOffset>5212963</wp:posOffset>
@@ -8074,7 +7965,7 @@
           </mc:Choice>
           <mc:Fallback>
             <w:pict>
-              <v:shape w14:anchorId="137AC2FD" id="_x0000_s1031" type="#_x0000_t61" style="position:absolute;left:0;text-align:left;margin-left:410.45pt;margin-top:24.55pt;width:90.8pt;height:138.35pt;z-index:487609856;visibility:visible;mso-wrap-style:square;mso-width-percent:0;mso-height-percent:0;mso-wrap-distance-left:9pt;mso-wrap-distance-top:0;mso-wrap-distance-right:9pt;mso-wrap-distance-bottom:0;mso-position-horizontal:absolute;mso-position-horizontal-relative:text;mso-position-vertical:absolute;mso-position-vertical-relative:text;mso-width-percent:0;mso-height-percent:0;mso-width-relative:margin;mso-height-relative:margin;v-text-anchor:middle" o:gfxdata="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" adj="6300,24300" fillcolor="#ffc000" strokecolor="#0a121c [484]" strokeweight=".25pt">
+              <v:shape w14:anchorId="1A74999F" id="_x0000_s1033" type="#_x0000_t61" style="position:absolute;margin-left:410.45pt;margin-top:24.55pt;width:90.8pt;height:138.35pt;z-index:487609856;visibility:visible;mso-wrap-style:square;mso-width-percent:0;mso-height-percent:0;mso-wrap-distance-left:9pt;mso-wrap-distance-top:0;mso-wrap-distance-right:9pt;mso-wrap-distance-bottom:0;mso-position-horizontal:absolute;mso-position-horizontal-relative:text;mso-position-vertical:absolute;mso-position-vertical-relative:text;mso-width-percent:0;mso-height-percent:0;mso-width-relative:margin;mso-height-relative:margin;v-text-anchor:middle" o:gfxdata="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" adj="6300,24300" fillcolor="#ffc000" strokecolor="#0a121c [484]" strokeweight=".25pt">
                 <v:textbox>
                   <w:txbxContent>
                     <w:p>
@@ -8099,19 +7990,10 @@
       <w:pPr>
         <w:pStyle w:val="Ttulo2"/>
         <w:spacing w:before="52"/>
-        <w:rPr>
-          <w:sz w:val="20"/>
-        </w:rPr>
-      </w:pPr>
-      <w:r>
+      </w:pPr>
+      <w:r>
+        <w:lastRenderedPageBreak/>
         <w:t>Organigrama funcional</w:t>
-      </w:r>
-      <w:r>
-        <w:rPr>
-          <w:position w:val="6"/>
-          <w:sz w:val="12"/>
-        </w:rPr>
-        <w:t>1</w:t>
       </w:r>
       <w:r>
         <w:rPr>
@@ -8127,32 +8009,14 @@
     </w:p>
     <w:p>
       <w:pPr>
-        <w:pStyle w:val="Textoindependiente"/>
-        <w:spacing w:before="10"/>
-        <w:rPr>
-          <w:rFonts w:ascii="Calibri"/>
-          <w:b/>
-          <w:sz w:val="22"/>
-        </w:rPr>
-      </w:pPr>
-      <w:r>
-        <w:rPr>
-          <w:noProof/>
-          <w:lang w:val="es-MX" w:eastAsia="es-MX"/>
-        </w:rPr>
+        <w:jc w:val="center"/>
+      </w:pPr>
+      <w:r xmlns:w="http://schemas.openxmlformats.org/wordprocessingml/2006/main">
         <w:drawing>
-          <wp:anchor distT="0" distB="0" distL="0" distR="0" simplePos="0" relativeHeight="487602688" behindDoc="0" locked="0" layoutInCell="1" allowOverlap="1" wp14:anchorId="39E2F4C2" wp14:editId="0EFCB658">
-            <wp:simplePos x="0" y="0"/>
-            <wp:positionH relativeFrom="page">
-              <wp:posOffset>2051050</wp:posOffset>
-            </wp:positionH>
-            <wp:positionV relativeFrom="paragraph">
-              <wp:posOffset>201739</wp:posOffset>
-            </wp:positionV>
-            <wp:extent cx="3654188" cy="2550318"/>
+          <wp:inline xmlns:wp="http://schemas.openxmlformats.org/drawingml/2006/wordprocessingDrawing" distT="0" distB="0" distL="0" distR="0">
+            <wp:extent cx="3403600" cy="4876800"/>
             <wp:effectExtent l="0" t="0" r="0" b="0"/>
-            <wp:wrapTopAndBottom/>
-            <wp:docPr id="64" name="image11.jpeg"/>
+            <wp:docPr id="2140229773" name="" descr=""/>
             <wp:cNvGraphicFramePr>
               <a:graphicFrameLocks xmlns:a="http://schemas.openxmlformats.org/drawingml/2006/main" noChangeAspect="1"/>
             </wp:cNvGraphicFramePr>
@@ -8160,11 +8024,11 @@
               <a:graphicData uri="http://schemas.openxmlformats.org/drawingml/2006/picture">
                 <pic:pic xmlns:pic="http://schemas.openxmlformats.org/drawingml/2006/picture">
                   <pic:nvPicPr>
-                    <pic:cNvPr id="8" name="image11.jpeg"/>
+                    <pic:cNvPr id="0" name=""/>
                     <pic:cNvPicPr/>
                   </pic:nvPicPr>
                   <pic:blipFill>
-                    <a:blip r:embed="rId11" cstate="print"/>
+                    <a:blip xmlns:r="http://schemas.openxmlformats.org/officeDocument/2006/relationships" r:embed="R8d6c2c7de8264eeb"/>
                     <a:stretch>
                       <a:fillRect/>
                     </a:stretch>
@@ -8172,7 +8036,7 @@
                   <pic:spPr>
                     <a:xfrm>
                       <a:off x="0" y="0"/>
-                      <a:ext cx="3654188" cy="2550318"/>
+                      <a:ext cx="3403600" cy="4876800"/>
                     </a:xfrm>
                     <a:prstGeom prst="rect">
                       <a:avLst/>
@@ -8181,18 +8045,80 @@
                 </pic:pic>
               </a:graphicData>
             </a:graphic>
-          </wp:anchor>
+          </wp:inline>
         </w:drawing>
       </w:r>
     </w:p>
     <w:p>
       <w:pPr>
-        <w:pStyle w:val="Textoindependiente"/>
-        <w:rPr>
-          <w:rFonts w:ascii="Calibri"/>
-          <w:b/>
-          <w:sz w:val="24"/>
-        </w:rPr>
+        <w:jc w:val="center"/>
+      </w:pPr>
+      <w:r xmlns:w="http://schemas.openxmlformats.org/wordprocessingml/2006/main">
+        <w:drawing>
+          <wp:inline xmlns:wp="http://schemas.openxmlformats.org/drawingml/2006/wordprocessingDrawing" distT="0" distB="0" distL="0" distR="0">
+            <wp:extent cx="3403600" cy="4876800"/>
+            <wp:effectExtent l="0" t="0" r="0" b="0"/>
+            <wp:docPr id="2140229773" name="" descr=""/>
+            <wp:cNvGraphicFramePr>
+              <a:graphicFrameLocks xmlns:a="http://schemas.openxmlformats.org/drawingml/2006/main" noChangeAspect="1"/>
+            </wp:cNvGraphicFramePr>
+            <a:graphic xmlns:a="http://schemas.openxmlformats.org/drawingml/2006/main">
+              <a:graphicData uri="http://schemas.openxmlformats.org/drawingml/2006/picture">
+                <pic:pic xmlns:pic="http://schemas.openxmlformats.org/drawingml/2006/picture">
+                  <pic:nvPicPr>
+                    <pic:cNvPr id="0" name=""/>
+                    <pic:cNvPicPr/>
+                  </pic:nvPicPr>
+                  <pic:blipFill>
+                    <a:blip xmlns:r="http://schemas.openxmlformats.org/officeDocument/2006/relationships" r:embed="R8d6c2c7de8264eeb"/>
+                    <a:stretch>
+                      <a:fillRect/>
+                    </a:stretch>
+                  </pic:blipFill>
+                  <pic:spPr>
+                    <a:xfrm>
+                      <a:off x="0" y="0"/>
+                      <a:ext cx="3403600" cy="4876800"/>
+                    </a:xfrm>
+                    <a:prstGeom prst="rect">
+                      <a:avLst/>
+                    </a:prstGeom>
+                  </pic:spPr>
+                </pic:pic>
+              </a:graphicData>
+            </a:graphic>
+          </wp:inline>
+        </w:drawing>
+      </w:r>
+    </w:p>
+    <w:p>
+      <w:pPr/>
+    </w:p>
+    <w:p>
+      <w:pPr>
+        <w:jc w:val="center"/>
+      </w:pPr>
+    </w:p>
+    <w:p>
+      <w:pPr>
+        <w:pStyle w:val="Ttulo2"/>
+        <w:spacing w:before="52"/>
+      </w:pPr>
+    </w:p>
+    <w:p>
+      <w:pPr>
+        <w:jc w:val="center"/>
+      </w:pPr>
+    </w:p>
+    <w:p>
+      <w:pPr>
+        <w:pStyle w:val="Ttulo2"/>
+        <w:spacing w:before="52"/>
+      </w:pPr>
+    </w:p>
+    <w:p>
+      <w:pPr>
+        <w:jc w:val="center"/>
       </w:pPr>
     </w:p>
     <w:p>
@@ -8236,6 +8162,96 @@
     </w:p>
     <w:p>
       <w:pPr>
+        <w:jc w:val="left"/>
+      </w:pPr>
+      <w:r xmlns:w="http://schemas.openxmlformats.org/wordprocessingml/2006/main">
+        <w:drawing>
+          <wp:inline xmlns:wp="http://schemas.openxmlformats.org/drawingml/2006/wordprocessingDrawing" distT="0" distB="0" distL="0" distR="0">
+            <wp:extent cx="3403600" cy="4876800"/>
+            <wp:effectExtent l="0" t="0" r="0" b="0"/>
+            <wp:docPr id="2140229774" name="" descr=""/>
+            <wp:cNvGraphicFramePr>
+              <a:graphicFrameLocks xmlns:a="http://schemas.openxmlformats.org/drawingml/2006/main" noChangeAspect="1"/>
+            </wp:cNvGraphicFramePr>
+            <a:graphic xmlns:a="http://schemas.openxmlformats.org/drawingml/2006/main">
+              <a:graphicData uri="http://schemas.openxmlformats.org/drawingml/2006/picture">
+                <pic:pic xmlns:pic="http://schemas.openxmlformats.org/drawingml/2006/picture">
+                  <pic:nvPicPr>
+                    <pic:cNvPr id="0" name=""/>
+                    <pic:cNvPicPr/>
+                  </pic:nvPicPr>
+                  <pic:blipFill>
+                    <a:blip xmlns:r="http://schemas.openxmlformats.org/officeDocument/2006/relationships" r:embed="R9ba62545a81147b4"/>
+                    <a:stretch>
+                      <a:fillRect/>
+                    </a:stretch>
+                  </pic:blipFill>
+                  <pic:spPr>
+                    <a:xfrm>
+                      <a:off x="0" y="0"/>
+                      <a:ext cx="3403600" cy="4876800"/>
+                    </a:xfrm>
+                    <a:prstGeom prst="rect">
+                      <a:avLst/>
+                    </a:prstGeom>
+                  </pic:spPr>
+                </pic:pic>
+              </a:graphicData>
+            </a:graphic>
+          </wp:inline>
+        </w:drawing>
+      </w:r>
+    </w:p>
+    <w:p>
+      <w:pPr>
+        <w:jc w:val="left"/>
+      </w:pPr>
+      <w:r xmlns:w="http://schemas.openxmlformats.org/wordprocessingml/2006/main">
+        <w:drawing>
+          <wp:inline xmlns:wp="http://schemas.openxmlformats.org/drawingml/2006/wordprocessingDrawing" distT="0" distB="0" distL="0" distR="0">
+            <wp:extent cx="3403600" cy="4876800"/>
+            <wp:effectExtent l="0" t="0" r="0" b="0"/>
+            <wp:docPr id="2140229774" name="" descr=""/>
+            <wp:cNvGraphicFramePr>
+              <a:graphicFrameLocks xmlns:a="http://schemas.openxmlformats.org/drawingml/2006/main" noChangeAspect="1"/>
+            </wp:cNvGraphicFramePr>
+            <a:graphic xmlns:a="http://schemas.openxmlformats.org/drawingml/2006/main">
+              <a:graphicData uri="http://schemas.openxmlformats.org/drawingml/2006/picture">
+                <pic:pic xmlns:pic="http://schemas.openxmlformats.org/drawingml/2006/picture">
+                  <pic:nvPicPr>
+                    <pic:cNvPr id="0" name=""/>
+                    <pic:cNvPicPr/>
+                  </pic:nvPicPr>
+                  <pic:blipFill>
+                    <a:blip xmlns:r="http://schemas.openxmlformats.org/officeDocument/2006/relationships" r:embed="R9ba62545a81147b4"/>
+                    <a:stretch>
+                      <a:fillRect/>
+                    </a:stretch>
+                  </pic:blipFill>
+                  <pic:spPr>
+                    <a:xfrm>
+                      <a:off x="0" y="0"/>
+                      <a:ext cx="3403600" cy="4876800"/>
+                    </a:xfrm>
+                    <a:prstGeom prst="rect">
+                      <a:avLst/>
+                    </a:prstGeom>
+                  </pic:spPr>
+                </pic:pic>
+              </a:graphicData>
+            </a:graphic>
+          </wp:inline>
+        </w:drawing>
+      </w:r>
+    </w:p>
+    <w:p>
+      <w:pPr/>
+    </w:p>
+    <w:p>
+      <w:pPr/>
+    </w:p>
+    <w:p>
+      <w:pPr>
         <w:pStyle w:val="Textoindependiente"/>
         <w:ind w:left="1710"/>
         <w:rPr>
@@ -8252,7 +8268,7 @@
         <mc:AlternateContent>
           <mc:Choice Requires="wps">
             <w:drawing>
-              <wp:anchor distT="0" distB="0" distL="114300" distR="114300" simplePos="0" relativeHeight="487611904" behindDoc="0" locked="0" layoutInCell="1" allowOverlap="1" wp14:anchorId="6D55E9D4" wp14:editId="29F18D9F">
+              <wp:anchor distT="0" distB="0" distL="114300" distR="114300" simplePos="0" relativeHeight="487611904" behindDoc="0" locked="0" layoutInCell="1" allowOverlap="1" wp14:anchorId="6BCDE551" wp14:editId="54E347AA">
                 <wp:simplePos x="0" y="0"/>
                 <wp:positionH relativeFrom="column">
                   <wp:posOffset>5292477</wp:posOffset>
@@ -8334,7 +8350,7 @@
           </mc:Choice>
           <mc:Fallback>
             <w:pict>
-              <v:shape w14:anchorId="6D55E9D4" id="_x0000_s1032" type="#_x0000_t61" style="position:absolute;left:0;text-align:left;margin-left:416.75pt;margin-top:68.75pt;width:84.5pt;height:121.45pt;z-index:487611904;visibility:visible;mso-wrap-style:square;mso-width-percent:0;mso-height-percent:0;mso-wrap-distance-left:9pt;mso-wrap-distance-top:0;mso-wrap-distance-right:9pt;mso-wrap-distance-bottom:0;mso-position-horizontal:absolute;mso-position-horizontal-relative:text;mso-position-vertical:absolute;mso-position-vertical-relative:text;mso-width-percent:0;mso-height-percent:0;mso-width-relative:margin;mso-height-relative:margin;v-text-anchor:middle" o:gfxdata="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" adj="6300,24300" fillcolor="#ffc000" strokecolor="#0a121c [484]" strokeweight=".25pt">
+              <v:shape w14:anchorId="6BCDE551" id="_x0000_s1034" type="#_x0000_t61" style="position:absolute;left:0;text-align:left;margin-left:416.75pt;margin-top:68.75pt;width:84.5pt;height:121.45pt;z-index:487611904;visibility:visible;mso-wrap-style:square;mso-width-percent:0;mso-height-percent:0;mso-wrap-distance-left:9pt;mso-wrap-distance-top:0;mso-wrap-distance-right:9pt;mso-wrap-distance-bottom:0;mso-position-horizontal:absolute;mso-position-horizontal-relative:text;mso-position-vertical:absolute;mso-position-vertical-relative:text;mso-width-percent:0;mso-height-percent:0;mso-width-relative:margin;mso-height-relative:margin;v-text-anchor:middle" o:gfxdata="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" adj="6300,24300" fillcolor="#ffc000" strokecolor="#0a121c [484]" strokeweight=".25pt">
                 <v:textbox>
                   <w:txbxContent>
                     <w:p>
@@ -8354,49 +8370,6 @@
           </mc:Fallback>
         </mc:AlternateContent>
       </w:r>
-      <w:r>
-        <w:rPr>
-          <w:rFonts w:ascii="Calibri"/>
-          <w:noProof/>
-          <w:sz w:val="20"/>
-          <w:lang w:val="es-MX" w:eastAsia="es-MX"/>
-        </w:rPr>
-        <w:drawing>
-          <wp:inline distT="0" distB="0" distL="0" distR="0" wp14:anchorId="409FDA5D" wp14:editId="4F88FE65">
-            <wp:extent cx="3642774" cy="2717006"/>
-            <wp:effectExtent l="0" t="0" r="0" b="0"/>
-            <wp:docPr id="65" name="image11.jpeg"/>
-            <wp:cNvGraphicFramePr>
-              <a:graphicFrameLocks xmlns:a="http://schemas.openxmlformats.org/drawingml/2006/main" noChangeAspect="1"/>
-            </wp:cNvGraphicFramePr>
-            <a:graphic xmlns:a="http://schemas.openxmlformats.org/drawingml/2006/main">
-              <a:graphicData uri="http://schemas.openxmlformats.org/drawingml/2006/picture">
-                <pic:pic xmlns:pic="http://schemas.openxmlformats.org/drawingml/2006/picture">
-                  <pic:nvPicPr>
-                    <pic:cNvPr id="10" name="image11.jpeg"/>
-                    <pic:cNvPicPr/>
-                  </pic:nvPicPr>
-                  <pic:blipFill>
-                    <a:blip r:embed="rId11" cstate="print"/>
-                    <a:stretch>
-                      <a:fillRect/>
-                    </a:stretch>
-                  </pic:blipFill>
-                  <pic:spPr>
-                    <a:xfrm>
-                      <a:off x="0" y="0"/>
-                      <a:ext cx="3642774" cy="2717006"/>
-                    </a:xfrm>
-                    <a:prstGeom prst="rect">
-                      <a:avLst/>
-                    </a:prstGeom>
-                  </pic:spPr>
-                </pic:pic>
-              </a:graphicData>
-            </a:graphic>
-          </wp:inline>
-        </w:drawing>
-      </w:r>
     </w:p>
     <w:p>
       <w:pPr>
@@ -8433,7 +8406,7 @@
         <mc:AlternateContent>
           <mc:Choice Requires="wps">
             <w:drawing>
-              <wp:anchor distT="0" distB="0" distL="114300" distR="114300" simplePos="0" relativeHeight="486921216" behindDoc="1" locked="0" layoutInCell="1" allowOverlap="1" wp14:anchorId="62BF87FA" wp14:editId="651A22FE">
+              <wp:anchor distT="0" distB="0" distL="114300" distR="114300" simplePos="0" relativeHeight="486921216" behindDoc="1" locked="0" layoutInCell="1" allowOverlap="1" wp14:anchorId="2E412CAF" wp14:editId="155C0CF2">
                 <wp:simplePos x="0" y="0"/>
                 <wp:positionH relativeFrom="page">
                   <wp:posOffset>1028700</wp:posOffset>
@@ -8619,7 +8592,7 @@
         <mc:AlternateContent>
           <mc:Choice Requires="wps">
             <w:drawing>
-              <wp:anchor distT="0" distB="0" distL="114300" distR="114300" simplePos="0" relativeHeight="487613952" behindDoc="0" locked="0" layoutInCell="1" allowOverlap="1" wp14:anchorId="42EA4AA0" wp14:editId="552ECAA9">
+              <wp:anchor distT="0" distB="0" distL="114300" distR="114300" simplePos="0" relativeHeight="487613952" behindDoc="0" locked="0" layoutInCell="1" allowOverlap="1" wp14:anchorId="07694B74" wp14:editId="6D8042B5">
                 <wp:simplePos x="0" y="0"/>
                 <wp:positionH relativeFrom="column">
                   <wp:posOffset>5308379</wp:posOffset>
@@ -8695,7 +8668,7 @@
           </mc:Choice>
           <mc:Fallback>
             <w:pict>
-              <v:shape w14:anchorId="42EA4AA0" id="_x0000_s1033" type="#_x0000_t61" style="position:absolute;left:0;text-align:left;margin-left:418pt;margin-top:15.45pt;width:100.8pt;height:58.25pt;z-index:487613952;visibility:visible;mso-wrap-style:square;mso-width-percent:0;mso-height-percent:0;mso-wrap-distance-left:9pt;mso-wrap-distance-top:0;mso-wrap-distance-right:9pt;mso-wrap-distance-bottom:0;mso-position-horizontal:absolute;mso-position-horizontal-relative:text;mso-position-vertical:absolute;mso-position-vertical-relative:text;mso-width-percent:0;mso-height-percent:0;mso-width-relative:margin;mso-height-relative:margin;v-text-anchor:middle" o:gfxdata="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" adj="6300,24300" fillcolor="#ffc000" strokecolor="#0a121c [484]" strokeweight=".25pt">
+              <v:shape w14:anchorId="07694B74" id="_x0000_s1035" type="#_x0000_t61" style="position:absolute;left:0;text-align:left;margin-left:418pt;margin-top:15.45pt;width:100.8pt;height:58.25pt;z-index:487613952;visibility:visible;mso-wrap-style:square;mso-width-percent:0;mso-height-percent:0;mso-wrap-distance-left:9pt;mso-wrap-distance-top:0;mso-wrap-distance-right:9pt;mso-wrap-distance-bottom:0;mso-position-horizontal:absolute;mso-position-horizontal-relative:text;mso-position-vertical:absolute;mso-position-vertical-relative:text;mso-width-percent:0;mso-height-percent:0;mso-width-relative:margin;mso-height-relative:margin;v-text-anchor:middle" o:gfxdata="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" adj="6300,24300" fillcolor="#ffc000" strokecolor="#0a121c [484]" strokeweight=".25pt">
                 <v:textbox>
                   <w:txbxContent>
                     <w:p>
@@ -8799,7 +8772,7 @@
         <mc:AlternateContent>
           <mc:Choice Requires="wps">
             <w:drawing>
-              <wp:anchor distT="0" distB="0" distL="114300" distR="114300" simplePos="0" relativeHeight="487626240" behindDoc="0" locked="0" layoutInCell="1" allowOverlap="1" wp14:anchorId="01769611" wp14:editId="38B7BF69">
+              <wp:anchor distT="0" distB="0" distL="114300" distR="114300" simplePos="0" relativeHeight="487626240" behindDoc="0" locked="0" layoutInCell="1" allowOverlap="1" wp14:anchorId="6C8C01FA" wp14:editId="5234C722">
                 <wp:simplePos x="0" y="0"/>
                 <wp:positionH relativeFrom="column">
                   <wp:posOffset>4186831</wp:posOffset>
@@ -8874,7 +8847,7 @@
           </mc:Choice>
           <mc:Fallback>
             <w:pict>
-              <v:shape w14:anchorId="01769611" id="_x0000_s1034" type="#_x0000_t61" style="position:absolute;margin-left:329.65pt;margin-top:-46.8pt;width:161.5pt;height:49.45pt;z-index:487626240;visibility:visible;mso-wrap-style:square;mso-width-percent:0;mso-wrap-distance-left:9pt;mso-wrap-distance-top:0;mso-wrap-distance-right:9pt;mso-wrap-distance-bottom:0;mso-position-horizontal:absolute;mso-position-horizontal-relative:text;mso-position-vertical:absolute;mso-position-vertical-relative:text;mso-width-percent:0;mso-width-relative:margin;v-text-anchor:middle" o:gfxdata="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" adj="6300,24300" fillcolor="#ffc000" strokecolor="#0a121c [484]" strokeweight=".25pt">
+              <v:shape w14:anchorId="6C8C01FA" id="_x0000_s1036" type="#_x0000_t61" style="position:absolute;margin-left:329.65pt;margin-top:-46.8pt;width:161.5pt;height:49.45pt;z-index:487626240;visibility:visible;mso-wrap-style:square;mso-width-percent:0;mso-wrap-distance-left:9pt;mso-wrap-distance-top:0;mso-wrap-distance-right:9pt;mso-wrap-distance-bottom:0;mso-position-horizontal:absolute;mso-position-horizontal-relative:text;mso-position-vertical:absolute;mso-position-vertical-relative:text;mso-width-percent:0;mso-width-relative:margin;v-text-anchor:middle" o:gfxdata="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" adj="6300,24300" fillcolor="#ffc000" strokecolor="#0a121c [484]" strokeweight=".25pt">
                 <v:textbox>
                   <w:txbxContent>
                     <w:p>
@@ -8971,7 +8944,7 @@
         <mc:AlternateContent>
           <mc:Choice Requires="wps">
             <w:drawing>
-              <wp:anchor distT="0" distB="0" distL="114300" distR="114300" simplePos="0" relativeHeight="487616000" behindDoc="0" locked="0" layoutInCell="1" allowOverlap="1" wp14:anchorId="456D9DEF" wp14:editId="3EB7BC40">
+              <wp:anchor distT="0" distB="0" distL="114300" distR="114300" simplePos="0" relativeHeight="487616000" behindDoc="0" locked="0" layoutInCell="1" allowOverlap="1" wp14:anchorId="4DC8522C" wp14:editId="19052E44">
                 <wp:simplePos x="0" y="0"/>
                 <wp:positionH relativeFrom="column">
                   <wp:posOffset>5406887</wp:posOffset>
@@ -9047,7 +9020,7 @@
           </mc:Choice>
           <mc:Fallback>
             <w:pict>
-              <v:shape w14:anchorId="456D9DEF" id="_x0000_s1035" type="#_x0000_t61" style="position:absolute;margin-left:425.75pt;margin-top:11.1pt;width:100.8pt;height:58.25pt;z-index:487616000;visibility:visible;mso-wrap-style:square;mso-width-percent:0;mso-height-percent:0;mso-wrap-distance-left:9pt;mso-wrap-distance-top:0;mso-wrap-distance-right:9pt;mso-wrap-distance-bottom:0;mso-position-horizontal:absolute;mso-position-horizontal-relative:text;mso-position-vertical:absolute;mso-position-vertical-relative:text;mso-width-percent:0;mso-height-percent:0;mso-width-relative:margin;mso-height-relative:margin;v-text-anchor:middle" o:gfxdata="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" adj="6300,24300" fillcolor="#ffc000" strokecolor="#0a121c [484]" strokeweight=".25pt">
+              <v:shape w14:anchorId="4DC8522C" id="_x0000_s1037" type="#_x0000_t61" style="position:absolute;margin-left:425.75pt;margin-top:11.1pt;width:100.8pt;height:58.25pt;z-index:487616000;visibility:visible;mso-wrap-style:square;mso-width-percent:0;mso-height-percent:0;mso-wrap-distance-left:9pt;mso-wrap-distance-top:0;mso-wrap-distance-right:9pt;mso-wrap-distance-bottom:0;mso-position-horizontal:absolute;mso-position-horizontal-relative:text;mso-position-vertical:absolute;mso-position-vertical-relative:text;mso-width-percent:0;mso-height-percent:0;mso-width-relative:margin;mso-height-relative:margin;v-text-anchor:middle" o:gfxdata="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" adj="6300,24300" fillcolor="#ffc000" strokecolor="#0a121c [484]" strokeweight=".25pt">
                 <v:textbox>
                   <w:txbxContent>
                     <w:p>
@@ -9720,6 +9693,15 @@
                 <w:sz w:val="16"/>
               </w:rPr>
             </w:pPr>
+            <w:r>
+              <w:rPr>
+                <w:rFonts w:ascii="Arial" w:eastAsia="Arial" w:hAnsi="Arial" w:cs="Arial"/>
+                <w:b/>
+                <w:sz w:val="24"/>
+                <w:szCs w:val="24"/>
+              </w:rPr>
+              <w:t>12</w:t>
+            </w:r>
           </w:p>
         </w:tc>
         <w:tc>
@@ -10322,7 +10304,7 @@
         <mc:AlternateContent>
           <mc:Choice Requires="wps">
             <w:drawing>
-              <wp:anchor distT="0" distB="0" distL="114300" distR="114300" simplePos="0" relativeHeight="487618048" behindDoc="0" locked="0" layoutInCell="1" allowOverlap="1" wp14:anchorId="14BF5BE0" wp14:editId="1F97C777">
+              <wp:anchor distT="0" distB="0" distL="114300" distR="114300" simplePos="0" relativeHeight="487618048" behindDoc="0" locked="0" layoutInCell="1" allowOverlap="1" wp14:anchorId="76CC96BB" wp14:editId="21BF6E55">
                 <wp:simplePos x="0" y="0"/>
                 <wp:positionH relativeFrom="column">
                   <wp:posOffset>5317076</wp:posOffset>
@@ -10398,7 +10380,7 @@
           </mc:Choice>
           <mc:Fallback>
             <w:pict>
-              <v:shape w14:anchorId="14BF5BE0" id="_x0000_s1036" type="#_x0000_t61" style="position:absolute;left:0;text-align:left;margin-left:418.65pt;margin-top:53.35pt;width:100.8pt;height:58.25pt;z-index:487618048;visibility:visible;mso-wrap-style:square;mso-width-percent:0;mso-height-percent:0;mso-wrap-distance-left:9pt;mso-wrap-distance-top:0;mso-wrap-distance-right:9pt;mso-wrap-distance-bottom:0;mso-position-horizontal:absolute;mso-position-horizontal-relative:text;mso-position-vertical:absolute;mso-position-vertical-relative:text;mso-width-percent:0;mso-height-percent:0;mso-width-relative:margin;mso-height-relative:margin;v-text-anchor:middle" o:gfxdata="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" adj="6300,24300" fillcolor="#ffc000" strokecolor="#0a121c [484]" strokeweight=".25pt">
+              <v:shape w14:anchorId="76CC96BB" id="_x0000_s1038" type="#_x0000_t61" style="position:absolute;left:0;text-align:left;margin-left:418.65pt;margin-top:53.35pt;width:100.8pt;height:58.25pt;z-index:487618048;visibility:visible;mso-wrap-style:square;mso-width-percent:0;mso-height-percent:0;mso-wrap-distance-left:9pt;mso-wrap-distance-top:0;mso-wrap-distance-right:9pt;mso-wrap-distance-bottom:0;mso-position-horizontal:absolute;mso-position-horizontal-relative:text;mso-position-vertical:absolute;mso-position-vertical-relative:text;mso-width-percent:0;mso-height-percent:0;mso-width-relative:margin;mso-height-relative:margin;v-text-anchor:middle" o:gfxdata="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" adj="6300,24300" fillcolor="#ffc000" strokecolor="#0a121c [484]" strokeweight=".25pt">
                 <v:textbox>
                   <w:txbxContent>
                     <w:p>
@@ -11483,7 +11465,7 @@
         <mc:AlternateContent>
           <mc:Choice Requires="wps">
             <w:drawing>
-              <wp:anchor distT="0" distB="0" distL="114300" distR="114300" simplePos="0" relativeHeight="487665152" behindDoc="0" locked="0" layoutInCell="1" allowOverlap="1" wp14:anchorId="0E5718EE" wp14:editId="5E9B864F">
+              <wp:anchor distT="0" distB="0" distL="114300" distR="114300" simplePos="0" relativeHeight="487665152" behindDoc="0" locked="0" layoutInCell="1" allowOverlap="1" wp14:anchorId="47F88A05" wp14:editId="24D3C52C">
                 <wp:simplePos x="0" y="0"/>
                 <wp:positionH relativeFrom="page">
                   <wp:align>right</wp:align>
@@ -11555,7 +11537,7 @@
           </mc:Choice>
           <mc:Fallback>
             <w:pict>
-              <v:shape w14:anchorId="0E5718EE" id="_x0000_s1037" type="#_x0000_t61" style="position:absolute;left:0;text-align:left;margin-left:159.75pt;margin-top:.95pt;width:210.95pt;height:49.45pt;z-index:487665152;visibility:visible;mso-wrap-style:square;mso-wrap-distance-left:9pt;mso-wrap-distance-top:0;mso-wrap-distance-right:9pt;mso-wrap-distance-bottom:0;mso-position-horizontal:right;mso-position-horizontal-relative:page;mso-position-vertical:absolute;mso-position-vertical-relative:text;v-text-anchor:middle" o:gfxdata="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" adj="6300,24300" fillcolor="#ffc000" strokecolor="#0a121c [484]" strokeweight=".25pt">
+              <v:shape w14:anchorId="47F88A05" id="_x0000_s1039" type="#_x0000_t61" style="position:absolute;left:0;text-align:left;margin-left:159.75pt;margin-top:.95pt;width:210.95pt;height:49.45pt;z-index:487665152;visibility:visible;mso-wrap-style:square;mso-wrap-distance-left:9pt;mso-wrap-distance-top:0;mso-wrap-distance-right:9pt;mso-wrap-distance-bottom:0;mso-position-horizontal:right;mso-position-horizontal-relative:page;mso-position-vertical:absolute;mso-position-vertical-relative:text;v-text-anchor:middle" o:gfxdata="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" adj="6300,24300" fillcolor="#ffc000" strokecolor="#0a121c [484]" strokeweight=".25pt">
                 <v:textbox>
                   <w:txbxContent>
                     <w:p>
@@ -11634,7 +11616,7 @@
         <mc:AlternateContent>
           <mc:Choice Requires="wps">
             <w:drawing>
-              <wp:anchor distT="0" distB="0" distL="114300" distR="114300" simplePos="0" relativeHeight="487620096" behindDoc="0" locked="0" layoutInCell="1" allowOverlap="1" wp14:anchorId="63678375" wp14:editId="003345DA">
+              <wp:anchor distT="0" distB="0" distL="114300" distR="114300" simplePos="0" relativeHeight="487620096" behindDoc="0" locked="0" layoutInCell="1" allowOverlap="1" wp14:anchorId="6B3FFD47" wp14:editId="10E473E6">
                 <wp:simplePos x="0" y="0"/>
                 <wp:positionH relativeFrom="column">
                   <wp:posOffset>5332371</wp:posOffset>
@@ -11710,7 +11692,7 @@
           </mc:Choice>
           <mc:Fallback>
             <w:pict>
-              <v:shape w14:anchorId="63678375" id="_x0000_s1038" type="#_x0000_t61" style="position:absolute;left:0;text-align:left;margin-left:419.85pt;margin-top:28.5pt;width:100.8pt;height:58.25pt;z-index:487620096;visibility:visible;mso-wrap-style:square;mso-width-percent:0;mso-height-percent:0;mso-wrap-distance-left:9pt;mso-wrap-distance-top:0;mso-wrap-distance-right:9pt;mso-wrap-distance-bottom:0;mso-position-horizontal:absolute;mso-position-horizontal-relative:text;mso-position-vertical:absolute;mso-position-vertical-relative:text;mso-width-percent:0;mso-height-percent:0;mso-width-relative:margin;mso-height-relative:margin;v-text-anchor:middle" o:gfxdata="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" adj="6300,24300" fillcolor="#ffc000" strokecolor="#0a121c [484]" strokeweight=".25pt">
+              <v:shape w14:anchorId="6B3FFD47" id="_x0000_s1040" type="#_x0000_t61" style="position:absolute;left:0;text-align:left;margin-left:419.85pt;margin-top:28.5pt;width:100.8pt;height:58.25pt;z-index:487620096;visibility:visible;mso-wrap-style:square;mso-width-percent:0;mso-height-percent:0;mso-wrap-distance-left:9pt;mso-wrap-distance-top:0;mso-wrap-distance-right:9pt;mso-wrap-distance-bottom:0;mso-position-horizontal:absolute;mso-position-horizontal-relative:text;mso-position-vertical:absolute;mso-position-vertical-relative:text;mso-width-percent:0;mso-height-percent:0;mso-width-relative:margin;mso-height-relative:margin;v-text-anchor:middle" o:gfxdata="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" adj="6300,24300" fillcolor="#ffc000" strokecolor="#0a121c [484]" strokeweight=".25pt">
                 <v:textbox>
                   <w:txbxContent>
                     <w:p>
@@ -12284,7 +12266,7 @@
         <mc:AlternateContent>
           <mc:Choice Requires="wps">
             <w:drawing>
-              <wp:anchor distT="0" distB="0" distL="114300" distR="114300" simplePos="0" relativeHeight="487628288" behindDoc="0" locked="0" layoutInCell="1" allowOverlap="1" wp14:anchorId="64C2D414" wp14:editId="0D60434E">
+              <wp:anchor distT="0" distB="0" distL="114300" distR="114300" simplePos="0" relativeHeight="487628288" behindDoc="0" locked="0" layoutInCell="1" allowOverlap="1" wp14:anchorId="273EEFA2" wp14:editId="347BF2B8">
                 <wp:simplePos x="0" y="0"/>
                 <wp:positionH relativeFrom="column">
                   <wp:posOffset>4751484</wp:posOffset>
@@ -12367,7 +12349,7 @@
           </mc:Choice>
           <mc:Fallback>
             <w:pict>
-              <v:shape w14:anchorId="64C2D414" id="_x0000_s1039" type="#_x0000_t61" style="position:absolute;margin-left:374.15pt;margin-top:-53.9pt;width:161.5pt;height:49.45pt;z-index:487628288;visibility:visible;mso-wrap-style:square;mso-width-percent:0;mso-wrap-distance-left:9pt;mso-wrap-distance-top:0;mso-wrap-distance-right:9pt;mso-wrap-distance-bottom:0;mso-position-horizontal:absolute;mso-position-horizontal-relative:text;mso-position-vertical:absolute;mso-position-vertical-relative:text;mso-width-percent:0;mso-width-relative:margin;v-text-anchor:middle" o:gfxdata="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" adj="6300,24300" fillcolor="#ffc000" strokecolor="#0a121c [484]" strokeweight=".25pt">
+              <v:shape w14:anchorId="273EEFA2" id="_x0000_s1041" type="#_x0000_t61" style="position:absolute;margin-left:374.15pt;margin-top:-53.9pt;width:161.5pt;height:49.45pt;z-index:487628288;visibility:visible;mso-wrap-style:square;mso-width-percent:0;mso-wrap-distance-left:9pt;mso-wrap-distance-top:0;mso-wrap-distance-right:9pt;mso-wrap-distance-bottom:0;mso-position-horizontal:absolute;mso-position-horizontal-relative:text;mso-position-vertical:absolute;mso-position-vertical-relative:text;mso-width-percent:0;mso-width-relative:margin;v-text-anchor:middle" o:gfxdata="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" adj="6300,24300" fillcolor="#ffc000" strokecolor="#0a121c [484]" strokeweight=".25pt">
                 <v:textbox>
                   <w:txbxContent>
                     <w:p>
@@ -12412,7 +12394,7 @@
         <mc:AlternateContent>
           <mc:Choice Requires="wps">
             <w:drawing>
-              <wp:anchor distT="0" distB="0" distL="114300" distR="114300" simplePos="0" relativeHeight="487622144" behindDoc="0" locked="0" layoutInCell="1" allowOverlap="1" wp14:anchorId="159F7B2E" wp14:editId="4ECF255E">
+              <wp:anchor distT="0" distB="0" distL="114300" distR="114300" simplePos="0" relativeHeight="487622144" behindDoc="0" locked="0" layoutInCell="1" allowOverlap="1" wp14:anchorId="121B40A8" wp14:editId="3A8C2F45">
                 <wp:simplePos x="0" y="0"/>
                 <wp:positionH relativeFrom="column">
                   <wp:posOffset>5198110</wp:posOffset>
@@ -12488,7 +12470,7 @@
           </mc:Choice>
           <mc:Fallback>
             <w:pict>
-              <v:shape w14:anchorId="159F7B2E" id="_x0000_s1040" type="#_x0000_t61" style="position:absolute;margin-left:409.3pt;margin-top:1.45pt;width:100.8pt;height:58.25pt;z-index:487622144;visibility:visible;mso-wrap-style:square;mso-width-percent:0;mso-height-percent:0;mso-wrap-distance-left:9pt;mso-wrap-distance-top:0;mso-wrap-distance-right:9pt;mso-wrap-distance-bottom:0;mso-position-horizontal:absolute;mso-position-horizontal-relative:text;mso-position-vertical:absolute;mso-position-vertical-relative:text;mso-width-percent:0;mso-height-percent:0;mso-width-relative:margin;mso-height-relative:margin;v-text-anchor:middle" o:gfxdata="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" adj="6300,24300" fillcolor="#ffc000" strokecolor="#0a121c [484]" strokeweight=".25pt">
+              <v:shape w14:anchorId="121B40A8" id="_x0000_s1042" type="#_x0000_t61" style="position:absolute;margin-left:409.3pt;margin-top:1.45pt;width:100.8pt;height:58.25pt;z-index:487622144;visibility:visible;mso-wrap-style:square;mso-width-percent:0;mso-height-percent:0;mso-wrap-distance-left:9pt;mso-wrap-distance-top:0;mso-wrap-distance-right:9pt;mso-wrap-distance-bottom:0;mso-position-horizontal:absolute;mso-position-horizontal-relative:text;mso-position-vertical:absolute;mso-position-vertical-relative:text;mso-width-percent:0;mso-height-percent:0;mso-width-relative:margin;mso-height-relative:margin;v-text-anchor:middle" o:gfxdata="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" adj="6300,24300" fillcolor="#ffc000" strokecolor="#0a121c [484]" strokeweight=".25pt">
                 <v:textbox>
                   <w:txbxContent>
                     <w:p>
@@ -13252,7 +13234,7 @@
         <mc:AlternateContent>
           <mc:Choice Requires="wps">
             <w:drawing>
-              <wp:anchor distT="0" distB="0" distL="114300" distR="114300" simplePos="0" relativeHeight="487630336" behindDoc="0" locked="0" layoutInCell="1" allowOverlap="1" wp14:anchorId="34F34989" wp14:editId="0E7A6E55">
+              <wp:anchor distT="0" distB="0" distL="114300" distR="114300" simplePos="0" relativeHeight="487630336" behindDoc="0" locked="0" layoutInCell="1" allowOverlap="1" wp14:anchorId="2EFE336C" wp14:editId="69078967">
                 <wp:simplePos x="0" y="0"/>
                 <wp:positionH relativeFrom="column">
                   <wp:posOffset>4189675</wp:posOffset>
@@ -13335,7 +13317,7 @@
           </mc:Choice>
           <mc:Fallback>
             <w:pict>
-              <v:shape w14:anchorId="34F34989" id="_x0000_s1041" type="#_x0000_t61" style="position:absolute;margin-left:329.9pt;margin-top:-33.05pt;width:161.5pt;height:49.45pt;z-index:487630336;visibility:visible;mso-wrap-style:square;mso-width-percent:0;mso-wrap-distance-left:9pt;mso-wrap-distance-top:0;mso-wrap-distance-right:9pt;mso-wrap-distance-bottom:0;mso-position-horizontal:absolute;mso-position-horizontal-relative:text;mso-position-vertical:absolute;mso-position-vertical-relative:text;mso-width-percent:0;mso-width-relative:margin;v-text-anchor:middle" o:gfxdata="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" adj="6300,24300" fillcolor="#ffc000" strokecolor="#0a121c [484]" strokeweight=".25pt">
+              <v:shape w14:anchorId="2EFE336C" id="_x0000_s1043" type="#_x0000_t61" style="position:absolute;margin-left:329.9pt;margin-top:-33.05pt;width:161.5pt;height:49.45pt;z-index:487630336;visibility:visible;mso-wrap-style:square;mso-width-percent:0;mso-wrap-distance-left:9pt;mso-wrap-distance-top:0;mso-wrap-distance-right:9pt;mso-wrap-distance-bottom:0;mso-position-horizontal:absolute;mso-position-horizontal-relative:text;mso-position-vertical:absolute;mso-position-vertical-relative:text;mso-width-percent:0;mso-width-relative:margin;v-text-anchor:middle" o:gfxdata="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" adj="6300,24300" fillcolor="#ffc000" strokecolor="#0a121c [484]" strokeweight=".25pt">
                 <v:textbox>
                   <w:txbxContent>
                     <w:p>
@@ -13380,7 +13362,7 @@
         <mc:AlternateContent>
           <mc:Choice Requires="wps">
             <w:drawing>
-              <wp:inline distT="0" distB="0" distL="0" distR="0" wp14:anchorId="0DD0C787" wp14:editId="65829EB9">
+              <wp:inline distT="0" distB="0" distL="0" distR="0" wp14:anchorId="612F2615" wp14:editId="68D4E285">
                 <wp:extent cx="5504180" cy="622935"/>
                 <wp:effectExtent l="0" t="0" r="4445" b="0"/>
                 <wp:docPr id="50" name="Text Box 42"/>
@@ -13474,7 +13456,7 @@
           </mc:Choice>
           <mc:Fallback>
             <w:pict>
-              <v:shape w14:anchorId="0DD0C787" id="Text Box 42" o:spid="_x0000_s1042" type="#_x0000_t202" style="width:433.4pt;height:49.05pt;visibility:visible;mso-wrap-style:square;mso-left-percent:-10001;mso-top-percent:-10001;mso-position-horizontal:absolute;mso-position-horizontal-relative:char;mso-position-vertical:absolute;mso-position-vertical-relative:line;mso-left-percent:-10001;mso-top-percent:-10001;v-text-anchor:top" o:gfxdata="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" fillcolor="#b80046" stroked="f">
+              <v:shape w14:anchorId="612F2615" id="Text Box 42" o:spid="_x0000_s1044" type="#_x0000_t202" style="width:433.4pt;height:49.05pt;visibility:visible;mso-wrap-style:square;mso-left-percent:-10001;mso-top-percent:-10001;mso-position-horizontal:absolute;mso-position-horizontal-relative:char;mso-position-vertical:absolute;mso-position-vertical-relative:line;mso-left-percent:-10001;mso-top-percent:-10001;v-text-anchor:top" o:gfxdata="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" fillcolor="#b80046" stroked="f">
                 <v:textbox inset="0,0,0,0">
                   <w:txbxContent>
                     <w:p>
@@ -13543,7 +13525,7 @@
         <mc:AlternateContent>
           <mc:Choice Requires="wpg">
             <w:drawing>
-              <wp:inline distT="0" distB="0" distL="0" distR="0" wp14:anchorId="4F9B6578" wp14:editId="68F83564">
+              <wp:inline distT="0" distB="0" distL="0" distR="0" wp14:anchorId="4A0301ED" wp14:editId="706DB35E">
                 <wp:extent cx="252095" cy="622935"/>
                 <wp:effectExtent l="3810" t="0" r="1270" b="0"/>
                 <wp:docPr id="45" name="Group 37"/>
@@ -14379,7 +14361,7 @@
         <mc:AlternateContent>
           <mc:Choice Requires="wps">
             <w:drawing>
-              <wp:anchor distT="0" distB="0" distL="114300" distR="114300" simplePos="0" relativeHeight="487632384" behindDoc="0" locked="0" layoutInCell="1" allowOverlap="1" wp14:anchorId="7633E856" wp14:editId="006A4E98">
+              <wp:anchor distT="0" distB="0" distL="114300" distR="114300" simplePos="0" relativeHeight="487632384" behindDoc="0" locked="0" layoutInCell="1" allowOverlap="1" wp14:anchorId="3B8707EC" wp14:editId="4647BC6E">
                 <wp:simplePos x="0" y="0"/>
                 <wp:positionH relativeFrom="column">
                   <wp:posOffset>4396216</wp:posOffset>
@@ -14454,7 +14436,7 @@
           </mc:Choice>
           <mc:Fallback>
             <w:pict>
-              <v:shape w14:anchorId="7633E856" id="_x0000_s1043" type="#_x0000_t61" style="position:absolute;left:0;text-align:left;margin-left:346.15pt;margin-top:-53.8pt;width:161.5pt;height:49.45pt;z-index:487632384;visibility:visible;mso-wrap-style:square;mso-width-percent:0;mso-wrap-distance-left:9pt;mso-wrap-distance-top:0;mso-wrap-distance-right:9pt;mso-wrap-distance-bottom:0;mso-position-horizontal:absolute;mso-position-horizontal-relative:text;mso-position-vertical:absolute;mso-position-vertical-relative:text;mso-width-percent:0;mso-width-relative:margin;v-text-anchor:middle" o:gfxdata="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" adj="6300,24300" fillcolor="#ffc000" strokecolor="#0a121c [484]" strokeweight=".25pt">
+              <v:shape w14:anchorId="3B8707EC" id="_x0000_s1045" type="#_x0000_t61" style="position:absolute;left:0;text-align:left;margin-left:346.15pt;margin-top:-53.8pt;width:161.5pt;height:49.45pt;z-index:487632384;visibility:visible;mso-wrap-style:square;mso-width-percent:0;mso-wrap-distance-left:9pt;mso-wrap-distance-top:0;mso-wrap-distance-right:9pt;mso-wrap-distance-bottom:0;mso-position-horizontal:absolute;mso-position-horizontal-relative:text;mso-position-vertical:absolute;mso-position-vertical-relative:text;mso-width-percent:0;mso-width-relative:margin;v-text-anchor:middle" o:gfxdata="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" adj="6300,24300" fillcolor="#ffc000" strokecolor="#0a121c [484]" strokeweight=".25pt">
                 <v:textbox>
                   <w:txbxContent>
                     <w:p>
@@ -14527,7 +14509,7 @@
         <mc:AlternateContent>
           <mc:Choice Requires="wps">
             <w:drawing>
-              <wp:anchor distT="0" distB="0" distL="114300" distR="114300" simplePos="0" relativeHeight="487654912" behindDoc="0" locked="0" layoutInCell="1" allowOverlap="1" wp14:anchorId="6F14CD2F" wp14:editId="33ABCB33">
+              <wp:anchor distT="0" distB="0" distL="114300" distR="114300" simplePos="0" relativeHeight="487654912" behindDoc="0" locked="0" layoutInCell="1" allowOverlap="1" wp14:anchorId="49149DAE" wp14:editId="36F1EE42">
                 <wp:simplePos x="0" y="0"/>
                 <wp:positionH relativeFrom="column">
                   <wp:posOffset>3862042</wp:posOffset>
@@ -14605,7 +14587,7 @@
           </mc:Choice>
           <mc:Fallback>
             <w:pict>
-              <v:shape w14:anchorId="6F14CD2F" id="_x0000_s1044" type="#_x0000_t61" style="position:absolute;left:0;text-align:left;margin-left:304.1pt;margin-top:3.1pt;width:106.4pt;height:20.65pt;z-index:487654912;visibility:visible;mso-wrap-style:square;mso-width-percent:0;mso-height-percent:0;mso-wrap-distance-left:9pt;mso-wrap-distance-top:0;mso-wrap-distance-right:9pt;mso-wrap-distance-bottom:0;mso-position-horizontal:absolute;mso-position-horizontal-relative:text;mso-position-vertical:absolute;mso-position-vertical-relative:text;mso-width-percent:0;mso-height-percent:0;mso-width-relative:margin;mso-height-relative:margin;v-text-anchor:middle" o:gfxdata="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" adj="6300,24300" fillcolor="#31849b [2408]" strokecolor="#0a121c [484]" strokeweight=".25pt">
+              <v:shape w14:anchorId="49149DAE" id="_x0000_s1046" type="#_x0000_t61" style="position:absolute;left:0;text-align:left;margin-left:304.1pt;margin-top:3.1pt;width:106.4pt;height:20.65pt;z-index:487654912;visibility:visible;mso-wrap-style:square;mso-width-percent:0;mso-height-percent:0;mso-wrap-distance-left:9pt;mso-wrap-distance-top:0;mso-wrap-distance-right:9pt;mso-wrap-distance-bottom:0;mso-position-horizontal:absolute;mso-position-horizontal-relative:text;mso-position-vertical:absolute;mso-position-vertical-relative:text;mso-width-percent:0;mso-height-percent:0;mso-width-relative:margin;mso-height-relative:margin;v-text-anchor:middle" o:gfxdata="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" adj="6300,24300" fillcolor="#31849b [2408]" strokecolor="#0a121c [484]" strokeweight=".25pt">
                 <v:textbox>
                   <w:txbxContent>
                     <w:p>
@@ -14629,7 +14611,7 @@
         <mc:AlternateContent>
           <mc:Choice Requires="wps">
             <w:drawing>
-              <wp:anchor distT="0" distB="0" distL="114300" distR="114300" simplePos="0" relativeHeight="487650816" behindDoc="0" locked="0" layoutInCell="1" allowOverlap="1" wp14:anchorId="18F15D90" wp14:editId="398B8A97">
+              <wp:anchor distT="0" distB="0" distL="114300" distR="114300" simplePos="0" relativeHeight="487650816" behindDoc="0" locked="0" layoutInCell="1" allowOverlap="1" wp14:anchorId="7A4E2FD7" wp14:editId="248E5174">
                 <wp:simplePos x="0" y="0"/>
                 <wp:positionH relativeFrom="column">
                   <wp:posOffset>1292970</wp:posOffset>
@@ -14707,7 +14689,7 @@
           </mc:Choice>
           <mc:Fallback>
             <w:pict>
-              <v:shape w14:anchorId="18F15D90" id="_x0000_s1045" type="#_x0000_t61" style="position:absolute;left:0;text-align:left;margin-left:101.8pt;margin-top:.55pt;width:106.4pt;height:20.65pt;z-index:487650816;visibility:visible;mso-wrap-style:square;mso-width-percent:0;mso-height-percent:0;mso-wrap-distance-left:9pt;mso-wrap-distance-top:0;mso-wrap-distance-right:9pt;mso-wrap-distance-bottom:0;mso-position-horizontal:absolute;mso-position-horizontal-relative:text;mso-position-vertical:absolute;mso-position-vertical-relative:text;mso-width-percent:0;mso-height-percent:0;mso-width-relative:margin;mso-height-relative:margin;v-text-anchor:middle" o:gfxdata="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" adj="6300,24300" fillcolor="#31849b [2408]" strokecolor="#0a121c [484]" strokeweight=".25pt">
+              <v:shape w14:anchorId="7A4E2FD7" id="_x0000_s1047" type="#_x0000_t61" style="position:absolute;left:0;text-align:left;margin-left:101.8pt;margin-top:.55pt;width:106.4pt;height:20.65pt;z-index:487650816;visibility:visible;mso-wrap-style:square;mso-width-percent:0;mso-height-percent:0;mso-wrap-distance-left:9pt;mso-wrap-distance-top:0;mso-wrap-distance-right:9pt;mso-wrap-distance-bottom:0;mso-position-horizontal:absolute;mso-position-horizontal-relative:text;mso-position-vertical:absolute;mso-position-vertical-relative:text;mso-width-percent:0;mso-height-percent:0;mso-width-relative:margin;mso-height-relative:margin;v-text-anchor:middle" o:gfxdata="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" adj="6300,24300" fillcolor="#31849b [2408]" strokecolor="#0a121c [484]" strokeweight=".25pt">
                 <v:textbox>
                   <w:txbxContent>
                     <w:p>
@@ -14819,7 +14801,7 @@
         <mc:AlternateContent>
           <mc:Choice Requires="wps">
             <w:drawing>
-              <wp:anchor distT="0" distB="0" distL="114300" distR="114300" simplePos="0" relativeHeight="487652864" behindDoc="0" locked="0" layoutInCell="1" allowOverlap="1" wp14:anchorId="1A58E03C" wp14:editId="02267E24">
+              <wp:anchor distT="0" distB="0" distL="114300" distR="114300" simplePos="0" relativeHeight="487652864" behindDoc="0" locked="0" layoutInCell="1" allowOverlap="1" wp14:anchorId="02D79CD8" wp14:editId="24A8CBCF">
                 <wp:simplePos x="0" y="0"/>
                 <wp:positionH relativeFrom="column">
                   <wp:posOffset>776716</wp:posOffset>
@@ -14897,7 +14879,7 @@
           </mc:Choice>
           <mc:Fallback>
             <w:pict>
-              <v:shape w14:anchorId="1A58E03C" id="_x0000_s1046" type="#_x0000_t61" style="position:absolute;left:0;text-align:left;margin-left:61.15pt;margin-top:3.35pt;width:106.4pt;height:20.65pt;z-index:487652864;visibility:visible;mso-wrap-style:square;mso-width-percent:0;mso-height-percent:0;mso-wrap-distance-left:9pt;mso-wrap-distance-top:0;mso-wrap-distance-right:9pt;mso-wrap-distance-bottom:0;mso-position-horizontal:absolute;mso-position-horizontal-relative:text;mso-position-vertical:absolute;mso-position-vertical-relative:text;mso-width-percent:0;mso-height-percent:0;mso-width-relative:margin;mso-height-relative:margin;v-text-anchor:middle" o:gfxdata="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" adj="6300,24300" fillcolor="#31849b [2408]" strokecolor="#0a121c [484]" strokeweight=".25pt">
+              <v:shape w14:anchorId="02D79CD8" id="_x0000_s1048" type="#_x0000_t61" style="position:absolute;left:0;text-align:left;margin-left:61.15pt;margin-top:3.35pt;width:106.4pt;height:20.65pt;z-index:487652864;visibility:visible;mso-wrap-style:square;mso-width-percent:0;mso-height-percent:0;mso-wrap-distance-left:9pt;mso-wrap-distance-top:0;mso-wrap-distance-right:9pt;mso-wrap-distance-bottom:0;mso-position-horizontal:absolute;mso-position-horizontal-relative:text;mso-position-vertical:absolute;mso-position-vertical-relative:text;mso-width-percent:0;mso-height-percent:0;mso-width-relative:margin;mso-height-relative:margin;v-text-anchor:middle" o:gfxdata="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" adj="6300,24300" fillcolor="#31849b [2408]" strokecolor="#0a121c [484]" strokeweight=".25pt">
                 <v:textbox>
                   <w:txbxContent>
                     <w:p>
@@ -14983,7 +14965,7 @@
         <mc:AlternateContent>
           <mc:Choice Requires="wps">
             <w:drawing>
-              <wp:inline distT="0" distB="0" distL="0" distR="0" wp14:anchorId="0B1FBB90" wp14:editId="1FBEFD8C">
+              <wp:inline distT="0" distB="0" distL="0" distR="0" wp14:anchorId="7A9F86A9" wp14:editId="54FDF6A8">
                 <wp:extent cx="5850890" cy="1106805"/>
                 <wp:effectExtent l="7620" t="12700" r="8890" b="13970"/>
                 <wp:docPr id="43" name="Text Box 35"/>
@@ -15091,7 +15073,7 @@
           </mc:Choice>
           <mc:Fallback>
             <w:pict>
-              <v:shape w14:anchorId="0B1FBB90" id="Text Box 35" o:spid="_x0000_s1047" type="#_x0000_t202" style="width:460.7pt;height:87.15pt;visibility:visible;mso-wrap-style:square;mso-left-percent:-10001;mso-top-percent:-10001;mso-position-horizontal:absolute;mso-position-horizontal-relative:char;mso-position-vertical:absolute;mso-position-vertical-relative:line;mso-left-percent:-10001;mso-top-percent:-10001;v-text-anchor:top" o:gfxdata="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" filled="f" strokeweight=".5pt">
+              <v:shape w14:anchorId="7A9F86A9" id="Text Box 35" o:spid="_x0000_s1049" type="#_x0000_t202" style="width:460.7pt;height:87.15pt;visibility:visible;mso-wrap-style:square;mso-left-percent:-10001;mso-top-percent:-10001;mso-position-horizontal:absolute;mso-position-horizontal-relative:char;mso-position-vertical:absolute;mso-position-vertical-relative:line;mso-left-percent:-10001;mso-top-percent:-10001;v-text-anchor:top" o:gfxdata="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" filled="f" strokeweight=".5pt">
                 <v:textbox inset="0,0,0,0">
                   <w:txbxContent>
                     <w:p>
@@ -15183,7 +15165,7 @@
         <mc:AlternateContent>
           <mc:Choice Requires="wps">
             <w:drawing>
-              <wp:anchor distT="0" distB="0" distL="0" distR="0" simplePos="0" relativeHeight="487595520" behindDoc="1" locked="0" layoutInCell="1" allowOverlap="1" wp14:anchorId="3C32C8C5" wp14:editId="4BDFC1ED">
+              <wp:anchor distT="0" distB="0" distL="0" distR="0" simplePos="0" relativeHeight="487595520" behindDoc="1" locked="0" layoutInCell="1" allowOverlap="1" wp14:anchorId="2DEC6F36" wp14:editId="62733ED6">
                 <wp:simplePos x="0" y="0"/>
                 <wp:positionH relativeFrom="page">
                   <wp:posOffset>1035685</wp:posOffset>
@@ -15282,7 +15264,7 @@
           </mc:Choice>
           <mc:Fallback>
             <w:pict>
-              <v:shape w14:anchorId="3C32C8C5" id="Text Box 34" o:spid="_x0000_s1048" type="#_x0000_t202" style="position:absolute;margin-left:81.55pt;margin-top:13.8pt;width:453.6pt;height:16pt;z-index:-15720960;visibility:visible;mso-wrap-style:square;mso-width-percent:0;mso-height-percent:0;mso-wrap-distance-left:0;mso-wrap-distance-top:0;mso-wrap-distance-right:0;mso-wrap-distance-bottom:0;mso-position-horizontal:absolute;mso-position-horizontal-relative:page;mso-position-vertical:absolute;mso-position-vertical-relative:text;mso-width-percent:0;mso-height-percent:0;mso-width-relative:page;mso-height-relative:page;v-text-anchor:top" o:gfxdata="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" fillcolor="#b80046" stroked="f">
+              <v:shape w14:anchorId="2DEC6F36" id="Text Box 34" o:spid="_x0000_s1050" type="#_x0000_t202" style="position:absolute;margin-left:81.55pt;margin-top:13.8pt;width:453.6pt;height:16pt;z-index:-15720960;visibility:visible;mso-wrap-style:square;mso-width-percent:0;mso-height-percent:0;mso-wrap-distance-left:0;mso-wrap-distance-top:0;mso-wrap-distance-right:0;mso-wrap-distance-bottom:0;mso-position-horizontal:absolute;mso-position-horizontal-relative:page;mso-position-vertical:absolute;mso-position-vertical-relative:text;mso-width-percent:0;mso-height-percent:0;mso-width-relative:page;mso-height-relative:page;v-text-anchor:top" o:gfxdata="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" fillcolor="#b80046" stroked="f">
                 <v:textbox inset="0,0,0,0">
                   <w:txbxContent>
                     <w:p>
@@ -15373,7 +15355,7 @@
         <mc:AlternateContent>
           <mc:Choice Requires="wps">
             <w:drawing>
-              <wp:inline distT="0" distB="0" distL="0" distR="0" wp14:anchorId="034CFF18" wp14:editId="170FD359">
+              <wp:inline distT="0" distB="0" distL="0" distR="0" wp14:anchorId="7A3E77DF" wp14:editId="4989A7F0">
                 <wp:extent cx="5850890" cy="1240790"/>
                 <wp:effectExtent l="7620" t="7620" r="8890" b="8890"/>
                 <wp:docPr id="41" name="Text Box 33"/>
@@ -15481,7 +15463,7 @@
           </mc:Choice>
           <mc:Fallback>
             <w:pict>
-              <v:shape w14:anchorId="034CFF18" id="Text Box 33" o:spid="_x0000_s1049" type="#_x0000_t202" style="width:460.7pt;height:97.7pt;visibility:visible;mso-wrap-style:square;mso-left-percent:-10001;mso-top-percent:-10001;mso-position-horizontal:absolute;mso-position-horizontal-relative:char;mso-position-vertical:absolute;mso-position-vertical-relative:line;mso-left-percent:-10001;mso-top-percent:-10001;v-text-anchor:top" o:gfxdata="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" filled="f" strokeweight=".5pt">
+              <v:shape w14:anchorId="7A3E77DF" id="Text Box 33" o:spid="_x0000_s1051" type="#_x0000_t202" style="width:460.7pt;height:97.7pt;visibility:visible;mso-wrap-style:square;mso-left-percent:-10001;mso-top-percent:-10001;mso-position-horizontal:absolute;mso-position-horizontal-relative:char;mso-position-vertical:absolute;mso-position-vertical-relative:line;mso-left-percent:-10001;mso-top-percent:-10001;v-text-anchor:top" o:gfxdata="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" filled="f" strokeweight=".5pt">
                 <v:textbox inset="0,0,0,0">
                   <w:txbxContent>
                     <w:p>
@@ -15682,7 +15664,7 @@
         <mc:AlternateContent>
           <mc:Choice Requires="wps">
             <w:drawing>
-              <wp:inline distT="0" distB="0" distL="0" distR="0" wp14:anchorId="09D73BAC" wp14:editId="78B35E55">
+              <wp:inline distT="0" distB="0" distL="0" distR="0" wp14:anchorId="40FC7AD4" wp14:editId="3100EC49">
                 <wp:extent cx="5850890" cy="1183005"/>
                 <wp:effectExtent l="7620" t="7620" r="8890" b="9525"/>
                 <wp:docPr id="40" name="Text Box 32"/>
@@ -15790,7 +15772,7 @@
           </mc:Choice>
           <mc:Fallback>
             <w:pict>
-              <v:shape w14:anchorId="09D73BAC" id="Text Box 32" o:spid="_x0000_s1050" type="#_x0000_t202" style="width:460.7pt;height:93.15pt;visibility:visible;mso-wrap-style:square;mso-left-percent:-10001;mso-top-percent:-10001;mso-position-horizontal:absolute;mso-position-horizontal-relative:char;mso-position-vertical:absolute;mso-position-vertical-relative:line;mso-left-percent:-10001;mso-top-percent:-10001;v-text-anchor:top" o:gfxdata="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" filled="f" strokeweight=".5pt">
+              <v:shape w14:anchorId="40FC7AD4" id="Text Box 32" o:spid="_x0000_s1052" type="#_x0000_t202" style="width:460.7pt;height:93.15pt;visibility:visible;mso-wrap-style:square;mso-left-percent:-10001;mso-top-percent:-10001;mso-position-horizontal:absolute;mso-position-horizontal-relative:char;mso-position-vertical:absolute;mso-position-vertical-relative:line;mso-left-percent:-10001;mso-top-percent:-10001;v-text-anchor:top" o:gfxdata="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" filled="f" strokeweight=".5pt">
                 <v:textbox inset="0,0,0,0">
                   <w:txbxContent>
                     <w:p>
@@ -15885,7 +15867,7 @@
         <mc:AlternateContent>
           <mc:Choice Requires="wps">
             <w:drawing>
-              <wp:anchor distT="0" distB="0" distL="114300" distR="114300" simplePos="0" relativeHeight="487634432" behindDoc="0" locked="0" layoutInCell="1" allowOverlap="1" wp14:anchorId="501D787D" wp14:editId="6F87F8FB">
+              <wp:anchor distT="0" distB="0" distL="114300" distR="114300" simplePos="0" relativeHeight="487634432" behindDoc="0" locked="0" layoutInCell="1" allowOverlap="1" wp14:anchorId="0B757B1F" wp14:editId="35011C7E">
                 <wp:simplePos x="0" y="0"/>
                 <wp:positionH relativeFrom="column">
                   <wp:posOffset>3961374</wp:posOffset>
@@ -15960,7 +15942,7 @@
           </mc:Choice>
           <mc:Fallback>
             <w:pict>
-              <v:shape w14:anchorId="501D787D" id="_x0000_s1051" type="#_x0000_t61" style="position:absolute;left:0;text-align:left;margin-left:311.9pt;margin-top:-46.1pt;width:161.5pt;height:49.45pt;z-index:487634432;visibility:visible;mso-wrap-style:square;mso-width-percent:0;mso-wrap-distance-left:9pt;mso-wrap-distance-top:0;mso-wrap-distance-right:9pt;mso-wrap-distance-bottom:0;mso-position-horizontal:absolute;mso-position-horizontal-relative:text;mso-position-vertical:absolute;mso-position-vertical-relative:text;mso-width-percent:0;mso-width-relative:margin;v-text-anchor:middle" o:gfxdata="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" adj="6300,24300" fillcolor="#ffc000" strokecolor="#0a121c [484]" strokeweight=".25pt">
+              <v:shape w14:anchorId="0B757B1F" id="_x0000_s1053" type="#_x0000_t61" style="position:absolute;left:0;text-align:left;margin-left:311.9pt;margin-top:-46.1pt;width:161.5pt;height:49.45pt;z-index:487634432;visibility:visible;mso-wrap-style:square;mso-width-percent:0;mso-wrap-distance-left:9pt;mso-wrap-distance-top:0;mso-wrap-distance-right:9pt;mso-wrap-distance-bottom:0;mso-position-horizontal:absolute;mso-position-horizontal-relative:text;mso-position-vertical:absolute;mso-position-vertical-relative:text;mso-width-percent:0;mso-width-relative:margin;v-text-anchor:middle" o:gfxdata="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" adj="6300,24300" fillcolor="#ffc000" strokecolor="#0a121c [484]" strokeweight=".25pt">
                 <v:textbox>
                   <w:txbxContent>
                     <w:p>
@@ -16046,7 +16028,7 @@
         <mc:AlternateContent>
           <mc:Choice Requires="wps">
             <w:drawing>
-              <wp:inline distT="0" distB="0" distL="0" distR="0" wp14:anchorId="54E748F1" wp14:editId="4FDDDC6D">
+              <wp:inline distT="0" distB="0" distL="0" distR="0" wp14:anchorId="06AEEB83" wp14:editId="7F8DBCFA">
                 <wp:extent cx="5850890" cy="2288540"/>
                 <wp:effectExtent l="7620" t="5080" r="8890" b="11430"/>
                 <wp:docPr id="39" name="Text Box 31"/>
@@ -16163,7 +16145,7 @@
           </mc:Choice>
           <mc:Fallback>
             <w:pict>
-              <v:shape w14:anchorId="54E748F1" id="Text Box 31" o:spid="_x0000_s1052" type="#_x0000_t202" style="width:460.7pt;height:180.2pt;visibility:visible;mso-wrap-style:square;mso-left-percent:-10001;mso-top-percent:-10001;mso-position-horizontal:absolute;mso-position-horizontal-relative:char;mso-position-vertical:absolute;mso-position-vertical-relative:line;mso-left-percent:-10001;mso-top-percent:-10001;v-text-anchor:top" o:gfxdata="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" filled="f" strokeweight=".5pt">
+              <v:shape w14:anchorId="06AEEB83" id="Text Box 31" o:spid="_x0000_s1054" type="#_x0000_t202" style="width:460.7pt;height:180.2pt;visibility:visible;mso-wrap-style:square;mso-left-percent:-10001;mso-top-percent:-10001;mso-position-horizontal:absolute;mso-position-horizontal-relative:char;mso-position-vertical:absolute;mso-position-vertical-relative:line;mso-left-percent:-10001;mso-top-percent:-10001;v-text-anchor:top" o:gfxdata="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" filled="f" strokeweight=".5pt">
                 <v:textbox inset="0,0,0,0">
                   <w:txbxContent>
                     <w:p>
@@ -16300,7 +16282,7 @@
         <mc:AlternateContent>
           <mc:Choice Requires="wps">
             <w:drawing>
-              <wp:inline distT="0" distB="0" distL="0" distR="0" wp14:anchorId="63EA1E81" wp14:editId="728A16F2">
+              <wp:inline distT="0" distB="0" distL="0" distR="0" wp14:anchorId="7B97D274" wp14:editId="0A71B44A">
                 <wp:extent cx="5850890" cy="2791874"/>
                 <wp:effectExtent l="0" t="0" r="16510" b="15240"/>
                 <wp:docPr id="38" name="Text Box 30"/>
@@ -16408,7 +16390,7 @@
           </mc:Choice>
           <mc:Fallback>
             <w:pict>
-              <v:shape w14:anchorId="63EA1E81" id="Text Box 30" o:spid="_x0000_s1053" type="#_x0000_t202" style="width:460.7pt;height:219.85pt;visibility:visible;mso-wrap-style:square;mso-left-percent:-10001;mso-top-percent:-10001;mso-position-horizontal:absolute;mso-position-horizontal-relative:char;mso-position-vertical:absolute;mso-position-vertical-relative:line;mso-left-percent:-10001;mso-top-percent:-10001;v-text-anchor:top" o:gfxdata="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" filled="f" strokeweight=".5pt">
+              <v:shape w14:anchorId="7B97D274" id="Text Box 30" o:spid="_x0000_s1055" type="#_x0000_t202" style="width:460.7pt;height:219.85pt;visibility:visible;mso-wrap-style:square;mso-left-percent:-10001;mso-top-percent:-10001;mso-position-horizontal:absolute;mso-position-horizontal-relative:char;mso-position-vertical:absolute;mso-position-vertical-relative:line;mso-left-percent:-10001;mso-top-percent:-10001;v-text-anchor:top" o:gfxdata="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" filled="f" strokeweight=".5pt">
                 <v:textbox inset="0,0,0,0">
                   <w:txbxContent>
                     <w:p>
@@ -16530,7 +16512,7 @@
         <mc:AlternateContent>
           <mc:Choice Requires="wps">
             <w:drawing>
-              <wp:anchor distT="0" distB="0" distL="114300" distR="114300" simplePos="0" relativeHeight="487646720" behindDoc="0" locked="0" layoutInCell="1" allowOverlap="1" wp14:anchorId="14F282AC" wp14:editId="7CFAF5B4">
+              <wp:anchor distT="0" distB="0" distL="114300" distR="114300" simplePos="0" relativeHeight="487646720" behindDoc="0" locked="0" layoutInCell="1" allowOverlap="1" wp14:anchorId="471E3002" wp14:editId="6C248E3F">
                 <wp:simplePos x="0" y="0"/>
                 <wp:positionH relativeFrom="column">
                   <wp:posOffset>4293704</wp:posOffset>
@@ -16613,7 +16595,7 @@
           </mc:Choice>
           <mc:Fallback>
             <w:pict>
-              <v:shape w14:anchorId="14F282AC" id="_x0000_s1054" type="#_x0000_t61" style="position:absolute;left:0;text-align:left;margin-left:338.1pt;margin-top:196.15pt;width:171.45pt;height:49.45pt;z-index:487646720;visibility:visible;mso-wrap-style:square;mso-width-percent:0;mso-wrap-distance-left:9pt;mso-wrap-distance-top:0;mso-wrap-distance-right:9pt;mso-wrap-distance-bottom:0;mso-position-horizontal:absolute;mso-position-horizontal-relative:text;mso-position-vertical:absolute;mso-position-vertical-relative:text;mso-width-percent:0;mso-width-relative:margin;v-text-anchor:middle" o:gfxdata="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" adj="6300,24300" fillcolor="#ffc000" strokecolor="#0a121c [484]" strokeweight=".25pt">
+              <v:shape w14:anchorId="471E3002" id="_x0000_s1056" type="#_x0000_t61" style="position:absolute;left:0;text-align:left;margin-left:338.1pt;margin-top:196.15pt;width:171.45pt;height:49.45pt;z-index:487646720;visibility:visible;mso-wrap-style:square;mso-width-percent:0;mso-wrap-distance-left:9pt;mso-wrap-distance-top:0;mso-wrap-distance-right:9pt;mso-wrap-distance-bottom:0;mso-position-horizontal:absolute;mso-position-horizontal-relative:text;mso-position-vertical:absolute;mso-position-vertical-relative:text;mso-width-percent:0;mso-width-relative:margin;v-text-anchor:middle" o:gfxdata="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" adj="6300,24300" fillcolor="#ffc000" strokecolor="#0a121c [484]" strokeweight=".25pt">
                 <v:textbox>
                   <w:txbxContent>
                     <w:p>
@@ -16649,7 +16631,7 @@
         <mc:AlternateContent>
           <mc:Choice Requires="wps">
             <w:drawing>
-              <wp:inline distT="0" distB="0" distL="0" distR="0" wp14:anchorId="6D3EC58C" wp14:editId="49085D30">
+              <wp:inline distT="0" distB="0" distL="0" distR="0" wp14:anchorId="5171F8B4" wp14:editId="1C5EE7EF">
                 <wp:extent cx="5850890" cy="2535527"/>
                 <wp:effectExtent l="0" t="0" r="16510" b="17780"/>
                 <wp:docPr id="37" name="Text Box 29"/>
@@ -16757,7 +16739,7 @@
           </mc:Choice>
           <mc:Fallback>
             <w:pict>
-              <v:shape w14:anchorId="6D3EC58C" id="Text Box 29" o:spid="_x0000_s1055" type="#_x0000_t202" style="width:460.7pt;height:199.65pt;visibility:visible;mso-wrap-style:square;mso-left-percent:-10001;mso-top-percent:-10001;mso-position-horizontal:absolute;mso-position-horizontal-relative:char;mso-position-vertical:absolute;mso-position-vertical-relative:line;mso-left-percent:-10001;mso-top-percent:-10001;v-text-anchor:top" o:gfxdata="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" filled="f" strokeweight=".5pt">
+              <v:shape w14:anchorId="5171F8B4" id="Text Box 29" o:spid="_x0000_s1057" type="#_x0000_t202" style="width:460.7pt;height:199.65pt;visibility:visible;mso-wrap-style:square;mso-left-percent:-10001;mso-top-percent:-10001;mso-position-horizontal:absolute;mso-position-horizontal-relative:char;mso-position-vertical:absolute;mso-position-vertical-relative:line;mso-left-percent:-10001;mso-top-percent:-10001;v-text-anchor:top" o:gfxdata="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" filled="f" strokeweight=".5pt">
                 <v:textbox inset="0,0,0,0">
                   <w:txbxContent>
                     <w:p>
@@ -16995,7 +16977,7 @@
         <mc:AlternateContent>
           <mc:Choice Requires="wps">
             <w:drawing>
-              <wp:anchor distT="0" distB="0" distL="114300" distR="114300" simplePos="0" relativeHeight="487636480" behindDoc="0" locked="0" layoutInCell="1" allowOverlap="1" wp14:anchorId="155CE406" wp14:editId="71267B07">
+              <wp:anchor distT="0" distB="0" distL="114300" distR="114300" simplePos="0" relativeHeight="487636480" behindDoc="0" locked="0" layoutInCell="1" allowOverlap="1" wp14:anchorId="7FF48DCB" wp14:editId="63F09A02">
                 <wp:simplePos x="0" y="0"/>
                 <wp:positionH relativeFrom="column">
                   <wp:posOffset>4628018</wp:posOffset>
@@ -17078,7 +17060,7 @@
           </mc:Choice>
           <mc:Fallback>
             <w:pict>
-              <v:shape w14:anchorId="155CE406" id="_x0000_s1056" type="#_x0000_t61" style="position:absolute;margin-left:364.4pt;margin-top:-45.6pt;width:161.5pt;height:49.45pt;z-index:487636480;visibility:visible;mso-wrap-style:square;mso-width-percent:0;mso-wrap-distance-left:9pt;mso-wrap-distance-top:0;mso-wrap-distance-right:9pt;mso-wrap-distance-bottom:0;mso-position-horizontal:absolute;mso-position-horizontal-relative:text;mso-position-vertical:absolute;mso-position-vertical-relative:text;mso-width-percent:0;mso-width-relative:margin;v-text-anchor:middle" o:gfxdata="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" adj="6300,24300" fillcolor="#ffc000" strokecolor="#0a121c [484]" strokeweight=".25pt">
+              <v:shape w14:anchorId="7FF48DCB" id="_x0000_s1058" type="#_x0000_t61" style="position:absolute;margin-left:364.4pt;margin-top:-45.6pt;width:161.5pt;height:49.45pt;z-index:487636480;visibility:visible;mso-wrap-style:square;mso-width-percent:0;mso-wrap-distance-left:9pt;mso-wrap-distance-top:0;mso-wrap-distance-right:9pt;mso-wrap-distance-bottom:0;mso-position-horizontal:absolute;mso-position-horizontal-relative:text;mso-position-vertical:absolute;mso-position-vertical-relative:text;mso-width-percent:0;mso-width-relative:margin;v-text-anchor:middle" o:gfxdata="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" adj="6300,24300" fillcolor="#ffc000" strokecolor="#0a121c [484]" strokeweight=".25pt">
                 <v:textbox>
                   <w:txbxContent>
                     <w:p>
@@ -17123,7 +17105,7 @@
         <mc:AlternateContent>
           <mc:Choice Requires="wps">
             <w:drawing>
-              <wp:inline distT="0" distB="0" distL="0" distR="0" wp14:anchorId="178BD45B" wp14:editId="58417359">
+              <wp:inline distT="0" distB="0" distL="0" distR="0" wp14:anchorId="205122E8" wp14:editId="63B4F280">
                 <wp:extent cx="5504180" cy="622935"/>
                 <wp:effectExtent l="0" t="0" r="3175" b="0"/>
                 <wp:docPr id="36" name="Text Box 28"/>
@@ -17217,7 +17199,7 @@
           </mc:Choice>
           <mc:Fallback>
             <w:pict>
-              <v:shape w14:anchorId="178BD45B" id="Text Box 28" o:spid="_x0000_s1057" type="#_x0000_t202" style="width:433.4pt;height:49.05pt;visibility:visible;mso-wrap-style:square;mso-left-percent:-10001;mso-top-percent:-10001;mso-position-horizontal:absolute;mso-position-horizontal-relative:char;mso-position-vertical:absolute;mso-position-vertical-relative:line;mso-left-percent:-10001;mso-top-percent:-10001;v-text-anchor:top" o:gfxdata="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" fillcolor="#b80046" stroked="f">
+              <v:shape w14:anchorId="205122E8" id="Text Box 28" o:spid="_x0000_s1059" type="#_x0000_t202" style="width:433.4pt;height:49.05pt;visibility:visible;mso-wrap-style:square;mso-left-percent:-10001;mso-top-percent:-10001;mso-position-horizontal:absolute;mso-position-horizontal-relative:char;mso-position-vertical:absolute;mso-position-vertical-relative:line;mso-left-percent:-10001;mso-top-percent:-10001;v-text-anchor:top" o:gfxdata="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" fillcolor="#b80046" stroked="f">
                 <v:textbox inset="0,0,0,0">
                   <w:txbxContent>
                     <w:p>
@@ -17286,7 +17268,7 @@
         <mc:AlternateContent>
           <mc:Choice Requires="wpg">
             <w:drawing>
-              <wp:inline distT="0" distB="0" distL="0" distR="0" wp14:anchorId="43CF0865" wp14:editId="48FA1F6B">
+              <wp:inline distT="0" distB="0" distL="0" distR="0" wp14:anchorId="2FC7F8A2" wp14:editId="259A3A6A">
                 <wp:extent cx="252095" cy="622935"/>
                 <wp:effectExtent l="0" t="0" r="0" b="0"/>
                 <wp:docPr id="31" name="Group 23"/>
@@ -17799,7 +17781,7 @@
         <mc:AlternateContent>
           <mc:Choice Requires="wps">
             <w:drawing>
-              <wp:inline distT="0" distB="0" distL="0" distR="0" wp14:anchorId="2973EF3A" wp14:editId="5A17D3C9">
+              <wp:inline distT="0" distB="0" distL="0" distR="0" wp14:anchorId="28BFCD00" wp14:editId="61284054">
                 <wp:extent cx="5850890" cy="2978150"/>
                 <wp:effectExtent l="7620" t="5080" r="8890" b="7620"/>
                 <wp:docPr id="30" name="Text Box 22"/>
@@ -17907,7 +17889,7 @@
           </mc:Choice>
           <mc:Fallback>
             <w:pict>
-              <v:shape w14:anchorId="2973EF3A" id="Text Box 22" o:spid="_x0000_s1058" type="#_x0000_t202" style="width:460.7pt;height:234.5pt;visibility:visible;mso-wrap-style:square;mso-left-percent:-10001;mso-top-percent:-10001;mso-position-horizontal:absolute;mso-position-horizontal-relative:char;mso-position-vertical:absolute;mso-position-vertical-relative:line;mso-left-percent:-10001;mso-top-percent:-10001;v-text-anchor:top" o:gfxdata="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" filled="f" strokeweight=".5pt">
+              <v:shape w14:anchorId="28BFCD00" id="Text Box 22" o:spid="_x0000_s1060" type="#_x0000_t202" style="width:460.7pt;height:234.5pt;visibility:visible;mso-wrap-style:square;mso-left-percent:-10001;mso-top-percent:-10001;mso-position-horizontal:absolute;mso-position-horizontal-relative:char;mso-position-vertical:absolute;mso-position-vertical-relative:line;mso-left-percent:-10001;mso-top-percent:-10001;v-text-anchor:top" o:gfxdata="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" filled="f" strokeweight=".5pt">
                 <v:textbox inset="0,0,0,0">
                   <w:txbxContent>
                     <w:p>
@@ -18757,7 +18739,7 @@
         <mc:AlternateContent>
           <mc:Choice Requires="wps">
             <w:drawing>
-              <wp:anchor distT="0" distB="0" distL="114300" distR="114300" simplePos="0" relativeHeight="487638528" behindDoc="0" locked="0" layoutInCell="1" allowOverlap="1" wp14:anchorId="62CB3771" wp14:editId="164C1BF1">
+              <wp:anchor distT="0" distB="0" distL="114300" distR="114300" simplePos="0" relativeHeight="487638528" behindDoc="0" locked="0" layoutInCell="1" allowOverlap="1" wp14:anchorId="6038D3B8" wp14:editId="7F1F27AF">
                 <wp:simplePos x="0" y="0"/>
                 <wp:positionH relativeFrom="column">
                   <wp:posOffset>4837016</wp:posOffset>
@@ -18832,7 +18814,7 @@
           </mc:Choice>
           <mc:Fallback>
             <w:pict>
-              <v:shape w14:anchorId="62CB3771" id="_x0000_s1059" type="#_x0000_t61" style="position:absolute;margin-left:380.85pt;margin-top:-39.3pt;width:98.4pt;height:49.45pt;z-index:487638528;visibility:visible;mso-wrap-style:square;mso-width-percent:0;mso-wrap-distance-left:9pt;mso-wrap-distance-top:0;mso-wrap-distance-right:9pt;mso-wrap-distance-bottom:0;mso-position-horizontal:absolute;mso-position-horizontal-relative:text;mso-position-vertical:absolute;mso-position-vertical-relative:text;mso-width-percent:0;mso-width-relative:margin;v-text-anchor:middle" o:gfxdata="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" adj="6300,24300" fillcolor="#ffc000" strokecolor="#0a121c [484]" strokeweight=".25pt">
+              <v:shape w14:anchorId="6038D3B8" id="_x0000_s1061" type="#_x0000_t61" style="position:absolute;margin-left:380.85pt;margin-top:-39.3pt;width:98.4pt;height:49.45pt;z-index:487638528;visibility:visible;mso-wrap-style:square;mso-width-percent:0;mso-wrap-distance-left:9pt;mso-wrap-distance-top:0;mso-wrap-distance-right:9pt;mso-wrap-distance-bottom:0;mso-position-horizontal:absolute;mso-position-horizontal-relative:text;mso-position-vertical:absolute;mso-position-vertical-relative:text;mso-width-percent:0;mso-width-relative:margin;v-text-anchor:middle" o:gfxdata="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" adj="6300,24300" fillcolor="#ffc000" strokecolor="#0a121c [484]" strokeweight=".25pt">
                 <v:textbox>
                   <w:txbxContent>
                     <w:p>
@@ -18963,7 +18945,7 @@
         <mc:AlternateContent>
           <mc:Choice Requires="wps">
             <w:drawing>
-              <wp:anchor distT="0" distB="0" distL="114300" distR="114300" simplePos="0" relativeHeight="487656960" behindDoc="0" locked="0" layoutInCell="1" allowOverlap="1" wp14:anchorId="1572ED6F" wp14:editId="201B959C">
+              <wp:anchor distT="0" distB="0" distL="114300" distR="114300" simplePos="0" relativeHeight="487656960" behindDoc="0" locked="0" layoutInCell="1" allowOverlap="1" wp14:anchorId="69426FB7" wp14:editId="34C4A529">
                 <wp:simplePos x="0" y="0"/>
                 <wp:positionH relativeFrom="column">
                   <wp:posOffset>896868</wp:posOffset>
@@ -19041,7 +19023,7 @@
           </mc:Choice>
           <mc:Fallback>
             <w:pict>
-              <v:shape w14:anchorId="1572ED6F" id="_x0000_s1060" type="#_x0000_t61" style="position:absolute;left:0;text-align:left;margin-left:70.6pt;margin-top:2pt;width:106.4pt;height:20.65pt;z-index:487656960;visibility:visible;mso-wrap-style:square;mso-width-percent:0;mso-height-percent:0;mso-wrap-distance-left:9pt;mso-wrap-distance-top:0;mso-wrap-distance-right:9pt;mso-wrap-distance-bottom:0;mso-position-horizontal:absolute;mso-position-horizontal-relative:text;mso-position-vertical:absolute;mso-position-vertical-relative:text;mso-width-percent:0;mso-height-percent:0;mso-width-relative:margin;mso-height-relative:margin;v-text-anchor:middle" o:gfxdata="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" adj="6300,24300" fillcolor="#31849b [2408]" strokecolor="#0a121c [484]" strokeweight=".25pt">
+              <v:shape w14:anchorId="69426FB7" id="_x0000_s1062" type="#_x0000_t61" style="position:absolute;left:0;text-align:left;margin-left:70.6pt;margin-top:2pt;width:106.4pt;height:20.65pt;z-index:487656960;visibility:visible;mso-wrap-style:square;mso-width-percent:0;mso-height-percent:0;mso-wrap-distance-left:9pt;mso-wrap-distance-top:0;mso-wrap-distance-right:9pt;mso-wrap-distance-bottom:0;mso-position-horizontal:absolute;mso-position-horizontal-relative:text;mso-position-vertical:absolute;mso-position-vertical-relative:text;mso-width-percent:0;mso-height-percent:0;mso-width-relative:margin;mso-height-relative:margin;v-text-anchor:middle" o:gfxdata="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" adj="6300,24300" fillcolor="#31849b [2408]" strokecolor="#0a121c [484]" strokeweight=".25pt">
                 <v:textbox>
                   <w:txbxContent>
                     <w:p>
@@ -19065,7 +19047,7 @@
         <mc:AlternateContent>
           <mc:Choice Requires="wps">
             <w:drawing>
-              <wp:anchor distT="0" distB="0" distL="114300" distR="114300" simplePos="0" relativeHeight="487659008" behindDoc="0" locked="0" layoutInCell="1" allowOverlap="1" wp14:anchorId="61C27B48" wp14:editId="738A91C7">
+              <wp:anchor distT="0" distB="0" distL="114300" distR="114300" simplePos="0" relativeHeight="487659008" behindDoc="0" locked="0" layoutInCell="1" allowOverlap="1" wp14:anchorId="7700DC06" wp14:editId="7705D2FA">
                 <wp:simplePos x="0" y="0"/>
                 <wp:positionH relativeFrom="column">
                   <wp:posOffset>3553819</wp:posOffset>
@@ -19143,7 +19125,7 @@
           </mc:Choice>
           <mc:Fallback>
             <w:pict>
-              <v:shape w14:anchorId="61C27B48" id="_x0000_s1061" type="#_x0000_t61" style="position:absolute;left:0;text-align:left;margin-left:279.85pt;margin-top:3.95pt;width:106.35pt;height:20.65pt;z-index:487659008;visibility:visible;mso-wrap-style:square;mso-width-percent:0;mso-height-percent:0;mso-wrap-distance-left:9pt;mso-wrap-distance-top:0;mso-wrap-distance-right:9pt;mso-wrap-distance-bottom:0;mso-position-horizontal:absolute;mso-position-horizontal-relative:text;mso-position-vertical:absolute;mso-position-vertical-relative:text;mso-width-percent:0;mso-height-percent:0;mso-width-relative:margin;mso-height-relative:margin;v-text-anchor:middle" o:gfxdata="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" adj="6300,24300" fillcolor="#31849b [2408]" strokecolor="#0a121c [484]" strokeweight=".25pt">
+              <v:shape w14:anchorId="7700DC06" id="_x0000_s1063" type="#_x0000_t61" style="position:absolute;left:0;text-align:left;margin-left:279.85pt;margin-top:3.95pt;width:106.35pt;height:20.65pt;z-index:487659008;visibility:visible;mso-wrap-style:square;mso-width-percent:0;mso-height-percent:0;mso-wrap-distance-left:9pt;mso-wrap-distance-top:0;mso-wrap-distance-right:9pt;mso-wrap-distance-bottom:0;mso-position-horizontal:absolute;mso-position-horizontal-relative:text;mso-position-vertical:absolute;mso-position-vertical-relative:text;mso-width-percent:0;mso-height-percent:0;mso-width-relative:margin;mso-height-relative:margin;v-text-anchor:middle" o:gfxdata="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" adj="6300,24300" fillcolor="#31849b [2408]" strokecolor="#0a121c [484]" strokeweight=".25pt">
                 <v:textbox>
                   <w:txbxContent>
                     <w:p>
@@ -19231,7 +19213,7 @@
         <mc:AlternateContent>
           <mc:Choice Requires="wps">
             <w:drawing>
-              <wp:anchor distT="0" distB="0" distL="114300" distR="114300" simplePos="0" relativeHeight="487657984" behindDoc="0" locked="0" layoutInCell="1" allowOverlap="1" wp14:anchorId="544D0D22" wp14:editId="67E5A834">
+              <wp:anchor distT="0" distB="0" distL="114300" distR="114300" simplePos="0" relativeHeight="487657984" behindDoc="0" locked="0" layoutInCell="1" allowOverlap="1" wp14:anchorId="357BCA51" wp14:editId="690D44E3">
                 <wp:simplePos x="0" y="0"/>
                 <wp:positionH relativeFrom="column">
                   <wp:posOffset>898304</wp:posOffset>
@@ -19309,7 +19291,7 @@
           </mc:Choice>
           <mc:Fallback>
             <w:pict>
-              <v:shape w14:anchorId="544D0D22" id="_x0000_s1062" type="#_x0000_t61" style="position:absolute;left:0;text-align:left;margin-left:70.75pt;margin-top:2.85pt;width:106.35pt;height:20.65pt;z-index:487657984;visibility:visible;mso-wrap-style:square;mso-width-percent:0;mso-height-percent:0;mso-wrap-distance-left:9pt;mso-wrap-distance-top:0;mso-wrap-distance-right:9pt;mso-wrap-distance-bottom:0;mso-position-horizontal:absolute;mso-position-horizontal-relative:text;mso-position-vertical:absolute;mso-position-vertical-relative:text;mso-width-percent:0;mso-height-percent:0;mso-width-relative:margin;mso-height-relative:margin;v-text-anchor:middle" o:gfxdata="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" adj="6300,24300" fillcolor="#31849b [2408]" strokecolor="#0a121c [484]" strokeweight=".25pt">
+              <v:shape w14:anchorId="357BCA51" id="_x0000_s1064" type="#_x0000_t61" style="position:absolute;left:0;text-align:left;margin-left:70.75pt;margin-top:2.85pt;width:106.35pt;height:20.65pt;z-index:487657984;visibility:visible;mso-wrap-style:square;mso-width-percent:0;mso-height-percent:0;mso-wrap-distance-left:9pt;mso-wrap-distance-top:0;mso-wrap-distance-right:9pt;mso-wrap-distance-bottom:0;mso-position-horizontal:absolute;mso-position-horizontal-relative:text;mso-position-vertical:absolute;mso-position-vertical-relative:text;mso-width-percent:0;mso-height-percent:0;mso-width-relative:margin;mso-height-relative:margin;v-text-anchor:middle" o:gfxdata="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" adj="6300,24300" fillcolor="#31849b [2408]" strokecolor="#0a121c [484]" strokeweight=".25pt">
                 <v:textbox>
                   <w:txbxContent>
                     <w:p>
@@ -19396,7 +19378,7 @@
         <mc:AlternateContent>
           <mc:Choice Requires="wps">
             <w:drawing>
-              <wp:inline distT="0" distB="0" distL="0" distR="0" wp14:anchorId="1794155B" wp14:editId="4BDEB33D">
+              <wp:inline distT="0" distB="0" distL="0" distR="0" wp14:anchorId="3D18B2E6" wp14:editId="7793F3BF">
                 <wp:extent cx="5850890" cy="1405255"/>
                 <wp:effectExtent l="7620" t="13335" r="8890" b="10160"/>
                 <wp:docPr id="29" name="Text Box 21"/>
@@ -19504,7 +19486,7 @@
           </mc:Choice>
           <mc:Fallback>
             <w:pict>
-              <v:shape w14:anchorId="1794155B" id="Text Box 21" o:spid="_x0000_s1063" type="#_x0000_t202" style="width:460.7pt;height:110.65pt;visibility:visible;mso-wrap-style:square;mso-left-percent:-10001;mso-top-percent:-10001;mso-position-horizontal:absolute;mso-position-horizontal-relative:char;mso-position-vertical:absolute;mso-position-vertical-relative:line;mso-left-percent:-10001;mso-top-percent:-10001;v-text-anchor:top" o:gfxdata="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" filled="f" strokeweight=".5pt">
+              <v:shape w14:anchorId="3D18B2E6" id="Text Box 21" o:spid="_x0000_s1065" type="#_x0000_t202" style="width:460.7pt;height:110.65pt;visibility:visible;mso-wrap-style:square;mso-left-percent:-10001;mso-top-percent:-10001;mso-position-horizontal:absolute;mso-position-horizontal-relative:char;mso-position-vertical:absolute;mso-position-vertical-relative:line;mso-left-percent:-10001;mso-top-percent:-10001;v-text-anchor:top" o:gfxdata="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" filled="f" strokeweight=".5pt">
                 <v:textbox inset="0,0,0,0">
                   <w:txbxContent>
                     <w:p>
@@ -19586,7 +19568,7 @@
         <mc:AlternateContent>
           <mc:Choice Requires="wps">
             <w:drawing>
-              <wp:anchor distT="0" distB="0" distL="0" distR="0" simplePos="0" relativeHeight="487600640" behindDoc="1" locked="0" layoutInCell="1" allowOverlap="1" wp14:anchorId="60024002" wp14:editId="60356AAC">
+              <wp:anchor distT="0" distB="0" distL="0" distR="0" simplePos="0" relativeHeight="487600640" behindDoc="1" locked="0" layoutInCell="1" allowOverlap="1" wp14:anchorId="01FAF08F" wp14:editId="12EB4F54">
                 <wp:simplePos x="0" y="0"/>
                 <wp:positionH relativeFrom="page">
                   <wp:posOffset>1035685</wp:posOffset>
@@ -19685,7 +19667,7 @@
           </mc:Choice>
           <mc:Fallback>
             <w:pict>
-              <v:shape w14:anchorId="60024002" id="Text Box 20" o:spid="_x0000_s1064" type="#_x0000_t202" style="position:absolute;margin-left:81.55pt;margin-top:11.75pt;width:453.6pt;height:16pt;z-index:-15715840;visibility:visible;mso-wrap-style:square;mso-width-percent:0;mso-height-percent:0;mso-wrap-distance-left:0;mso-wrap-distance-top:0;mso-wrap-distance-right:0;mso-wrap-distance-bottom:0;mso-position-horizontal:absolute;mso-position-horizontal-relative:page;mso-position-vertical:absolute;mso-position-vertical-relative:text;mso-width-percent:0;mso-height-percent:0;mso-width-relative:page;mso-height-relative:page;v-text-anchor:top" o:gfxdata="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" fillcolor="#b80046" stroked="f">
+              <v:shape w14:anchorId="01FAF08F" id="Text Box 20" o:spid="_x0000_s1066" type="#_x0000_t202" style="position:absolute;margin-left:81.55pt;margin-top:11.75pt;width:453.6pt;height:16pt;z-index:-15715840;visibility:visible;mso-wrap-style:square;mso-width-percent:0;mso-height-percent:0;mso-wrap-distance-left:0;mso-wrap-distance-top:0;mso-wrap-distance-right:0;mso-wrap-distance-bottom:0;mso-position-horizontal:absolute;mso-position-horizontal-relative:page;mso-position-vertical:absolute;mso-position-vertical-relative:text;mso-width-percent:0;mso-height-percent:0;mso-width-relative:page;mso-height-relative:page;v-text-anchor:top" o:gfxdata="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" fillcolor="#b80046" stroked="f">
                 <v:textbox inset="0,0,0,0">
                   <w:txbxContent>
                     <w:p>
@@ -19776,7 +19758,7 @@
         <mc:AlternateContent>
           <mc:Choice Requires="wps">
             <w:drawing>
-              <wp:inline distT="0" distB="0" distL="0" distR="0" wp14:anchorId="515E672A" wp14:editId="21AE3243">
+              <wp:inline distT="0" distB="0" distL="0" distR="0" wp14:anchorId="684F17E4" wp14:editId="3D547685">
                 <wp:extent cx="5850890" cy="1414780"/>
                 <wp:effectExtent l="7620" t="6985" r="8890" b="6985"/>
                 <wp:docPr id="27" name="Text Box 19"/>
@@ -19884,7 +19866,7 @@
           </mc:Choice>
           <mc:Fallback>
             <w:pict>
-              <v:shape w14:anchorId="515E672A" id="Text Box 19" o:spid="_x0000_s1065" type="#_x0000_t202" style="width:460.7pt;height:111.4pt;visibility:visible;mso-wrap-style:square;mso-left-percent:-10001;mso-top-percent:-10001;mso-position-horizontal:absolute;mso-position-horizontal-relative:char;mso-position-vertical:absolute;mso-position-vertical-relative:line;mso-left-percent:-10001;mso-top-percent:-10001;v-text-anchor:top" o:gfxdata="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" filled="f" strokeweight=".5pt">
+              <v:shape w14:anchorId="684F17E4" id="Text Box 19" o:spid="_x0000_s1067" type="#_x0000_t202" style="width:460.7pt;height:111.4pt;visibility:visible;mso-wrap-style:square;mso-left-percent:-10001;mso-top-percent:-10001;mso-position-horizontal:absolute;mso-position-horizontal-relative:char;mso-position-vertical:absolute;mso-position-vertical-relative:line;mso-left-percent:-10001;mso-top-percent:-10001;v-text-anchor:top" o:gfxdata="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" filled="f" strokeweight=".5pt">
                 <v:textbox inset="0,0,0,0">
                   <w:txbxContent>
                     <w:p>
@@ -19982,7 +19964,7 @@
         <mc:AlternateContent>
           <mc:Choice Requires="wps">
             <w:drawing>
-              <wp:anchor distT="0" distB="0" distL="114300" distR="114300" simplePos="0" relativeHeight="487661056" behindDoc="0" locked="0" layoutInCell="1" allowOverlap="1" wp14:anchorId="74CF2777" wp14:editId="4D4335B1">
+              <wp:anchor distT="0" distB="0" distL="114300" distR="114300" simplePos="0" relativeHeight="487661056" behindDoc="0" locked="0" layoutInCell="1" allowOverlap="1" wp14:anchorId="6C53AD59" wp14:editId="612E11C9">
                 <wp:simplePos x="0" y="0"/>
                 <wp:positionH relativeFrom="column">
                   <wp:posOffset>993913</wp:posOffset>
@@ -20060,7 +20042,7 @@
           </mc:Choice>
           <mc:Fallback>
             <w:pict>
-              <v:shape w14:anchorId="74CF2777" id="_x0000_s1066" type="#_x0000_t61" style="position:absolute;left:0;text-align:left;margin-left:78.25pt;margin-top:20.6pt;width:106.35pt;height:20.65pt;z-index:487661056;visibility:visible;mso-wrap-style:square;mso-width-percent:0;mso-height-percent:0;mso-wrap-distance-left:9pt;mso-wrap-distance-top:0;mso-wrap-distance-right:9pt;mso-wrap-distance-bottom:0;mso-position-horizontal:absolute;mso-position-horizontal-relative:text;mso-position-vertical:absolute;mso-position-vertical-relative:text;mso-width-percent:0;mso-height-percent:0;mso-width-relative:margin;mso-height-relative:margin;v-text-anchor:middle" o:gfxdata="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" adj="6300,24300" fillcolor="#31849b [2408]" strokecolor="#0a121c [484]" strokeweight=".25pt">
+              <v:shape w14:anchorId="6C53AD59" id="_x0000_s1068" type="#_x0000_t61" style="position:absolute;left:0;text-align:left;margin-left:78.25pt;margin-top:20.6pt;width:106.35pt;height:20.65pt;z-index:487661056;visibility:visible;mso-wrap-style:square;mso-width-percent:0;mso-height-percent:0;mso-wrap-distance-left:9pt;mso-wrap-distance-top:0;mso-wrap-distance-right:9pt;mso-wrap-distance-bottom:0;mso-position-horizontal:absolute;mso-position-horizontal-relative:text;mso-position-vertical:absolute;mso-position-vertical-relative:text;mso-width-percent:0;mso-height-percent:0;mso-width-relative:margin;mso-height-relative:margin;v-text-anchor:middle" o:gfxdata="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" adj="6300,24300" fillcolor="#31849b [2408]" strokecolor="#0a121c [484]" strokeweight=".25pt">
                 <v:textbox>
                   <w:txbxContent>
                     <w:p>
@@ -20187,7 +20169,7 @@
         <mc:AlternateContent>
           <mc:Choice Requires="wps">
             <w:drawing>
-              <wp:inline distT="0" distB="0" distL="0" distR="0" wp14:anchorId="380E70D9" wp14:editId="213EDFFA">
+              <wp:inline distT="0" distB="0" distL="0" distR="0" wp14:anchorId="3F6D3FEF" wp14:editId="5D3A8D96">
                 <wp:extent cx="5850890" cy="1638300"/>
                 <wp:effectExtent l="7620" t="10795" r="8890" b="8255"/>
                 <wp:docPr id="26" name="Text Box 18"/>
@@ -20295,7 +20277,7 @@
           </mc:Choice>
           <mc:Fallback>
             <w:pict>
-              <v:shape w14:anchorId="380E70D9" id="Text Box 18" o:spid="_x0000_s1067" type="#_x0000_t202" style="width:460.7pt;height:129pt;visibility:visible;mso-wrap-style:square;mso-left-percent:-10001;mso-top-percent:-10001;mso-position-horizontal:absolute;mso-position-horizontal-relative:char;mso-position-vertical:absolute;mso-position-vertical-relative:line;mso-left-percent:-10001;mso-top-percent:-10001;v-text-anchor:top" o:gfxdata="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" filled="f" strokeweight=".5pt">
+              <v:shape w14:anchorId="3F6D3FEF" id="Text Box 18" o:spid="_x0000_s1069" type="#_x0000_t202" style="width:460.7pt;height:129pt;visibility:visible;mso-wrap-style:square;mso-left-percent:-10001;mso-top-percent:-10001;mso-position-horizontal:absolute;mso-position-horizontal-relative:char;mso-position-vertical:absolute;mso-position-vertical-relative:line;mso-left-percent:-10001;mso-top-percent:-10001;v-text-anchor:top" o:gfxdata="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" filled="f" strokeweight=".5pt">
                 <v:textbox inset="0,0,0,0">
                   <w:txbxContent>
                     <w:p>
@@ -20390,7 +20372,7 @@
         <mc:AlternateContent>
           <mc:Choice Requires="wps">
             <w:drawing>
-              <wp:anchor distT="0" distB="0" distL="114300" distR="114300" simplePos="0" relativeHeight="487640576" behindDoc="0" locked="0" layoutInCell="1" allowOverlap="1" wp14:anchorId="582EFD75" wp14:editId="1299F47E">
+              <wp:anchor distT="0" distB="0" distL="114300" distR="114300" simplePos="0" relativeHeight="487640576" behindDoc="0" locked="0" layoutInCell="1" allowOverlap="1" wp14:anchorId="2A56A490" wp14:editId="58F3DF75">
                 <wp:simplePos x="0" y="0"/>
                 <wp:positionH relativeFrom="column">
                   <wp:posOffset>4918765</wp:posOffset>
@@ -20465,7 +20447,7 @@
           </mc:Choice>
           <mc:Fallback>
             <w:pict>
-              <v:shape w14:anchorId="582EFD75" id="_x0000_s1068" type="#_x0000_t61" style="position:absolute;left:0;text-align:left;margin-left:387.3pt;margin-top:-36.2pt;width:91.95pt;height:49.45pt;z-index:487640576;visibility:visible;mso-wrap-style:square;mso-width-percent:0;mso-wrap-distance-left:9pt;mso-wrap-distance-top:0;mso-wrap-distance-right:9pt;mso-wrap-distance-bottom:0;mso-position-horizontal:absolute;mso-position-horizontal-relative:text;mso-position-vertical:absolute;mso-position-vertical-relative:text;mso-width-percent:0;mso-width-relative:margin;v-text-anchor:middle" o:gfxdata="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" adj="6300,24300" fillcolor="#ffc000" strokecolor="#0a121c [484]" strokeweight=".25pt">
+              <v:shape w14:anchorId="2A56A490" id="_x0000_s1070" type="#_x0000_t61" style="position:absolute;left:0;text-align:left;margin-left:387.3pt;margin-top:-36.2pt;width:91.95pt;height:49.45pt;z-index:487640576;visibility:visible;mso-wrap-style:square;mso-width-percent:0;mso-wrap-distance-left:9pt;mso-wrap-distance-top:0;mso-wrap-distance-right:9pt;mso-wrap-distance-bottom:0;mso-position-horizontal:absolute;mso-position-horizontal-relative:text;mso-position-vertical:absolute;mso-position-vertical-relative:text;mso-width-percent:0;mso-width-relative:margin;v-text-anchor:middle" o:gfxdata="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" adj="6300,24300" fillcolor="#ffc000" strokecolor="#0a121c [484]" strokeweight=".25pt">
                 <v:textbox>
                   <w:txbxContent>
                     <w:p>
@@ -20545,7 +20527,7 @@
         <mc:AlternateContent>
           <mc:Choice Requires="wps">
             <w:drawing>
-              <wp:inline distT="0" distB="0" distL="0" distR="0" wp14:anchorId="71511D07" wp14:editId="22A5C414">
+              <wp:inline distT="0" distB="0" distL="0" distR="0" wp14:anchorId="1ED07FB8" wp14:editId="3FC0851E">
                 <wp:extent cx="5850890" cy="2611120"/>
                 <wp:effectExtent l="7620" t="5080" r="8890" b="12700"/>
                 <wp:docPr id="25" name="Text Box 17"/>
@@ -20662,7 +20644,7 @@
           </mc:Choice>
           <mc:Fallback>
             <w:pict>
-              <v:shape w14:anchorId="71511D07" id="Text Box 17" o:spid="_x0000_s1069" type="#_x0000_t202" style="width:460.7pt;height:205.6pt;visibility:visible;mso-wrap-style:square;mso-left-percent:-10001;mso-top-percent:-10001;mso-position-horizontal:absolute;mso-position-horizontal-relative:char;mso-position-vertical:absolute;mso-position-vertical-relative:line;mso-left-percent:-10001;mso-top-percent:-10001;v-text-anchor:top" o:gfxdata="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" filled="f" strokeweight=".5pt">
+              <v:shape w14:anchorId="1ED07FB8" id="Text Box 17" o:spid="_x0000_s1071" type="#_x0000_t202" style="width:460.7pt;height:205.6pt;visibility:visible;mso-wrap-style:square;mso-left-percent:-10001;mso-top-percent:-10001;mso-position-horizontal:absolute;mso-position-horizontal-relative:char;mso-position-vertical:absolute;mso-position-vertical-relative:line;mso-left-percent:-10001;mso-top-percent:-10001;v-text-anchor:top" o:gfxdata="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" filled="f" strokeweight=".5pt">
                 <v:textbox inset="0,0,0,0">
                   <w:txbxContent>
                     <w:p>
@@ -20831,7 +20813,7 @@
         <mc:AlternateContent>
           <mc:Choice Requires="wps">
             <w:drawing>
-              <wp:inline distT="0" distB="0" distL="0" distR="0" wp14:anchorId="7F5BDDCA" wp14:editId="33BE1C0F">
+              <wp:inline distT="0" distB="0" distL="0" distR="0" wp14:anchorId="57BFB07B" wp14:editId="6FE23DB1">
                 <wp:extent cx="5850890" cy="2853579"/>
                 <wp:effectExtent l="0" t="0" r="16510" b="17145"/>
                 <wp:docPr id="24" name="Text Box 16"/>
@@ -20939,7 +20921,7 @@
           </mc:Choice>
           <mc:Fallback>
             <w:pict>
-              <v:shape w14:anchorId="7F5BDDCA" id="Text Box 16" o:spid="_x0000_s1070" type="#_x0000_t202" style="width:460.7pt;height:224.7pt;visibility:visible;mso-wrap-style:square;mso-left-percent:-10001;mso-top-percent:-10001;mso-position-horizontal:absolute;mso-position-horizontal-relative:char;mso-position-vertical:absolute;mso-position-vertical-relative:line;mso-left-percent:-10001;mso-top-percent:-10001;v-text-anchor:top" o:gfxdata="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" filled="f" strokeweight=".5pt">
+              <v:shape w14:anchorId="57BFB07B" id="Text Box 16" o:spid="_x0000_s1072" type="#_x0000_t202" style="width:460.7pt;height:224.7pt;visibility:visible;mso-wrap-style:square;mso-left-percent:-10001;mso-top-percent:-10001;mso-position-horizontal:absolute;mso-position-horizontal-relative:char;mso-position-vertical:absolute;mso-position-vertical-relative:line;mso-left-percent:-10001;mso-top-percent:-10001;v-text-anchor:top" o:gfxdata="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" filled="f" strokeweight=".5pt">
                 <v:textbox inset="0,0,0,0">
                   <w:txbxContent>
                     <w:p>
@@ -21064,7 +21046,7 @@
         <mc:AlternateContent>
           <mc:Choice Requires="wps">
             <w:drawing>
-              <wp:inline distT="0" distB="0" distL="0" distR="0" wp14:anchorId="17D09FEF" wp14:editId="3690F00A">
+              <wp:inline distT="0" distB="0" distL="0" distR="0" wp14:anchorId="5565956D" wp14:editId="3522669E">
                 <wp:extent cx="5850890" cy="2223521"/>
                 <wp:effectExtent l="0" t="0" r="16510" b="12065"/>
                 <wp:docPr id="23" name="Text Box 15"/>
@@ -21172,7 +21154,7 @@
           </mc:Choice>
           <mc:Fallback>
             <w:pict>
-              <v:shape w14:anchorId="17D09FEF" id="Text Box 15" o:spid="_x0000_s1071" type="#_x0000_t202" style="width:460.7pt;height:175.1pt;visibility:visible;mso-wrap-style:square;mso-left-percent:-10001;mso-top-percent:-10001;mso-position-horizontal:absolute;mso-position-horizontal-relative:char;mso-position-vertical:absolute;mso-position-vertical-relative:line;mso-left-percent:-10001;mso-top-percent:-10001;v-text-anchor:top" o:gfxdata="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" filled="f" strokeweight=".5pt">
+              <v:shape w14:anchorId="5565956D" id="Text Box 15" o:spid="_x0000_s1073" type="#_x0000_t202" style="width:460.7pt;height:175.1pt;visibility:visible;mso-wrap-style:square;mso-left-percent:-10001;mso-top-percent:-10001;mso-position-horizontal:absolute;mso-position-horizontal-relative:char;mso-position-vertical:absolute;mso-position-vertical-relative:line;mso-left-percent:-10001;mso-top-percent:-10001;v-text-anchor:top" o:gfxdata="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" filled="f" strokeweight=".5pt">
                 <v:textbox inset="0,0,0,0">
                   <w:txbxContent>
                     <w:p>
@@ -21263,7 +21245,7 @@
         <mc:AlternateContent>
           <mc:Choice Requires="wps">
             <w:drawing>
-              <wp:anchor distT="0" distB="0" distL="114300" distR="114300" simplePos="0" relativeHeight="487644672" behindDoc="0" locked="0" layoutInCell="1" allowOverlap="1" wp14:anchorId="0391070F" wp14:editId="472A3C28">
+              <wp:anchor distT="0" distB="0" distL="114300" distR="114300" simplePos="0" relativeHeight="487644672" behindDoc="0" locked="0" layoutInCell="1" allowOverlap="1" wp14:anchorId="03C78415" wp14:editId="1822D473">
                 <wp:simplePos x="0" y="0"/>
                 <wp:positionH relativeFrom="column">
                   <wp:posOffset>3908867</wp:posOffset>
@@ -21346,7 +21328,7 @@
           </mc:Choice>
           <mc:Fallback>
             <w:pict>
-              <v:shape w14:anchorId="0391070F" id="_x0000_s1072" type="#_x0000_t61" style="position:absolute;left:0;text-align:left;margin-left:307.8pt;margin-top:7.3pt;width:171.45pt;height:49.45pt;z-index:487644672;visibility:visible;mso-wrap-style:square;mso-width-percent:0;mso-wrap-distance-left:9pt;mso-wrap-distance-top:0;mso-wrap-distance-right:9pt;mso-wrap-distance-bottom:0;mso-position-horizontal:absolute;mso-position-horizontal-relative:text;mso-position-vertical:absolute;mso-position-vertical-relative:text;mso-width-percent:0;mso-width-relative:margin;v-text-anchor:middle" o:gfxdata="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" adj="6300,24300" fillcolor="#ffc000" strokecolor="#0a121c [484]" strokeweight=".25pt">
+              <v:shape w14:anchorId="03C78415" id="_x0000_s1074" type="#_x0000_t61" style="position:absolute;left:0;text-align:left;margin-left:307.8pt;margin-top:7.3pt;width:171.45pt;height:49.45pt;z-index:487644672;visibility:visible;mso-wrap-style:square;mso-width-percent:0;mso-wrap-distance-left:9pt;mso-wrap-distance-top:0;mso-wrap-distance-right:9pt;mso-wrap-distance-bottom:0;mso-position-horizontal:absolute;mso-position-horizontal-relative:text;mso-position-vertical:absolute;mso-position-vertical-relative:text;mso-width-percent:0;mso-width-relative:margin;v-text-anchor:middle" o:gfxdata="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" adj="6300,24300" fillcolor="#ffc000" strokecolor="#0a121c [484]" strokeweight=".25pt">
                 <v:textbox>
                   <w:txbxContent>
                     <w:p>
@@ -21545,7 +21527,7 @@
         <mc:AlternateContent>
           <mc:Choice Requires="wps">
             <w:drawing>
-              <wp:anchor distT="0" distB="0" distL="114300" distR="114300" simplePos="0" relativeHeight="487642624" behindDoc="0" locked="0" layoutInCell="1" allowOverlap="1" wp14:anchorId="5889A0AB" wp14:editId="61F3492E">
+              <wp:anchor distT="0" distB="0" distL="114300" distR="114300" simplePos="0" relativeHeight="487642624" behindDoc="0" locked="0" layoutInCell="1" allowOverlap="1" wp14:anchorId="0B3D09CF" wp14:editId="3FAE0F5C">
                 <wp:simplePos x="0" y="0"/>
                 <wp:positionH relativeFrom="column">
                   <wp:posOffset>4774626</wp:posOffset>
@@ -21631,7 +21613,7 @@
           </mc:Choice>
           <mc:Fallback>
             <w:pict>
-              <v:shape w14:anchorId="5889A0AB" id="_x0000_s1073" type="#_x0000_t61" style="position:absolute;margin-left:375.95pt;margin-top:-55.95pt;width:91.95pt;height:49.45pt;z-index:487642624;visibility:visible;mso-wrap-style:square;mso-width-percent:0;mso-wrap-distance-left:9pt;mso-wrap-distance-top:0;mso-wrap-distance-right:9pt;mso-wrap-distance-bottom:0;mso-position-horizontal:absolute;mso-position-horizontal-relative:text;mso-position-vertical:absolute;mso-position-vertical-relative:text;mso-width-percent:0;mso-width-relative:margin;v-text-anchor:middle" o:gfxdata="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" adj="6300,24300" fillcolor="#ffc000" strokecolor="#0a121c [484]" strokeweight=".25pt">
+              <v:shape w14:anchorId="0B3D09CF" id="_x0000_s1075" type="#_x0000_t61" style="position:absolute;margin-left:375.95pt;margin-top:-55.95pt;width:91.95pt;height:49.45pt;z-index:487642624;visibility:visible;mso-wrap-style:square;mso-width-percent:0;mso-wrap-distance-left:9pt;mso-wrap-distance-top:0;mso-wrap-distance-right:9pt;mso-wrap-distance-bottom:0;mso-position-horizontal:absolute;mso-position-horizontal-relative:text;mso-position-vertical:absolute;mso-position-vertical-relative:text;mso-width-percent:0;mso-width-relative:margin;v-text-anchor:middle" o:gfxdata="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" adj="6300,24300" fillcolor="#ffc000" strokecolor="#0a121c [484]" strokeweight=".25pt">
                 <v:textbox>
                   <w:txbxContent>
                     <w:p>
@@ -21690,7 +21672,7 @@
         <mc:AlternateContent>
           <mc:Choice Requires="wps">
             <w:drawing>
-              <wp:inline distT="0" distB="0" distL="0" distR="0" wp14:anchorId="083860E2" wp14:editId="21FD81BA">
+              <wp:inline distT="0" distB="0" distL="0" distR="0" wp14:anchorId="13900900" wp14:editId="17B610E8">
                 <wp:extent cx="5504180" cy="622935"/>
                 <wp:effectExtent l="0" t="0" r="3175" b="0"/>
                 <wp:docPr id="22" name="Text Box 14"/>
@@ -21784,7 +21766,7 @@
           </mc:Choice>
           <mc:Fallback>
             <w:pict>
-              <v:shape w14:anchorId="083860E2" id="Text Box 14" o:spid="_x0000_s1074" type="#_x0000_t202" style="width:433.4pt;height:49.05pt;visibility:visible;mso-wrap-style:square;mso-left-percent:-10001;mso-top-percent:-10001;mso-position-horizontal:absolute;mso-position-horizontal-relative:char;mso-position-vertical:absolute;mso-position-vertical-relative:line;mso-left-percent:-10001;mso-top-percent:-10001;v-text-anchor:top" o:gfxdata="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" fillcolor="#b80046" stroked="f">
+              <v:shape w14:anchorId="13900900" id="Text Box 14" o:spid="_x0000_s1076" type="#_x0000_t202" style="width:433.4pt;height:49.05pt;visibility:visible;mso-wrap-style:square;mso-left-percent:-10001;mso-top-percent:-10001;mso-position-horizontal:absolute;mso-position-horizontal-relative:char;mso-position-vertical:absolute;mso-position-vertical-relative:line;mso-left-percent:-10001;mso-top-percent:-10001;v-text-anchor:top" o:gfxdata="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" fillcolor="#b80046" stroked="f">
                 <v:textbox inset="0,0,0,0">
                   <w:txbxContent>
                     <w:p>
@@ -21853,7 +21835,7 @@
         <mc:AlternateContent>
           <mc:Choice Requires="wpg">
             <w:drawing>
-              <wp:inline distT="0" distB="0" distL="0" distR="0" wp14:anchorId="1A3AEF79" wp14:editId="7CFB8FC5">
+              <wp:inline distT="0" distB="0" distL="0" distR="0" wp14:anchorId="3EB347D5" wp14:editId="7ED78F04">
                 <wp:extent cx="252095" cy="622935"/>
                 <wp:effectExtent l="0" t="0" r="0" b="0"/>
                 <wp:docPr id="17" name="Group 9"/>
@@ -22087,7 +22069,7 @@
         <mc:AlternateContent>
           <mc:Choice Requires="wps">
             <w:drawing>
-              <wp:inline distT="0" distB="0" distL="0" distR="0" wp14:anchorId="744000A6" wp14:editId="55958922">
+              <wp:inline distT="0" distB="0" distL="0" distR="0" wp14:anchorId="2E968816" wp14:editId="5FEF82BD">
                 <wp:extent cx="5850890" cy="6403975"/>
                 <wp:effectExtent l="7620" t="13970" r="8890" b="11430"/>
                 <wp:docPr id="16" name="Text Box 8"/>
@@ -22195,7 +22177,7 @@
           </mc:Choice>
           <mc:Fallback>
             <w:pict>
-              <v:shape w14:anchorId="744000A6" id="Text Box 8" o:spid="_x0000_s1075" type="#_x0000_t202" style="width:460.7pt;height:504.25pt;visibility:visible;mso-wrap-style:square;mso-left-percent:-10001;mso-top-percent:-10001;mso-position-horizontal:absolute;mso-position-horizontal-relative:char;mso-position-vertical:absolute;mso-position-vertical-relative:line;mso-left-percent:-10001;mso-top-percent:-10001;v-text-anchor:top" o:gfxdata="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" filled="f" strokeweight=".5pt">
+              <v:shape w14:anchorId="2E968816" id="Text Box 8" o:spid="_x0000_s1077" type="#_x0000_t202" style="width:460.7pt;height:504.25pt;visibility:visible;mso-wrap-style:square;mso-left-percent:-10001;mso-top-percent:-10001;mso-position-horizontal:absolute;mso-position-horizontal-relative:char;mso-position-vertical:absolute;mso-position-vertical-relative:line;mso-left-percent:-10001;mso-top-percent:-10001;v-text-anchor:top" o:gfxdata="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" filled="f" strokeweight=".5pt">
                 <v:textbox inset="0,0,0,0">
                   <w:txbxContent>
                     <w:p>
@@ -22264,9 +22246,409 @@
         <w:pStyle w:val="Textoindependiente"/>
       </w:pPr>
     </w:p>
+    <w:p>
+      <w:pPr>
+        <w:jc w:val="center"/>
+      </w:pPr>
+      <w:r>
+        <w:rPr>
+          <w:noProof/>
+        </w:rPr>
+        <w:lastRenderedPageBreak/>
+        <w:drawing>
+          <wp:inline distT="0" distB="0" distL="0" distR="0" wp14:anchorId="02778932" wp14:editId="3ED6F24B">
+            <wp:extent cx="3403600" cy="4876800"/>
+            <wp:effectExtent l="0" t="0" r="0" b="0"/>
+            <wp:docPr id="2079939498" name="Imagen 2079939498"/>
+            <wp:cNvGraphicFramePr>
+              <a:graphicFrameLocks xmlns:a="http://schemas.openxmlformats.org/drawingml/2006/main" noChangeAspect="1"/>
+            </wp:cNvGraphicFramePr>
+            <a:graphic xmlns:a="http://schemas.openxmlformats.org/drawingml/2006/main">
+              <a:graphicData uri="http://schemas.openxmlformats.org/drawingml/2006/picture">
+                <pic:pic xmlns:pic="http://schemas.openxmlformats.org/drawingml/2006/picture">
+                  <pic:nvPicPr>
+                    <pic:cNvPr id="0" name=""/>
+                    <pic:cNvPicPr/>
+                  </pic:nvPicPr>
+                  <pic:blipFill>
+                    <a:blip r:embed="rId11"/>
+                    <a:stretch>
+                      <a:fillRect/>
+                    </a:stretch>
+                  </pic:blipFill>
+                  <pic:spPr>
+                    <a:xfrm>
+                      <a:off x="0" y="0"/>
+                      <a:ext cx="3403600" cy="4876800"/>
+                    </a:xfrm>
+                    <a:prstGeom prst="rect">
+                      <a:avLst/>
+                    </a:prstGeom>
+                  </pic:spPr>
+                </pic:pic>
+              </a:graphicData>
+            </a:graphic>
+          </wp:inline>
+        </w:drawing>
+      </w:r>
+    </w:p>
+    <w:p>
+      <w:pPr>
+        <w:jc w:val="center"/>
+      </w:pPr>
+      <w:r>
+        <w:rPr>
+          <w:noProof/>
+        </w:rPr>
+        <w:lastRenderedPageBreak/>
+        <w:drawing>
+          <wp:inline distT="0" distB="0" distL="0" distR="0" wp14:anchorId="571A0AC1" wp14:editId="1D1B60FD">
+            <wp:extent cx="3403600" cy="4876800"/>
+            <wp:effectExtent l="0" t="0" r="0" b="0"/>
+            <wp:docPr id="1208235423" name="Imagen 1208235423"/>
+            <wp:cNvGraphicFramePr>
+              <a:graphicFrameLocks xmlns:a="http://schemas.openxmlformats.org/drawingml/2006/main" noChangeAspect="1"/>
+            </wp:cNvGraphicFramePr>
+            <a:graphic xmlns:a="http://schemas.openxmlformats.org/drawingml/2006/main">
+              <a:graphicData uri="http://schemas.openxmlformats.org/drawingml/2006/picture">
+                <pic:pic xmlns:pic="http://schemas.openxmlformats.org/drawingml/2006/picture">
+                  <pic:nvPicPr>
+                    <pic:cNvPr id="0" name=""/>
+                    <pic:cNvPicPr/>
+                  </pic:nvPicPr>
+                  <pic:blipFill>
+                    <a:blip r:embed="rId11"/>
+                    <a:stretch>
+                      <a:fillRect/>
+                    </a:stretch>
+                  </pic:blipFill>
+                  <pic:spPr>
+                    <a:xfrm>
+                      <a:off x="0" y="0"/>
+                      <a:ext cx="3403600" cy="4876800"/>
+                    </a:xfrm>
+                    <a:prstGeom prst="rect">
+                      <a:avLst/>
+                    </a:prstGeom>
+                  </pic:spPr>
+                </pic:pic>
+              </a:graphicData>
+            </a:graphic>
+          </wp:inline>
+        </w:drawing>
+      </w:r>
+    </w:p>
+    <w:p>
+      <w:pPr/>
+      <w:r>
+        <w:rPr>
+          <w:noProof/>
+        </w:rPr>
+        <w:lastRenderedPageBreak/>
+        <w:drawing>
+          <wp:inline distT="0" distB="0" distL="0" distR="0" wp14:anchorId="3E647957" wp14:editId="2F8FD79F">
+            <wp:extent cx="3403600" cy="4876800"/>
+            <wp:effectExtent l="0" t="0" r="0" b="0"/>
+            <wp:docPr id="1385511165" name="Imagen 1385511165"/>
+            <wp:cNvGraphicFramePr>
+              <a:graphicFrameLocks xmlns:a="http://schemas.openxmlformats.org/drawingml/2006/main" noChangeAspect="1"/>
+            </wp:cNvGraphicFramePr>
+            <a:graphic xmlns:a="http://schemas.openxmlformats.org/drawingml/2006/main">
+              <a:graphicData uri="http://schemas.openxmlformats.org/drawingml/2006/picture">
+                <pic:pic xmlns:pic="http://schemas.openxmlformats.org/drawingml/2006/picture">
+                  <pic:nvPicPr>
+                    <pic:cNvPr id="0" name=""/>
+                    <pic:cNvPicPr/>
+                  </pic:nvPicPr>
+                  <pic:blipFill>
+                    <a:blip r:embed="rId12"/>
+                    <a:stretch>
+                      <a:fillRect/>
+                    </a:stretch>
+                  </pic:blipFill>
+                  <pic:spPr>
+                    <a:xfrm>
+                      <a:off x="0" y="0"/>
+                      <a:ext cx="3403600" cy="4876800"/>
+                    </a:xfrm>
+                    <a:prstGeom prst="rect">
+                      <a:avLst/>
+                    </a:prstGeom>
+                  </pic:spPr>
+                </pic:pic>
+              </a:graphicData>
+            </a:graphic>
+          </wp:inline>
+        </w:drawing>
+      </w:r>
+    </w:p>
+    <w:p>
+      <w:pPr>
+        <w:jc w:val="center"/>
+      </w:pPr>
+      <w:r>
+        <w:rPr>
+          <w:noProof/>
+        </w:rPr>
+        <w:lastRenderedPageBreak/>
+        <w:drawing>
+          <wp:inline distT="0" distB="0" distL="0" distR="0" wp14:anchorId="3C4FC082" wp14:editId="5A991B95">
+            <wp:extent cx="3403600" cy="4876800"/>
+            <wp:effectExtent l="0" t="0" r="0" b="0"/>
+            <wp:docPr id="914091333" name="Imagen 914091333"/>
+            <wp:cNvGraphicFramePr>
+              <a:graphicFrameLocks xmlns:a="http://schemas.openxmlformats.org/drawingml/2006/main" noChangeAspect="1"/>
+            </wp:cNvGraphicFramePr>
+            <a:graphic xmlns:a="http://schemas.openxmlformats.org/drawingml/2006/main">
+              <a:graphicData uri="http://schemas.openxmlformats.org/drawingml/2006/picture">
+                <pic:pic xmlns:pic="http://schemas.openxmlformats.org/drawingml/2006/picture">
+                  <pic:nvPicPr>
+                    <pic:cNvPr id="0" name=""/>
+                    <pic:cNvPicPr/>
+                  </pic:nvPicPr>
+                  <pic:blipFill>
+                    <a:blip r:embed="rId11"/>
+                    <a:stretch>
+                      <a:fillRect/>
+                    </a:stretch>
+                  </pic:blipFill>
+                  <pic:spPr>
+                    <a:xfrm>
+                      <a:off x="0" y="0"/>
+                      <a:ext cx="3403600" cy="4876800"/>
+                    </a:xfrm>
+                    <a:prstGeom prst="rect">
+                      <a:avLst/>
+                    </a:prstGeom>
+                  </pic:spPr>
+                </pic:pic>
+              </a:graphicData>
+            </a:graphic>
+          </wp:inline>
+        </w:drawing>
+      </w:r>
+    </w:p>
+    <w:p>
+      <w:pPr/>
+      <w:r>
+        <w:rPr>
+          <w:noProof/>
+        </w:rPr>
+        <w:lastRenderedPageBreak/>
+        <w:drawing>
+          <wp:inline distT="0" distB="0" distL="0" distR="0" wp14:anchorId="3EC41399" wp14:editId="0330A0B7">
+            <wp:extent cx="3403600" cy="4876800"/>
+            <wp:effectExtent l="0" t="0" r="0" b="0"/>
+            <wp:docPr id="1617982980" name="Imagen 1617982980"/>
+            <wp:cNvGraphicFramePr>
+              <a:graphicFrameLocks xmlns:a="http://schemas.openxmlformats.org/drawingml/2006/main" noChangeAspect="1"/>
+            </wp:cNvGraphicFramePr>
+            <a:graphic xmlns:a="http://schemas.openxmlformats.org/drawingml/2006/main">
+              <a:graphicData uri="http://schemas.openxmlformats.org/drawingml/2006/picture">
+                <pic:pic xmlns:pic="http://schemas.openxmlformats.org/drawingml/2006/picture">
+                  <pic:nvPicPr>
+                    <pic:cNvPr id="0" name=""/>
+                    <pic:cNvPicPr/>
+                  </pic:nvPicPr>
+                  <pic:blipFill>
+                    <a:blip r:embed="rId12"/>
+                    <a:stretch>
+                      <a:fillRect/>
+                    </a:stretch>
+                  </pic:blipFill>
+                  <pic:spPr>
+                    <a:xfrm>
+                      <a:off x="0" y="0"/>
+                      <a:ext cx="3403600" cy="4876800"/>
+                    </a:xfrm>
+                    <a:prstGeom prst="rect">
+                      <a:avLst/>
+                    </a:prstGeom>
+                  </pic:spPr>
+                </pic:pic>
+              </a:graphicData>
+            </a:graphic>
+          </wp:inline>
+        </w:drawing>
+      </w:r>
+    </w:p>
+    <w:p>
+      <w:pPr>
+        <w:jc w:val="center"/>
+      </w:pPr>
+      <w:r>
+        <w:rPr>
+          <w:noProof/>
+        </w:rPr>
+        <w:lastRenderedPageBreak/>
+        <w:drawing>
+          <wp:inline distT="0" distB="0" distL="0" distR="0" wp14:anchorId="7B922E92" wp14:editId="321189AF">
+            <wp:extent cx="3403600" cy="4876800"/>
+            <wp:effectExtent l="0" t="0" r="0" b="0"/>
+            <wp:docPr id="881469562" name="Imagen 881469562"/>
+            <wp:cNvGraphicFramePr>
+              <a:graphicFrameLocks xmlns:a="http://schemas.openxmlformats.org/drawingml/2006/main" noChangeAspect="1"/>
+            </wp:cNvGraphicFramePr>
+            <a:graphic xmlns:a="http://schemas.openxmlformats.org/drawingml/2006/main">
+              <a:graphicData uri="http://schemas.openxmlformats.org/drawingml/2006/picture">
+                <pic:pic xmlns:pic="http://schemas.openxmlformats.org/drawingml/2006/picture">
+                  <pic:nvPicPr>
+                    <pic:cNvPr id="0" name=""/>
+                    <pic:cNvPicPr/>
+                  </pic:nvPicPr>
+                  <pic:blipFill>
+                    <a:blip r:embed="rId11"/>
+                    <a:stretch>
+                      <a:fillRect/>
+                    </a:stretch>
+                  </pic:blipFill>
+                  <pic:spPr>
+                    <a:xfrm>
+                      <a:off x="0" y="0"/>
+                      <a:ext cx="3403600" cy="4876800"/>
+                    </a:xfrm>
+                    <a:prstGeom prst="rect">
+                      <a:avLst/>
+                    </a:prstGeom>
+                  </pic:spPr>
+                </pic:pic>
+              </a:graphicData>
+            </a:graphic>
+          </wp:inline>
+        </w:drawing>
+      </w:r>
+    </w:p>
+    <w:p>
+      <w:pPr/>
+      <w:r>
+        <w:rPr>
+          <w:noProof/>
+        </w:rPr>
+        <w:lastRenderedPageBreak/>
+        <w:drawing>
+          <wp:inline distT="0" distB="0" distL="0" distR="0" wp14:anchorId="65DBC5AE" wp14:editId="3B3B8C83">
+            <wp:extent cx="3403600" cy="4876800"/>
+            <wp:effectExtent l="0" t="0" r="0" b="0"/>
+            <wp:docPr id="2008315989" name="Imagen 2008315989"/>
+            <wp:cNvGraphicFramePr>
+              <a:graphicFrameLocks xmlns:a="http://schemas.openxmlformats.org/drawingml/2006/main" noChangeAspect="1"/>
+            </wp:cNvGraphicFramePr>
+            <a:graphic xmlns:a="http://schemas.openxmlformats.org/drawingml/2006/main">
+              <a:graphicData uri="http://schemas.openxmlformats.org/drawingml/2006/picture">
+                <pic:pic xmlns:pic="http://schemas.openxmlformats.org/drawingml/2006/picture">
+                  <pic:nvPicPr>
+                    <pic:cNvPr id="0" name=""/>
+                    <pic:cNvPicPr/>
+                  </pic:nvPicPr>
+                  <pic:blipFill>
+                    <a:blip r:embed="rId12"/>
+                    <a:stretch>
+                      <a:fillRect/>
+                    </a:stretch>
+                  </pic:blipFill>
+                  <pic:spPr>
+                    <a:xfrm>
+                      <a:off x="0" y="0"/>
+                      <a:ext cx="3403600" cy="4876800"/>
+                    </a:xfrm>
+                    <a:prstGeom prst="rect">
+                      <a:avLst/>
+                    </a:prstGeom>
+                  </pic:spPr>
+                </pic:pic>
+              </a:graphicData>
+            </a:graphic>
+          </wp:inline>
+        </w:drawing>
+      </w:r>
+    </w:p>
+    <w:p>
+      <w:pPr>
+        <w:jc w:val="center"/>
+      </w:pPr>
+      <w:r xmlns:w="http://schemas.openxmlformats.org/wordprocessingml/2006/main">
+        <w:drawing>
+          <wp:inline xmlns:wp="http://schemas.openxmlformats.org/drawingml/2006/wordprocessingDrawing" distT="0" distB="0" distL="0" distR="0">
+            <wp:extent cx="3403600" cy="4876800"/>
+            <wp:effectExtent l="0" t="0" r="0" b="0"/>
+            <wp:docPr id="2140229773" name="" descr=""/>
+            <wp:cNvGraphicFramePr>
+              <a:graphicFrameLocks xmlns:a="http://schemas.openxmlformats.org/drawingml/2006/main" noChangeAspect="1"/>
+            </wp:cNvGraphicFramePr>
+            <a:graphic xmlns:a="http://schemas.openxmlformats.org/drawingml/2006/main">
+              <a:graphicData uri="http://schemas.openxmlformats.org/drawingml/2006/picture">
+                <pic:pic xmlns:pic="http://schemas.openxmlformats.org/drawingml/2006/picture">
+                  <pic:nvPicPr>
+                    <pic:cNvPr id="0" name=""/>
+                    <pic:cNvPicPr/>
+                  </pic:nvPicPr>
+                  <pic:blipFill>
+                    <a:blip xmlns:r="http://schemas.openxmlformats.org/officeDocument/2006/relationships" r:embed="R8d6c2c7de8264eeb"/>
+                    <a:stretch>
+                      <a:fillRect/>
+                    </a:stretch>
+                  </pic:blipFill>
+                  <pic:spPr>
+                    <a:xfrm>
+                      <a:off x="0" y="0"/>
+                      <a:ext cx="3403600" cy="4876800"/>
+                    </a:xfrm>
+                    <a:prstGeom prst="rect">
+                      <a:avLst/>
+                    </a:prstGeom>
+                  </pic:spPr>
+                </pic:pic>
+              </a:graphicData>
+            </a:graphic>
+          </wp:inline>
+        </w:drawing>
+      </w:r>
+    </w:p>
+    <w:p>
+      <w:pPr>
+        <w:jc w:val="left"/>
+      </w:pPr>
+      <w:r xmlns:w="http://schemas.openxmlformats.org/wordprocessingml/2006/main">
+        <w:drawing>
+          <wp:inline xmlns:wp="http://schemas.openxmlformats.org/drawingml/2006/wordprocessingDrawing" distT="0" distB="0" distL="0" distR="0">
+            <wp:extent cx="3403600" cy="4876800"/>
+            <wp:effectExtent l="0" t="0" r="0" b="0"/>
+            <wp:docPr id="2140229774" name="" descr=""/>
+            <wp:cNvGraphicFramePr>
+              <a:graphicFrameLocks xmlns:a="http://schemas.openxmlformats.org/drawingml/2006/main" noChangeAspect="1"/>
+            </wp:cNvGraphicFramePr>
+            <a:graphic xmlns:a="http://schemas.openxmlformats.org/drawingml/2006/main">
+              <a:graphicData uri="http://schemas.openxmlformats.org/drawingml/2006/picture">
+                <pic:pic xmlns:pic="http://schemas.openxmlformats.org/drawingml/2006/picture">
+                  <pic:nvPicPr>
+                    <pic:cNvPr id="0" name=""/>
+                    <pic:cNvPicPr/>
+                  </pic:nvPicPr>
+                  <pic:blipFill>
+                    <a:blip xmlns:r="http://schemas.openxmlformats.org/officeDocument/2006/relationships" r:embed="R9ba62545a81147b4"/>
+                    <a:stretch>
+                      <a:fillRect/>
+                    </a:stretch>
+                  </pic:blipFill>
+                  <pic:spPr>
+                    <a:xfrm>
+                      <a:off x="0" y="0"/>
+                      <a:ext cx="3403600" cy="4876800"/>
+                    </a:xfrm>
+                    <a:prstGeom prst="rect">
+                      <a:avLst/>
+                    </a:prstGeom>
+                  </pic:spPr>
+                </pic:pic>
+              </a:graphicData>
+            </a:graphic>
+          </wp:inline>
+        </w:drawing>
+      </w:r>
+    </w:p>
     <w:sectPr>
-      <w:headerReference w:type="default" r:id="rId12"/>
-      <w:footerReference w:type="default" r:id="rId13"/>
+      <w:headerReference w:type="default" r:id="rId13"/>
+      <w:footerReference w:type="default" r:id="rId14"/>
       <w:pgSz w:w="12240" w:h="15840"/>
       <w:pgMar w:top="1500" w:right="1120" w:bottom="280" w:left="1520" w:header="0" w:footer="0" w:gutter="0"/>
       <w:cols w:space="720"/>
@@ -22312,7 +22694,7 @@
       <mc:AlternateContent>
         <mc:Choice Requires="wpg">
           <w:drawing>
-            <wp:anchor distT="0" distB="0" distL="114300" distR="114300" simplePos="0" relativeHeight="486917632" behindDoc="1" locked="0" layoutInCell="1" allowOverlap="1" wp14:anchorId="1FFE8EED" wp14:editId="51DDC8E1">
+            <wp:anchor distT="0" distB="0" distL="114300" distR="114300" simplePos="0" relativeHeight="486917632" behindDoc="1" locked="0" layoutInCell="1" allowOverlap="1" wp14:anchorId="0BB5F37C" wp14:editId="5E4AA28E">
               <wp:simplePos x="0" y="0"/>
               <wp:positionH relativeFrom="margin">
                 <wp:align>right</wp:align>
@@ -22630,7 +23012,7 @@
       <mc:AlternateContent>
         <mc:Choice Requires="wps">
           <w:drawing>
-            <wp:anchor distT="0" distB="0" distL="114300" distR="114300" simplePos="0" relativeHeight="486918144" behindDoc="1" locked="0" layoutInCell="1" allowOverlap="1" wp14:anchorId="03BDCB2E" wp14:editId="5A64FD42">
+            <wp:anchor distT="0" distB="0" distL="114300" distR="114300" simplePos="0" relativeHeight="486918144" behindDoc="1" locked="0" layoutInCell="1" allowOverlap="1" wp14:anchorId="704AF880" wp14:editId="072C3B51">
               <wp:simplePos x="0" y="0"/>
               <wp:positionH relativeFrom="page">
                 <wp:posOffset>1042035</wp:posOffset>
@@ -22741,11 +23123,11 @@
         </mc:Choice>
         <mc:Fallback>
           <w:pict>
-            <v:shapetype w14:anchorId="03BDCB2E" id="_x0000_t202" coordsize="21600,21600" o:spt="202" path="m,l,21600r21600,l21600,xe">
+            <v:shapetype w14:anchorId="704AF880" id="_x0000_t202" coordsize="21600,21600" o:spt="202" path="m,l,21600r21600,l21600,xe">
               <v:stroke joinstyle="miter"/>
               <v:path gradientshapeok="t" o:connecttype="rect"/>
             </v:shapetype>
-            <v:shape id="Text Box 1" o:spid="_x0000_s1076" type="#_x0000_t202" style="position:absolute;margin-left:82.05pt;margin-top:714.6pt;width:19.35pt;height:15.45pt;z-index:-16398336;visibility:visible;mso-wrap-style:square;mso-width-percent:0;mso-height-percent:0;mso-wrap-distance-left:9pt;mso-wrap-distance-top:0;mso-wrap-distance-right:9pt;mso-wrap-distance-bottom:0;mso-position-horizontal:absolute;mso-position-horizontal-relative:page;mso-position-vertical:absolute;mso-position-vertical-relative:page;mso-width-percent:0;mso-height-percent:0;mso-width-relative:page;mso-height-relative:page;v-text-anchor:top" o:gfxdata="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" filled="f" stroked="f">
+            <v:shape id="Text Box 1" o:spid="_x0000_s1078" type="#_x0000_t202" style="position:absolute;margin-left:82.05pt;margin-top:714.6pt;width:19.35pt;height:15.45pt;z-index:-16398336;visibility:visible;mso-wrap-style:square;mso-width-percent:0;mso-height-percent:0;mso-wrap-distance-left:9pt;mso-wrap-distance-top:0;mso-wrap-distance-right:9pt;mso-wrap-distance-bottom:0;mso-position-horizontal:absolute;mso-position-horizontal-relative:page;mso-position-vertical:absolute;mso-position-vertical-relative:page;mso-width-percent:0;mso-height-percent:0;mso-width-relative:page;mso-height-relative:page;v-text-anchor:top" o:gfxdata="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" filled="f" stroked="f">
               <v:textbox inset="0,0,0,0">
                 <w:txbxContent>
                   <w:p>
@@ -22846,7 +23228,7 @@
         <w:lang w:val="es-MX" w:eastAsia="es-MX"/>
       </w:rPr>
       <w:drawing>
-        <wp:anchor distT="0" distB="0" distL="0" distR="0" simplePos="0" relativeHeight="486917120" behindDoc="1" locked="0" layoutInCell="1" allowOverlap="1" wp14:anchorId="08CAFF7C" wp14:editId="6EB7E5FA">
+        <wp:anchor distT="0" distB="0" distL="0" distR="0" simplePos="0" relativeHeight="486917120" behindDoc="1" locked="0" layoutInCell="1" allowOverlap="1" wp14:anchorId="21EB652A" wp14:editId="5E94C0D1">
           <wp:simplePos x="0" y="0"/>
           <wp:positionH relativeFrom="page">
             <wp:posOffset>1227822</wp:posOffset>
